--- a/Documentation/documentation-abnt.docx
+++ b/Documentation/documentation-abnt.docx
@@ -383,6 +383,7 @@
         <w:pStyle w:val="Ttulodotrabalho"/>
         <w:spacing w:line="360" w:lineRule="auto"/>
         <w:contextualSpacing/>
+        <w:jc w:val="both"/>
         <w:rPr>
           <w:rFonts w:cs="Arial"/>
           <w:b w:val="0"/>
@@ -404,66 +405,6 @@
     </w:p>
     <w:p>
       <w:pPr>
-        <w:pStyle w:val="Ttulodotrabalho"/>
-        <w:spacing w:line="360" w:lineRule="auto"/>
-        <w:contextualSpacing/>
-        <w:rPr>
-          <w:rFonts w:cs="Arial"/>
-          <w:b w:val="0"/>
-          <w:sz w:val="24"/>
-        </w:rPr>
-      </w:pPr>
-    </w:p>
-    <w:p>
-      <w:pPr>
-        <w:pStyle w:val="Ttulodotrabalho"/>
-        <w:spacing w:line="360" w:lineRule="auto"/>
-        <w:contextualSpacing/>
-        <w:rPr>
-          <w:rFonts w:cs="Arial"/>
-          <w:b w:val="0"/>
-          <w:sz w:val="24"/>
-        </w:rPr>
-      </w:pPr>
-    </w:p>
-    <w:p>
-      <w:pPr>
-        <w:pStyle w:val="Ttulodotrabalho"/>
-        <w:spacing w:line="360" w:lineRule="auto"/>
-        <w:contextualSpacing/>
-        <w:rPr>
-          <w:rFonts w:cs="Arial"/>
-          <w:b w:val="0"/>
-          <w:sz w:val="24"/>
-        </w:rPr>
-      </w:pPr>
-    </w:p>
-    <w:p>
-      <w:pPr>
-        <w:pStyle w:val="Ttulodotrabalho"/>
-        <w:spacing w:line="360" w:lineRule="auto"/>
-        <w:contextualSpacing/>
-        <w:rPr>
-          <w:rFonts w:cs="Arial"/>
-          <w:b w:val="0"/>
-          <w:sz w:val="24"/>
-        </w:rPr>
-      </w:pPr>
-    </w:p>
-    <w:p>
-      <w:pPr>
-        <w:pStyle w:val="Ttulodotrabalho"/>
-        <w:spacing w:line="360" w:lineRule="auto"/>
-        <w:contextualSpacing/>
-        <w:rPr>
-          <w:rFonts w:cs="Arial"/>
-          <w:b w:val="0"/>
-          <w:sz w:val="24"/>
-        </w:rPr>
-      </w:pPr>
-    </w:p>
-    <w:p>
-      <w:pPr>
         <w:spacing w:line="360" w:lineRule="auto"/>
         <w:rPr>
           <w:rFonts w:ascii="Arial" w:hAnsi="Arial" w:cs="Arial"/>
@@ -552,25 +493,7 @@
         <w:rPr>
           <w:rFonts w:ascii="Arial" w:hAnsi="Arial" w:cs="Arial"/>
         </w:rPr>
-        <w:t xml:space="preserve"> de Dados e Sistemas Reconfiguráveis </w:t>
-      </w:r>
-      <w:r>
-        <w:rPr>
-          <w:rFonts w:ascii="Arial" w:hAnsi="Arial" w:cs="Arial"/>
-        </w:rPr>
-        <w:t xml:space="preserve">do curso de Engenharia da Computação da </w:t>
-      </w:r>
-      <w:r>
-        <w:rPr>
-          <w:rFonts w:ascii="Arial" w:hAnsi="Arial" w:cs="Arial"/>
-        </w:rPr>
-        <w:t xml:space="preserve">Faculdade Engenheiro Salvador Arena </w:t>
-      </w:r>
-      <w:r>
-        <w:rPr>
-          <w:rFonts w:ascii="Arial" w:hAnsi="Arial" w:cs="Arial"/>
-        </w:rPr>
-        <w:t>como requisito parcial para obtenção de nota.</w:t>
+        <w:t xml:space="preserve"> de Dados e Sistemas Reconfiguráveis do curso de Engenharia da Computação da Faculdade Engenheiro Salvador Arena como requisito parcial para obtenção de nota.</w:t>
       </w:r>
     </w:p>
     <w:p>
@@ -614,13 +537,7 @@
         <w:rPr>
           <w:rFonts w:ascii="Arial" w:hAnsi="Arial" w:cs="Arial"/>
         </w:rPr>
-        <w:t>Vinícius</w:t>
-      </w:r>
-      <w:r>
-        <w:rPr>
-          <w:rFonts w:ascii="Arial" w:hAnsi="Arial" w:cs="Arial"/>
-        </w:rPr>
-        <w:t xml:space="preserve"> S. Borges</w:t>
+        <w:t>Vinícius S. Borges</w:t>
       </w:r>
     </w:p>
     <w:p>
@@ -683,6 +600,7 @@
       <w:pPr>
         <w:spacing w:line="360" w:lineRule="auto"/>
         <w:contextualSpacing/>
+        <w:jc w:val="right"/>
         <w:rPr>
           <w:rFonts w:ascii="Arial" w:hAnsi="Arial" w:cs="Arial"/>
         </w:rPr>
@@ -692,6 +610,7 @@
       <w:pPr>
         <w:spacing w:line="360" w:lineRule="auto"/>
         <w:contextualSpacing/>
+        <w:jc w:val="right"/>
         <w:rPr>
           <w:rFonts w:ascii="Arial" w:hAnsi="Arial" w:cs="Arial"/>
         </w:rPr>
@@ -701,15 +620,7 @@
       <w:pPr>
         <w:spacing w:line="360" w:lineRule="auto"/>
         <w:contextualSpacing/>
-        <w:rPr>
-          <w:rFonts w:ascii="Arial" w:hAnsi="Arial" w:cs="Arial"/>
-        </w:rPr>
-      </w:pPr>
-    </w:p>
-    <w:p>
-      <w:pPr>
-        <w:spacing w:line="360" w:lineRule="auto"/>
-        <w:contextualSpacing/>
+        <w:jc w:val="right"/>
         <w:rPr>
           <w:rFonts w:ascii="Arial" w:hAnsi="Arial" w:cs="Arial"/>
         </w:rPr>
@@ -762,6 +673,24 @@
     </w:p>
     <w:p>
       <w:pPr>
+        <w:jc w:val="left"/>
+        <w:rPr>
+          <w:rFonts w:ascii="Arial" w:hAnsi="Arial" w:cs="Arial"/>
+        </w:rPr>
+      </w:pPr>
+    </w:p>
+    <w:p>
+      <w:pPr>
+        <w:pStyle w:val="CidadeAno"/>
+        <w:spacing w:line="360" w:lineRule="auto"/>
+        <w:contextualSpacing/>
+        <w:rPr>
+          <w:rFonts w:cs="Arial"/>
+        </w:rPr>
+      </w:pPr>
+    </w:p>
+    <w:p>
+      <w:pPr>
         <w:pStyle w:val="Dedicatria"/>
         <w:spacing w:line="360" w:lineRule="auto"/>
         <w:ind w:left="0"/>
@@ -805,56 +734,11 @@
       <w:pPr>
         <w:pStyle w:val="Texto"/>
         <w:rPr>
-          <w:rFonts w:ascii="Arial" w:hAnsi="Arial" w:cs="Arial"/>
-          <w:b w:val="0"/>
-          <w:color w:val="auto"/>
-          <w:sz w:val="24"/>
-        </w:rPr>
-      </w:pPr>
-      <w:r>
-        <w:rPr>
-          <w:rFonts w:ascii="Arial" w:hAnsi="Arial" w:cs="Arial"/>
-          <w:b w:val="0"/>
-          <w:color w:val="auto"/>
-          <w:sz w:val="24"/>
-        </w:rPr>
-        <w:t>Agradeço ao professor Vinícius S. Borges pelo incentivo,</w:t>
-      </w:r>
-      <w:r>
-        <w:rPr>
-          <w:rFonts w:ascii="Arial" w:hAnsi="Arial" w:cs="Arial"/>
-          <w:b w:val="0"/>
-          <w:color w:val="auto"/>
-          <w:sz w:val="24"/>
-        </w:rPr>
-        <w:t xml:space="preserve"> </w:t>
-      </w:r>
-      <w:r>
-        <w:rPr>
-          <w:rFonts w:ascii="Arial" w:hAnsi="Arial" w:cs="Arial"/>
-          <w:b w:val="0"/>
-          <w:color w:val="auto"/>
-          <w:sz w:val="24"/>
-        </w:rPr>
-        <w:t>pela dedicação e pelos conhecimentos compartilhados ao longo</w:t>
-      </w:r>
-      <w:r>
-        <w:rPr>
-          <w:rFonts w:ascii="Arial" w:hAnsi="Arial" w:cs="Arial"/>
-          <w:b w:val="0"/>
-          <w:color w:val="auto"/>
-          <w:sz w:val="24"/>
-        </w:rPr>
-        <w:t xml:space="preserve"> </w:t>
-      </w:r>
-      <w:r>
-        <w:rPr>
-          <w:rFonts w:ascii="Arial" w:hAnsi="Arial" w:cs="Arial"/>
-          <w:b w:val="0"/>
-          <w:color w:val="auto"/>
-          <w:sz w:val="24"/>
-        </w:rPr>
-        <w:t>do desenvolvimento deste trabalho.</w:t>
+          <w:b/>
+        </w:rPr>
+      </w:pPr>
+      <w:r>
+        <w:t>Agradeço ao professor Vinícius S. Borges pelo incentivo, pela dedicação e pelos conhecimentos compartilhados ao longo do desenvolvimento deste trabalho.</w:t>
       </w:r>
     </w:p>
     <w:p>
@@ -1504,7 +1388,21 @@
         <w:rPr>
           <w:rFonts w:ascii="Arial" w:hAnsi="Arial" w:cs="Arial"/>
         </w:rPr>
-        <w:t>), permitiram observar que, enquanto no método NRZ-L o bit é definido pelo nível de tensão, no NRZ-I a informação é representada pela transição ou manutenção do estado anterior. A comparação entre as técnicas evidenciou as vantagens do NRZ-I na detecção de transições, facilitando a sincronização em sistemas digitais síncronos.</w:t>
+        <w:t xml:space="preserve">), permitiram observar que, enquanto no método NRZ-L o bit </w:t>
+      </w:r>
+      <w:proofErr w:type="spellStart"/>
+      <w:r>
+        <w:rPr>
+          <w:rFonts w:ascii="Arial" w:hAnsi="Arial" w:cs="Arial"/>
+        </w:rPr>
+        <w:t>é</w:t>
+      </w:r>
+      <w:proofErr w:type="spellEnd"/>
+      <w:r>
+        <w:rPr>
+          <w:rFonts w:ascii="Arial" w:hAnsi="Arial" w:cs="Arial"/>
+        </w:rPr>
+        <w:t xml:space="preserve"> definido pelo nível de tensão, no NRZ-I a informação é representada pela transição ou manutenção do estado anterior. A comparação entre as técnicas evidenciou as vantagens do NRZ-I na detecção de transições, facilitando a sincronização em sistemas digitais síncronos.</w:t>
       </w:r>
     </w:p>
     <w:p>
@@ -1546,9 +1444,6 @@
     <w:p>
       <w:pPr>
         <w:pStyle w:val="Texto"/>
-        <w:rPr>
-          <w:rFonts w:ascii="Arial" w:hAnsi="Arial" w:cs="Arial"/>
-        </w:rPr>
       </w:pPr>
     </w:p>
     <w:p>
@@ -3640,9 +3535,9 @@
           <w:kern w:val="0"/>
         </w:rPr>
       </w:pPr>
-      <w:bookmarkStart w:id="6" w:name="_Toc343785716"/>
-      <w:bookmarkStart w:id="7" w:name="_Toc14264352"/>
-      <w:bookmarkStart w:id="8" w:name="_Toc228999665"/>
+      <w:bookmarkStart w:id="6" w:name="_Toc228999665"/>
+      <w:bookmarkStart w:id="7" w:name="_Toc343785716"/>
+      <w:bookmarkStart w:id="8" w:name="_Toc14264352"/>
       <w:bookmarkEnd w:id="4"/>
       <w:bookmarkEnd w:id="5"/>
       <w:r>
@@ -3657,14 +3552,9 @@
           <w:rFonts w:ascii="Arial" w:hAnsi="Arial" w:cs="Arial"/>
         </w:rPr>
         <w:tab/>
-      </w:r>
-      <w:r>
-        <w:rPr>
-          <w:rFonts w:ascii="Arial" w:hAnsi="Arial" w:cs="Arial"/>
-        </w:rPr>
         <w:t>Instrodução</w:t>
       </w:r>
-      <w:bookmarkEnd w:id="8"/>
+      <w:bookmarkEnd w:id="6"/>
       <w:r>
         <w:rPr>
           <w:rFonts w:ascii="Arial" w:hAnsi="Arial" w:cs="Arial"/>
@@ -3689,31 +3579,7 @@
         <w:rPr>
           <w:rFonts w:ascii="Arial" w:hAnsi="Arial" w:cs="Arial"/>
         </w:rPr>
-        <w:t>A comunicação de dados é uma área essencial para compreender o mundo conectado</w:t>
-      </w:r>
-      <w:r>
-        <w:rPr>
-          <w:rFonts w:ascii="Arial" w:hAnsi="Arial" w:cs="Arial"/>
-        </w:rPr>
-        <w:t xml:space="preserve"> </w:t>
-      </w:r>
-      <w:r>
-        <w:rPr>
-          <w:rFonts w:ascii="Arial" w:hAnsi="Arial" w:cs="Arial"/>
-        </w:rPr>
-        <w:t>atual. É por meio desse campo que informações podem ser transportadas entre diferentes</w:t>
-      </w:r>
-      <w:r>
-        <w:rPr>
-          <w:rFonts w:ascii="Arial" w:hAnsi="Arial" w:cs="Arial"/>
-        </w:rPr>
-        <w:t xml:space="preserve"> </w:t>
-      </w:r>
-      <w:r>
-        <w:rPr>
-          <w:rFonts w:ascii="Arial" w:hAnsi="Arial" w:cs="Arial"/>
-        </w:rPr>
-        <w:t>dispositivos, mesmo a grandes distâncias, de forma rápida, confiável e eficiente.</w:t>
+        <w:t>A comunicação de dados é uma área essencial para compreender o mundo conectado atual. É por meio desse campo que informações podem ser transportadas entre diferentes dispositivos, mesmo a grandes distâncias, de forma rápida, confiável e eficiente.</w:t>
       </w:r>
     </w:p>
     <w:p>
@@ -3723,31 +3589,11 @@
           <w:rFonts w:ascii="Arial" w:hAnsi="Arial" w:cs="Arial"/>
         </w:rPr>
       </w:pPr>
-      <w:proofErr w:type="spellStart"/>
-      <w:r>
-        <w:rPr>
-          <w:rFonts w:ascii="Arial" w:hAnsi="Arial" w:cs="Arial"/>
-        </w:rPr>
-        <w:t>Dentre</w:t>
-      </w:r>
-      <w:proofErr w:type="spellEnd"/>
-      <w:r>
-        <w:rPr>
-          <w:rFonts w:ascii="Arial" w:hAnsi="Arial" w:cs="Arial"/>
-        </w:rPr>
-        <w:t xml:space="preserve"> as técnicas utilizadas para a transmissão de dados em sistemas digitais,</w:t>
-      </w:r>
-      <w:r>
-        <w:rPr>
-          <w:rFonts w:ascii="Arial" w:hAnsi="Arial" w:cs="Arial"/>
-        </w:rPr>
-        <w:t xml:space="preserve"> </w:t>
-      </w:r>
-      <w:r>
-        <w:rPr>
-          <w:rFonts w:ascii="Arial" w:hAnsi="Arial" w:cs="Arial"/>
-        </w:rPr>
-        <w:t>destacam-se os métodos Unipolar Non-</w:t>
+      <w:r>
+        <w:rPr>
+          <w:rFonts w:ascii="Arial" w:hAnsi="Arial" w:cs="Arial"/>
+        </w:rPr>
+        <w:t>Dentre as técnicas utilizadas para a transmissão de dados em sistemas digitais, destacam-se os métodos Unipolar Non-</w:t>
       </w:r>
       <w:proofErr w:type="spellStart"/>
       <w:r>
@@ -3817,13 +3663,7 @@
         <w:rPr>
           <w:rFonts w:ascii="Arial" w:hAnsi="Arial" w:cs="Arial"/>
         </w:rPr>
-        <w:t>-Zero</w:t>
-      </w:r>
-      <w:r>
-        <w:rPr>
-          <w:rFonts w:ascii="Arial" w:hAnsi="Arial" w:cs="Arial"/>
-        </w:rPr>
-        <w:t xml:space="preserve"> </w:t>
+        <w:t xml:space="preserve">-Zero </w:t>
       </w:r>
       <w:proofErr w:type="spellStart"/>
       <w:r>
@@ -3837,31 +3677,7 @@
         <w:rPr>
           <w:rFonts w:ascii="Arial" w:hAnsi="Arial" w:cs="Arial"/>
         </w:rPr>
-        <w:t xml:space="preserve"> (NRZ-I). Essas técnicas apresentam diferentes formas de representar e transmitir</w:t>
-      </w:r>
-      <w:r>
-        <w:rPr>
-          <w:rFonts w:ascii="Arial" w:hAnsi="Arial" w:cs="Arial"/>
-        </w:rPr>
-        <w:t xml:space="preserve"> </w:t>
-      </w:r>
-      <w:r>
-        <w:rPr>
-          <w:rFonts w:ascii="Arial" w:hAnsi="Arial" w:cs="Arial"/>
-        </w:rPr>
-        <w:t>informações binárias, cada uma possuindo características, vantagens e limitações específicas</w:t>
-      </w:r>
-      <w:r>
-        <w:rPr>
-          <w:rFonts w:ascii="Arial" w:hAnsi="Arial" w:cs="Arial"/>
-        </w:rPr>
-        <w:t xml:space="preserve"> </w:t>
-      </w:r>
-      <w:r>
-        <w:rPr>
-          <w:rFonts w:ascii="Arial" w:hAnsi="Arial" w:cs="Arial"/>
-        </w:rPr>
-        <w:t>para diferentes contextos de aplicação.</w:t>
+        <w:t xml:space="preserve"> (NRZ-I). Essas técnicas apresentam diferentes formas de representar e transmitir informações binárias, cada uma possuindo características, vantagens e limitações específicas para diferentes contextos de aplicação.</w:t>
       </w:r>
     </w:p>
     <w:p>
@@ -3881,31 +3697,7 @@
         <w:rPr>
           <w:rFonts w:ascii="Arial" w:hAnsi="Arial" w:cs="Arial"/>
         </w:rPr>
-        <w:t>O objetivo deste trabalho é analisar o funcionamento dessas técnicas de codificação de</w:t>
-      </w:r>
-      <w:r>
-        <w:rPr>
-          <w:rFonts w:ascii="Arial" w:hAnsi="Arial" w:cs="Arial"/>
-        </w:rPr>
-        <w:t xml:space="preserve"> l</w:t>
-      </w:r>
-      <w:r>
-        <w:rPr>
-          <w:rFonts w:ascii="Arial" w:hAnsi="Arial" w:cs="Arial"/>
-        </w:rPr>
-        <w:t>inha por meio da implementação e simulação de circuitos desenvolvidos em VHDL (VHSIC</w:t>
-      </w:r>
-      <w:r>
-        <w:rPr>
-          <w:rFonts w:ascii="Arial" w:hAnsi="Arial" w:cs="Arial"/>
-        </w:rPr>
-        <w:t xml:space="preserve"> </w:t>
-      </w:r>
-      <w:r>
-        <w:rPr>
-          <w:rFonts w:ascii="Arial" w:hAnsi="Arial" w:cs="Arial"/>
-        </w:rPr>
-        <w:t xml:space="preserve">Hardware </w:t>
+        <w:t xml:space="preserve">O objetivo deste trabalho é analisar o funcionamento dessas técnicas de codificação de linha por meio da implementação e simulação de circuitos desenvolvidos em VHDL (VHSIC Hardware </w:t>
       </w:r>
       <w:proofErr w:type="spellStart"/>
       <w:r>
@@ -3933,31 +3725,35 @@
         <w:rPr>
           <w:rFonts w:ascii="Arial" w:hAnsi="Arial" w:cs="Arial"/>
         </w:rPr>
-        <w:t>), uma linguagem de descrição de hardware utilizada para</w:t>
-      </w:r>
-      <w:r>
-        <w:rPr>
-          <w:rFonts w:ascii="Arial" w:hAnsi="Arial" w:cs="Arial"/>
-        </w:rPr>
-        <w:t xml:space="preserve"> </w:t>
-      </w:r>
-      <w:r>
-        <w:rPr>
-          <w:rFonts w:ascii="Arial" w:hAnsi="Arial" w:cs="Arial"/>
-        </w:rPr>
-        <w:t>modelagem e simulação de sistemas digitais. Para o desenvolvimento e execução das</w:t>
-      </w:r>
-      <w:r>
-        <w:rPr>
-          <w:rFonts w:ascii="Arial" w:hAnsi="Arial" w:cs="Arial"/>
-        </w:rPr>
-        <w:t xml:space="preserve"> </w:t>
-      </w:r>
-      <w:r>
-        <w:rPr>
-          <w:rFonts w:ascii="Arial" w:hAnsi="Arial" w:cs="Arial"/>
-        </w:rPr>
-        <w:t>simulações, utilizou-se o ambiente Vivado Design Suite, software desenvolvido pela AMD/Xilinx voltado para projetos de sistemas programáveis e circuitos digitais</w:t>
+        <w:t xml:space="preserve">), uma linguagem de descrição de hardware utilizada para modelagem e simulação de sistemas digitais. Para o desenvolvimento e execução das simulações, utilizou-se o ambiente Vivado Design </w:t>
+      </w:r>
+      <w:proofErr w:type="spellStart"/>
+      <w:r>
+        <w:rPr>
+          <w:rFonts w:ascii="Arial" w:hAnsi="Arial" w:cs="Arial"/>
+        </w:rPr>
+        <w:t>Suite</w:t>
+      </w:r>
+      <w:proofErr w:type="spellEnd"/>
+      <w:r>
+        <w:rPr>
+          <w:rFonts w:ascii="Arial" w:hAnsi="Arial" w:cs="Arial"/>
+        </w:rPr>
+        <w:t>, software desenvolvido pela AMD/</w:t>
+      </w:r>
+      <w:proofErr w:type="spellStart"/>
+      <w:r>
+        <w:rPr>
+          <w:rFonts w:ascii="Arial" w:hAnsi="Arial" w:cs="Arial"/>
+        </w:rPr>
+        <w:t>Xilinx</w:t>
+      </w:r>
+      <w:proofErr w:type="spellEnd"/>
+      <w:r>
+        <w:rPr>
+          <w:rFonts w:ascii="Arial" w:hAnsi="Arial" w:cs="Arial"/>
+        </w:rPr>
+        <w:t xml:space="preserve"> voltado para projetos de sistemas programáveis e circuitos digitais</w:t>
       </w:r>
       <w:r>
         <w:rPr>
@@ -3978,11 +3774,6 @@
           <w:rFonts w:ascii="Arial" w:hAnsi="Arial" w:cs="Arial"/>
         </w:rPr>
         <w:tab/>
-      </w:r>
-      <w:r>
-        <w:rPr>
-          <w:rFonts w:ascii="Arial" w:hAnsi="Arial" w:cs="Arial"/>
-        </w:rPr>
         <w:t>A partir das simulações realizadas, busca-se observar e comparar o comportamento dos sinais modulados gerados por cada método, validando a integridade das transições lógicas em relação aos dados de entrada.</w:t>
       </w:r>
       <w:r>
@@ -4018,8 +3809,8 @@
         </w:rPr>
         <w:tab/>
       </w:r>
-      <w:bookmarkEnd w:id="6"/>
       <w:bookmarkEnd w:id="7"/>
+      <w:bookmarkEnd w:id="8"/>
       <w:r>
         <w:rPr>
           <w:rFonts w:ascii="Arial" w:hAnsi="Arial" w:cs="Arial"/>
@@ -5457,8 +5248,6 @@
         <w:ind w:left="0" w:firstLine="0"/>
         <w:rPr>
           <w:rFonts w:ascii="Arial" w:hAnsi="Arial" w:cs="Arial"/>
-          <w:color w:val="FF0000"/>
-          <w:kern w:val="0"/>
         </w:rPr>
       </w:pPr>
       <w:bookmarkStart w:id="18" w:name="_Toc228999670"/>
@@ -5488,20 +5277,1763 @@
         </w:rPr>
         <w:t xml:space="preserve"> </w:t>
       </w:r>
+      <w:r>
+        <w:rPr>
+          <w:rFonts w:ascii="Arial" w:hAnsi="Arial" w:cs="Arial"/>
+        </w:rPr>
+        <w:t>Unipolar</w:t>
+      </w:r>
+    </w:p>
+    <w:p>
+      <w:pPr>
+        <w:pStyle w:val="Texto"/>
+        <w:rPr>
+          <w:b/>
+          <w:bCs/>
+        </w:rPr>
+      </w:pPr>
+      <w:r>
+        <w:rPr>
+          <w:b/>
+          <w:bCs/>
+        </w:rPr>
+        <w:t>4.1 Conceito e Representação</w:t>
+      </w:r>
+    </w:p>
+    <w:p>
+      <w:pPr>
+        <w:pStyle w:val="Texto"/>
+        <w:ind w:firstLine="708"/>
+        <w:rPr>
+          <w:b/>
+          <w:bCs/>
+        </w:rPr>
+      </w:pPr>
+      <w:r>
+        <w:t>O método de codificação de linha Non-</w:t>
+      </w:r>
+      <w:proofErr w:type="spellStart"/>
+      <w:r>
+        <w:t>Return</w:t>
+      </w:r>
+      <w:proofErr w:type="spellEnd"/>
+      <w:r>
+        <w:t>-</w:t>
+      </w:r>
+      <w:proofErr w:type="spellStart"/>
+      <w:r>
+        <w:t>to</w:t>
+      </w:r>
+      <w:proofErr w:type="spellEnd"/>
+      <w:r>
+        <w:t xml:space="preserve">-Zero </w:t>
+      </w:r>
+      <w:proofErr w:type="spellStart"/>
+      <w:r>
+        <w:t>Level</w:t>
+      </w:r>
+      <w:proofErr w:type="spellEnd"/>
+      <w:r>
+        <w:t xml:space="preserve"> (NRZ-L) é uma das técnicas mais fundamentais na comunicação de dados digitais, sendo caracterizado pela representação dos bits de dados por meio de níveis de tensão constantes durante todo o intervalo de transmissão, eliminando o retorno ao nível zero entre símbolos consecutivos. Essa característica simplifica o processo de codificação e aumenta a eficiência de banda, mas pode gerar problemas de sincronização em longas sequências de bits idênticos.</w:t>
+      </w:r>
+    </w:p>
+    <w:p>
+      <w:pPr>
+        <w:pStyle w:val="Texto"/>
+        <w:rPr>
+          <w:b/>
+          <w:bCs/>
+        </w:rPr>
+      </w:pPr>
+      <w:r>
+        <w:t>Embora a codificação NRZ-L tradicional utilize níveis positivo e negativo (bipolar) para distinguir os estados lógicos 0 e 1, neste projeto optou-se pela implementação unipolar. Nessa representação, o nível lógico alto é utilizado para o bit 1 e o nível lógico baixo (nível zero) representa o bit 0.</w:t>
+      </w:r>
+    </w:p>
+    <w:p>
+      <w:pPr>
+        <w:pStyle w:val="Texto"/>
+        <w:rPr>
+          <w:b/>
+          <w:bCs/>
+        </w:rPr>
+      </w:pPr>
+      <w:r>
+        <w:t>A representação unipolar da sequência binária 01011001, conforme implementada neste estudo, é visualizada a seguir, demonstrando a correspondência direta entre o nível de tensão e o valor do bit no canal.</w:t>
+      </w:r>
+    </w:p>
+    <w:p>
+      <w:pPr>
+        <w:pStyle w:val="Texto"/>
+      </w:pPr>
+    </w:p>
+    <w:p>
+      <w:pPr>
+        <w:pStyle w:val="Texto"/>
+      </w:pPr>
+      <w:r>
+        <w:rPr>
+          <w:b/>
+          <w:bCs/>
+        </w:rPr>
+        <w:t>Gráfico 1</w:t>
+      </w:r>
+      <w:r>
+        <w:t xml:space="preserve"> – </w:t>
+      </w:r>
+      <w:r>
+        <w:t>Modulação NRZ-L para a sequência 01011001</w:t>
+      </w:r>
+    </w:p>
+    <w:p>
+      <w:pPr>
+        <w:pStyle w:val="Texto"/>
+      </w:pPr>
+    </w:p>
+    <w:p>
+      <w:pPr>
+        <w:pStyle w:val="Texto"/>
+      </w:pPr>
+      <w:r>
+        <w:rPr>
+          <w:noProof/>
+        </w:rPr>
+        <w:drawing>
+          <wp:inline distT="0" distB="0" distL="0" distR="0" wp14:anchorId="35A82D56" wp14:editId="0FE00394">
+            <wp:extent cx="5753100" cy="1781175"/>
+            <wp:effectExtent l="0" t="0" r="0" b="9525"/>
+            <wp:docPr id="1925200366" name="Imagem 1"/>
+            <wp:cNvGraphicFramePr>
+              <a:graphicFrameLocks xmlns:a="http://schemas.openxmlformats.org/drawingml/2006/main" noChangeAspect="1"/>
+            </wp:cNvGraphicFramePr>
+            <a:graphic xmlns:a="http://schemas.openxmlformats.org/drawingml/2006/main">
+              <a:graphicData uri="http://schemas.openxmlformats.org/drawingml/2006/picture">
+                <pic:pic xmlns:pic="http://schemas.openxmlformats.org/drawingml/2006/picture">
+                  <pic:nvPicPr>
+                    <pic:cNvPr id="0" name="Picture 1"/>
+                    <pic:cNvPicPr>
+                      <a:picLocks noChangeAspect="1" noChangeArrowheads="1"/>
+                    </pic:cNvPicPr>
+                  </pic:nvPicPr>
+                  <pic:blipFill>
+                    <a:blip r:embed="rId10">
+                      <a:extLst>
+                        <a:ext uri="{28A0092B-C50C-407E-A947-70E740481C1C}">
+                          <a14:useLocalDpi xmlns:a14="http://schemas.microsoft.com/office/drawing/2010/main" val="0"/>
+                        </a:ext>
+                      </a:extLst>
+                    </a:blip>
+                    <a:srcRect/>
+                    <a:stretch>
+                      <a:fillRect/>
+                    </a:stretch>
+                  </pic:blipFill>
+                  <pic:spPr bwMode="auto">
+                    <a:xfrm>
+                      <a:off x="0" y="0"/>
+                      <a:ext cx="5753100" cy="1781175"/>
+                    </a:xfrm>
+                    <a:prstGeom prst="rect">
+                      <a:avLst/>
+                    </a:prstGeom>
+                    <a:noFill/>
+                    <a:ln>
+                      <a:noFill/>
+                    </a:ln>
+                  </pic:spPr>
+                </pic:pic>
+              </a:graphicData>
+            </a:graphic>
+          </wp:inline>
+        </w:drawing>
+      </w:r>
+    </w:p>
+    <w:p>
+      <w:pPr>
+        <w:pStyle w:val="Texto"/>
+      </w:pPr>
+      <w:r>
+        <w:t xml:space="preserve">Fonte: </w:t>
+      </w:r>
+      <w:r>
+        <w:t>Elaborado pelo autor (2026).</w:t>
+      </w:r>
     </w:p>
     <w:p>
       <w:pPr>
         <w:jc w:val="left"/>
         <w:rPr>
           <w:rFonts w:ascii="Arial" w:eastAsia="Calibri" w:hAnsi="Arial" w:cs="Arial"/>
-          <w:lang w:eastAsia="en-US"/>
-        </w:rPr>
-      </w:pPr>
-      <w:r>
-        <w:rPr>
-          <w:rFonts w:ascii="Arial" w:eastAsia="Calibri" w:hAnsi="Arial" w:cs="Arial"/>
-          <w:lang w:eastAsia="en-US"/>
-        </w:rPr>
+        </w:rPr>
+      </w:pPr>
+      <w:r>
+        <w:br w:type="page"/>
+      </w:r>
+    </w:p>
+    <w:p>
+      <w:pPr>
+        <w:pStyle w:val="Texto"/>
+      </w:pPr>
+      <w:r>
+        <w:lastRenderedPageBreak/>
+        <w:t>4.2 Implementação em VHDL</w:t>
+      </w:r>
+    </w:p>
+    <w:p>
+      <w:pPr>
+        <w:pStyle w:val="Texto"/>
+      </w:pPr>
+    </w:p>
+    <w:p>
+      <w:pPr>
+        <w:pStyle w:val="Texto"/>
+      </w:pPr>
+      <w:r>
+        <w:t>Para a implementação da modulação, foi desenvolvido o código em VHDL (Figura 1), focado na modelagem comportamental e estrutural do codificador NRZ-L, permitindo a transmissão serial dos dados de entrada</w:t>
+      </w:r>
+      <w:r>
+        <w:t>.</w:t>
+      </w:r>
+    </w:p>
+    <w:p>
+      <w:pPr>
+        <w:pStyle w:val="Texto"/>
+      </w:pPr>
+      <w:r>
+        <w:br/>
+      </w:r>
+      <w:r>
+        <w:rPr>
+          <w:b/>
+          <w:bCs/>
+        </w:rPr>
+        <w:t>Figura 1</w:t>
+      </w:r>
+      <w:r>
+        <w:t xml:space="preserve"> </w:t>
+      </w:r>
+      <w:r>
+        <w:t>– Código de Design NRZ-L</w:t>
+      </w:r>
+    </w:p>
+    <w:p>
+      <w:pPr>
+        <w:pStyle w:val="Texto"/>
+      </w:pPr>
+    </w:p>
+    <w:p>
+      <w:pPr>
+        <w:pStyle w:val="Texto"/>
+      </w:pPr>
+      <w:proofErr w:type="spellStart"/>
+      <w:r>
+        <w:t>library</w:t>
+      </w:r>
+      <w:proofErr w:type="spellEnd"/>
+      <w:r>
+        <w:t xml:space="preserve"> IEEE;</w:t>
+      </w:r>
+    </w:p>
+    <w:p>
+      <w:pPr>
+        <w:pStyle w:val="Texto"/>
+      </w:pPr>
+      <w:r>
+        <w:t>use IEEE.STD_LOGIC_1164.ALL;</w:t>
+      </w:r>
+    </w:p>
+    <w:p>
+      <w:pPr>
+        <w:pStyle w:val="Texto"/>
+      </w:pPr>
+      <w:r>
+        <w:t>use IEEE.NUMERIC_STD.ALL;</w:t>
+      </w:r>
+    </w:p>
+    <w:p>
+      <w:pPr>
+        <w:pStyle w:val="Texto"/>
+      </w:pPr>
+    </w:p>
+    <w:p>
+      <w:pPr>
+        <w:pStyle w:val="Texto"/>
+      </w:pPr>
+      <w:proofErr w:type="spellStart"/>
+      <w:r>
+        <w:t>entity</w:t>
+      </w:r>
+      <w:proofErr w:type="spellEnd"/>
+      <w:r>
+        <w:t xml:space="preserve"> </w:t>
+      </w:r>
+      <w:proofErr w:type="spellStart"/>
+      <w:r>
+        <w:t>nrz_l</w:t>
+      </w:r>
+      <w:proofErr w:type="spellEnd"/>
+      <w:r>
+        <w:t xml:space="preserve"> </w:t>
+      </w:r>
+      <w:proofErr w:type="spellStart"/>
+      <w:r>
+        <w:t>is</w:t>
+      </w:r>
+      <w:proofErr w:type="spellEnd"/>
+    </w:p>
+    <w:p>
+      <w:pPr>
+        <w:pStyle w:val="Texto"/>
+      </w:pPr>
+      <w:r>
+        <w:t xml:space="preserve">    </w:t>
+      </w:r>
+      <w:proofErr w:type="spellStart"/>
+      <w:r>
+        <w:t>Generic</w:t>
+      </w:r>
+      <w:proofErr w:type="spellEnd"/>
+      <w:r>
+        <w:t xml:space="preserve"> (</w:t>
+      </w:r>
+    </w:p>
+    <w:p>
+      <w:pPr>
+        <w:pStyle w:val="Texto"/>
+      </w:pPr>
+      <w:r>
+        <w:t xml:space="preserve">        DATA_WIDTH  </w:t>
+      </w:r>
+      <w:proofErr w:type="gramStart"/>
+      <w:r>
+        <w:t xml:space="preserve">  :</w:t>
+      </w:r>
+      <w:proofErr w:type="gramEnd"/>
+      <w:r>
+        <w:t xml:space="preserve"> </w:t>
+      </w:r>
+      <w:proofErr w:type="spellStart"/>
+      <w:proofErr w:type="gramStart"/>
+      <w:r>
+        <w:t>integer</w:t>
+      </w:r>
+      <w:proofErr w:type="spellEnd"/>
+      <w:r>
+        <w:t xml:space="preserve"> :</w:t>
+      </w:r>
+      <w:proofErr w:type="gramEnd"/>
+      <w:r>
+        <w:t xml:space="preserve">= 16; -- data </w:t>
+      </w:r>
+      <w:proofErr w:type="spellStart"/>
+      <w:r>
+        <w:t>size</w:t>
+      </w:r>
+      <w:proofErr w:type="spellEnd"/>
+      <w:r>
+        <w:t xml:space="preserve"> </w:t>
+      </w:r>
+      <w:proofErr w:type="spellStart"/>
+      <w:r>
+        <w:t>to</w:t>
+      </w:r>
+      <w:proofErr w:type="spellEnd"/>
+      <w:r>
+        <w:t xml:space="preserve"> </w:t>
+      </w:r>
+      <w:proofErr w:type="spellStart"/>
+      <w:r>
+        <w:t>be</w:t>
+      </w:r>
+      <w:proofErr w:type="spellEnd"/>
+      <w:r>
+        <w:t xml:space="preserve"> </w:t>
+      </w:r>
+      <w:proofErr w:type="spellStart"/>
+      <w:r>
+        <w:t>read</w:t>
+      </w:r>
+      <w:proofErr w:type="spellEnd"/>
+    </w:p>
+    <w:p>
+      <w:pPr>
+        <w:pStyle w:val="Texto"/>
+      </w:pPr>
+      <w:r>
+        <w:t xml:space="preserve">        TICKS_PER_</w:t>
+      </w:r>
+      <w:proofErr w:type="gramStart"/>
+      <w:r>
+        <w:t>BIT :</w:t>
+      </w:r>
+      <w:proofErr w:type="gramEnd"/>
+      <w:r>
+        <w:t xml:space="preserve"> </w:t>
+      </w:r>
+      <w:proofErr w:type="spellStart"/>
+      <w:proofErr w:type="gramStart"/>
+      <w:r>
+        <w:t>integer</w:t>
+      </w:r>
+      <w:proofErr w:type="spellEnd"/>
+      <w:r>
+        <w:t xml:space="preserve"> :</w:t>
+      </w:r>
+      <w:proofErr w:type="gramEnd"/>
+      <w:r>
+        <w:t xml:space="preserve">= 10 -- </w:t>
+      </w:r>
+      <w:proofErr w:type="spellStart"/>
+      <w:r>
+        <w:t>clk</w:t>
+      </w:r>
+      <w:proofErr w:type="spellEnd"/>
+      <w:r>
+        <w:t xml:space="preserve"> </w:t>
+      </w:r>
+      <w:proofErr w:type="spellStart"/>
+      <w:r>
+        <w:t>cycles</w:t>
+      </w:r>
+      <w:proofErr w:type="spellEnd"/>
+      <w:r>
+        <w:t xml:space="preserve"> per bit</w:t>
+      </w:r>
+    </w:p>
+    <w:p>
+      <w:pPr>
+        <w:pStyle w:val="Texto"/>
+      </w:pPr>
+      <w:r>
+        <w:t xml:space="preserve">    );</w:t>
+      </w:r>
+    </w:p>
+    <w:p>
+      <w:pPr>
+        <w:pStyle w:val="Texto"/>
+      </w:pPr>
+      <w:r>
+        <w:t xml:space="preserve">    </w:t>
+      </w:r>
+      <w:proofErr w:type="spellStart"/>
+      <w:r>
+        <w:t>Port</w:t>
+      </w:r>
+      <w:proofErr w:type="spellEnd"/>
+      <w:r>
+        <w:t xml:space="preserve"> (</w:t>
+      </w:r>
+    </w:p>
+    <w:p>
+      <w:pPr>
+        <w:pStyle w:val="Texto"/>
+      </w:pPr>
+      <w:r>
+        <w:t xml:space="preserve">        </w:t>
+      </w:r>
+      <w:proofErr w:type="spellStart"/>
+      <w:r>
+        <w:t>clk</w:t>
+      </w:r>
+      <w:proofErr w:type="spellEnd"/>
+      <w:r>
+        <w:t xml:space="preserve">   </w:t>
+      </w:r>
+      <w:proofErr w:type="gramStart"/>
+      <w:r>
+        <w:t xml:space="preserve">  :</w:t>
+      </w:r>
+      <w:proofErr w:type="gramEnd"/>
+      <w:r>
+        <w:t xml:space="preserve"> </w:t>
+      </w:r>
+      <w:proofErr w:type="gramStart"/>
+      <w:r>
+        <w:t>in  STD</w:t>
+      </w:r>
+      <w:proofErr w:type="gramEnd"/>
+      <w:r>
+        <w:t>_LOGIC;</w:t>
+      </w:r>
+    </w:p>
+    <w:p>
+      <w:pPr>
+        <w:pStyle w:val="Texto"/>
+      </w:pPr>
+      <w:r>
+        <w:t xml:space="preserve">        reset </w:t>
+      </w:r>
+      <w:proofErr w:type="gramStart"/>
+      <w:r>
+        <w:t xml:space="preserve">  :</w:t>
+      </w:r>
+      <w:proofErr w:type="gramEnd"/>
+      <w:r>
+        <w:t xml:space="preserve"> </w:t>
+      </w:r>
+      <w:proofErr w:type="gramStart"/>
+      <w:r>
+        <w:t>in  STD</w:t>
+      </w:r>
+      <w:proofErr w:type="gramEnd"/>
+      <w:r>
+        <w:t>_LOGIC;</w:t>
+      </w:r>
+    </w:p>
+    <w:p>
+      <w:pPr>
+        <w:pStyle w:val="Texto"/>
+      </w:pPr>
+      <w:r>
+        <w:t xml:space="preserve">        </w:t>
+      </w:r>
+      <w:proofErr w:type="spellStart"/>
+      <w:r>
+        <w:t>data_</w:t>
+      </w:r>
+      <w:proofErr w:type="gramStart"/>
+      <w:r>
+        <w:t>in</w:t>
+      </w:r>
+      <w:proofErr w:type="spellEnd"/>
+      <w:r>
+        <w:t xml:space="preserve"> :</w:t>
+      </w:r>
+      <w:proofErr w:type="gramEnd"/>
+      <w:r>
+        <w:t xml:space="preserve"> </w:t>
+      </w:r>
+      <w:proofErr w:type="gramStart"/>
+      <w:r>
+        <w:t>in  STD</w:t>
+      </w:r>
+      <w:proofErr w:type="gramEnd"/>
+      <w:r>
+        <w:t>_LOGIC_</w:t>
+      </w:r>
+      <w:proofErr w:type="gramStart"/>
+      <w:r>
+        <w:t>VECTOR(</w:t>
+      </w:r>
+      <w:proofErr w:type="gramEnd"/>
+      <w:r>
+        <w:t xml:space="preserve">DATA_WIDTH - 1 </w:t>
+      </w:r>
+      <w:proofErr w:type="spellStart"/>
+      <w:r>
+        <w:t>downto</w:t>
+      </w:r>
+      <w:proofErr w:type="spellEnd"/>
+      <w:r>
+        <w:t xml:space="preserve"> 0); -- </w:t>
+      </w:r>
+      <w:proofErr w:type="spellStart"/>
+      <w:r>
+        <w:t>payload</w:t>
+      </w:r>
+      <w:proofErr w:type="spellEnd"/>
+    </w:p>
+    <w:p>
+      <w:pPr>
+        <w:pStyle w:val="Texto"/>
+      </w:pPr>
+      <w:r>
+        <w:t xml:space="preserve">        </w:t>
+      </w:r>
+      <w:proofErr w:type="spellStart"/>
+      <w:r>
+        <w:t>nrz_</w:t>
+      </w:r>
+      <w:proofErr w:type="gramStart"/>
+      <w:r>
+        <w:t>out</w:t>
+      </w:r>
+      <w:proofErr w:type="spellEnd"/>
+      <w:r>
+        <w:t xml:space="preserve"> :</w:t>
+      </w:r>
+      <w:proofErr w:type="gramEnd"/>
+      <w:r>
+        <w:t xml:space="preserve"> out STD_LOGIC; -- </w:t>
+      </w:r>
+      <w:proofErr w:type="spellStart"/>
+      <w:r>
+        <w:t>our</w:t>
+      </w:r>
+      <w:proofErr w:type="spellEnd"/>
+      <w:r>
+        <w:t xml:space="preserve"> serial </w:t>
+      </w:r>
+      <w:proofErr w:type="spellStart"/>
+      <w:r>
+        <w:t>tx</w:t>
+      </w:r>
+      <w:proofErr w:type="spellEnd"/>
+      <w:r>
+        <w:t xml:space="preserve"> </w:t>
+      </w:r>
+      <w:proofErr w:type="spellStart"/>
+      <w:r>
+        <w:t>line</w:t>
+      </w:r>
+      <w:proofErr w:type="spellEnd"/>
+    </w:p>
+    <w:p>
+      <w:pPr>
+        <w:pStyle w:val="Texto"/>
+      </w:pPr>
+      <w:r>
+        <w:t xml:space="preserve">        </w:t>
+      </w:r>
+      <w:proofErr w:type="spellStart"/>
+      <w:r>
+        <w:t>bit_</w:t>
+      </w:r>
+      <w:proofErr w:type="gramStart"/>
+      <w:r>
+        <w:t>idx</w:t>
+      </w:r>
+      <w:proofErr w:type="spellEnd"/>
+      <w:r>
+        <w:t xml:space="preserve"> :</w:t>
+      </w:r>
+      <w:proofErr w:type="gramEnd"/>
+      <w:r>
+        <w:t xml:space="preserve"> out </w:t>
+      </w:r>
+      <w:proofErr w:type="spellStart"/>
+      <w:r>
+        <w:t>integer</w:t>
+      </w:r>
+      <w:proofErr w:type="spellEnd"/>
+      <w:r>
+        <w:t xml:space="preserve"> range 0 </w:t>
+      </w:r>
+      <w:proofErr w:type="spellStart"/>
+      <w:r>
+        <w:t>to</w:t>
+      </w:r>
+      <w:proofErr w:type="spellEnd"/>
+      <w:r>
+        <w:t xml:space="preserve"> DATA_WIDTH - 1 -- </w:t>
+      </w:r>
+      <w:proofErr w:type="spellStart"/>
+      <w:r>
+        <w:t>exposing</w:t>
+      </w:r>
+      <w:proofErr w:type="spellEnd"/>
+      <w:r>
+        <w:t xml:space="preserve"> for </w:t>
+      </w:r>
+      <w:proofErr w:type="spellStart"/>
+      <w:r>
+        <w:t>easy</w:t>
+      </w:r>
+      <w:proofErr w:type="spellEnd"/>
+      <w:r>
+        <w:t xml:space="preserve"> </w:t>
+      </w:r>
+      <w:proofErr w:type="spellStart"/>
+      <w:r>
+        <w:t>debugging</w:t>
+      </w:r>
+      <w:proofErr w:type="spellEnd"/>
+      <w:r>
+        <w:t xml:space="preserve"> in </w:t>
+      </w:r>
+      <w:proofErr w:type="spellStart"/>
+      <w:r>
+        <w:t>waveform</w:t>
+      </w:r>
+      <w:proofErr w:type="spellEnd"/>
+    </w:p>
+    <w:p>
+      <w:pPr>
+        <w:pStyle w:val="Texto"/>
+      </w:pPr>
+      <w:r>
+        <w:t xml:space="preserve">    );</w:t>
+      </w:r>
+    </w:p>
+    <w:p>
+      <w:pPr>
+        <w:pStyle w:val="Texto"/>
+      </w:pPr>
+      <w:proofErr w:type="spellStart"/>
+      <w:r>
+        <w:t>end</w:t>
+      </w:r>
+      <w:proofErr w:type="spellEnd"/>
+      <w:r>
+        <w:t xml:space="preserve"> </w:t>
+      </w:r>
+      <w:proofErr w:type="spellStart"/>
+      <w:r>
+        <w:t>nrz_l</w:t>
+      </w:r>
+      <w:proofErr w:type="spellEnd"/>
+      <w:r>
+        <w:t>;</w:t>
+      </w:r>
+    </w:p>
+    <w:p>
+      <w:pPr>
+        <w:pStyle w:val="Texto"/>
+      </w:pPr>
+    </w:p>
+    <w:p>
+      <w:pPr>
+        <w:pStyle w:val="Texto"/>
+      </w:pPr>
+      <w:proofErr w:type="spellStart"/>
+      <w:r>
+        <w:t>architecture</w:t>
+      </w:r>
+      <w:proofErr w:type="spellEnd"/>
+      <w:r>
+        <w:t xml:space="preserve"> </w:t>
+      </w:r>
+      <w:proofErr w:type="spellStart"/>
+      <w:r>
+        <w:t>Behavioral</w:t>
+      </w:r>
+      <w:proofErr w:type="spellEnd"/>
+      <w:r>
+        <w:t xml:space="preserve"> </w:t>
+      </w:r>
+      <w:proofErr w:type="spellStart"/>
+      <w:r>
+        <w:t>of</w:t>
+      </w:r>
+      <w:proofErr w:type="spellEnd"/>
+      <w:r>
+        <w:t xml:space="preserve"> </w:t>
+      </w:r>
+      <w:proofErr w:type="spellStart"/>
+      <w:r>
+        <w:t>nrz_l</w:t>
+      </w:r>
+      <w:proofErr w:type="spellEnd"/>
+      <w:r>
+        <w:t xml:space="preserve"> </w:t>
+      </w:r>
+      <w:proofErr w:type="spellStart"/>
+      <w:r>
+        <w:t>is</w:t>
+      </w:r>
+      <w:proofErr w:type="spellEnd"/>
+    </w:p>
+    <w:p>
+      <w:pPr>
+        <w:pStyle w:val="Texto"/>
+      </w:pPr>
+      <w:r>
+        <w:t xml:space="preserve">    -- </w:t>
+      </w:r>
+      <w:proofErr w:type="spellStart"/>
+      <w:r>
+        <w:t>internal</w:t>
+      </w:r>
+      <w:proofErr w:type="spellEnd"/>
+      <w:r>
+        <w:t xml:space="preserve"> </w:t>
+      </w:r>
+      <w:proofErr w:type="spellStart"/>
+      <w:r>
+        <w:t>configuration</w:t>
+      </w:r>
+      <w:proofErr w:type="spellEnd"/>
+    </w:p>
+    <w:p>
+      <w:pPr>
+        <w:pStyle w:val="Texto"/>
+      </w:pPr>
+      <w:r>
+        <w:t xml:space="preserve">    </w:t>
+      </w:r>
+      <w:proofErr w:type="spellStart"/>
+      <w:r>
+        <w:t>signal</w:t>
+      </w:r>
+      <w:proofErr w:type="spellEnd"/>
+      <w:r>
+        <w:t xml:space="preserve"> </w:t>
+      </w:r>
+      <w:proofErr w:type="spellStart"/>
+      <w:r>
+        <w:t>bit_</w:t>
+      </w:r>
+      <w:proofErr w:type="gramStart"/>
+      <w:r>
+        <w:t>ptr</w:t>
+      </w:r>
+      <w:proofErr w:type="spellEnd"/>
+      <w:r>
+        <w:t xml:space="preserve"> :</w:t>
+      </w:r>
+      <w:proofErr w:type="gramEnd"/>
+      <w:r>
+        <w:t xml:space="preserve"> </w:t>
+      </w:r>
+      <w:proofErr w:type="spellStart"/>
+      <w:r>
+        <w:t>integer</w:t>
+      </w:r>
+      <w:proofErr w:type="spellEnd"/>
+      <w:r>
+        <w:t xml:space="preserve"> range 0 </w:t>
+      </w:r>
+      <w:proofErr w:type="spellStart"/>
+      <w:r>
+        <w:t>to</w:t>
+      </w:r>
+      <w:proofErr w:type="spellEnd"/>
+      <w:r>
+        <w:t xml:space="preserve"> DATA_WIDTH - </w:t>
+      </w:r>
+      <w:proofErr w:type="gramStart"/>
+      <w:r>
+        <w:t>1 :</w:t>
+      </w:r>
+      <w:proofErr w:type="gramEnd"/>
+      <w:r>
+        <w:t xml:space="preserve">= DATA_WIDTH - 1; -- start </w:t>
+      </w:r>
+      <w:proofErr w:type="spellStart"/>
+      <w:r>
+        <w:t>from</w:t>
+      </w:r>
+      <w:proofErr w:type="spellEnd"/>
+      <w:r>
+        <w:t xml:space="preserve"> </w:t>
+      </w:r>
+      <w:proofErr w:type="spellStart"/>
+      <w:r>
+        <w:t>the</w:t>
+      </w:r>
+      <w:proofErr w:type="spellEnd"/>
+      <w:r>
+        <w:t xml:space="preserve"> </w:t>
+      </w:r>
+      <w:proofErr w:type="spellStart"/>
+      <w:r>
+        <w:t>msb</w:t>
+      </w:r>
+      <w:proofErr w:type="spellEnd"/>
+    </w:p>
+    <w:p>
+      <w:pPr>
+        <w:pStyle w:val="Texto"/>
+      </w:pPr>
+      <w:r>
+        <w:t xml:space="preserve">    </w:t>
+      </w:r>
+      <w:proofErr w:type="spellStart"/>
+      <w:r>
+        <w:t>signal</w:t>
+      </w:r>
+      <w:proofErr w:type="spellEnd"/>
+      <w:r>
+        <w:t xml:space="preserve"> </w:t>
+      </w:r>
+      <w:proofErr w:type="spellStart"/>
+      <w:r>
+        <w:t>tick_</w:t>
+      </w:r>
+      <w:proofErr w:type="gramStart"/>
+      <w:r>
+        <w:t>counter</w:t>
+      </w:r>
+      <w:proofErr w:type="spellEnd"/>
+      <w:r>
+        <w:t xml:space="preserve"> :</w:t>
+      </w:r>
+      <w:proofErr w:type="gramEnd"/>
+      <w:r>
+        <w:t xml:space="preserve"> </w:t>
+      </w:r>
+      <w:proofErr w:type="spellStart"/>
+      <w:r>
+        <w:t>integer</w:t>
+      </w:r>
+      <w:proofErr w:type="spellEnd"/>
+      <w:r>
+        <w:t xml:space="preserve"> range 0 </w:t>
+      </w:r>
+      <w:proofErr w:type="spellStart"/>
+      <w:r>
+        <w:t>to</w:t>
+      </w:r>
+      <w:proofErr w:type="spellEnd"/>
+      <w:r>
+        <w:t xml:space="preserve"> TICKS_PER_BIT - </w:t>
+      </w:r>
+      <w:proofErr w:type="gramStart"/>
+      <w:r>
+        <w:t>1 :</w:t>
+      </w:r>
+      <w:proofErr w:type="gramEnd"/>
+      <w:r>
+        <w:t xml:space="preserve">= 0; </w:t>
+      </w:r>
+    </w:p>
+    <w:p>
+      <w:pPr>
+        <w:pStyle w:val="Texto"/>
+      </w:pPr>
+      <w:proofErr w:type="spellStart"/>
+      <w:r>
+        <w:t>begin</w:t>
+      </w:r>
+      <w:proofErr w:type="spellEnd"/>
+    </w:p>
+    <w:p>
+      <w:pPr>
+        <w:pStyle w:val="Texto"/>
+      </w:pPr>
+      <w:r>
+        <w:t xml:space="preserve">    </w:t>
+      </w:r>
+      <w:proofErr w:type="spellStart"/>
+      <w:proofErr w:type="gramStart"/>
+      <w:r>
+        <w:t>process</w:t>
+      </w:r>
+      <w:proofErr w:type="spellEnd"/>
+      <w:r>
+        <w:t>(</w:t>
+      </w:r>
+      <w:proofErr w:type="spellStart"/>
+      <w:proofErr w:type="gramEnd"/>
+      <w:r>
+        <w:t>clk</w:t>
+      </w:r>
+      <w:proofErr w:type="spellEnd"/>
+      <w:r>
+        <w:t>, reset)</w:t>
+      </w:r>
+    </w:p>
+    <w:p>
+      <w:pPr>
+        <w:pStyle w:val="Texto"/>
+      </w:pPr>
+      <w:r>
+        <w:lastRenderedPageBreak/>
+        <w:t xml:space="preserve">    </w:t>
+      </w:r>
+      <w:proofErr w:type="spellStart"/>
+      <w:r>
+        <w:t>begin</w:t>
+      </w:r>
+      <w:proofErr w:type="spellEnd"/>
+    </w:p>
+    <w:p>
+      <w:pPr>
+        <w:pStyle w:val="Texto"/>
+      </w:pPr>
+      <w:r>
+        <w:t xml:space="preserve">        </w:t>
+      </w:r>
+      <w:proofErr w:type="spellStart"/>
+      <w:r>
+        <w:t>if</w:t>
+      </w:r>
+      <w:proofErr w:type="spellEnd"/>
+      <w:r>
+        <w:t xml:space="preserve"> reset = '1' </w:t>
+      </w:r>
+      <w:proofErr w:type="spellStart"/>
+      <w:r>
+        <w:t>then</w:t>
+      </w:r>
+      <w:proofErr w:type="spellEnd"/>
+    </w:p>
+    <w:p>
+      <w:pPr>
+        <w:pStyle w:val="Texto"/>
+      </w:pPr>
+      <w:r>
+        <w:t xml:space="preserve">            -- clean </w:t>
+      </w:r>
+      <w:proofErr w:type="spellStart"/>
+      <w:r>
+        <w:t>slate</w:t>
+      </w:r>
+      <w:proofErr w:type="spellEnd"/>
+      <w:r>
+        <w:t xml:space="preserve"> </w:t>
+      </w:r>
+      <w:proofErr w:type="spellStart"/>
+      <w:r>
+        <w:t>on</w:t>
+      </w:r>
+      <w:proofErr w:type="spellEnd"/>
+      <w:r>
+        <w:t xml:space="preserve"> reset</w:t>
+      </w:r>
+    </w:p>
+    <w:p>
+      <w:pPr>
+        <w:pStyle w:val="Texto"/>
+      </w:pPr>
+      <w:r>
+        <w:t xml:space="preserve">            </w:t>
+      </w:r>
+      <w:proofErr w:type="spellStart"/>
+      <w:r>
+        <w:t>bit_ptr</w:t>
+      </w:r>
+      <w:proofErr w:type="spellEnd"/>
+      <w:r>
+        <w:t xml:space="preserve"> &lt;= DATA_WIDTH - 1;</w:t>
+      </w:r>
+    </w:p>
+    <w:p>
+      <w:pPr>
+        <w:pStyle w:val="Texto"/>
+      </w:pPr>
+      <w:r>
+        <w:t xml:space="preserve">            </w:t>
+      </w:r>
+      <w:proofErr w:type="spellStart"/>
+      <w:r>
+        <w:t>tick_counter</w:t>
+      </w:r>
+      <w:proofErr w:type="spellEnd"/>
+      <w:r>
+        <w:t xml:space="preserve"> &lt;= 0;</w:t>
+      </w:r>
+    </w:p>
+    <w:p>
+      <w:pPr>
+        <w:pStyle w:val="Texto"/>
+      </w:pPr>
+      <w:r>
+        <w:t xml:space="preserve">            </w:t>
+      </w:r>
+      <w:proofErr w:type="spellStart"/>
+      <w:r>
+        <w:t>nrz_out</w:t>
+      </w:r>
+      <w:proofErr w:type="spellEnd"/>
+      <w:r>
+        <w:t xml:space="preserve"> &lt;= '0';</w:t>
+      </w:r>
+    </w:p>
+    <w:p>
+      <w:pPr>
+        <w:pStyle w:val="Texto"/>
+      </w:pPr>
+      <w:r>
+        <w:t xml:space="preserve">        </w:t>
+      </w:r>
+      <w:proofErr w:type="spellStart"/>
+      <w:r>
+        <w:t>elsif</w:t>
+      </w:r>
+      <w:proofErr w:type="spellEnd"/>
+      <w:r>
+        <w:t xml:space="preserve"> </w:t>
+      </w:r>
+      <w:proofErr w:type="spellStart"/>
+      <w:r>
+        <w:t>rising_edge</w:t>
+      </w:r>
+      <w:proofErr w:type="spellEnd"/>
+      <w:r>
+        <w:t>(</w:t>
+      </w:r>
+      <w:proofErr w:type="spellStart"/>
+      <w:r>
+        <w:t>clk</w:t>
+      </w:r>
+      <w:proofErr w:type="spellEnd"/>
+      <w:r>
+        <w:t xml:space="preserve">) </w:t>
+      </w:r>
+      <w:proofErr w:type="spellStart"/>
+      <w:r>
+        <w:t>then</w:t>
+      </w:r>
+      <w:proofErr w:type="spellEnd"/>
+    </w:p>
+    <w:p>
+      <w:pPr>
+        <w:pStyle w:val="Texto"/>
+      </w:pPr>
+      <w:r>
+        <w:t xml:space="preserve">            -- </w:t>
+      </w:r>
+      <w:proofErr w:type="spellStart"/>
+      <w:r>
+        <w:t>push</w:t>
+      </w:r>
+      <w:proofErr w:type="spellEnd"/>
+      <w:r>
+        <w:t xml:space="preserve"> </w:t>
+      </w:r>
+      <w:proofErr w:type="spellStart"/>
+      <w:r>
+        <w:t>the</w:t>
+      </w:r>
+      <w:proofErr w:type="spellEnd"/>
+      <w:r>
+        <w:t xml:space="preserve"> </w:t>
+      </w:r>
+      <w:proofErr w:type="spellStart"/>
+      <w:r>
+        <w:t>current</w:t>
+      </w:r>
+      <w:proofErr w:type="spellEnd"/>
+      <w:r>
+        <w:t xml:space="preserve"> bit </w:t>
+      </w:r>
+      <w:proofErr w:type="spellStart"/>
+      <w:r>
+        <w:t>to</w:t>
+      </w:r>
+      <w:proofErr w:type="spellEnd"/>
+      <w:r>
+        <w:t xml:space="preserve"> </w:t>
+      </w:r>
+      <w:proofErr w:type="spellStart"/>
+      <w:r>
+        <w:t>the</w:t>
+      </w:r>
+      <w:proofErr w:type="spellEnd"/>
+      <w:r>
+        <w:t xml:space="preserve"> output </w:t>
+      </w:r>
+      <w:proofErr w:type="spellStart"/>
+      <w:r>
+        <w:t>wire</w:t>
+      </w:r>
+      <w:proofErr w:type="spellEnd"/>
+    </w:p>
+    <w:p>
+      <w:pPr>
+        <w:pStyle w:val="Texto"/>
+      </w:pPr>
+      <w:r>
+        <w:t xml:space="preserve">            </w:t>
+      </w:r>
+      <w:proofErr w:type="spellStart"/>
+      <w:r>
+        <w:t>nrz_out</w:t>
+      </w:r>
+      <w:proofErr w:type="spellEnd"/>
+      <w:r>
+        <w:t xml:space="preserve"> &lt;= </w:t>
+      </w:r>
+      <w:proofErr w:type="spellStart"/>
+      <w:r>
+        <w:t>data_in</w:t>
+      </w:r>
+      <w:proofErr w:type="spellEnd"/>
+      <w:r>
+        <w:t>(</w:t>
+      </w:r>
+      <w:proofErr w:type="spellStart"/>
+      <w:r>
+        <w:t>bit_ptr</w:t>
+      </w:r>
+      <w:proofErr w:type="spellEnd"/>
+      <w:r>
+        <w:t>);</w:t>
+      </w:r>
+    </w:p>
+    <w:p>
+      <w:pPr>
+        <w:pStyle w:val="Texto"/>
+      </w:pPr>
+    </w:p>
+    <w:p>
+      <w:pPr>
+        <w:pStyle w:val="Texto"/>
+      </w:pPr>
+      <w:r>
+        <w:t xml:space="preserve">            </w:t>
+      </w:r>
+      <w:proofErr w:type="spellStart"/>
+      <w:r>
+        <w:t>if</w:t>
+      </w:r>
+      <w:proofErr w:type="spellEnd"/>
+      <w:r>
+        <w:t xml:space="preserve"> </w:t>
+      </w:r>
+      <w:proofErr w:type="spellStart"/>
+      <w:r>
+        <w:t>tick_counter</w:t>
+      </w:r>
+      <w:proofErr w:type="spellEnd"/>
+      <w:r>
+        <w:t xml:space="preserve"> &lt; TICKS_PER_BIT - 1 </w:t>
+      </w:r>
+      <w:proofErr w:type="spellStart"/>
+      <w:r>
+        <w:t>then</w:t>
+      </w:r>
+      <w:proofErr w:type="spellEnd"/>
+    </w:p>
+    <w:p>
+      <w:pPr>
+        <w:pStyle w:val="Texto"/>
+      </w:pPr>
+      <w:r>
+        <w:t xml:space="preserve">                -- </w:t>
+      </w:r>
+      <w:proofErr w:type="spellStart"/>
+      <w:r>
+        <w:t>increment</w:t>
+      </w:r>
+      <w:proofErr w:type="spellEnd"/>
+      <w:r>
+        <w:t xml:space="preserve"> </w:t>
+      </w:r>
+      <w:proofErr w:type="spellStart"/>
+      <w:r>
+        <w:t>counter</w:t>
+      </w:r>
+      <w:proofErr w:type="spellEnd"/>
+    </w:p>
+    <w:p>
+      <w:pPr>
+        <w:pStyle w:val="Texto"/>
+      </w:pPr>
+      <w:r>
+        <w:t xml:space="preserve">                </w:t>
+      </w:r>
+      <w:proofErr w:type="spellStart"/>
+      <w:r>
+        <w:t>tick_counter</w:t>
+      </w:r>
+      <w:proofErr w:type="spellEnd"/>
+      <w:r>
+        <w:t xml:space="preserve"> &lt;= </w:t>
+      </w:r>
+      <w:proofErr w:type="spellStart"/>
+      <w:r>
+        <w:t>tick_counter</w:t>
+      </w:r>
+      <w:proofErr w:type="spellEnd"/>
+      <w:r>
+        <w:t xml:space="preserve"> + 1;</w:t>
+      </w:r>
+    </w:p>
+    <w:p>
+      <w:pPr>
+        <w:pStyle w:val="Texto"/>
+      </w:pPr>
+      <w:r>
+        <w:t xml:space="preserve">            </w:t>
+      </w:r>
+      <w:proofErr w:type="spellStart"/>
+      <w:r>
+        <w:t>else</w:t>
+      </w:r>
+      <w:proofErr w:type="spellEnd"/>
+    </w:p>
+    <w:p>
+      <w:pPr>
+        <w:pStyle w:val="Texto"/>
+      </w:pPr>
+      <w:r>
+        <w:t xml:space="preserve">                -- reset </w:t>
+      </w:r>
+      <w:proofErr w:type="spellStart"/>
+      <w:r>
+        <w:t>the</w:t>
+      </w:r>
+      <w:proofErr w:type="spellEnd"/>
+      <w:r>
+        <w:t xml:space="preserve"> </w:t>
+      </w:r>
+      <w:proofErr w:type="spellStart"/>
+      <w:r>
+        <w:t>counter</w:t>
+      </w:r>
+      <w:proofErr w:type="spellEnd"/>
+    </w:p>
+    <w:p>
+      <w:pPr>
+        <w:pStyle w:val="Texto"/>
+      </w:pPr>
+      <w:r>
+        <w:t xml:space="preserve">                </w:t>
+      </w:r>
+      <w:proofErr w:type="spellStart"/>
+      <w:r>
+        <w:t>tick_counter</w:t>
+      </w:r>
+      <w:proofErr w:type="spellEnd"/>
+      <w:r>
+        <w:t xml:space="preserve"> &lt;= 0;</w:t>
+      </w:r>
+    </w:p>
+    <w:p>
+      <w:pPr>
+        <w:pStyle w:val="Texto"/>
+      </w:pPr>
+      <w:r>
+        <w:t xml:space="preserve">                </w:t>
+      </w:r>
+    </w:p>
+    <w:p>
+      <w:pPr>
+        <w:pStyle w:val="Texto"/>
+      </w:pPr>
+      <w:r>
+        <w:t xml:space="preserve">                </w:t>
+      </w:r>
+      <w:proofErr w:type="spellStart"/>
+      <w:r>
+        <w:t>if</w:t>
+      </w:r>
+      <w:proofErr w:type="spellEnd"/>
+      <w:r>
+        <w:t xml:space="preserve"> </w:t>
+      </w:r>
+      <w:proofErr w:type="spellStart"/>
+      <w:r>
+        <w:t>bit_ptr</w:t>
+      </w:r>
+      <w:proofErr w:type="spellEnd"/>
+      <w:r>
+        <w:t xml:space="preserve"> = 0 </w:t>
+      </w:r>
+      <w:proofErr w:type="spellStart"/>
+      <w:r>
+        <w:t>then</w:t>
+      </w:r>
+      <w:proofErr w:type="spellEnd"/>
+    </w:p>
+    <w:p>
+      <w:pPr>
+        <w:pStyle w:val="Texto"/>
+      </w:pPr>
+      <w:r>
+        <w:t xml:space="preserve">                    -- loop </w:t>
+      </w:r>
+      <w:proofErr w:type="spellStart"/>
+      <w:r>
+        <w:t>if</w:t>
+      </w:r>
+      <w:proofErr w:type="spellEnd"/>
+      <w:r>
+        <w:t xml:space="preserve"> data </w:t>
+      </w:r>
+      <w:proofErr w:type="spellStart"/>
+      <w:r>
+        <w:t>finished</w:t>
+      </w:r>
+      <w:proofErr w:type="spellEnd"/>
+      <w:r>
+        <w:t xml:space="preserve"> </w:t>
+      </w:r>
+      <w:proofErr w:type="spellStart"/>
+      <w:r>
+        <w:t>being</w:t>
+      </w:r>
+      <w:proofErr w:type="spellEnd"/>
+      <w:r>
+        <w:t xml:space="preserve"> </w:t>
+      </w:r>
+      <w:proofErr w:type="spellStart"/>
+      <w:r>
+        <w:t>read</w:t>
+      </w:r>
+      <w:proofErr w:type="spellEnd"/>
+    </w:p>
+    <w:p>
+      <w:pPr>
+        <w:pStyle w:val="Texto"/>
+      </w:pPr>
+      <w:r>
+        <w:t xml:space="preserve">                    </w:t>
+      </w:r>
+      <w:proofErr w:type="spellStart"/>
+      <w:r>
+        <w:t>bit_ptr</w:t>
+      </w:r>
+      <w:proofErr w:type="spellEnd"/>
+      <w:r>
+        <w:t xml:space="preserve"> &lt;= DATA_WIDTH - 1;</w:t>
+      </w:r>
+    </w:p>
+    <w:p>
+      <w:pPr>
+        <w:pStyle w:val="Texto"/>
+      </w:pPr>
+      <w:r>
+        <w:t xml:space="preserve">                </w:t>
+      </w:r>
+      <w:proofErr w:type="spellStart"/>
+      <w:r>
+        <w:t>else</w:t>
+      </w:r>
+      <w:proofErr w:type="spellEnd"/>
+    </w:p>
+    <w:p>
+      <w:pPr>
+        <w:pStyle w:val="Texto"/>
+      </w:pPr>
+      <w:r>
+        <w:t xml:space="preserve">                    -- move </w:t>
+      </w:r>
+      <w:proofErr w:type="spellStart"/>
+      <w:r>
+        <w:t>on</w:t>
+      </w:r>
+      <w:proofErr w:type="spellEnd"/>
+      <w:r>
+        <w:t xml:space="preserve"> </w:t>
+      </w:r>
+      <w:proofErr w:type="spellStart"/>
+      <w:r>
+        <w:t>to</w:t>
+      </w:r>
+      <w:proofErr w:type="spellEnd"/>
+      <w:r>
+        <w:t xml:space="preserve"> </w:t>
+      </w:r>
+      <w:proofErr w:type="spellStart"/>
+      <w:r>
+        <w:t>the</w:t>
+      </w:r>
+      <w:proofErr w:type="spellEnd"/>
+      <w:r>
+        <w:t xml:space="preserve"> </w:t>
+      </w:r>
+      <w:proofErr w:type="spellStart"/>
+      <w:r>
+        <w:t>next</w:t>
+      </w:r>
+      <w:proofErr w:type="spellEnd"/>
+      <w:r>
+        <w:t xml:space="preserve"> bit </w:t>
+      </w:r>
+      <w:proofErr w:type="spellStart"/>
+      <w:r>
+        <w:t>down</w:t>
+      </w:r>
+      <w:proofErr w:type="spellEnd"/>
+    </w:p>
+    <w:p>
+      <w:pPr>
+        <w:pStyle w:val="Texto"/>
+      </w:pPr>
+      <w:r>
+        <w:t xml:space="preserve">                    </w:t>
+      </w:r>
+      <w:proofErr w:type="spellStart"/>
+      <w:r>
+        <w:t>bit_ptr</w:t>
+      </w:r>
+      <w:proofErr w:type="spellEnd"/>
+      <w:r>
+        <w:t xml:space="preserve"> &lt;= </w:t>
+      </w:r>
+      <w:proofErr w:type="spellStart"/>
+      <w:r>
+        <w:t>bit_ptr</w:t>
+      </w:r>
+      <w:proofErr w:type="spellEnd"/>
+      <w:r>
+        <w:t xml:space="preserve"> - 1;</w:t>
+      </w:r>
+    </w:p>
+    <w:p>
+      <w:pPr>
+        <w:pStyle w:val="Texto"/>
+      </w:pPr>
+      <w:r>
+        <w:t xml:space="preserve">                </w:t>
+      </w:r>
+      <w:proofErr w:type="spellStart"/>
+      <w:r>
+        <w:t>end</w:t>
+      </w:r>
+      <w:proofErr w:type="spellEnd"/>
+      <w:r>
+        <w:t xml:space="preserve"> </w:t>
+      </w:r>
+      <w:proofErr w:type="spellStart"/>
+      <w:r>
+        <w:t>if</w:t>
+      </w:r>
+      <w:proofErr w:type="spellEnd"/>
+      <w:r>
+        <w:t>;</w:t>
+      </w:r>
+    </w:p>
+    <w:p>
+      <w:pPr>
+        <w:pStyle w:val="Texto"/>
+      </w:pPr>
+      <w:r>
+        <w:t xml:space="preserve">            </w:t>
+      </w:r>
+      <w:proofErr w:type="spellStart"/>
+      <w:r>
+        <w:t>end</w:t>
+      </w:r>
+      <w:proofErr w:type="spellEnd"/>
+      <w:r>
+        <w:t xml:space="preserve"> </w:t>
+      </w:r>
+      <w:proofErr w:type="spellStart"/>
+      <w:r>
+        <w:t>if</w:t>
+      </w:r>
+      <w:proofErr w:type="spellEnd"/>
+      <w:r>
+        <w:t>;</w:t>
+      </w:r>
+    </w:p>
+    <w:p>
+      <w:pPr>
+        <w:pStyle w:val="Texto"/>
+      </w:pPr>
+      <w:r>
+        <w:t xml:space="preserve">        </w:t>
+      </w:r>
+      <w:proofErr w:type="spellStart"/>
+      <w:r>
+        <w:t>end</w:t>
+      </w:r>
+      <w:proofErr w:type="spellEnd"/>
+      <w:r>
+        <w:t xml:space="preserve"> </w:t>
+      </w:r>
+      <w:proofErr w:type="spellStart"/>
+      <w:r>
+        <w:t>if</w:t>
+      </w:r>
+      <w:proofErr w:type="spellEnd"/>
+      <w:r>
+        <w:t>;</w:t>
+      </w:r>
+    </w:p>
+    <w:p>
+      <w:pPr>
+        <w:pStyle w:val="Texto"/>
+      </w:pPr>
+      <w:r>
+        <w:t xml:space="preserve">    </w:t>
+      </w:r>
+      <w:proofErr w:type="spellStart"/>
+      <w:r>
+        <w:t>end</w:t>
+      </w:r>
+      <w:proofErr w:type="spellEnd"/>
+      <w:r>
+        <w:t xml:space="preserve"> </w:t>
+      </w:r>
+      <w:proofErr w:type="spellStart"/>
+      <w:r>
+        <w:t>process</w:t>
+      </w:r>
+      <w:proofErr w:type="spellEnd"/>
+      <w:r>
+        <w:t>;</w:t>
+      </w:r>
+    </w:p>
+    <w:p>
+      <w:pPr>
+        <w:pStyle w:val="Texto"/>
+      </w:pPr>
+    </w:p>
+    <w:p>
+      <w:pPr>
+        <w:pStyle w:val="Texto"/>
+      </w:pPr>
+      <w:r>
+        <w:t xml:space="preserve">    -- </w:t>
+      </w:r>
+      <w:proofErr w:type="spellStart"/>
+      <w:r>
+        <w:t>wire</w:t>
+      </w:r>
+      <w:proofErr w:type="spellEnd"/>
+      <w:r>
+        <w:t xml:space="preserve"> </w:t>
+      </w:r>
+      <w:proofErr w:type="spellStart"/>
+      <w:r>
+        <w:t>the</w:t>
+      </w:r>
+      <w:proofErr w:type="spellEnd"/>
+      <w:r>
+        <w:t xml:space="preserve"> </w:t>
+      </w:r>
+      <w:proofErr w:type="spellStart"/>
+      <w:r>
+        <w:t>internal</w:t>
+      </w:r>
+      <w:proofErr w:type="spellEnd"/>
+      <w:r>
+        <w:t xml:space="preserve"> pointer out </w:t>
+      </w:r>
+      <w:proofErr w:type="spellStart"/>
+      <w:r>
+        <w:t>to</w:t>
+      </w:r>
+      <w:proofErr w:type="spellEnd"/>
+      <w:r>
+        <w:t xml:space="preserve"> </w:t>
+      </w:r>
+      <w:proofErr w:type="spellStart"/>
+      <w:r>
+        <w:t>the</w:t>
+      </w:r>
+      <w:proofErr w:type="spellEnd"/>
+      <w:r>
+        <w:t xml:space="preserve"> </w:t>
+      </w:r>
+      <w:proofErr w:type="spellStart"/>
+      <w:r>
+        <w:t>testbench</w:t>
+      </w:r>
+      <w:proofErr w:type="spellEnd"/>
+    </w:p>
+    <w:p>
+      <w:pPr>
+        <w:pStyle w:val="Texto"/>
+      </w:pPr>
+      <w:r>
+        <w:t xml:space="preserve">    </w:t>
+      </w:r>
+      <w:proofErr w:type="spellStart"/>
+      <w:r>
+        <w:t>bit_idx</w:t>
+      </w:r>
+      <w:proofErr w:type="spellEnd"/>
+      <w:r>
+        <w:t xml:space="preserve"> &lt;= </w:t>
+      </w:r>
+      <w:proofErr w:type="spellStart"/>
+      <w:r>
+        <w:t>bit_ptr</w:t>
+      </w:r>
+      <w:proofErr w:type="spellEnd"/>
+      <w:r>
+        <w:t>;</w:t>
+      </w:r>
+    </w:p>
+    <w:p>
+      <w:pPr>
+        <w:pStyle w:val="Texto"/>
+      </w:pPr>
+    </w:p>
+    <w:p>
+      <w:pPr>
+        <w:pStyle w:val="Texto"/>
+      </w:pPr>
+      <w:proofErr w:type="spellStart"/>
+      <w:r>
+        <w:t>end</w:t>
+      </w:r>
+      <w:proofErr w:type="spellEnd"/>
+      <w:r>
+        <w:t xml:space="preserve"> </w:t>
+      </w:r>
+      <w:proofErr w:type="spellStart"/>
+      <w:r>
+        <w:t>Behavioral</w:t>
+      </w:r>
+      <w:proofErr w:type="spellEnd"/>
+      <w:r>
+        <w:t>;</w:t>
+      </w:r>
+    </w:p>
+    <w:p>
+      <w:pPr>
+        <w:pStyle w:val="Texto"/>
+      </w:pPr>
+      <w:r>
+        <w:rPr>
+          <w:b/>
+          <w:bCs/>
+        </w:rPr>
+        <w:t>Fonte:</w:t>
+      </w:r>
+      <w:r>
+        <w:t xml:space="preserve"> Elaborado pelo autor (2026).</w:t>
+      </w:r>
+    </w:p>
+    <w:p>
+      <w:pPr>
+        <w:pStyle w:val="Texto"/>
+      </w:pPr>
+    </w:p>
+    <w:p>
+      <w:pPr>
+        <w:pStyle w:val="Texto"/>
+      </w:pPr>
+      <w:r>
+        <w:lastRenderedPageBreak/>
+        <w:t>4.2.1 Definição de Variáveis (</w:t>
+      </w:r>
+      <w:proofErr w:type="spellStart"/>
+      <w:r>
+        <w:t>Generics</w:t>
+      </w:r>
+      <w:proofErr w:type="spellEnd"/>
+      <w:r>
+        <w:t>, Portas e Sinais)</w:t>
+      </w:r>
+    </w:p>
+    <w:p>
+      <w:pPr>
+        <w:pStyle w:val="Texto"/>
+        <w:ind w:firstLine="708"/>
+        <w:rPr>
+          <w:i w:val="0"/>
+          <w:iCs w:val="0"/>
+        </w:rPr>
+      </w:pPr>
+      <w:r>
+        <w:rPr>
+          <w:i w:val="0"/>
+          <w:iCs w:val="0"/>
+        </w:rPr>
+        <w:t xml:space="preserve">O módulo VHDL foi definido com um conjunto de portas, </w:t>
+      </w:r>
+      <w:proofErr w:type="spellStart"/>
+      <w:r>
+        <w:rPr>
+          <w:i w:val="0"/>
+          <w:iCs w:val="0"/>
+        </w:rPr>
+        <w:t>generics</w:t>
+      </w:r>
+      <w:proofErr w:type="spellEnd"/>
+      <w:r>
+        <w:rPr>
+          <w:i w:val="0"/>
+          <w:iCs w:val="0"/>
+        </w:rPr>
+        <w:t xml:space="preserve"> (parâmetros configuráveis) e sinais internos essenciais para sincronização e controle da transmissão dos dados seriais.</w:t>
+      </w:r>
+    </w:p>
+    <w:p>
+      <w:pPr>
+        <w:pStyle w:val="Texto"/>
+        <w:ind w:firstLine="708"/>
+        <w:rPr>
+          <w:i w:val="0"/>
+          <w:iCs w:val="0"/>
+        </w:rPr>
+      </w:pPr>
+    </w:p>
+    <w:p>
+      <w:pPr>
+        <w:pStyle w:val="Texto"/>
+        <w:rPr>
+          <w:rFonts w:eastAsia="Times New Roman"/>
+        </w:rPr>
+      </w:pPr>
+      <w:r>
         <w:br w:type="page"/>
       </w:r>
     </w:p>
@@ -5535,12 +7067,12 @@
         </w:rPr>
       </w:pPr>
       <w:bookmarkStart w:id="19" w:name="_Toc14264367"/>
-      <w:bookmarkStart w:id="20" w:name="_Toc343785723"/>
-      <w:bookmarkStart w:id="21" w:name="_Toc14264368"/>
-      <w:bookmarkStart w:id="22" w:name="_Toc14264355"/>
-      <w:bookmarkStart w:id="23" w:name="_Toc343785722"/>
-      <w:bookmarkStart w:id="24" w:name="_Toc17219513"/>
-      <w:bookmarkStart w:id="25" w:name="_Toc228999671"/>
+      <w:bookmarkStart w:id="20" w:name="_Toc17219513"/>
+      <w:bookmarkStart w:id="21" w:name="_Toc228999671"/>
+      <w:bookmarkStart w:id="22" w:name="_Toc343785723"/>
+      <w:bookmarkStart w:id="23" w:name="_Toc14264368"/>
+      <w:bookmarkStart w:id="24" w:name="_Toc14264355"/>
+      <w:bookmarkStart w:id="25" w:name="_Toc343785722"/>
       <w:bookmarkEnd w:id="16"/>
       <w:bookmarkEnd w:id="17"/>
       <w:r>
@@ -5550,15 +7082,12 @@
         <w:t>REFERÊNCIAS</w:t>
       </w:r>
       <w:bookmarkEnd w:id="19"/>
-      <w:bookmarkEnd w:id="24"/>
-      <w:bookmarkEnd w:id="25"/>
+      <w:bookmarkEnd w:id="20"/>
+      <w:bookmarkEnd w:id="21"/>
     </w:p>
     <w:p>
       <w:pPr>
         <w:pStyle w:val="Texto"/>
-        <w:rPr>
-          <w:rFonts w:ascii="Arial" w:hAnsi="Arial" w:cs="Arial"/>
-        </w:rPr>
       </w:pPr>
     </w:p>
     <w:p>
@@ -5916,7 +7445,7 @@
         </w:rPr>
         <w:t xml:space="preserve">: Implementação de codificação NRZ-L e NRZ-I em VHDL. Versão 1.0.0. GitHub, 2026. Disponível em: </w:t>
       </w:r>
-      <w:hyperlink r:id="rId10" w:tgtFrame="_blank" w:history="1">
+      <w:hyperlink r:id="rId11" w:tgtFrame="_blank" w:history="1">
         <w:r>
           <w:rPr>
             <w:rStyle w:val="Hyperlink"/>
@@ -5931,14 +7460,14 @@
         </w:rPr>
         <w:t>. Acesso em: 6 mai. 2026.</w:t>
       </w:r>
-      <w:bookmarkEnd w:id="20"/>
-      <w:bookmarkEnd w:id="21"/>
       <w:bookmarkEnd w:id="22"/>
       <w:bookmarkEnd w:id="23"/>
+      <w:bookmarkEnd w:id="24"/>
+      <w:bookmarkEnd w:id="25"/>
     </w:p>
     <w:sectPr>
-      <w:headerReference w:type="even" r:id="rId11"/>
-      <w:headerReference w:type="default" r:id="rId12"/>
+      <w:headerReference w:type="even" r:id="rId12"/>
+      <w:headerReference w:type="default" r:id="rId13"/>
       <w:pgSz w:w="11906" w:h="16838"/>
       <w:pgMar w:top="1701" w:right="1134" w:bottom="1134" w:left="1701" w:header="709" w:footer="709" w:gutter="0"/>
       <w:pgNumType w:start="12"/>
@@ -9776,18 +11305,18 @@
   <w:style w:type="paragraph" w:customStyle="1" w:styleId="Texto">
     <w:name w:val="Texto"/>
     <w:autoRedefine/>
-    <w:rsid w:val="00590F96"/>
+    <w:rsid w:val="00A60D47"/>
     <w:pPr>
       <w:spacing w:line="360" w:lineRule="auto"/>
       <w:contextualSpacing/>
       <w:jc w:val="both"/>
     </w:pPr>
     <w:rPr>
-      <w:b/>
-      <w:bCs/>
-      <w:color w:val="FF0000"/>
-      <w:sz w:val="28"/>
-      <w:szCs w:val="28"/>
+      <w:rFonts w:ascii="Arial" w:eastAsia="Calibri" w:hAnsi="Arial" w:cs="Arial"/>
+      <w:i/>
+      <w:iCs/>
+      <w:sz w:val="24"/>
+      <w:szCs w:val="24"/>
     </w:rPr>
   </w:style>
   <w:style w:type="paragraph" w:styleId="TextosemFormatao">
@@ -10424,9 +11953,7 @@
     <w:basedOn w:val="Texto"/>
     <w:rsid w:val="00F17147"/>
     <w:rPr>
-      <w:b w:val="0"/>
-      <w:color w:val="auto"/>
-      <w:sz w:val="24"/>
+      <w:b/>
     </w:rPr>
   </w:style>
   <w:style w:type="character" w:styleId="MenoPendente">

--- a/Documentation/documentation-abnt.docx
+++ b/Documentation/documentation-abnt.docx
@@ -151,6 +151,36 @@
     </w:p>
     <w:p>
       <w:pPr>
+        <w:spacing w:line="360" w:lineRule="auto"/>
+        <w:jc w:val="center"/>
+        <w:rPr>
+          <w:rFonts w:ascii="Arial" w:eastAsia="Arial" w:hAnsi="Arial" w:cs="Arial"/>
+        </w:rPr>
+      </w:pPr>
+      <w:r>
+        <w:rPr>
+          <w:rFonts w:ascii="Arial" w:eastAsia="Arial" w:hAnsi="Arial" w:cs="Arial"/>
+        </w:rPr>
+        <w:t>NICHOLAS BIROCHI – RA: 081230038</w:t>
+      </w:r>
+    </w:p>
+    <w:p>
+      <w:pPr>
+        <w:spacing w:line="360" w:lineRule="auto"/>
+        <w:jc w:val="center"/>
+        <w:rPr>
+          <w:rFonts w:ascii="Arial" w:eastAsia="Arial" w:hAnsi="Arial" w:cs="Arial"/>
+        </w:rPr>
+      </w:pPr>
+      <w:r>
+        <w:rPr>
+          <w:rFonts w:ascii="Arial" w:eastAsia="Arial" w:hAnsi="Arial" w:cs="Arial"/>
+        </w:rPr>
+        <w:t>HENRICO BIROCHI – RA: 081230027</w:t>
+      </w:r>
+    </w:p>
+    <w:p>
+      <w:pPr>
         <w:spacing w:after="0" w:line="360" w:lineRule="auto"/>
         <w:rPr>
           <w:rFonts w:ascii="Arial" w:eastAsia="Arial" w:hAnsi="Arial" w:cs="Arial"/>
@@ -214,30 +244,6 @@
         </w:rPr>
         <w:t>implementação de codificadores NRZ</w:t>
       </w:r>
-    </w:p>
-    <w:p>
-      <w:pPr>
-        <w:spacing w:after="0" w:line="360" w:lineRule="auto"/>
-        <w:rPr>
-          <w:rFonts w:ascii="Arial" w:eastAsia="Arial" w:hAnsi="Arial" w:cs="Arial"/>
-        </w:rPr>
-      </w:pPr>
-    </w:p>
-    <w:p>
-      <w:pPr>
-        <w:spacing w:after="0" w:line="360" w:lineRule="auto"/>
-        <w:rPr>
-          <w:rFonts w:ascii="Arial" w:eastAsia="Arial" w:hAnsi="Arial" w:cs="Arial"/>
-        </w:rPr>
-      </w:pPr>
-    </w:p>
-    <w:p>
-      <w:pPr>
-        <w:spacing w:after="0" w:line="360" w:lineRule="auto"/>
-        <w:rPr>
-          <w:rFonts w:ascii="Arial" w:eastAsia="Arial" w:hAnsi="Arial" w:cs="Arial"/>
-        </w:rPr>
-      </w:pPr>
     </w:p>
     <w:p>
       <w:pPr>
@@ -462,6 +468,234 @@
     </w:p>
     <w:p>
       <w:pPr>
+        <w:spacing w:line="360" w:lineRule="auto"/>
+        <w:jc w:val="center"/>
+        <w:rPr>
+          <w:rFonts w:ascii="Arial" w:eastAsia="Arial" w:hAnsi="Arial" w:cs="Arial"/>
+        </w:rPr>
+      </w:pPr>
+      <w:r>
+        <w:rPr>
+          <w:rFonts w:ascii="Arial" w:eastAsia="Arial" w:hAnsi="Arial" w:cs="Arial"/>
+        </w:rPr>
+        <w:t>NICHOLAS BIROCHI – RA: 081230038</w:t>
+      </w:r>
+    </w:p>
+    <w:p>
+      <w:pPr>
+        <w:spacing w:line="360" w:lineRule="auto"/>
+        <w:jc w:val="center"/>
+        <w:rPr>
+          <w:rFonts w:ascii="Arial" w:eastAsia="Arial" w:hAnsi="Arial" w:cs="Arial"/>
+        </w:rPr>
+      </w:pPr>
+      <w:r>
+        <w:rPr>
+          <w:rFonts w:ascii="Arial" w:eastAsia="Arial" w:hAnsi="Arial" w:cs="Arial"/>
+        </w:rPr>
+        <w:t>HENRICO BIROCHI – RA: 081230027</w:t>
+      </w:r>
+    </w:p>
+    <w:p>
+      <w:pPr>
+        <w:spacing w:line="360" w:lineRule="auto"/>
+        <w:rPr>
+          <w:rFonts w:ascii="Arial" w:eastAsia="Arial" w:hAnsi="Arial" w:cs="Arial"/>
+        </w:rPr>
+      </w:pPr>
+    </w:p>
+    <w:p>
+      <w:pPr>
+        <w:spacing w:after="0" w:line="360" w:lineRule="auto"/>
+        <w:jc w:val="center"/>
+        <w:rPr>
+          <w:rFonts w:ascii="Arial" w:eastAsia="Arial" w:hAnsi="Arial" w:cs="Arial"/>
+          <w:b/>
+          <w:bCs/>
+        </w:rPr>
+      </w:pPr>
+      <w:r>
+        <w:rPr>
+          <w:rFonts w:ascii="Arial" w:eastAsia="Arial" w:hAnsi="Arial" w:cs="Arial"/>
+          <w:b/>
+          <w:bCs/>
+        </w:rPr>
+        <w:t>MODULAÇÃO DIGITAL EM VHDL:</w:t>
+      </w:r>
+    </w:p>
+    <w:p>
+      <w:pPr>
+        <w:spacing w:line="360" w:lineRule="auto"/>
+        <w:jc w:val="center"/>
+        <w:rPr>
+          <w:rFonts w:ascii="Arial" w:eastAsia="Arial" w:hAnsi="Arial" w:cs="Arial"/>
+        </w:rPr>
+      </w:pPr>
+      <w:r>
+        <w:rPr>
+          <w:rFonts w:ascii="Arial" w:eastAsia="Arial" w:hAnsi="Arial" w:cs="Arial"/>
+        </w:rPr>
+        <w:t>implementação de codificadores NRZ</w:t>
+      </w:r>
+    </w:p>
+    <w:p>
+      <w:pPr>
+        <w:spacing w:line="360" w:lineRule="auto"/>
+        <w:rPr>
+          <w:rFonts w:ascii="Arial" w:eastAsia="Arial" w:hAnsi="Arial" w:cs="Arial"/>
+        </w:rPr>
+      </w:pPr>
+    </w:p>
+    <w:p>
+      <w:pPr>
+        <w:spacing w:line="360" w:lineRule="auto"/>
+        <w:rPr>
+          <w:rFonts w:ascii="Arial" w:eastAsia="Arial" w:hAnsi="Arial" w:cs="Arial"/>
+        </w:rPr>
+      </w:pPr>
+    </w:p>
+    <w:p>
+      <w:pPr>
+        <w:spacing w:after="0" w:line="360" w:lineRule="auto"/>
+        <w:ind w:left="4536"/>
+        <w:rPr>
+          <w:rFonts w:ascii="Arial" w:eastAsia="Arial" w:hAnsi="Arial" w:cs="Arial"/>
+        </w:rPr>
+      </w:pPr>
+      <w:r>
+        <w:rPr>
+          <w:rFonts w:ascii="Arial" w:eastAsia="Arial" w:hAnsi="Arial" w:cs="Arial"/>
+        </w:rPr>
+        <w:t xml:space="preserve">Trabalho apresentado à disciplina de </w:t>
+      </w:r>
+      <w:proofErr w:type="spellStart"/>
+      <w:r>
+        <w:rPr>
+          <w:rFonts w:ascii="Arial" w:eastAsia="Arial" w:hAnsi="Arial" w:cs="Arial"/>
+        </w:rPr>
+        <w:t>Comiunicação</w:t>
+      </w:r>
+      <w:proofErr w:type="spellEnd"/>
+      <w:r>
+        <w:rPr>
+          <w:rFonts w:ascii="Arial" w:eastAsia="Arial" w:hAnsi="Arial" w:cs="Arial"/>
+        </w:rPr>
+        <w:t xml:space="preserve"> de Dados e Sistemas Reconfiguráveis do curso de Engenharia da Computação da Faculdade Engenheiro Salvador Arena como requisito parcial para obtenção de nota.</w:t>
+      </w:r>
+    </w:p>
+    <w:p>
+      <w:pPr>
+        <w:spacing w:after="0" w:line="360" w:lineRule="auto"/>
+        <w:ind w:left="4536"/>
+        <w:rPr>
+          <w:rFonts w:ascii="Arial" w:eastAsia="Arial" w:hAnsi="Arial" w:cs="Arial"/>
+        </w:rPr>
+      </w:pPr>
+    </w:p>
+    <w:p>
+      <w:pPr>
+        <w:spacing w:after="0" w:line="360" w:lineRule="auto"/>
+        <w:ind w:left="4536"/>
+        <w:rPr>
+          <w:rFonts w:ascii="Arial" w:eastAsia="Arial" w:hAnsi="Arial" w:cs="Arial"/>
+        </w:rPr>
+      </w:pPr>
+      <w:r>
+        <w:rPr>
+          <w:rFonts w:ascii="Arial" w:eastAsia="Arial" w:hAnsi="Arial" w:cs="Arial"/>
+        </w:rPr>
+        <w:t>Professor: Vinícius S. Borges</w:t>
+      </w:r>
+    </w:p>
+    <w:p>
+      <w:pPr>
+        <w:tabs>
+          <w:tab w:val="left" w:pos="6080"/>
+        </w:tabs>
+        <w:spacing w:line="360" w:lineRule="auto"/>
+        <w:rPr>
+          <w:rFonts w:ascii="Arial" w:eastAsia="Arial" w:hAnsi="Arial" w:cs="Arial"/>
+        </w:rPr>
+      </w:pPr>
+      <w:r>
+        <w:rPr>
+          <w:rFonts w:ascii="Arial" w:eastAsia="Arial" w:hAnsi="Arial" w:cs="Arial"/>
+        </w:rPr>
+        <w:tab/>
+      </w:r>
+    </w:p>
+    <w:p>
+      <w:pPr>
+        <w:spacing w:after="0" w:line="360" w:lineRule="auto"/>
+        <w:rPr>
+          <w:rFonts w:ascii="Arial" w:eastAsia="Arial" w:hAnsi="Arial" w:cs="Arial"/>
+        </w:rPr>
+      </w:pPr>
+    </w:p>
+    <w:p>
+      <w:pPr>
+        <w:spacing w:after="0" w:line="360" w:lineRule="auto"/>
+        <w:jc w:val="right"/>
+        <w:rPr>
+          <w:rFonts w:ascii="Arial" w:eastAsia="Arial" w:hAnsi="Arial" w:cs="Arial"/>
+        </w:rPr>
+      </w:pPr>
+    </w:p>
+    <w:p>
+      <w:pPr>
+        <w:spacing w:after="0" w:line="360" w:lineRule="auto"/>
+        <w:jc w:val="right"/>
+        <w:rPr>
+          <w:rFonts w:ascii="Arial" w:eastAsia="Arial" w:hAnsi="Arial" w:cs="Arial"/>
+        </w:rPr>
+      </w:pPr>
+    </w:p>
+    <w:p>
+      <w:pPr>
+        <w:spacing w:after="0" w:line="360" w:lineRule="auto"/>
+        <w:jc w:val="right"/>
+        <w:rPr>
+          <w:rFonts w:ascii="Arial" w:eastAsia="Arial" w:hAnsi="Arial" w:cs="Arial"/>
+        </w:rPr>
+      </w:pPr>
+    </w:p>
+    <w:p>
+      <w:pPr>
+        <w:spacing w:after="0" w:line="360" w:lineRule="auto"/>
+        <w:jc w:val="right"/>
+        <w:rPr>
+          <w:rFonts w:ascii="Arial" w:eastAsia="Arial" w:hAnsi="Arial" w:cs="Arial"/>
+        </w:rPr>
+      </w:pPr>
+    </w:p>
+    <w:p>
+      <w:pPr>
+        <w:spacing w:after="0" w:line="360" w:lineRule="auto"/>
+        <w:jc w:val="right"/>
+        <w:rPr>
+          <w:rFonts w:ascii="Arial" w:eastAsia="Arial" w:hAnsi="Arial" w:cs="Arial"/>
+        </w:rPr>
+      </w:pPr>
+    </w:p>
+    <w:p>
+      <w:pPr>
+        <w:spacing w:after="0" w:line="360" w:lineRule="auto"/>
+        <w:jc w:val="right"/>
+        <w:rPr>
+          <w:rFonts w:ascii="Arial" w:eastAsia="Arial" w:hAnsi="Arial" w:cs="Arial"/>
+        </w:rPr>
+      </w:pPr>
+    </w:p>
+    <w:p>
+      <w:pPr>
+        <w:spacing w:line="360" w:lineRule="auto"/>
+        <w:rPr>
+          <w:rFonts w:ascii="Arial" w:eastAsia="Arial" w:hAnsi="Arial" w:cs="Arial"/>
+        </w:rPr>
+      </w:pPr>
+    </w:p>
+    <w:p>
+      <w:pPr>
         <w:pBdr>
           <w:top w:val="nil"/>
           <w:left w:val="nil"/>
@@ -476,258 +710,6 @@
           <w:color w:val="000000"/>
         </w:rPr>
       </w:pPr>
-    </w:p>
-    <w:p>
-      <w:pPr>
-        <w:pBdr>
-          <w:top w:val="nil"/>
-          <w:left w:val="nil"/>
-          <w:bottom w:val="nil"/>
-          <w:right w:val="nil"/>
-          <w:between w:val="nil"/>
-        </w:pBdr>
-        <w:spacing w:after="0" w:line="360" w:lineRule="auto"/>
-        <w:jc w:val="center"/>
-        <w:rPr>
-          <w:rFonts w:ascii="Arial" w:eastAsia="Arial" w:hAnsi="Arial" w:cs="Arial"/>
-          <w:color w:val="000000"/>
-        </w:rPr>
-      </w:pPr>
-    </w:p>
-    <w:p>
-      <w:pPr>
-        <w:pBdr>
-          <w:top w:val="nil"/>
-          <w:left w:val="nil"/>
-          <w:bottom w:val="nil"/>
-          <w:right w:val="nil"/>
-          <w:between w:val="nil"/>
-        </w:pBdr>
-        <w:spacing w:after="0" w:line="360" w:lineRule="auto"/>
-        <w:rPr>
-          <w:rFonts w:ascii="Arial" w:eastAsia="Arial" w:hAnsi="Arial" w:cs="Arial"/>
-          <w:color w:val="000000"/>
-        </w:rPr>
-      </w:pPr>
-    </w:p>
-    <w:p>
-      <w:pPr>
-        <w:spacing w:line="360" w:lineRule="auto"/>
-        <w:rPr>
-          <w:rFonts w:ascii="Arial" w:eastAsia="Arial" w:hAnsi="Arial" w:cs="Arial"/>
-        </w:rPr>
-      </w:pPr>
-    </w:p>
-    <w:p>
-      <w:pPr>
-        <w:spacing w:line="360" w:lineRule="auto"/>
-        <w:rPr>
-          <w:rFonts w:ascii="Arial" w:eastAsia="Arial" w:hAnsi="Arial" w:cs="Arial"/>
-        </w:rPr>
-      </w:pPr>
-    </w:p>
-    <w:p>
-      <w:pPr>
-        <w:spacing w:after="0" w:line="360" w:lineRule="auto"/>
-        <w:jc w:val="center"/>
-        <w:rPr>
-          <w:rFonts w:ascii="Arial" w:eastAsia="Arial" w:hAnsi="Arial" w:cs="Arial"/>
-        </w:rPr>
-      </w:pPr>
-      <w:r>
-        <w:rPr>
-          <w:rFonts w:ascii="Arial" w:eastAsia="Arial" w:hAnsi="Arial" w:cs="Arial"/>
-        </w:rPr>
-        <w:t>MODULAÇÃO DIGITAL EM VHDL:</w:t>
-      </w:r>
-    </w:p>
-    <w:p>
-      <w:pPr>
-        <w:spacing w:line="360" w:lineRule="auto"/>
-        <w:jc w:val="center"/>
-        <w:rPr>
-          <w:rFonts w:ascii="Arial" w:eastAsia="Arial" w:hAnsi="Arial" w:cs="Arial"/>
-        </w:rPr>
-      </w:pPr>
-      <w:r>
-        <w:rPr>
-          <w:rFonts w:ascii="Arial" w:eastAsia="Arial" w:hAnsi="Arial" w:cs="Arial"/>
-        </w:rPr>
-        <w:t>implementação de codificadores NRZ</w:t>
-      </w:r>
-    </w:p>
-    <w:p>
-      <w:pPr>
-        <w:spacing w:line="360" w:lineRule="auto"/>
-        <w:rPr>
-          <w:rFonts w:ascii="Arial" w:eastAsia="Arial" w:hAnsi="Arial" w:cs="Arial"/>
-        </w:rPr>
-      </w:pPr>
-    </w:p>
-    <w:p>
-      <w:pPr>
-        <w:spacing w:line="360" w:lineRule="auto"/>
-        <w:rPr>
-          <w:rFonts w:ascii="Arial" w:eastAsia="Arial" w:hAnsi="Arial" w:cs="Arial"/>
-        </w:rPr>
-      </w:pPr>
-    </w:p>
-    <w:p>
-      <w:pPr>
-        <w:spacing w:after="0" w:line="360" w:lineRule="auto"/>
-        <w:ind w:left="4536"/>
-        <w:rPr>
-          <w:rFonts w:ascii="Arial" w:eastAsia="Arial" w:hAnsi="Arial" w:cs="Arial"/>
-        </w:rPr>
-      </w:pPr>
-      <w:r>
-        <w:rPr>
-          <w:rFonts w:ascii="Arial" w:eastAsia="Arial" w:hAnsi="Arial" w:cs="Arial"/>
-        </w:rPr>
-        <w:t xml:space="preserve">Trabalho apresentado à disciplina de </w:t>
-      </w:r>
-      <w:proofErr w:type="spellStart"/>
-      <w:r>
-        <w:rPr>
-          <w:rFonts w:ascii="Arial" w:eastAsia="Arial" w:hAnsi="Arial" w:cs="Arial"/>
-        </w:rPr>
-        <w:t>Comiunicação</w:t>
-      </w:r>
-      <w:proofErr w:type="spellEnd"/>
-      <w:r>
-        <w:rPr>
-          <w:rFonts w:ascii="Arial" w:eastAsia="Arial" w:hAnsi="Arial" w:cs="Arial"/>
-        </w:rPr>
-        <w:t xml:space="preserve"> de Dados e Sistemas Reconfiguráveis do curso de Engenharia da Computação da Faculdade Engenheiro Salvador Arena como requisito parcial para obtenção de nota.</w:t>
-      </w:r>
-    </w:p>
-    <w:p>
-      <w:pPr>
-        <w:spacing w:after="0" w:line="360" w:lineRule="auto"/>
-        <w:ind w:left="4536"/>
-        <w:rPr>
-          <w:rFonts w:ascii="Arial" w:eastAsia="Arial" w:hAnsi="Arial" w:cs="Arial"/>
-        </w:rPr>
-      </w:pPr>
-    </w:p>
-    <w:p>
-      <w:pPr>
-        <w:spacing w:after="0" w:line="360" w:lineRule="auto"/>
-        <w:ind w:left="4536"/>
-        <w:rPr>
-          <w:rFonts w:ascii="Arial" w:eastAsia="Arial" w:hAnsi="Arial" w:cs="Arial"/>
-        </w:rPr>
-      </w:pPr>
-      <w:r>
-        <w:rPr>
-          <w:rFonts w:ascii="Arial" w:eastAsia="Arial" w:hAnsi="Arial" w:cs="Arial"/>
-        </w:rPr>
-        <w:t>Professor: Vinícius S. Borges</w:t>
-      </w:r>
-    </w:p>
-    <w:p>
-      <w:pPr>
-        <w:tabs>
-          <w:tab w:val="left" w:pos="6080"/>
-        </w:tabs>
-        <w:spacing w:line="360" w:lineRule="auto"/>
-        <w:rPr>
-          <w:rFonts w:ascii="Arial" w:eastAsia="Arial" w:hAnsi="Arial" w:cs="Arial"/>
-        </w:rPr>
-      </w:pPr>
-      <w:r>
-        <w:rPr>
-          <w:rFonts w:ascii="Arial" w:eastAsia="Arial" w:hAnsi="Arial" w:cs="Arial"/>
-        </w:rPr>
-        <w:tab/>
-      </w:r>
-    </w:p>
-    <w:p>
-      <w:pPr>
-        <w:spacing w:after="0" w:line="360" w:lineRule="auto"/>
-        <w:rPr>
-          <w:rFonts w:ascii="Arial" w:eastAsia="Arial" w:hAnsi="Arial" w:cs="Arial"/>
-        </w:rPr>
-      </w:pPr>
-    </w:p>
-    <w:p>
-      <w:pPr>
-        <w:spacing w:after="0" w:line="360" w:lineRule="auto"/>
-        <w:jc w:val="right"/>
-        <w:rPr>
-          <w:rFonts w:ascii="Arial" w:eastAsia="Arial" w:hAnsi="Arial" w:cs="Arial"/>
-        </w:rPr>
-      </w:pPr>
-    </w:p>
-    <w:p>
-      <w:pPr>
-        <w:spacing w:after="0" w:line="360" w:lineRule="auto"/>
-        <w:jc w:val="right"/>
-        <w:rPr>
-          <w:rFonts w:ascii="Arial" w:eastAsia="Arial" w:hAnsi="Arial" w:cs="Arial"/>
-        </w:rPr>
-      </w:pPr>
-    </w:p>
-    <w:p>
-      <w:pPr>
-        <w:spacing w:after="0" w:line="360" w:lineRule="auto"/>
-        <w:jc w:val="right"/>
-        <w:rPr>
-          <w:rFonts w:ascii="Arial" w:eastAsia="Arial" w:hAnsi="Arial" w:cs="Arial"/>
-        </w:rPr>
-      </w:pPr>
-    </w:p>
-    <w:p>
-      <w:pPr>
-        <w:spacing w:after="0" w:line="360" w:lineRule="auto"/>
-        <w:jc w:val="right"/>
-        <w:rPr>
-          <w:rFonts w:ascii="Arial" w:eastAsia="Arial" w:hAnsi="Arial" w:cs="Arial"/>
-        </w:rPr>
-      </w:pPr>
-    </w:p>
-    <w:p>
-      <w:pPr>
-        <w:spacing w:after="0" w:line="360" w:lineRule="auto"/>
-        <w:jc w:val="right"/>
-        <w:rPr>
-          <w:rFonts w:ascii="Arial" w:eastAsia="Arial" w:hAnsi="Arial" w:cs="Arial"/>
-        </w:rPr>
-      </w:pPr>
-    </w:p>
-    <w:p>
-      <w:pPr>
-        <w:spacing w:after="0" w:line="360" w:lineRule="auto"/>
-        <w:jc w:val="right"/>
-        <w:rPr>
-          <w:rFonts w:ascii="Arial" w:eastAsia="Arial" w:hAnsi="Arial" w:cs="Arial"/>
-        </w:rPr>
-      </w:pPr>
-    </w:p>
-    <w:p>
-      <w:pPr>
-        <w:spacing w:line="360" w:lineRule="auto"/>
-        <w:rPr>
-          <w:rFonts w:ascii="Arial" w:eastAsia="Arial" w:hAnsi="Arial" w:cs="Arial"/>
-        </w:rPr>
-      </w:pPr>
-    </w:p>
-    <w:p>
-      <w:pPr>
-        <w:pBdr>
-          <w:top w:val="nil"/>
-          <w:left w:val="nil"/>
-          <w:bottom w:val="nil"/>
-          <w:right w:val="nil"/>
-          <w:between w:val="nil"/>
-        </w:pBdr>
-        <w:spacing w:after="0" w:line="360" w:lineRule="auto"/>
-        <w:jc w:val="center"/>
-        <w:rPr>
-          <w:rFonts w:ascii="Arial" w:eastAsia="Arial" w:hAnsi="Arial" w:cs="Arial"/>
-          <w:color w:val="000000"/>
-        </w:rPr>
-      </w:pPr>
       <w:bookmarkStart w:id="0" w:name="_heading=h.fyxee8c6lz2t" w:colFirst="0" w:colLast="0"/>
       <w:bookmarkEnd w:id="0"/>
       <w:r>
@@ -759,7 +741,6 @@
           <w:rFonts w:ascii="Arial" w:eastAsia="Arial" w:hAnsi="Arial" w:cs="Arial"/>
           <w:color w:val="000000"/>
         </w:rPr>
-        <w:lastRenderedPageBreak/>
         <w:t>2026</w:t>
       </w:r>
     </w:p>
@@ -3237,7 +3218,10 @@
     <w:sdt>
       <w:sdtPr>
         <w:rPr>
-          <w:rFonts w:ascii="Arial" w:hAnsi="Arial" w:cs="Arial"/>
+          <w:rFonts w:ascii="Arial" w:eastAsia="Times New Roman" w:hAnsi="Arial" w:cs="Arial"/>
+          <w:color w:val="auto"/>
+          <w:sz w:val="24"/>
+          <w:szCs w:val="24"/>
         </w:rPr>
         <w:id w:val="-1016082377"/>
         <w:docPartObj>
@@ -3247,12 +3231,8 @@
       </w:sdtPr>
       <w:sdtEndPr>
         <w:rPr>
-          <w:rFonts w:eastAsia="Times New Roman"/>
           <w:b/>
           <w:bCs/>
-          <w:color w:val="auto"/>
-          <w:sz w:val="24"/>
-          <w:szCs w:val="24"/>
         </w:rPr>
       </w:sdtEndPr>
       <w:sdtContent>
@@ -4838,19 +4818,7 @@
               <w:rPr>
                 <w:rStyle w:val="Hyperlink"/>
               </w:rPr>
-              <w:t>Conclu</w:t>
-            </w:r>
-            <w:r>
-              <w:rPr>
-                <w:rStyle w:val="Hyperlink"/>
-              </w:rPr>
-              <w:t>s</w:t>
-            </w:r>
-            <w:r>
-              <w:rPr>
-                <w:rStyle w:val="Hyperlink"/>
-              </w:rPr>
-              <w:t>ão</w:t>
+              <w:t>Conclusão</w:t>
             </w:r>
             <w:r>
               <w:rPr>
@@ -7385,27 +7353,7 @@
           <w:sz w:val="20"/>
           <w:szCs w:val="20"/>
         </w:rPr>
-        <w:t xml:space="preserve"> </w:t>
-      </w:r>
-      <w:proofErr w:type="spellStart"/>
-      <w:r>
-        <w:rPr>
-          <w:rFonts w:ascii="Courier New" w:eastAsia="Courier New" w:hAnsi="Courier New" w:cs="Courier New"/>
-          <w:color w:val="000000"/>
-          <w:sz w:val="20"/>
-          <w:szCs w:val="20"/>
-        </w:rPr>
-        <w:t>to</w:t>
-      </w:r>
-      <w:proofErr w:type="spellEnd"/>
-      <w:r>
-        <w:rPr>
-          <w:rFonts w:ascii="Courier New" w:eastAsia="Courier New" w:hAnsi="Courier New" w:cs="Courier New"/>
-          <w:color w:val="000000"/>
-          <w:sz w:val="20"/>
-          <w:szCs w:val="20"/>
-        </w:rPr>
-        <w:t xml:space="preserve"> </w:t>
+        <w:t xml:space="preserve"> to </w:t>
       </w:r>
       <w:proofErr w:type="spellStart"/>
       <w:r>
@@ -9072,27 +9020,7 @@
           <w:sz w:val="20"/>
           <w:szCs w:val="20"/>
         </w:rPr>
-        <w:t xml:space="preserve"> </w:t>
-      </w:r>
-      <w:proofErr w:type="spellStart"/>
-      <w:r>
-        <w:rPr>
-          <w:rFonts w:ascii="Courier New" w:eastAsia="Courier New" w:hAnsi="Courier New" w:cs="Courier New"/>
-          <w:color w:val="000000"/>
-          <w:sz w:val="20"/>
-          <w:szCs w:val="20"/>
-        </w:rPr>
-        <w:t>on</w:t>
-      </w:r>
-      <w:proofErr w:type="spellEnd"/>
-      <w:r>
-        <w:rPr>
-          <w:rFonts w:ascii="Courier New" w:eastAsia="Courier New" w:hAnsi="Courier New" w:cs="Courier New"/>
-          <w:color w:val="000000"/>
-          <w:sz w:val="20"/>
-          <w:szCs w:val="20"/>
-        </w:rPr>
-        <w:t xml:space="preserve"> reset</w:t>
+        <w:t xml:space="preserve"> on reset</w:t>
       </w:r>
     </w:p>
     <w:p>
@@ -9438,27 +9366,7 @@
           <w:sz w:val="20"/>
           <w:szCs w:val="20"/>
         </w:rPr>
-        <w:t xml:space="preserve"> </w:t>
-      </w:r>
-      <w:proofErr w:type="spellStart"/>
-      <w:r>
-        <w:rPr>
-          <w:rFonts w:ascii="Courier New" w:eastAsia="Courier New" w:hAnsi="Courier New" w:cs="Courier New"/>
-          <w:color w:val="000000"/>
-          <w:sz w:val="20"/>
-          <w:szCs w:val="20"/>
-        </w:rPr>
-        <w:t>the</w:t>
-      </w:r>
-      <w:proofErr w:type="spellEnd"/>
-      <w:r>
-        <w:rPr>
-          <w:rFonts w:ascii="Courier New" w:eastAsia="Courier New" w:hAnsi="Courier New" w:cs="Courier New"/>
-          <w:color w:val="000000"/>
-          <w:sz w:val="20"/>
-          <w:szCs w:val="20"/>
-        </w:rPr>
-        <w:t xml:space="preserve"> output </w:t>
+        <w:t xml:space="preserve"> the output </w:t>
       </w:r>
       <w:proofErr w:type="spellStart"/>
       <w:r>
@@ -9681,19 +9589,8 @@
           <w:sz w:val="20"/>
           <w:szCs w:val="20"/>
         </w:rPr>
-        <w:t xml:space="preserve"> </w:t>
-      </w:r>
-      <w:proofErr w:type="spellStart"/>
-      <w:r>
-        <w:rPr>
-          <w:rFonts w:ascii="Courier New" w:eastAsia="Courier New" w:hAnsi="Courier New" w:cs="Courier New"/>
-          <w:color w:val="000000"/>
-          <w:sz w:val="20"/>
-          <w:szCs w:val="20"/>
-        </w:rPr>
-        <w:t>counter</w:t>
-      </w:r>
-      <w:proofErr w:type="spellEnd"/>
+        <w:t xml:space="preserve"> counter</w:t>
+      </w:r>
     </w:p>
     <w:p>
       <w:pPr>
@@ -9844,19 +9741,8 @@
           <w:sz w:val="20"/>
           <w:szCs w:val="20"/>
         </w:rPr>
-        <w:t xml:space="preserve"> </w:t>
-      </w:r>
-      <w:proofErr w:type="spellStart"/>
-      <w:r>
-        <w:rPr>
-          <w:rFonts w:ascii="Courier New" w:eastAsia="Courier New" w:hAnsi="Courier New" w:cs="Courier New"/>
-          <w:color w:val="000000"/>
-          <w:sz w:val="20"/>
-          <w:szCs w:val="20"/>
-        </w:rPr>
-        <w:t>counter</w:t>
-      </w:r>
-      <w:proofErr w:type="spellEnd"/>
+        <w:t xml:space="preserve"> counter</w:t>
+      </w:r>
     </w:p>
     <w:p>
       <w:pPr>
@@ -10423,27 +10309,7 @@
           <w:sz w:val="20"/>
           <w:szCs w:val="20"/>
         </w:rPr>
-        <w:t xml:space="preserve"> </w:t>
-      </w:r>
-      <w:proofErr w:type="spellStart"/>
-      <w:r>
-        <w:rPr>
-          <w:rFonts w:ascii="Courier New" w:eastAsia="Courier New" w:hAnsi="Courier New" w:cs="Courier New"/>
-          <w:color w:val="000000"/>
-          <w:sz w:val="20"/>
-          <w:szCs w:val="20"/>
-        </w:rPr>
-        <w:t>if</w:t>
-      </w:r>
-      <w:proofErr w:type="spellEnd"/>
-      <w:r>
-        <w:rPr>
-          <w:rFonts w:ascii="Courier New" w:eastAsia="Courier New" w:hAnsi="Courier New" w:cs="Courier New"/>
-          <w:color w:val="000000"/>
-          <w:sz w:val="20"/>
-          <w:szCs w:val="20"/>
-        </w:rPr>
-        <w:t>;</w:t>
+        <w:t xml:space="preserve"> if;</w:t>
       </w:r>
     </w:p>
     <w:p>
@@ -10490,27 +10356,7 @@
           <w:sz w:val="20"/>
           <w:szCs w:val="20"/>
         </w:rPr>
-        <w:t xml:space="preserve"> </w:t>
-      </w:r>
-      <w:proofErr w:type="spellStart"/>
-      <w:r>
-        <w:rPr>
-          <w:rFonts w:ascii="Courier New" w:eastAsia="Courier New" w:hAnsi="Courier New" w:cs="Courier New"/>
-          <w:color w:val="000000"/>
-          <w:sz w:val="20"/>
-          <w:szCs w:val="20"/>
-        </w:rPr>
-        <w:t>if</w:t>
-      </w:r>
-      <w:proofErr w:type="spellEnd"/>
-      <w:r>
-        <w:rPr>
-          <w:rFonts w:ascii="Courier New" w:eastAsia="Courier New" w:hAnsi="Courier New" w:cs="Courier New"/>
-          <w:color w:val="000000"/>
-          <w:sz w:val="20"/>
-          <w:szCs w:val="20"/>
-        </w:rPr>
-        <w:t>;</w:t>
+        <w:t xml:space="preserve"> if;</w:t>
       </w:r>
     </w:p>
     <w:p>
@@ -12582,27 +12428,7 @@
           <w:sz w:val="20"/>
           <w:szCs w:val="20"/>
         </w:rPr>
-        <w:t xml:space="preserve"> </w:t>
-      </w:r>
-      <w:proofErr w:type="spellStart"/>
-      <w:r>
-        <w:rPr>
-          <w:rFonts w:ascii="Courier New" w:eastAsia="Courier New" w:hAnsi="Courier New" w:cs="Courier New"/>
-          <w:color w:val="000000"/>
-          <w:sz w:val="20"/>
-          <w:szCs w:val="20"/>
-        </w:rPr>
-        <w:t>clk_tb</w:t>
-      </w:r>
-      <w:proofErr w:type="spellEnd"/>
-      <w:r>
-        <w:rPr>
-          <w:rFonts w:ascii="Courier New" w:eastAsia="Courier New" w:hAnsi="Courier New" w:cs="Courier New"/>
-          <w:color w:val="000000"/>
-          <w:sz w:val="20"/>
-          <w:szCs w:val="20"/>
-        </w:rPr>
-        <w:t xml:space="preserve">   </w:t>
+        <w:t xml:space="preserve"> clk_tb   </w:t>
       </w:r>
       <w:proofErr w:type="gramStart"/>
       <w:r>
@@ -13282,27 +13108,7 @@
           <w:sz w:val="20"/>
           <w:szCs w:val="20"/>
         </w:rPr>
-        <w:t xml:space="preserve"> </w:t>
-      </w:r>
-      <w:proofErr w:type="spellStart"/>
-      <w:r>
-        <w:rPr>
-          <w:rFonts w:ascii="Courier New" w:eastAsia="Courier New" w:hAnsi="Courier New" w:cs="Courier New"/>
-          <w:color w:val="000000"/>
-          <w:sz w:val="20"/>
-          <w:szCs w:val="20"/>
-        </w:rPr>
-        <w:t>map</w:t>
-      </w:r>
-      <w:proofErr w:type="spellEnd"/>
-      <w:r>
-        <w:rPr>
-          <w:rFonts w:ascii="Courier New" w:eastAsia="Courier New" w:hAnsi="Courier New" w:cs="Courier New"/>
-          <w:color w:val="000000"/>
-          <w:sz w:val="20"/>
-          <w:szCs w:val="20"/>
-        </w:rPr>
-        <w:t xml:space="preserve"> (</w:t>
+        <w:t xml:space="preserve"> map (</w:t>
       </w:r>
     </w:p>
     <w:p>
@@ -13430,27 +13236,7 @@
           <w:sz w:val="20"/>
           <w:szCs w:val="20"/>
         </w:rPr>
-        <w:t xml:space="preserve"> </w:t>
-      </w:r>
-      <w:proofErr w:type="spellStart"/>
-      <w:r>
-        <w:rPr>
-          <w:rFonts w:ascii="Courier New" w:eastAsia="Courier New" w:hAnsi="Courier New" w:cs="Courier New"/>
-          <w:color w:val="000000"/>
-          <w:sz w:val="20"/>
-          <w:szCs w:val="20"/>
-        </w:rPr>
-        <w:t>map</w:t>
-      </w:r>
-      <w:proofErr w:type="spellEnd"/>
-      <w:r>
-        <w:rPr>
-          <w:rFonts w:ascii="Courier New" w:eastAsia="Courier New" w:hAnsi="Courier New" w:cs="Courier New"/>
-          <w:color w:val="000000"/>
-          <w:sz w:val="20"/>
-          <w:szCs w:val="20"/>
-        </w:rPr>
-        <w:t xml:space="preserve"> (</w:t>
+        <w:t xml:space="preserve"> map (</w:t>
       </w:r>
     </w:p>
     <w:p>
@@ -14022,27 +13808,7 @@
           <w:sz w:val="20"/>
           <w:szCs w:val="20"/>
         </w:rPr>
-        <w:t xml:space="preserve"> </w:t>
-      </w:r>
-      <w:proofErr w:type="spellStart"/>
-      <w:r>
-        <w:rPr>
-          <w:rFonts w:ascii="Courier New" w:eastAsia="Courier New" w:hAnsi="Courier New" w:cs="Courier New"/>
-          <w:color w:val="000000"/>
-          <w:sz w:val="20"/>
-          <w:szCs w:val="20"/>
-        </w:rPr>
-        <w:t>true</w:t>
-      </w:r>
-      <w:proofErr w:type="spellEnd"/>
-      <w:r>
-        <w:rPr>
-          <w:rFonts w:ascii="Courier New" w:eastAsia="Courier New" w:hAnsi="Courier New" w:cs="Courier New"/>
-          <w:color w:val="000000"/>
-          <w:sz w:val="20"/>
-          <w:szCs w:val="20"/>
-        </w:rPr>
-        <w:t xml:space="preserve"> loop</w:t>
+        <w:t xml:space="preserve"> true loop</w:t>
       </w:r>
     </w:p>
     <w:p>
@@ -14355,19 +14121,8 @@
           <w:sz w:val="20"/>
           <w:szCs w:val="20"/>
         </w:rPr>
-        <w:t xml:space="preserve">: </w:t>
-      </w:r>
-      <w:proofErr w:type="spellStart"/>
-      <w:r>
-        <w:rPr>
-          <w:rFonts w:ascii="Courier New" w:eastAsia="Courier New" w:hAnsi="Courier New" w:cs="Courier New"/>
-          <w:color w:val="000000"/>
-          <w:sz w:val="20"/>
-          <w:szCs w:val="20"/>
-        </w:rPr>
-        <w:t>process</w:t>
-      </w:r>
-      <w:proofErr w:type="spellEnd"/>
+        <w:t>: process</w:t>
+      </w:r>
     </w:p>
     <w:p>
       <w:pPr>
@@ -14818,27 +14573,7 @@
           <w:sz w:val="20"/>
           <w:szCs w:val="20"/>
         </w:rPr>
-        <w:t xml:space="preserve"> </w:t>
-      </w:r>
-      <w:proofErr w:type="spellStart"/>
-      <w:r>
-        <w:rPr>
-          <w:rFonts w:ascii="Courier New" w:eastAsia="Courier New" w:hAnsi="Courier New" w:cs="Courier New"/>
-          <w:color w:val="000000"/>
-          <w:sz w:val="20"/>
-          <w:szCs w:val="20"/>
-        </w:rPr>
-        <w:t>fully</w:t>
-      </w:r>
-      <w:proofErr w:type="spellEnd"/>
-      <w:r>
-        <w:rPr>
-          <w:rFonts w:ascii="Courier New" w:eastAsia="Courier New" w:hAnsi="Courier New" w:cs="Courier New"/>
-          <w:color w:val="000000"/>
-          <w:sz w:val="20"/>
-          <w:szCs w:val="20"/>
-        </w:rPr>
-        <w:t xml:space="preserve"> </w:t>
+        <w:t xml:space="preserve"> fully </w:t>
       </w:r>
       <w:proofErr w:type="spellStart"/>
       <w:r>
@@ -16151,25 +15886,7 @@
           <w:sz w:val="20"/>
           <w:szCs w:val="20"/>
         </w:rPr>
-        <w:t xml:space="preserve"> </w:t>
-      </w:r>
-      <w:proofErr w:type="spellStart"/>
-      <w:r>
-        <w:rPr>
-          <w:rFonts w:ascii="Courier New" w:eastAsia="Courier New" w:hAnsi="Courier New" w:cs="Courier New"/>
-          <w:sz w:val="20"/>
-          <w:szCs w:val="20"/>
-        </w:rPr>
-        <w:t>to</w:t>
-      </w:r>
-      <w:proofErr w:type="spellEnd"/>
-      <w:r>
-        <w:rPr>
-          <w:rFonts w:ascii="Courier New" w:eastAsia="Courier New" w:hAnsi="Courier New" w:cs="Courier New"/>
-          <w:sz w:val="20"/>
-          <w:szCs w:val="20"/>
-        </w:rPr>
-        <w:t xml:space="preserve"> </w:t>
+        <w:t xml:space="preserve"> to </w:t>
       </w:r>
       <w:proofErr w:type="spellStart"/>
       <w:r>
@@ -17934,6 +17651,250 @@
           <w:sz w:val="20"/>
           <w:szCs w:val="20"/>
         </w:rPr>
+        <w:t xml:space="preserve"> on reset</w:t>
+      </w:r>
+    </w:p>
+    <w:p>
+      <w:pPr>
+        <w:spacing w:after="120" w:line="240" w:lineRule="auto"/>
+        <w:rPr>
+          <w:rFonts w:ascii="Courier New" w:eastAsia="Courier New" w:hAnsi="Courier New" w:cs="Courier New"/>
+          <w:sz w:val="20"/>
+          <w:szCs w:val="20"/>
+        </w:rPr>
+      </w:pPr>
+      <w:r>
+        <w:rPr>
+          <w:rFonts w:ascii="Courier New" w:eastAsia="Courier New" w:hAnsi="Courier New" w:cs="Courier New"/>
+          <w:sz w:val="20"/>
+          <w:szCs w:val="20"/>
+        </w:rPr>
+        <w:t xml:space="preserve">            </w:t>
+      </w:r>
+      <w:proofErr w:type="spellStart"/>
+      <w:r>
+        <w:rPr>
+          <w:rFonts w:ascii="Courier New" w:eastAsia="Courier New" w:hAnsi="Courier New" w:cs="Courier New"/>
+          <w:sz w:val="20"/>
+          <w:szCs w:val="20"/>
+        </w:rPr>
+        <w:t>bit_ptr</w:t>
+      </w:r>
+      <w:proofErr w:type="spellEnd"/>
+      <w:r>
+        <w:rPr>
+          <w:rFonts w:ascii="Courier New" w:eastAsia="Courier New" w:hAnsi="Courier New" w:cs="Courier New"/>
+          <w:sz w:val="20"/>
+          <w:szCs w:val="20"/>
+        </w:rPr>
+        <w:t xml:space="preserve"> &lt;= DATA_WIDTH - 1;</w:t>
+      </w:r>
+    </w:p>
+    <w:p>
+      <w:pPr>
+        <w:spacing w:after="120" w:line="240" w:lineRule="auto"/>
+        <w:rPr>
+          <w:rFonts w:ascii="Courier New" w:eastAsia="Courier New" w:hAnsi="Courier New" w:cs="Courier New"/>
+          <w:sz w:val="20"/>
+          <w:szCs w:val="20"/>
+        </w:rPr>
+      </w:pPr>
+      <w:r>
+        <w:rPr>
+          <w:rFonts w:ascii="Courier New" w:eastAsia="Courier New" w:hAnsi="Courier New" w:cs="Courier New"/>
+          <w:sz w:val="20"/>
+          <w:szCs w:val="20"/>
+        </w:rPr>
+        <w:t xml:space="preserve">            </w:t>
+      </w:r>
+      <w:proofErr w:type="spellStart"/>
+      <w:r>
+        <w:rPr>
+          <w:rFonts w:ascii="Courier New" w:eastAsia="Courier New" w:hAnsi="Courier New" w:cs="Courier New"/>
+          <w:sz w:val="20"/>
+          <w:szCs w:val="20"/>
+        </w:rPr>
+        <w:t>tick_counter</w:t>
+      </w:r>
+      <w:proofErr w:type="spellEnd"/>
+      <w:r>
+        <w:rPr>
+          <w:rFonts w:ascii="Courier New" w:eastAsia="Courier New" w:hAnsi="Courier New" w:cs="Courier New"/>
+          <w:sz w:val="20"/>
+          <w:szCs w:val="20"/>
+        </w:rPr>
+        <w:t xml:space="preserve"> &lt;= 0;</w:t>
+      </w:r>
+    </w:p>
+    <w:p>
+      <w:pPr>
+        <w:spacing w:after="120" w:line="240" w:lineRule="auto"/>
+        <w:rPr>
+          <w:rFonts w:ascii="Courier New" w:eastAsia="Courier New" w:hAnsi="Courier New" w:cs="Courier New"/>
+          <w:sz w:val="20"/>
+          <w:szCs w:val="20"/>
+        </w:rPr>
+      </w:pPr>
+      <w:r>
+        <w:rPr>
+          <w:rFonts w:ascii="Courier New" w:eastAsia="Courier New" w:hAnsi="Courier New" w:cs="Courier New"/>
+          <w:sz w:val="20"/>
+          <w:szCs w:val="20"/>
+        </w:rPr>
+        <w:t xml:space="preserve">            </w:t>
+      </w:r>
+      <w:proofErr w:type="spellStart"/>
+      <w:r>
+        <w:rPr>
+          <w:rFonts w:ascii="Courier New" w:eastAsia="Courier New" w:hAnsi="Courier New" w:cs="Courier New"/>
+          <w:sz w:val="20"/>
+          <w:szCs w:val="20"/>
+        </w:rPr>
+        <w:t>current_lvl</w:t>
+      </w:r>
+      <w:proofErr w:type="spellEnd"/>
+      <w:r>
+        <w:rPr>
+          <w:rFonts w:ascii="Courier New" w:eastAsia="Courier New" w:hAnsi="Courier New" w:cs="Courier New"/>
+          <w:sz w:val="20"/>
+          <w:szCs w:val="20"/>
+        </w:rPr>
+        <w:t xml:space="preserve"> &lt;= '0';</w:t>
+      </w:r>
+    </w:p>
+    <w:p>
+      <w:pPr>
+        <w:spacing w:after="120" w:line="240" w:lineRule="auto"/>
+        <w:rPr>
+          <w:rFonts w:ascii="Courier New" w:eastAsia="Courier New" w:hAnsi="Courier New" w:cs="Courier New"/>
+          <w:sz w:val="20"/>
+          <w:szCs w:val="20"/>
+        </w:rPr>
+      </w:pPr>
+      <w:r>
+        <w:rPr>
+          <w:rFonts w:ascii="Courier New" w:eastAsia="Courier New" w:hAnsi="Courier New" w:cs="Courier New"/>
+          <w:sz w:val="20"/>
+          <w:szCs w:val="20"/>
+        </w:rPr>
+        <w:t xml:space="preserve">            </w:t>
+      </w:r>
+      <w:proofErr w:type="spellStart"/>
+      <w:r>
+        <w:rPr>
+          <w:rFonts w:ascii="Courier New" w:eastAsia="Courier New" w:hAnsi="Courier New" w:cs="Courier New"/>
+          <w:sz w:val="20"/>
+          <w:szCs w:val="20"/>
+        </w:rPr>
+        <w:t>nrz_out</w:t>
+      </w:r>
+      <w:proofErr w:type="spellEnd"/>
+      <w:r>
+        <w:rPr>
+          <w:rFonts w:ascii="Courier New" w:eastAsia="Courier New" w:hAnsi="Courier New" w:cs="Courier New"/>
+          <w:sz w:val="20"/>
+          <w:szCs w:val="20"/>
+        </w:rPr>
+        <w:t xml:space="preserve"> &lt;= '0';</w:t>
+      </w:r>
+    </w:p>
+    <w:p>
+      <w:pPr>
+        <w:spacing w:after="120" w:line="240" w:lineRule="auto"/>
+        <w:rPr>
+          <w:rFonts w:ascii="Courier New" w:eastAsia="Courier New" w:hAnsi="Courier New" w:cs="Courier New"/>
+          <w:sz w:val="20"/>
+          <w:szCs w:val="20"/>
+        </w:rPr>
+      </w:pPr>
+      <w:r>
+        <w:rPr>
+          <w:rFonts w:ascii="Courier New" w:eastAsia="Courier New" w:hAnsi="Courier New" w:cs="Courier New"/>
+          <w:sz w:val="20"/>
+          <w:szCs w:val="20"/>
+        </w:rPr>
+        <w:t xml:space="preserve">        </w:t>
+      </w:r>
+      <w:proofErr w:type="spellStart"/>
+      <w:r>
+        <w:rPr>
+          <w:rFonts w:ascii="Courier New" w:eastAsia="Courier New" w:hAnsi="Courier New" w:cs="Courier New"/>
+          <w:sz w:val="20"/>
+          <w:szCs w:val="20"/>
+        </w:rPr>
+        <w:t>elsif</w:t>
+      </w:r>
+      <w:proofErr w:type="spellEnd"/>
+      <w:r>
+        <w:rPr>
+          <w:rFonts w:ascii="Courier New" w:eastAsia="Courier New" w:hAnsi="Courier New" w:cs="Courier New"/>
+          <w:sz w:val="20"/>
+          <w:szCs w:val="20"/>
+        </w:rPr>
+        <w:t xml:space="preserve"> rising_edge(clk) </w:t>
+      </w:r>
+      <w:proofErr w:type="spellStart"/>
+      <w:r>
+        <w:rPr>
+          <w:rFonts w:ascii="Courier New" w:eastAsia="Courier New" w:hAnsi="Courier New" w:cs="Courier New"/>
+          <w:sz w:val="20"/>
+          <w:szCs w:val="20"/>
+        </w:rPr>
+        <w:t>then</w:t>
+      </w:r>
+      <w:proofErr w:type="spellEnd"/>
+    </w:p>
+    <w:p>
+      <w:pPr>
+        <w:spacing w:after="120" w:line="240" w:lineRule="auto"/>
+        <w:rPr>
+          <w:rFonts w:ascii="Courier New" w:eastAsia="Courier New" w:hAnsi="Courier New" w:cs="Courier New"/>
+          <w:sz w:val="20"/>
+          <w:szCs w:val="20"/>
+        </w:rPr>
+      </w:pPr>
+      <w:r>
+        <w:rPr>
+          <w:rFonts w:ascii="Courier New" w:eastAsia="Courier New" w:hAnsi="Courier New" w:cs="Courier New"/>
+          <w:sz w:val="20"/>
+          <w:szCs w:val="20"/>
+        </w:rPr>
+        <w:t xml:space="preserve">            </w:t>
+      </w:r>
+    </w:p>
+    <w:p>
+      <w:pPr>
+        <w:spacing w:after="120" w:line="240" w:lineRule="auto"/>
+        <w:rPr>
+          <w:rFonts w:ascii="Courier New" w:eastAsia="Courier New" w:hAnsi="Courier New" w:cs="Courier New"/>
+          <w:sz w:val="20"/>
+          <w:szCs w:val="20"/>
+        </w:rPr>
+      </w:pPr>
+      <w:r>
+        <w:rPr>
+          <w:rFonts w:ascii="Courier New" w:eastAsia="Courier New" w:hAnsi="Courier New" w:cs="Courier New"/>
+          <w:sz w:val="20"/>
+          <w:szCs w:val="20"/>
+        </w:rPr>
+        <w:t xml:space="preserve">            -- </w:t>
+      </w:r>
+      <w:proofErr w:type="spellStart"/>
+      <w:r>
+        <w:rPr>
+          <w:rFonts w:ascii="Courier New" w:eastAsia="Courier New" w:hAnsi="Courier New" w:cs="Courier New"/>
+          <w:sz w:val="20"/>
+          <w:szCs w:val="20"/>
+        </w:rPr>
+        <w:t>nrzi</w:t>
+      </w:r>
+      <w:proofErr w:type="spellEnd"/>
+      <w:r>
+        <w:rPr>
+          <w:rFonts w:ascii="Courier New" w:eastAsia="Courier New" w:hAnsi="Courier New" w:cs="Courier New"/>
+          <w:sz w:val="20"/>
+          <w:szCs w:val="20"/>
+        </w:rPr>
         <w:t xml:space="preserve"> </w:t>
       </w:r>
       <w:proofErr w:type="spellStart"/>
@@ -17943,6 +17904,1576 @@
           <w:sz w:val="20"/>
           <w:szCs w:val="20"/>
         </w:rPr>
+        <w:t>logic</w:t>
+      </w:r>
+      <w:proofErr w:type="spellEnd"/>
+      <w:r>
+        <w:rPr>
+          <w:rFonts w:ascii="Courier New" w:eastAsia="Courier New" w:hAnsi="Courier New" w:cs="Courier New"/>
+          <w:sz w:val="20"/>
+          <w:szCs w:val="20"/>
+        </w:rPr>
+        <w:t xml:space="preserve">: </w:t>
+      </w:r>
+      <w:proofErr w:type="spellStart"/>
+      <w:r>
+        <w:rPr>
+          <w:rFonts w:ascii="Courier New" w:eastAsia="Courier New" w:hAnsi="Courier New" w:cs="Courier New"/>
+          <w:sz w:val="20"/>
+          <w:szCs w:val="20"/>
+        </w:rPr>
+        <w:t>evaluate</w:t>
+      </w:r>
+      <w:proofErr w:type="spellEnd"/>
+      <w:r>
+        <w:rPr>
+          <w:rFonts w:ascii="Courier New" w:eastAsia="Courier New" w:hAnsi="Courier New" w:cs="Courier New"/>
+          <w:sz w:val="20"/>
+          <w:szCs w:val="20"/>
+        </w:rPr>
+        <w:t xml:space="preserve"> </w:t>
+      </w:r>
+      <w:proofErr w:type="spellStart"/>
+      <w:r>
+        <w:rPr>
+          <w:rFonts w:ascii="Courier New" w:eastAsia="Courier New" w:hAnsi="Courier New" w:cs="Courier New"/>
+          <w:sz w:val="20"/>
+          <w:szCs w:val="20"/>
+        </w:rPr>
+        <w:t>only</w:t>
+      </w:r>
+      <w:proofErr w:type="spellEnd"/>
+      <w:r>
+        <w:rPr>
+          <w:rFonts w:ascii="Courier New" w:eastAsia="Courier New" w:hAnsi="Courier New" w:cs="Courier New"/>
+          <w:sz w:val="20"/>
+          <w:szCs w:val="20"/>
+        </w:rPr>
+        <w:t xml:space="preserve"> </w:t>
+      </w:r>
+      <w:proofErr w:type="spellStart"/>
+      <w:r>
+        <w:rPr>
+          <w:rFonts w:ascii="Courier New" w:eastAsia="Courier New" w:hAnsi="Courier New" w:cs="Courier New"/>
+          <w:sz w:val="20"/>
+          <w:szCs w:val="20"/>
+        </w:rPr>
+        <w:t>at</w:t>
+      </w:r>
+      <w:proofErr w:type="spellEnd"/>
+      <w:r>
+        <w:rPr>
+          <w:rFonts w:ascii="Courier New" w:eastAsia="Courier New" w:hAnsi="Courier New" w:cs="Courier New"/>
+          <w:sz w:val="20"/>
+          <w:szCs w:val="20"/>
+        </w:rPr>
+        <w:t xml:space="preserve"> </w:t>
+      </w:r>
+      <w:proofErr w:type="spellStart"/>
+      <w:r>
+        <w:rPr>
+          <w:rFonts w:ascii="Courier New" w:eastAsia="Courier New" w:hAnsi="Courier New" w:cs="Courier New"/>
+          <w:sz w:val="20"/>
+          <w:szCs w:val="20"/>
+        </w:rPr>
+        <w:t>the</w:t>
+      </w:r>
+      <w:proofErr w:type="spellEnd"/>
+      <w:r>
+        <w:rPr>
+          <w:rFonts w:ascii="Courier New" w:eastAsia="Courier New" w:hAnsi="Courier New" w:cs="Courier New"/>
+          <w:sz w:val="20"/>
+          <w:szCs w:val="20"/>
+        </w:rPr>
+        <w:t xml:space="preserve"> start </w:t>
+      </w:r>
+      <w:proofErr w:type="spellStart"/>
+      <w:r>
+        <w:rPr>
+          <w:rFonts w:ascii="Courier New" w:eastAsia="Courier New" w:hAnsi="Courier New" w:cs="Courier New"/>
+          <w:sz w:val="20"/>
+          <w:szCs w:val="20"/>
+        </w:rPr>
+        <w:t>of</w:t>
+      </w:r>
+      <w:proofErr w:type="spellEnd"/>
+      <w:r>
+        <w:rPr>
+          <w:rFonts w:ascii="Courier New" w:eastAsia="Courier New" w:hAnsi="Courier New" w:cs="Courier New"/>
+          <w:sz w:val="20"/>
+          <w:szCs w:val="20"/>
+        </w:rPr>
+        <w:t xml:space="preserve"> a new bit </w:t>
+      </w:r>
+      <w:proofErr w:type="spellStart"/>
+      <w:r>
+        <w:rPr>
+          <w:rFonts w:ascii="Courier New" w:eastAsia="Courier New" w:hAnsi="Courier New" w:cs="Courier New"/>
+          <w:sz w:val="20"/>
+          <w:szCs w:val="20"/>
+        </w:rPr>
+        <w:t>cycle</w:t>
+      </w:r>
+      <w:proofErr w:type="spellEnd"/>
+    </w:p>
+    <w:p>
+      <w:pPr>
+        <w:spacing w:after="120" w:line="240" w:lineRule="auto"/>
+        <w:rPr>
+          <w:rFonts w:ascii="Courier New" w:eastAsia="Courier New" w:hAnsi="Courier New" w:cs="Courier New"/>
+          <w:sz w:val="20"/>
+          <w:szCs w:val="20"/>
+        </w:rPr>
+      </w:pPr>
+      <w:r>
+        <w:rPr>
+          <w:rFonts w:ascii="Courier New" w:eastAsia="Courier New" w:hAnsi="Courier New" w:cs="Courier New"/>
+          <w:sz w:val="20"/>
+          <w:szCs w:val="20"/>
+        </w:rPr>
+        <w:t xml:space="preserve">            </w:t>
+      </w:r>
+      <w:proofErr w:type="spellStart"/>
+      <w:r>
+        <w:rPr>
+          <w:rFonts w:ascii="Courier New" w:eastAsia="Courier New" w:hAnsi="Courier New" w:cs="Courier New"/>
+          <w:sz w:val="20"/>
+          <w:szCs w:val="20"/>
+        </w:rPr>
+        <w:t>if</w:t>
+      </w:r>
+      <w:proofErr w:type="spellEnd"/>
+      <w:r>
+        <w:rPr>
+          <w:rFonts w:ascii="Courier New" w:eastAsia="Courier New" w:hAnsi="Courier New" w:cs="Courier New"/>
+          <w:sz w:val="20"/>
+          <w:szCs w:val="20"/>
+        </w:rPr>
+        <w:t xml:space="preserve"> </w:t>
+      </w:r>
+      <w:proofErr w:type="spellStart"/>
+      <w:r>
+        <w:rPr>
+          <w:rFonts w:ascii="Courier New" w:eastAsia="Courier New" w:hAnsi="Courier New" w:cs="Courier New"/>
+          <w:sz w:val="20"/>
+          <w:szCs w:val="20"/>
+        </w:rPr>
+        <w:t>tick_counter</w:t>
+      </w:r>
+      <w:proofErr w:type="spellEnd"/>
+      <w:r>
+        <w:rPr>
+          <w:rFonts w:ascii="Courier New" w:eastAsia="Courier New" w:hAnsi="Courier New" w:cs="Courier New"/>
+          <w:sz w:val="20"/>
+          <w:szCs w:val="20"/>
+        </w:rPr>
+        <w:t xml:space="preserve"> = 0 </w:t>
+      </w:r>
+      <w:proofErr w:type="spellStart"/>
+      <w:r>
+        <w:rPr>
+          <w:rFonts w:ascii="Courier New" w:eastAsia="Courier New" w:hAnsi="Courier New" w:cs="Courier New"/>
+          <w:sz w:val="20"/>
+          <w:szCs w:val="20"/>
+        </w:rPr>
+        <w:t>then</w:t>
+      </w:r>
+      <w:proofErr w:type="spellEnd"/>
+    </w:p>
+    <w:p>
+      <w:pPr>
+        <w:spacing w:after="120" w:line="240" w:lineRule="auto"/>
+        <w:rPr>
+          <w:rFonts w:ascii="Courier New" w:eastAsia="Courier New" w:hAnsi="Courier New" w:cs="Courier New"/>
+          <w:sz w:val="20"/>
+          <w:szCs w:val="20"/>
+        </w:rPr>
+      </w:pPr>
+      <w:r>
+        <w:rPr>
+          <w:rFonts w:ascii="Courier New" w:eastAsia="Courier New" w:hAnsi="Courier New" w:cs="Courier New"/>
+          <w:sz w:val="20"/>
+          <w:szCs w:val="20"/>
+        </w:rPr>
+        <w:t xml:space="preserve">                </w:t>
+      </w:r>
+      <w:proofErr w:type="spellStart"/>
+      <w:r>
+        <w:rPr>
+          <w:rFonts w:ascii="Courier New" w:eastAsia="Courier New" w:hAnsi="Courier New" w:cs="Courier New"/>
+          <w:sz w:val="20"/>
+          <w:szCs w:val="20"/>
+        </w:rPr>
+        <w:t>if</w:t>
+      </w:r>
+      <w:proofErr w:type="spellEnd"/>
+      <w:r>
+        <w:rPr>
+          <w:rFonts w:ascii="Courier New" w:eastAsia="Courier New" w:hAnsi="Courier New" w:cs="Courier New"/>
+          <w:sz w:val="20"/>
+          <w:szCs w:val="20"/>
+        </w:rPr>
+        <w:t xml:space="preserve"> </w:t>
+      </w:r>
+      <w:proofErr w:type="spellStart"/>
+      <w:r>
+        <w:rPr>
+          <w:rFonts w:ascii="Courier New" w:eastAsia="Courier New" w:hAnsi="Courier New" w:cs="Courier New"/>
+          <w:sz w:val="20"/>
+          <w:szCs w:val="20"/>
+        </w:rPr>
+        <w:t>data_in</w:t>
+      </w:r>
+      <w:proofErr w:type="spellEnd"/>
+      <w:r>
+        <w:rPr>
+          <w:rFonts w:ascii="Courier New" w:eastAsia="Courier New" w:hAnsi="Courier New" w:cs="Courier New"/>
+          <w:sz w:val="20"/>
+          <w:szCs w:val="20"/>
+        </w:rPr>
+        <w:t>(</w:t>
+      </w:r>
+      <w:proofErr w:type="spellStart"/>
+      <w:r>
+        <w:rPr>
+          <w:rFonts w:ascii="Courier New" w:eastAsia="Courier New" w:hAnsi="Courier New" w:cs="Courier New"/>
+          <w:sz w:val="20"/>
+          <w:szCs w:val="20"/>
+        </w:rPr>
+        <w:t>bit_ptr</w:t>
+      </w:r>
+      <w:proofErr w:type="spellEnd"/>
+      <w:r>
+        <w:rPr>
+          <w:rFonts w:ascii="Courier New" w:eastAsia="Courier New" w:hAnsi="Courier New" w:cs="Courier New"/>
+          <w:sz w:val="20"/>
+          <w:szCs w:val="20"/>
+        </w:rPr>
+        <w:t xml:space="preserve">) = '1' </w:t>
+      </w:r>
+      <w:proofErr w:type="spellStart"/>
+      <w:r>
+        <w:rPr>
+          <w:rFonts w:ascii="Courier New" w:eastAsia="Courier New" w:hAnsi="Courier New" w:cs="Courier New"/>
+          <w:sz w:val="20"/>
+          <w:szCs w:val="20"/>
+        </w:rPr>
+        <w:t>then</w:t>
+      </w:r>
+      <w:proofErr w:type="spellEnd"/>
+    </w:p>
+    <w:p>
+      <w:pPr>
+        <w:spacing w:after="120" w:line="240" w:lineRule="auto"/>
+        <w:rPr>
+          <w:rFonts w:ascii="Courier New" w:eastAsia="Courier New" w:hAnsi="Courier New" w:cs="Courier New"/>
+          <w:sz w:val="20"/>
+          <w:szCs w:val="20"/>
+        </w:rPr>
+      </w:pPr>
+      <w:r>
+        <w:rPr>
+          <w:rFonts w:ascii="Courier New" w:eastAsia="Courier New" w:hAnsi="Courier New" w:cs="Courier New"/>
+          <w:sz w:val="20"/>
+          <w:szCs w:val="20"/>
+        </w:rPr>
+        <w:t xml:space="preserve">                    -- 1 </w:t>
+      </w:r>
+      <w:proofErr w:type="spellStart"/>
+      <w:r>
+        <w:rPr>
+          <w:rFonts w:ascii="Courier New" w:eastAsia="Courier New" w:hAnsi="Courier New" w:cs="Courier New"/>
+          <w:sz w:val="20"/>
+          <w:szCs w:val="20"/>
+        </w:rPr>
+        <w:t>means</w:t>
+      </w:r>
+      <w:proofErr w:type="spellEnd"/>
+      <w:r>
+        <w:rPr>
+          <w:rFonts w:ascii="Courier New" w:eastAsia="Courier New" w:hAnsi="Courier New" w:cs="Courier New"/>
+          <w:sz w:val="20"/>
+          <w:szCs w:val="20"/>
+        </w:rPr>
+        <w:t xml:space="preserve"> toggle the line</w:t>
+      </w:r>
+    </w:p>
+    <w:p>
+      <w:pPr>
+        <w:spacing w:after="120" w:line="240" w:lineRule="auto"/>
+        <w:rPr>
+          <w:rFonts w:ascii="Courier New" w:eastAsia="Courier New" w:hAnsi="Courier New" w:cs="Courier New"/>
+          <w:sz w:val="20"/>
+          <w:szCs w:val="20"/>
+        </w:rPr>
+      </w:pPr>
+      <w:r>
+        <w:rPr>
+          <w:rFonts w:ascii="Courier New" w:eastAsia="Courier New" w:hAnsi="Courier New" w:cs="Courier New"/>
+          <w:sz w:val="20"/>
+          <w:szCs w:val="20"/>
+        </w:rPr>
+        <w:t xml:space="preserve">                    </w:t>
+      </w:r>
+      <w:proofErr w:type="spellStart"/>
+      <w:r>
+        <w:rPr>
+          <w:rFonts w:ascii="Courier New" w:eastAsia="Courier New" w:hAnsi="Courier New" w:cs="Courier New"/>
+          <w:sz w:val="20"/>
+          <w:szCs w:val="20"/>
+        </w:rPr>
+        <w:t>current_lvl</w:t>
+      </w:r>
+      <w:proofErr w:type="spellEnd"/>
+      <w:r>
+        <w:rPr>
+          <w:rFonts w:ascii="Courier New" w:eastAsia="Courier New" w:hAnsi="Courier New" w:cs="Courier New"/>
+          <w:sz w:val="20"/>
+          <w:szCs w:val="20"/>
+        </w:rPr>
+        <w:t xml:space="preserve"> &lt;= not </w:t>
+      </w:r>
+      <w:proofErr w:type="spellStart"/>
+      <w:r>
+        <w:rPr>
+          <w:rFonts w:ascii="Courier New" w:eastAsia="Courier New" w:hAnsi="Courier New" w:cs="Courier New"/>
+          <w:sz w:val="20"/>
+          <w:szCs w:val="20"/>
+        </w:rPr>
+        <w:t>current_lvl</w:t>
+      </w:r>
+      <w:proofErr w:type="spellEnd"/>
+      <w:r>
+        <w:rPr>
+          <w:rFonts w:ascii="Courier New" w:eastAsia="Courier New" w:hAnsi="Courier New" w:cs="Courier New"/>
+          <w:sz w:val="20"/>
+          <w:szCs w:val="20"/>
+        </w:rPr>
+        <w:t>;</w:t>
+      </w:r>
+    </w:p>
+    <w:p>
+      <w:pPr>
+        <w:spacing w:after="120" w:line="240" w:lineRule="auto"/>
+        <w:rPr>
+          <w:rFonts w:ascii="Courier New" w:eastAsia="Courier New" w:hAnsi="Courier New" w:cs="Courier New"/>
+          <w:sz w:val="20"/>
+          <w:szCs w:val="20"/>
+        </w:rPr>
+      </w:pPr>
+      <w:r>
+        <w:rPr>
+          <w:rFonts w:ascii="Courier New" w:eastAsia="Courier New" w:hAnsi="Courier New" w:cs="Courier New"/>
+          <w:sz w:val="20"/>
+          <w:szCs w:val="20"/>
+        </w:rPr>
+        <w:t xml:space="preserve">                    </w:t>
+      </w:r>
+      <w:proofErr w:type="spellStart"/>
+      <w:r>
+        <w:rPr>
+          <w:rFonts w:ascii="Courier New" w:eastAsia="Courier New" w:hAnsi="Courier New" w:cs="Courier New"/>
+          <w:sz w:val="20"/>
+          <w:szCs w:val="20"/>
+        </w:rPr>
+        <w:t>nrz_out</w:t>
+      </w:r>
+      <w:proofErr w:type="spellEnd"/>
+      <w:r>
+        <w:rPr>
+          <w:rFonts w:ascii="Courier New" w:eastAsia="Courier New" w:hAnsi="Courier New" w:cs="Courier New"/>
+          <w:sz w:val="20"/>
+          <w:szCs w:val="20"/>
+        </w:rPr>
+        <w:t xml:space="preserve"> &lt;= </w:t>
+      </w:r>
+      <w:proofErr w:type="spellStart"/>
+      <w:r>
+        <w:rPr>
+          <w:rFonts w:ascii="Courier New" w:eastAsia="Courier New" w:hAnsi="Courier New" w:cs="Courier New"/>
+          <w:sz w:val="20"/>
+          <w:szCs w:val="20"/>
+        </w:rPr>
+        <w:t>not</w:t>
+      </w:r>
+      <w:proofErr w:type="spellEnd"/>
+      <w:r>
+        <w:rPr>
+          <w:rFonts w:ascii="Courier New" w:eastAsia="Courier New" w:hAnsi="Courier New" w:cs="Courier New"/>
+          <w:sz w:val="20"/>
+          <w:szCs w:val="20"/>
+        </w:rPr>
+        <w:t xml:space="preserve"> </w:t>
+      </w:r>
+      <w:proofErr w:type="spellStart"/>
+      <w:r>
+        <w:rPr>
+          <w:rFonts w:ascii="Courier New" w:eastAsia="Courier New" w:hAnsi="Courier New" w:cs="Courier New"/>
+          <w:sz w:val="20"/>
+          <w:szCs w:val="20"/>
+        </w:rPr>
+        <w:t>current_lvl</w:t>
+      </w:r>
+      <w:proofErr w:type="spellEnd"/>
+      <w:r>
+        <w:rPr>
+          <w:rFonts w:ascii="Courier New" w:eastAsia="Courier New" w:hAnsi="Courier New" w:cs="Courier New"/>
+          <w:sz w:val="20"/>
+          <w:szCs w:val="20"/>
+        </w:rPr>
+        <w:t xml:space="preserve">; -- </w:t>
+      </w:r>
+      <w:proofErr w:type="spellStart"/>
+      <w:r>
+        <w:rPr>
+          <w:rFonts w:ascii="Courier New" w:eastAsia="Courier New" w:hAnsi="Courier New" w:cs="Courier New"/>
+          <w:sz w:val="20"/>
+          <w:szCs w:val="20"/>
+        </w:rPr>
+        <w:t>instantly</w:t>
+      </w:r>
+      <w:proofErr w:type="spellEnd"/>
+      <w:r>
+        <w:rPr>
+          <w:rFonts w:ascii="Courier New" w:eastAsia="Courier New" w:hAnsi="Courier New" w:cs="Courier New"/>
+          <w:sz w:val="20"/>
+          <w:szCs w:val="20"/>
+        </w:rPr>
+        <w:t xml:space="preserve"> push to output</w:t>
+      </w:r>
+    </w:p>
+    <w:p>
+      <w:pPr>
+        <w:spacing w:after="120" w:line="240" w:lineRule="auto"/>
+        <w:rPr>
+          <w:rFonts w:ascii="Courier New" w:eastAsia="Courier New" w:hAnsi="Courier New" w:cs="Courier New"/>
+          <w:sz w:val="20"/>
+          <w:szCs w:val="20"/>
+        </w:rPr>
+      </w:pPr>
+      <w:r>
+        <w:rPr>
+          <w:rFonts w:ascii="Courier New" w:eastAsia="Courier New" w:hAnsi="Courier New" w:cs="Courier New"/>
+          <w:sz w:val="20"/>
+          <w:szCs w:val="20"/>
+        </w:rPr>
+        <w:t xml:space="preserve">                </w:t>
+      </w:r>
+      <w:proofErr w:type="spellStart"/>
+      <w:r>
+        <w:rPr>
+          <w:rFonts w:ascii="Courier New" w:eastAsia="Courier New" w:hAnsi="Courier New" w:cs="Courier New"/>
+          <w:sz w:val="20"/>
+          <w:szCs w:val="20"/>
+        </w:rPr>
+        <w:t>else</w:t>
+      </w:r>
+      <w:proofErr w:type="spellEnd"/>
+    </w:p>
+    <w:p>
+      <w:pPr>
+        <w:spacing w:after="120" w:line="240" w:lineRule="auto"/>
+        <w:rPr>
+          <w:rFonts w:ascii="Courier New" w:eastAsia="Courier New" w:hAnsi="Courier New" w:cs="Courier New"/>
+          <w:sz w:val="20"/>
+          <w:szCs w:val="20"/>
+        </w:rPr>
+      </w:pPr>
+      <w:r>
+        <w:rPr>
+          <w:rFonts w:ascii="Courier New" w:eastAsia="Courier New" w:hAnsi="Courier New" w:cs="Courier New"/>
+          <w:sz w:val="20"/>
+          <w:szCs w:val="20"/>
+        </w:rPr>
+        <w:t xml:space="preserve">                    -- 0 </w:t>
+      </w:r>
+      <w:proofErr w:type="spellStart"/>
+      <w:r>
+        <w:rPr>
+          <w:rFonts w:ascii="Courier New" w:eastAsia="Courier New" w:hAnsi="Courier New" w:cs="Courier New"/>
+          <w:sz w:val="20"/>
+          <w:szCs w:val="20"/>
+        </w:rPr>
+        <w:t>means</w:t>
+      </w:r>
+      <w:proofErr w:type="spellEnd"/>
+      <w:r>
+        <w:rPr>
+          <w:rFonts w:ascii="Courier New" w:eastAsia="Courier New" w:hAnsi="Courier New" w:cs="Courier New"/>
+          <w:sz w:val="20"/>
+          <w:szCs w:val="20"/>
+        </w:rPr>
+        <w:t xml:space="preserve"> </w:t>
+      </w:r>
+      <w:proofErr w:type="spellStart"/>
+      <w:r>
+        <w:rPr>
+          <w:rFonts w:ascii="Courier New" w:eastAsia="Courier New" w:hAnsi="Courier New" w:cs="Courier New"/>
+          <w:sz w:val="20"/>
+          <w:szCs w:val="20"/>
+        </w:rPr>
+        <w:t>hold</w:t>
+      </w:r>
+      <w:proofErr w:type="spellEnd"/>
+      <w:r>
+        <w:rPr>
+          <w:rFonts w:ascii="Courier New" w:eastAsia="Courier New" w:hAnsi="Courier New" w:cs="Courier New"/>
+          <w:sz w:val="20"/>
+          <w:szCs w:val="20"/>
+        </w:rPr>
+        <w:t xml:space="preserve"> </w:t>
+      </w:r>
+      <w:proofErr w:type="spellStart"/>
+      <w:r>
+        <w:rPr>
+          <w:rFonts w:ascii="Courier New" w:eastAsia="Courier New" w:hAnsi="Courier New" w:cs="Courier New"/>
+          <w:sz w:val="20"/>
+          <w:szCs w:val="20"/>
+        </w:rPr>
+        <w:t>the</w:t>
+      </w:r>
+      <w:proofErr w:type="spellEnd"/>
+      <w:r>
+        <w:rPr>
+          <w:rFonts w:ascii="Courier New" w:eastAsia="Courier New" w:hAnsi="Courier New" w:cs="Courier New"/>
+          <w:sz w:val="20"/>
+          <w:szCs w:val="20"/>
+        </w:rPr>
+        <w:t xml:space="preserve"> </w:t>
+      </w:r>
+      <w:proofErr w:type="spellStart"/>
+      <w:r>
+        <w:rPr>
+          <w:rFonts w:ascii="Courier New" w:eastAsia="Courier New" w:hAnsi="Courier New" w:cs="Courier New"/>
+          <w:sz w:val="20"/>
+          <w:szCs w:val="20"/>
+        </w:rPr>
+        <w:t>previous</w:t>
+      </w:r>
+      <w:proofErr w:type="spellEnd"/>
+      <w:r>
+        <w:rPr>
+          <w:rFonts w:ascii="Courier New" w:eastAsia="Courier New" w:hAnsi="Courier New" w:cs="Courier New"/>
+          <w:sz w:val="20"/>
+          <w:szCs w:val="20"/>
+        </w:rPr>
+        <w:t xml:space="preserve"> </w:t>
+      </w:r>
+      <w:proofErr w:type="spellStart"/>
+      <w:r>
+        <w:rPr>
+          <w:rFonts w:ascii="Courier New" w:eastAsia="Courier New" w:hAnsi="Courier New" w:cs="Courier New"/>
+          <w:sz w:val="20"/>
+          <w:szCs w:val="20"/>
+        </w:rPr>
+        <w:t>state</w:t>
+      </w:r>
+      <w:proofErr w:type="spellEnd"/>
+    </w:p>
+    <w:p>
+      <w:pPr>
+        <w:spacing w:after="120" w:line="240" w:lineRule="auto"/>
+        <w:rPr>
+          <w:rFonts w:ascii="Courier New" w:eastAsia="Courier New" w:hAnsi="Courier New" w:cs="Courier New"/>
+          <w:sz w:val="20"/>
+          <w:szCs w:val="20"/>
+        </w:rPr>
+      </w:pPr>
+      <w:r>
+        <w:rPr>
+          <w:rFonts w:ascii="Courier New" w:eastAsia="Courier New" w:hAnsi="Courier New" w:cs="Courier New"/>
+          <w:sz w:val="20"/>
+          <w:szCs w:val="20"/>
+        </w:rPr>
+        <w:t xml:space="preserve">                    </w:t>
+      </w:r>
+      <w:proofErr w:type="spellStart"/>
+      <w:r>
+        <w:rPr>
+          <w:rFonts w:ascii="Courier New" w:eastAsia="Courier New" w:hAnsi="Courier New" w:cs="Courier New"/>
+          <w:sz w:val="20"/>
+          <w:szCs w:val="20"/>
+        </w:rPr>
+        <w:t>nrz_out</w:t>
+      </w:r>
+      <w:proofErr w:type="spellEnd"/>
+      <w:r>
+        <w:rPr>
+          <w:rFonts w:ascii="Courier New" w:eastAsia="Courier New" w:hAnsi="Courier New" w:cs="Courier New"/>
+          <w:sz w:val="20"/>
+          <w:szCs w:val="20"/>
+        </w:rPr>
+        <w:t xml:space="preserve"> &lt;= </w:t>
+      </w:r>
+      <w:proofErr w:type="spellStart"/>
+      <w:r>
+        <w:rPr>
+          <w:rFonts w:ascii="Courier New" w:eastAsia="Courier New" w:hAnsi="Courier New" w:cs="Courier New"/>
+          <w:sz w:val="20"/>
+          <w:szCs w:val="20"/>
+        </w:rPr>
+        <w:t>current_lvl</w:t>
+      </w:r>
+      <w:proofErr w:type="spellEnd"/>
+      <w:r>
+        <w:rPr>
+          <w:rFonts w:ascii="Courier New" w:eastAsia="Courier New" w:hAnsi="Courier New" w:cs="Courier New"/>
+          <w:sz w:val="20"/>
+          <w:szCs w:val="20"/>
+        </w:rPr>
+        <w:t>;</w:t>
+      </w:r>
+    </w:p>
+    <w:p>
+      <w:pPr>
+        <w:spacing w:after="120" w:line="240" w:lineRule="auto"/>
+        <w:rPr>
+          <w:rFonts w:ascii="Courier New" w:eastAsia="Courier New" w:hAnsi="Courier New" w:cs="Courier New"/>
+          <w:sz w:val="20"/>
+          <w:szCs w:val="20"/>
+        </w:rPr>
+      </w:pPr>
+      <w:r>
+        <w:rPr>
+          <w:rFonts w:ascii="Courier New" w:eastAsia="Courier New" w:hAnsi="Courier New" w:cs="Courier New"/>
+          <w:sz w:val="20"/>
+          <w:szCs w:val="20"/>
+        </w:rPr>
+        <w:t xml:space="preserve">                </w:t>
+      </w:r>
+      <w:proofErr w:type="spellStart"/>
+      <w:r>
+        <w:rPr>
+          <w:rFonts w:ascii="Courier New" w:eastAsia="Courier New" w:hAnsi="Courier New" w:cs="Courier New"/>
+          <w:sz w:val="20"/>
+          <w:szCs w:val="20"/>
+        </w:rPr>
+        <w:t>end</w:t>
+      </w:r>
+      <w:proofErr w:type="spellEnd"/>
+      <w:r>
+        <w:rPr>
+          <w:rFonts w:ascii="Courier New" w:eastAsia="Courier New" w:hAnsi="Courier New" w:cs="Courier New"/>
+          <w:sz w:val="20"/>
+          <w:szCs w:val="20"/>
+        </w:rPr>
+        <w:t xml:space="preserve"> if;</w:t>
+      </w:r>
+    </w:p>
+    <w:p>
+      <w:pPr>
+        <w:spacing w:after="120" w:line="240" w:lineRule="auto"/>
+        <w:rPr>
+          <w:rFonts w:ascii="Courier New" w:eastAsia="Courier New" w:hAnsi="Courier New" w:cs="Courier New"/>
+          <w:sz w:val="20"/>
+          <w:szCs w:val="20"/>
+        </w:rPr>
+      </w:pPr>
+      <w:r>
+        <w:rPr>
+          <w:rFonts w:ascii="Courier New" w:eastAsia="Courier New" w:hAnsi="Courier New" w:cs="Courier New"/>
+          <w:sz w:val="20"/>
+          <w:szCs w:val="20"/>
+        </w:rPr>
+        <w:t xml:space="preserve">            </w:t>
+      </w:r>
+      <w:proofErr w:type="spellStart"/>
+      <w:r>
+        <w:rPr>
+          <w:rFonts w:ascii="Courier New" w:eastAsia="Courier New" w:hAnsi="Courier New" w:cs="Courier New"/>
+          <w:sz w:val="20"/>
+          <w:szCs w:val="20"/>
+        </w:rPr>
+        <w:t>else</w:t>
+      </w:r>
+      <w:proofErr w:type="spellEnd"/>
+    </w:p>
+    <w:p>
+      <w:pPr>
+        <w:spacing w:after="120" w:line="240" w:lineRule="auto"/>
+        <w:rPr>
+          <w:rFonts w:ascii="Courier New" w:eastAsia="Courier New" w:hAnsi="Courier New" w:cs="Courier New"/>
+          <w:sz w:val="20"/>
+          <w:szCs w:val="20"/>
+        </w:rPr>
+      </w:pPr>
+      <w:r>
+        <w:rPr>
+          <w:rFonts w:ascii="Courier New" w:eastAsia="Courier New" w:hAnsi="Courier New" w:cs="Courier New"/>
+          <w:sz w:val="20"/>
+          <w:szCs w:val="20"/>
+        </w:rPr>
+        <w:t xml:space="preserve">                -- </w:t>
+      </w:r>
+      <w:proofErr w:type="spellStart"/>
+      <w:r>
+        <w:rPr>
+          <w:rFonts w:ascii="Courier New" w:eastAsia="Courier New" w:hAnsi="Courier New" w:cs="Courier New"/>
+          <w:sz w:val="20"/>
+          <w:szCs w:val="20"/>
+        </w:rPr>
+        <w:t>just</w:t>
+      </w:r>
+      <w:proofErr w:type="spellEnd"/>
+      <w:r>
+        <w:rPr>
+          <w:rFonts w:ascii="Courier New" w:eastAsia="Courier New" w:hAnsi="Courier New" w:cs="Courier New"/>
+          <w:sz w:val="20"/>
+          <w:szCs w:val="20"/>
+        </w:rPr>
+        <w:t xml:space="preserve"> </w:t>
+      </w:r>
+      <w:proofErr w:type="spellStart"/>
+      <w:r>
+        <w:rPr>
+          <w:rFonts w:ascii="Courier New" w:eastAsia="Courier New" w:hAnsi="Courier New" w:cs="Courier New"/>
+          <w:sz w:val="20"/>
+          <w:szCs w:val="20"/>
+        </w:rPr>
+        <w:t>hold</w:t>
+      </w:r>
+      <w:proofErr w:type="spellEnd"/>
+      <w:r>
+        <w:rPr>
+          <w:rFonts w:ascii="Courier New" w:eastAsia="Courier New" w:hAnsi="Courier New" w:cs="Courier New"/>
+          <w:sz w:val="20"/>
+          <w:szCs w:val="20"/>
+        </w:rPr>
+        <w:t xml:space="preserve"> </w:t>
+      </w:r>
+      <w:proofErr w:type="spellStart"/>
+      <w:r>
+        <w:rPr>
+          <w:rFonts w:ascii="Courier New" w:eastAsia="Courier New" w:hAnsi="Courier New" w:cs="Courier New"/>
+          <w:sz w:val="20"/>
+          <w:szCs w:val="20"/>
+        </w:rPr>
+        <w:t>the</w:t>
+      </w:r>
+      <w:proofErr w:type="spellEnd"/>
+      <w:r>
+        <w:rPr>
+          <w:rFonts w:ascii="Courier New" w:eastAsia="Courier New" w:hAnsi="Courier New" w:cs="Courier New"/>
+          <w:sz w:val="20"/>
+          <w:szCs w:val="20"/>
+        </w:rPr>
+        <w:t xml:space="preserve"> </w:t>
+      </w:r>
+      <w:proofErr w:type="spellStart"/>
+      <w:r>
+        <w:rPr>
+          <w:rFonts w:ascii="Courier New" w:eastAsia="Courier New" w:hAnsi="Courier New" w:cs="Courier New"/>
+          <w:sz w:val="20"/>
+          <w:szCs w:val="20"/>
+        </w:rPr>
+        <w:t>line</w:t>
+      </w:r>
+      <w:proofErr w:type="spellEnd"/>
+      <w:r>
+        <w:rPr>
+          <w:rFonts w:ascii="Courier New" w:eastAsia="Courier New" w:hAnsi="Courier New" w:cs="Courier New"/>
+          <w:sz w:val="20"/>
+          <w:szCs w:val="20"/>
+        </w:rPr>
+        <w:t xml:space="preserve"> </w:t>
+      </w:r>
+      <w:proofErr w:type="spellStart"/>
+      <w:r>
+        <w:rPr>
+          <w:rFonts w:ascii="Courier New" w:eastAsia="Courier New" w:hAnsi="Courier New" w:cs="Courier New"/>
+          <w:sz w:val="20"/>
+          <w:szCs w:val="20"/>
+        </w:rPr>
+        <w:t>steady</w:t>
+      </w:r>
+      <w:proofErr w:type="spellEnd"/>
+      <w:r>
+        <w:rPr>
+          <w:rFonts w:ascii="Courier New" w:eastAsia="Courier New" w:hAnsi="Courier New" w:cs="Courier New"/>
+          <w:sz w:val="20"/>
+          <w:szCs w:val="20"/>
+        </w:rPr>
+        <w:t xml:space="preserve"> for </w:t>
+      </w:r>
+      <w:proofErr w:type="spellStart"/>
+      <w:r>
+        <w:rPr>
+          <w:rFonts w:ascii="Courier New" w:eastAsia="Courier New" w:hAnsi="Courier New" w:cs="Courier New"/>
+          <w:sz w:val="20"/>
+          <w:szCs w:val="20"/>
+        </w:rPr>
+        <w:t>the</w:t>
+      </w:r>
+      <w:proofErr w:type="spellEnd"/>
+      <w:r>
+        <w:rPr>
+          <w:rFonts w:ascii="Courier New" w:eastAsia="Courier New" w:hAnsi="Courier New" w:cs="Courier New"/>
+          <w:sz w:val="20"/>
+          <w:szCs w:val="20"/>
+        </w:rPr>
+        <w:t xml:space="preserve"> </w:t>
+      </w:r>
+      <w:proofErr w:type="spellStart"/>
+      <w:r>
+        <w:rPr>
+          <w:rFonts w:ascii="Courier New" w:eastAsia="Courier New" w:hAnsi="Courier New" w:cs="Courier New"/>
+          <w:sz w:val="20"/>
+          <w:szCs w:val="20"/>
+        </w:rPr>
+        <w:t>rest</w:t>
+      </w:r>
+      <w:proofErr w:type="spellEnd"/>
+      <w:r>
+        <w:rPr>
+          <w:rFonts w:ascii="Courier New" w:eastAsia="Courier New" w:hAnsi="Courier New" w:cs="Courier New"/>
+          <w:sz w:val="20"/>
+          <w:szCs w:val="20"/>
+        </w:rPr>
+        <w:t xml:space="preserve"> </w:t>
+      </w:r>
+      <w:proofErr w:type="spellStart"/>
+      <w:r>
+        <w:rPr>
+          <w:rFonts w:ascii="Courier New" w:eastAsia="Courier New" w:hAnsi="Courier New" w:cs="Courier New"/>
+          <w:sz w:val="20"/>
+          <w:szCs w:val="20"/>
+        </w:rPr>
+        <w:t>of</w:t>
+      </w:r>
+      <w:proofErr w:type="spellEnd"/>
+      <w:r>
+        <w:rPr>
+          <w:rFonts w:ascii="Courier New" w:eastAsia="Courier New" w:hAnsi="Courier New" w:cs="Courier New"/>
+          <w:sz w:val="20"/>
+          <w:szCs w:val="20"/>
+        </w:rPr>
+        <w:t xml:space="preserve"> the bit </w:t>
+      </w:r>
+      <w:proofErr w:type="spellStart"/>
+      <w:r>
+        <w:rPr>
+          <w:rFonts w:ascii="Courier New" w:eastAsia="Courier New" w:hAnsi="Courier New" w:cs="Courier New"/>
+          <w:sz w:val="20"/>
+          <w:szCs w:val="20"/>
+        </w:rPr>
+        <w:t>duration</w:t>
+      </w:r>
+      <w:proofErr w:type="spellEnd"/>
+    </w:p>
+    <w:p>
+      <w:pPr>
+        <w:spacing w:after="120" w:line="240" w:lineRule="auto"/>
+        <w:rPr>
+          <w:rFonts w:ascii="Courier New" w:eastAsia="Courier New" w:hAnsi="Courier New" w:cs="Courier New"/>
+          <w:sz w:val="20"/>
+          <w:szCs w:val="20"/>
+        </w:rPr>
+      </w:pPr>
+      <w:r>
+        <w:rPr>
+          <w:rFonts w:ascii="Courier New" w:eastAsia="Courier New" w:hAnsi="Courier New" w:cs="Courier New"/>
+          <w:sz w:val="20"/>
+          <w:szCs w:val="20"/>
+        </w:rPr>
+        <w:t xml:space="preserve">                </w:t>
+      </w:r>
+      <w:proofErr w:type="spellStart"/>
+      <w:r>
+        <w:rPr>
+          <w:rFonts w:ascii="Courier New" w:eastAsia="Courier New" w:hAnsi="Courier New" w:cs="Courier New"/>
+          <w:sz w:val="20"/>
+          <w:szCs w:val="20"/>
+        </w:rPr>
+        <w:t>nrz_out</w:t>
+      </w:r>
+      <w:proofErr w:type="spellEnd"/>
+      <w:r>
+        <w:rPr>
+          <w:rFonts w:ascii="Courier New" w:eastAsia="Courier New" w:hAnsi="Courier New" w:cs="Courier New"/>
+          <w:sz w:val="20"/>
+          <w:szCs w:val="20"/>
+        </w:rPr>
+        <w:t xml:space="preserve"> &lt;= </w:t>
+      </w:r>
+      <w:proofErr w:type="spellStart"/>
+      <w:r>
+        <w:rPr>
+          <w:rFonts w:ascii="Courier New" w:eastAsia="Courier New" w:hAnsi="Courier New" w:cs="Courier New"/>
+          <w:sz w:val="20"/>
+          <w:szCs w:val="20"/>
+        </w:rPr>
+        <w:t>current_lvl</w:t>
+      </w:r>
+      <w:proofErr w:type="spellEnd"/>
+      <w:r>
+        <w:rPr>
+          <w:rFonts w:ascii="Courier New" w:eastAsia="Courier New" w:hAnsi="Courier New" w:cs="Courier New"/>
+          <w:sz w:val="20"/>
+          <w:szCs w:val="20"/>
+        </w:rPr>
+        <w:t>;</w:t>
+      </w:r>
+    </w:p>
+    <w:p>
+      <w:pPr>
+        <w:spacing w:after="120" w:line="240" w:lineRule="auto"/>
+        <w:rPr>
+          <w:rFonts w:ascii="Courier New" w:eastAsia="Courier New" w:hAnsi="Courier New" w:cs="Courier New"/>
+          <w:sz w:val="20"/>
+          <w:szCs w:val="20"/>
+        </w:rPr>
+      </w:pPr>
+      <w:r>
+        <w:rPr>
+          <w:rFonts w:ascii="Courier New" w:eastAsia="Courier New" w:hAnsi="Courier New" w:cs="Courier New"/>
+          <w:sz w:val="20"/>
+          <w:szCs w:val="20"/>
+        </w:rPr>
+        <w:t xml:space="preserve">            </w:t>
+      </w:r>
+      <w:proofErr w:type="spellStart"/>
+      <w:r>
+        <w:rPr>
+          <w:rFonts w:ascii="Courier New" w:eastAsia="Courier New" w:hAnsi="Courier New" w:cs="Courier New"/>
+          <w:sz w:val="20"/>
+          <w:szCs w:val="20"/>
+        </w:rPr>
+        <w:t>end</w:t>
+      </w:r>
+      <w:proofErr w:type="spellEnd"/>
+      <w:r>
+        <w:rPr>
+          <w:rFonts w:ascii="Courier New" w:eastAsia="Courier New" w:hAnsi="Courier New" w:cs="Courier New"/>
+          <w:sz w:val="20"/>
+          <w:szCs w:val="20"/>
+        </w:rPr>
+        <w:t xml:space="preserve"> if;</w:t>
+      </w:r>
+    </w:p>
+    <w:p>
+      <w:pPr>
+        <w:spacing w:after="120" w:line="240" w:lineRule="auto"/>
+        <w:rPr>
+          <w:rFonts w:ascii="Courier New" w:eastAsia="Courier New" w:hAnsi="Courier New" w:cs="Courier New"/>
+          <w:sz w:val="20"/>
+          <w:szCs w:val="20"/>
+        </w:rPr>
+      </w:pPr>
+    </w:p>
+    <w:p>
+      <w:pPr>
+        <w:spacing w:after="120" w:line="240" w:lineRule="auto"/>
+        <w:rPr>
+          <w:rFonts w:ascii="Courier New" w:eastAsia="Courier New" w:hAnsi="Courier New" w:cs="Courier New"/>
+          <w:sz w:val="20"/>
+          <w:szCs w:val="20"/>
+        </w:rPr>
+      </w:pPr>
+      <w:r>
+        <w:rPr>
+          <w:rFonts w:ascii="Courier New" w:eastAsia="Courier New" w:hAnsi="Courier New" w:cs="Courier New"/>
+          <w:sz w:val="20"/>
+          <w:szCs w:val="20"/>
+        </w:rPr>
+        <w:t xml:space="preserve">            -- </w:t>
+      </w:r>
+      <w:proofErr w:type="spellStart"/>
+      <w:r>
+        <w:rPr>
+          <w:rFonts w:ascii="Courier New" w:eastAsia="Courier New" w:hAnsi="Courier New" w:cs="Courier New"/>
+          <w:sz w:val="20"/>
+          <w:szCs w:val="20"/>
+        </w:rPr>
+        <w:t>handle</w:t>
+      </w:r>
+      <w:proofErr w:type="spellEnd"/>
+      <w:r>
+        <w:rPr>
+          <w:rFonts w:ascii="Courier New" w:eastAsia="Courier New" w:hAnsi="Courier New" w:cs="Courier New"/>
+          <w:sz w:val="20"/>
+          <w:szCs w:val="20"/>
+        </w:rPr>
+        <w:t xml:space="preserve"> </w:t>
+      </w:r>
+      <w:proofErr w:type="spellStart"/>
+      <w:r>
+        <w:rPr>
+          <w:rFonts w:ascii="Courier New" w:eastAsia="Courier New" w:hAnsi="Courier New" w:cs="Courier New"/>
+          <w:sz w:val="20"/>
+          <w:szCs w:val="20"/>
+        </w:rPr>
+        <w:t>the</w:t>
+      </w:r>
+      <w:proofErr w:type="spellEnd"/>
+      <w:r>
+        <w:rPr>
+          <w:rFonts w:ascii="Courier New" w:eastAsia="Courier New" w:hAnsi="Courier New" w:cs="Courier New"/>
+          <w:sz w:val="20"/>
+          <w:szCs w:val="20"/>
+        </w:rPr>
+        <w:t xml:space="preserve"> timing </w:t>
+      </w:r>
+      <w:proofErr w:type="spellStart"/>
+      <w:r>
+        <w:rPr>
+          <w:rFonts w:ascii="Courier New" w:eastAsia="Courier New" w:hAnsi="Courier New" w:cs="Courier New"/>
+          <w:sz w:val="20"/>
+          <w:szCs w:val="20"/>
+        </w:rPr>
+        <w:t>and</w:t>
+      </w:r>
+      <w:proofErr w:type="spellEnd"/>
+      <w:r>
+        <w:rPr>
+          <w:rFonts w:ascii="Courier New" w:eastAsia="Courier New" w:hAnsi="Courier New" w:cs="Courier New"/>
+          <w:sz w:val="20"/>
+          <w:szCs w:val="20"/>
+        </w:rPr>
+        <w:t xml:space="preserve"> pointer (</w:t>
+      </w:r>
+      <w:proofErr w:type="spellStart"/>
+      <w:r>
+        <w:rPr>
+          <w:rFonts w:ascii="Courier New" w:eastAsia="Courier New" w:hAnsi="Courier New" w:cs="Courier New"/>
+          <w:sz w:val="20"/>
+          <w:szCs w:val="20"/>
+        </w:rPr>
+        <w:t>same</w:t>
+      </w:r>
+      <w:proofErr w:type="spellEnd"/>
+      <w:r>
+        <w:rPr>
+          <w:rFonts w:ascii="Courier New" w:eastAsia="Courier New" w:hAnsi="Courier New" w:cs="Courier New"/>
+          <w:sz w:val="20"/>
+          <w:szCs w:val="20"/>
+        </w:rPr>
+        <w:t xml:space="preserve"> as </w:t>
+      </w:r>
+      <w:proofErr w:type="spellStart"/>
+      <w:r>
+        <w:rPr>
+          <w:rFonts w:ascii="Courier New" w:eastAsia="Courier New" w:hAnsi="Courier New" w:cs="Courier New"/>
+          <w:sz w:val="20"/>
+          <w:szCs w:val="20"/>
+        </w:rPr>
+        <w:t>nrz</w:t>
+      </w:r>
+      <w:proofErr w:type="spellEnd"/>
+      <w:r>
+        <w:rPr>
+          <w:rFonts w:ascii="Courier New" w:eastAsia="Courier New" w:hAnsi="Courier New" w:cs="Courier New"/>
+          <w:sz w:val="20"/>
+          <w:szCs w:val="20"/>
+        </w:rPr>
+        <w:t>-l)</w:t>
+      </w:r>
+    </w:p>
+    <w:p>
+      <w:pPr>
+        <w:spacing w:after="120" w:line="240" w:lineRule="auto"/>
+        <w:rPr>
+          <w:rFonts w:ascii="Courier New" w:eastAsia="Courier New" w:hAnsi="Courier New" w:cs="Courier New"/>
+          <w:sz w:val="20"/>
+          <w:szCs w:val="20"/>
+        </w:rPr>
+      </w:pPr>
+      <w:r>
+        <w:rPr>
+          <w:rFonts w:ascii="Courier New" w:eastAsia="Courier New" w:hAnsi="Courier New" w:cs="Courier New"/>
+          <w:sz w:val="20"/>
+          <w:szCs w:val="20"/>
+        </w:rPr>
+        <w:t xml:space="preserve">            </w:t>
+      </w:r>
+      <w:proofErr w:type="spellStart"/>
+      <w:r>
+        <w:rPr>
+          <w:rFonts w:ascii="Courier New" w:eastAsia="Courier New" w:hAnsi="Courier New" w:cs="Courier New"/>
+          <w:sz w:val="20"/>
+          <w:szCs w:val="20"/>
+        </w:rPr>
+        <w:t>if</w:t>
+      </w:r>
+      <w:proofErr w:type="spellEnd"/>
+      <w:r>
+        <w:rPr>
+          <w:rFonts w:ascii="Courier New" w:eastAsia="Courier New" w:hAnsi="Courier New" w:cs="Courier New"/>
+          <w:sz w:val="20"/>
+          <w:szCs w:val="20"/>
+        </w:rPr>
+        <w:t xml:space="preserve"> </w:t>
+      </w:r>
+      <w:proofErr w:type="spellStart"/>
+      <w:r>
+        <w:rPr>
+          <w:rFonts w:ascii="Courier New" w:eastAsia="Courier New" w:hAnsi="Courier New" w:cs="Courier New"/>
+          <w:sz w:val="20"/>
+          <w:szCs w:val="20"/>
+        </w:rPr>
+        <w:t>tick_counter</w:t>
+      </w:r>
+      <w:proofErr w:type="spellEnd"/>
+      <w:r>
+        <w:rPr>
+          <w:rFonts w:ascii="Courier New" w:eastAsia="Courier New" w:hAnsi="Courier New" w:cs="Courier New"/>
+          <w:sz w:val="20"/>
+          <w:szCs w:val="20"/>
+        </w:rPr>
+        <w:t xml:space="preserve"> &lt; TICKS_PER_BIT - 1 </w:t>
+      </w:r>
+      <w:proofErr w:type="spellStart"/>
+      <w:r>
+        <w:rPr>
+          <w:rFonts w:ascii="Courier New" w:eastAsia="Courier New" w:hAnsi="Courier New" w:cs="Courier New"/>
+          <w:sz w:val="20"/>
+          <w:szCs w:val="20"/>
+        </w:rPr>
+        <w:t>then</w:t>
+      </w:r>
+      <w:proofErr w:type="spellEnd"/>
+    </w:p>
+    <w:p>
+      <w:pPr>
+        <w:spacing w:after="120" w:line="240" w:lineRule="auto"/>
+        <w:rPr>
+          <w:rFonts w:ascii="Courier New" w:eastAsia="Courier New" w:hAnsi="Courier New" w:cs="Courier New"/>
+          <w:sz w:val="20"/>
+          <w:szCs w:val="20"/>
+        </w:rPr>
+      </w:pPr>
+      <w:r>
+        <w:rPr>
+          <w:rFonts w:ascii="Courier New" w:eastAsia="Courier New" w:hAnsi="Courier New" w:cs="Courier New"/>
+          <w:sz w:val="20"/>
+          <w:szCs w:val="20"/>
+        </w:rPr>
+        <w:t xml:space="preserve">                -- </w:t>
+      </w:r>
+      <w:proofErr w:type="spellStart"/>
+      <w:r>
+        <w:rPr>
+          <w:rFonts w:ascii="Courier New" w:eastAsia="Courier New" w:hAnsi="Courier New" w:cs="Courier New"/>
+          <w:sz w:val="20"/>
+          <w:szCs w:val="20"/>
+        </w:rPr>
+        <w:t>increment</w:t>
+      </w:r>
+      <w:proofErr w:type="spellEnd"/>
+      <w:r>
+        <w:rPr>
+          <w:rFonts w:ascii="Courier New" w:eastAsia="Courier New" w:hAnsi="Courier New" w:cs="Courier New"/>
+          <w:sz w:val="20"/>
+          <w:szCs w:val="20"/>
+        </w:rPr>
+        <w:t xml:space="preserve"> counter</w:t>
+      </w:r>
+    </w:p>
+    <w:p>
+      <w:pPr>
+        <w:spacing w:after="120" w:line="240" w:lineRule="auto"/>
+        <w:rPr>
+          <w:rFonts w:ascii="Courier New" w:eastAsia="Courier New" w:hAnsi="Courier New" w:cs="Courier New"/>
+          <w:sz w:val="20"/>
+          <w:szCs w:val="20"/>
+        </w:rPr>
+      </w:pPr>
+      <w:r>
+        <w:rPr>
+          <w:rFonts w:ascii="Courier New" w:eastAsia="Courier New" w:hAnsi="Courier New" w:cs="Courier New"/>
+          <w:sz w:val="20"/>
+          <w:szCs w:val="20"/>
+        </w:rPr>
+        <w:t xml:space="preserve">                </w:t>
+      </w:r>
+      <w:proofErr w:type="spellStart"/>
+      <w:r>
+        <w:rPr>
+          <w:rFonts w:ascii="Courier New" w:eastAsia="Courier New" w:hAnsi="Courier New" w:cs="Courier New"/>
+          <w:sz w:val="20"/>
+          <w:szCs w:val="20"/>
+        </w:rPr>
+        <w:t>tick_counter</w:t>
+      </w:r>
+      <w:proofErr w:type="spellEnd"/>
+      <w:r>
+        <w:rPr>
+          <w:rFonts w:ascii="Courier New" w:eastAsia="Courier New" w:hAnsi="Courier New" w:cs="Courier New"/>
+          <w:sz w:val="20"/>
+          <w:szCs w:val="20"/>
+        </w:rPr>
+        <w:t xml:space="preserve"> &lt;= </w:t>
+      </w:r>
+      <w:proofErr w:type="spellStart"/>
+      <w:r>
+        <w:rPr>
+          <w:rFonts w:ascii="Courier New" w:eastAsia="Courier New" w:hAnsi="Courier New" w:cs="Courier New"/>
+          <w:sz w:val="20"/>
+          <w:szCs w:val="20"/>
+        </w:rPr>
+        <w:t>tick_counter</w:t>
+      </w:r>
+      <w:proofErr w:type="spellEnd"/>
+      <w:r>
+        <w:rPr>
+          <w:rFonts w:ascii="Courier New" w:eastAsia="Courier New" w:hAnsi="Courier New" w:cs="Courier New"/>
+          <w:sz w:val="20"/>
+          <w:szCs w:val="20"/>
+        </w:rPr>
+        <w:t xml:space="preserve"> + 1;</w:t>
+      </w:r>
+    </w:p>
+    <w:p>
+      <w:pPr>
+        <w:spacing w:after="120" w:line="240" w:lineRule="auto"/>
+        <w:rPr>
+          <w:rFonts w:ascii="Courier New" w:eastAsia="Courier New" w:hAnsi="Courier New" w:cs="Courier New"/>
+          <w:sz w:val="20"/>
+          <w:szCs w:val="20"/>
+        </w:rPr>
+      </w:pPr>
+      <w:r>
+        <w:rPr>
+          <w:rFonts w:ascii="Courier New" w:eastAsia="Courier New" w:hAnsi="Courier New" w:cs="Courier New"/>
+          <w:sz w:val="20"/>
+          <w:szCs w:val="20"/>
+        </w:rPr>
+        <w:t xml:space="preserve">            </w:t>
+      </w:r>
+      <w:proofErr w:type="spellStart"/>
+      <w:r>
+        <w:rPr>
+          <w:rFonts w:ascii="Courier New" w:eastAsia="Courier New" w:hAnsi="Courier New" w:cs="Courier New"/>
+          <w:sz w:val="20"/>
+          <w:szCs w:val="20"/>
+        </w:rPr>
+        <w:t>else</w:t>
+      </w:r>
+      <w:proofErr w:type="spellEnd"/>
+    </w:p>
+    <w:p>
+      <w:pPr>
+        <w:spacing w:after="120" w:line="240" w:lineRule="auto"/>
+        <w:rPr>
+          <w:rFonts w:ascii="Courier New" w:eastAsia="Courier New" w:hAnsi="Courier New" w:cs="Courier New"/>
+          <w:sz w:val="20"/>
+          <w:szCs w:val="20"/>
+        </w:rPr>
+      </w:pPr>
+      <w:r>
+        <w:rPr>
+          <w:rFonts w:ascii="Courier New" w:eastAsia="Courier New" w:hAnsi="Courier New" w:cs="Courier New"/>
+          <w:sz w:val="20"/>
+          <w:szCs w:val="20"/>
+        </w:rPr>
+        <w:t xml:space="preserve">                -- reset </w:t>
+      </w:r>
+      <w:proofErr w:type="spellStart"/>
+      <w:r>
+        <w:rPr>
+          <w:rFonts w:ascii="Courier New" w:eastAsia="Courier New" w:hAnsi="Courier New" w:cs="Courier New"/>
+          <w:sz w:val="20"/>
+          <w:szCs w:val="20"/>
+        </w:rPr>
+        <w:t>the</w:t>
+      </w:r>
+      <w:proofErr w:type="spellEnd"/>
+      <w:r>
+        <w:rPr>
+          <w:rFonts w:ascii="Courier New" w:eastAsia="Courier New" w:hAnsi="Courier New" w:cs="Courier New"/>
+          <w:sz w:val="20"/>
+          <w:szCs w:val="20"/>
+        </w:rPr>
+        <w:t xml:space="preserve"> counter</w:t>
+      </w:r>
+    </w:p>
+    <w:p>
+      <w:pPr>
+        <w:spacing w:after="120" w:line="240" w:lineRule="auto"/>
+        <w:rPr>
+          <w:rFonts w:ascii="Courier New" w:eastAsia="Courier New" w:hAnsi="Courier New" w:cs="Courier New"/>
+          <w:sz w:val="20"/>
+          <w:szCs w:val="20"/>
+        </w:rPr>
+      </w:pPr>
+      <w:r>
+        <w:rPr>
+          <w:rFonts w:ascii="Courier New" w:eastAsia="Courier New" w:hAnsi="Courier New" w:cs="Courier New"/>
+          <w:sz w:val="20"/>
+          <w:szCs w:val="20"/>
+        </w:rPr>
+        <w:t xml:space="preserve">                </w:t>
+      </w:r>
+      <w:proofErr w:type="spellStart"/>
+      <w:r>
+        <w:rPr>
+          <w:rFonts w:ascii="Courier New" w:eastAsia="Courier New" w:hAnsi="Courier New" w:cs="Courier New"/>
+          <w:sz w:val="20"/>
+          <w:szCs w:val="20"/>
+        </w:rPr>
+        <w:t>tick_counter</w:t>
+      </w:r>
+      <w:proofErr w:type="spellEnd"/>
+      <w:r>
+        <w:rPr>
+          <w:rFonts w:ascii="Courier New" w:eastAsia="Courier New" w:hAnsi="Courier New" w:cs="Courier New"/>
+          <w:sz w:val="20"/>
+          <w:szCs w:val="20"/>
+        </w:rPr>
+        <w:t xml:space="preserve"> &lt;= 0;</w:t>
+      </w:r>
+    </w:p>
+    <w:p>
+      <w:pPr>
+        <w:spacing w:after="120" w:line="240" w:lineRule="auto"/>
+        <w:rPr>
+          <w:rFonts w:ascii="Courier New" w:eastAsia="Courier New" w:hAnsi="Courier New" w:cs="Courier New"/>
+          <w:sz w:val="20"/>
+          <w:szCs w:val="20"/>
+        </w:rPr>
+      </w:pPr>
+      <w:r>
+        <w:rPr>
+          <w:rFonts w:ascii="Courier New" w:eastAsia="Courier New" w:hAnsi="Courier New" w:cs="Courier New"/>
+          <w:sz w:val="20"/>
+          <w:szCs w:val="20"/>
+        </w:rPr>
+        <w:t xml:space="preserve">                </w:t>
+      </w:r>
+    </w:p>
+    <w:p>
+      <w:pPr>
+        <w:spacing w:after="120" w:line="240" w:lineRule="auto"/>
+        <w:rPr>
+          <w:rFonts w:ascii="Courier New" w:eastAsia="Courier New" w:hAnsi="Courier New" w:cs="Courier New"/>
+          <w:sz w:val="20"/>
+          <w:szCs w:val="20"/>
+        </w:rPr>
+      </w:pPr>
+      <w:r>
+        <w:rPr>
+          <w:rFonts w:ascii="Courier New" w:eastAsia="Courier New" w:hAnsi="Courier New" w:cs="Courier New"/>
+          <w:sz w:val="20"/>
+          <w:szCs w:val="20"/>
+        </w:rPr>
+        <w:t xml:space="preserve">                </w:t>
+      </w:r>
+      <w:proofErr w:type="spellStart"/>
+      <w:r>
+        <w:rPr>
+          <w:rFonts w:ascii="Courier New" w:eastAsia="Courier New" w:hAnsi="Courier New" w:cs="Courier New"/>
+          <w:sz w:val="20"/>
+          <w:szCs w:val="20"/>
+        </w:rPr>
+        <w:t>if</w:t>
+      </w:r>
+      <w:proofErr w:type="spellEnd"/>
+      <w:r>
+        <w:rPr>
+          <w:rFonts w:ascii="Courier New" w:eastAsia="Courier New" w:hAnsi="Courier New" w:cs="Courier New"/>
+          <w:sz w:val="20"/>
+          <w:szCs w:val="20"/>
+        </w:rPr>
+        <w:t xml:space="preserve"> </w:t>
+      </w:r>
+      <w:proofErr w:type="spellStart"/>
+      <w:r>
+        <w:rPr>
+          <w:rFonts w:ascii="Courier New" w:eastAsia="Courier New" w:hAnsi="Courier New" w:cs="Courier New"/>
+          <w:sz w:val="20"/>
+          <w:szCs w:val="20"/>
+        </w:rPr>
+        <w:t>bit_ptr</w:t>
+      </w:r>
+      <w:proofErr w:type="spellEnd"/>
+      <w:r>
+        <w:rPr>
+          <w:rFonts w:ascii="Courier New" w:eastAsia="Courier New" w:hAnsi="Courier New" w:cs="Courier New"/>
+          <w:sz w:val="20"/>
+          <w:szCs w:val="20"/>
+        </w:rPr>
+        <w:t xml:space="preserve"> = 0 </w:t>
+      </w:r>
+      <w:proofErr w:type="spellStart"/>
+      <w:r>
+        <w:rPr>
+          <w:rFonts w:ascii="Courier New" w:eastAsia="Courier New" w:hAnsi="Courier New" w:cs="Courier New"/>
+          <w:sz w:val="20"/>
+          <w:szCs w:val="20"/>
+        </w:rPr>
+        <w:t>then</w:t>
+      </w:r>
+      <w:proofErr w:type="spellEnd"/>
+    </w:p>
+    <w:p>
+      <w:pPr>
+        <w:spacing w:after="120" w:line="240" w:lineRule="auto"/>
+        <w:rPr>
+          <w:rFonts w:ascii="Courier New" w:eastAsia="Courier New" w:hAnsi="Courier New" w:cs="Courier New"/>
+          <w:sz w:val="20"/>
+          <w:szCs w:val="20"/>
+        </w:rPr>
+      </w:pPr>
+      <w:r>
+        <w:rPr>
+          <w:rFonts w:ascii="Courier New" w:eastAsia="Courier New" w:hAnsi="Courier New" w:cs="Courier New"/>
+          <w:sz w:val="20"/>
+          <w:szCs w:val="20"/>
+        </w:rPr>
+        <w:t xml:space="preserve">                    -- loop </w:t>
+      </w:r>
+      <w:proofErr w:type="spellStart"/>
+      <w:r>
+        <w:rPr>
+          <w:rFonts w:ascii="Courier New" w:eastAsia="Courier New" w:hAnsi="Courier New" w:cs="Courier New"/>
+          <w:sz w:val="20"/>
+          <w:szCs w:val="20"/>
+        </w:rPr>
+        <w:t>if</w:t>
+      </w:r>
+      <w:proofErr w:type="spellEnd"/>
+      <w:r>
+        <w:rPr>
+          <w:rFonts w:ascii="Courier New" w:eastAsia="Courier New" w:hAnsi="Courier New" w:cs="Courier New"/>
+          <w:sz w:val="20"/>
+          <w:szCs w:val="20"/>
+        </w:rPr>
+        <w:t xml:space="preserve"> data </w:t>
+      </w:r>
+      <w:proofErr w:type="spellStart"/>
+      <w:r>
+        <w:rPr>
+          <w:rFonts w:ascii="Courier New" w:eastAsia="Courier New" w:hAnsi="Courier New" w:cs="Courier New"/>
+          <w:sz w:val="20"/>
+          <w:szCs w:val="20"/>
+        </w:rPr>
+        <w:t>finished</w:t>
+      </w:r>
+      <w:proofErr w:type="spellEnd"/>
+      <w:r>
+        <w:rPr>
+          <w:rFonts w:ascii="Courier New" w:eastAsia="Courier New" w:hAnsi="Courier New" w:cs="Courier New"/>
+          <w:sz w:val="20"/>
+          <w:szCs w:val="20"/>
+        </w:rPr>
+        <w:t xml:space="preserve"> </w:t>
+      </w:r>
+      <w:proofErr w:type="spellStart"/>
+      <w:r>
+        <w:rPr>
+          <w:rFonts w:ascii="Courier New" w:eastAsia="Courier New" w:hAnsi="Courier New" w:cs="Courier New"/>
+          <w:sz w:val="20"/>
+          <w:szCs w:val="20"/>
+        </w:rPr>
+        <w:t>being</w:t>
+      </w:r>
+      <w:proofErr w:type="spellEnd"/>
+      <w:r>
+        <w:rPr>
+          <w:rFonts w:ascii="Courier New" w:eastAsia="Courier New" w:hAnsi="Courier New" w:cs="Courier New"/>
+          <w:sz w:val="20"/>
+          <w:szCs w:val="20"/>
+        </w:rPr>
+        <w:t xml:space="preserve"> </w:t>
+      </w:r>
+      <w:proofErr w:type="spellStart"/>
+      <w:r>
+        <w:rPr>
+          <w:rFonts w:ascii="Courier New" w:eastAsia="Courier New" w:hAnsi="Courier New" w:cs="Courier New"/>
+          <w:sz w:val="20"/>
+          <w:szCs w:val="20"/>
+        </w:rPr>
+        <w:t>read</w:t>
+      </w:r>
+      <w:proofErr w:type="spellEnd"/>
+    </w:p>
+    <w:p>
+      <w:pPr>
+        <w:spacing w:after="120" w:line="240" w:lineRule="auto"/>
+        <w:rPr>
+          <w:rFonts w:ascii="Courier New" w:eastAsia="Courier New" w:hAnsi="Courier New" w:cs="Courier New"/>
+          <w:sz w:val="20"/>
+          <w:szCs w:val="20"/>
+        </w:rPr>
+      </w:pPr>
+      <w:r>
+        <w:rPr>
+          <w:rFonts w:ascii="Courier New" w:eastAsia="Courier New" w:hAnsi="Courier New" w:cs="Courier New"/>
+          <w:sz w:val="20"/>
+          <w:szCs w:val="20"/>
+        </w:rPr>
+        <w:t xml:space="preserve">                    </w:t>
+      </w:r>
+      <w:proofErr w:type="spellStart"/>
+      <w:r>
+        <w:rPr>
+          <w:rFonts w:ascii="Courier New" w:eastAsia="Courier New" w:hAnsi="Courier New" w:cs="Courier New"/>
+          <w:sz w:val="20"/>
+          <w:szCs w:val="20"/>
+        </w:rPr>
+        <w:t>bit_ptr</w:t>
+      </w:r>
+      <w:proofErr w:type="spellEnd"/>
+      <w:r>
+        <w:rPr>
+          <w:rFonts w:ascii="Courier New" w:eastAsia="Courier New" w:hAnsi="Courier New" w:cs="Courier New"/>
+          <w:sz w:val="20"/>
+          <w:szCs w:val="20"/>
+        </w:rPr>
+        <w:t xml:space="preserve"> &lt;= DATA_WIDTH - 1;</w:t>
+      </w:r>
+    </w:p>
+    <w:p>
+      <w:pPr>
+        <w:spacing w:after="120" w:line="240" w:lineRule="auto"/>
+        <w:rPr>
+          <w:rFonts w:ascii="Courier New" w:eastAsia="Courier New" w:hAnsi="Courier New" w:cs="Courier New"/>
+          <w:sz w:val="20"/>
+          <w:szCs w:val="20"/>
+        </w:rPr>
+      </w:pPr>
+      <w:r>
+        <w:rPr>
+          <w:rFonts w:ascii="Courier New" w:eastAsia="Courier New" w:hAnsi="Courier New" w:cs="Courier New"/>
+          <w:sz w:val="20"/>
+          <w:szCs w:val="20"/>
+        </w:rPr>
+        <w:t xml:space="preserve">                </w:t>
+      </w:r>
+      <w:proofErr w:type="spellStart"/>
+      <w:r>
+        <w:rPr>
+          <w:rFonts w:ascii="Courier New" w:eastAsia="Courier New" w:hAnsi="Courier New" w:cs="Courier New"/>
+          <w:sz w:val="20"/>
+          <w:szCs w:val="20"/>
+        </w:rPr>
+        <w:t>else</w:t>
+      </w:r>
+      <w:proofErr w:type="spellEnd"/>
+    </w:p>
+    <w:p>
+      <w:pPr>
+        <w:spacing w:after="120" w:line="240" w:lineRule="auto"/>
+        <w:rPr>
+          <w:rFonts w:ascii="Courier New" w:eastAsia="Courier New" w:hAnsi="Courier New" w:cs="Courier New"/>
+          <w:sz w:val="20"/>
+          <w:szCs w:val="20"/>
+        </w:rPr>
+      </w:pPr>
+      <w:r>
+        <w:rPr>
+          <w:rFonts w:ascii="Courier New" w:eastAsia="Courier New" w:hAnsi="Courier New" w:cs="Courier New"/>
+          <w:sz w:val="20"/>
+          <w:szCs w:val="20"/>
+        </w:rPr>
+        <w:t xml:space="preserve">                    -- move </w:t>
+      </w:r>
+      <w:proofErr w:type="spellStart"/>
+      <w:r>
+        <w:rPr>
+          <w:rFonts w:ascii="Courier New" w:eastAsia="Courier New" w:hAnsi="Courier New" w:cs="Courier New"/>
+          <w:sz w:val="20"/>
+          <w:szCs w:val="20"/>
+        </w:rPr>
         <w:t>on</w:t>
       </w:r>
       <w:proofErr w:type="spellEnd"/>
@@ -17952,8 +19483,72 @@
           <w:sz w:val="20"/>
           <w:szCs w:val="20"/>
         </w:rPr>
-        <w:t xml:space="preserve"> reset</w:t>
-      </w:r>
+        <w:t xml:space="preserve"> </w:t>
+      </w:r>
+      <w:proofErr w:type="spellStart"/>
+      <w:r>
+        <w:rPr>
+          <w:rFonts w:ascii="Courier New" w:eastAsia="Courier New" w:hAnsi="Courier New" w:cs="Courier New"/>
+          <w:sz w:val="20"/>
+          <w:szCs w:val="20"/>
+        </w:rPr>
+        <w:t>to</w:t>
+      </w:r>
+      <w:proofErr w:type="spellEnd"/>
+      <w:r>
+        <w:rPr>
+          <w:rFonts w:ascii="Courier New" w:eastAsia="Courier New" w:hAnsi="Courier New" w:cs="Courier New"/>
+          <w:sz w:val="20"/>
+          <w:szCs w:val="20"/>
+        </w:rPr>
+        <w:t xml:space="preserve"> </w:t>
+      </w:r>
+      <w:proofErr w:type="spellStart"/>
+      <w:r>
+        <w:rPr>
+          <w:rFonts w:ascii="Courier New" w:eastAsia="Courier New" w:hAnsi="Courier New" w:cs="Courier New"/>
+          <w:sz w:val="20"/>
+          <w:szCs w:val="20"/>
+        </w:rPr>
+        <w:t>the</w:t>
+      </w:r>
+      <w:proofErr w:type="spellEnd"/>
+      <w:r>
+        <w:rPr>
+          <w:rFonts w:ascii="Courier New" w:eastAsia="Courier New" w:hAnsi="Courier New" w:cs="Courier New"/>
+          <w:sz w:val="20"/>
+          <w:szCs w:val="20"/>
+        </w:rPr>
+        <w:t xml:space="preserve"> </w:t>
+      </w:r>
+      <w:proofErr w:type="spellStart"/>
+      <w:r>
+        <w:rPr>
+          <w:rFonts w:ascii="Courier New" w:eastAsia="Courier New" w:hAnsi="Courier New" w:cs="Courier New"/>
+          <w:sz w:val="20"/>
+          <w:szCs w:val="20"/>
+        </w:rPr>
+        <w:t>next</w:t>
+      </w:r>
+      <w:proofErr w:type="spellEnd"/>
+      <w:r>
+        <w:rPr>
+          <w:rFonts w:ascii="Courier New" w:eastAsia="Courier New" w:hAnsi="Courier New" w:cs="Courier New"/>
+          <w:sz w:val="20"/>
+          <w:szCs w:val="20"/>
+        </w:rPr>
+        <w:t xml:space="preserve"> bit </w:t>
+      </w:r>
+      <w:proofErr w:type="spellStart"/>
+      <w:r>
+        <w:rPr>
+          <w:rFonts w:ascii="Courier New" w:eastAsia="Courier New" w:hAnsi="Courier New" w:cs="Courier New"/>
+          <w:sz w:val="20"/>
+          <w:szCs w:val="20"/>
+        </w:rPr>
+        <w:t>down</w:t>
+      </w:r>
+      <w:proofErr w:type="spellEnd"/>
     </w:p>
     <w:p>
       <w:pPr>
@@ -17970,6 +19565,96 @@
           <w:sz w:val="20"/>
           <w:szCs w:val="20"/>
         </w:rPr>
+        <w:t xml:space="preserve">                    </w:t>
+      </w:r>
+      <w:proofErr w:type="spellStart"/>
+      <w:r>
+        <w:rPr>
+          <w:rFonts w:ascii="Courier New" w:eastAsia="Courier New" w:hAnsi="Courier New" w:cs="Courier New"/>
+          <w:sz w:val="20"/>
+          <w:szCs w:val="20"/>
+        </w:rPr>
+        <w:t>bit_ptr</w:t>
+      </w:r>
+      <w:proofErr w:type="spellEnd"/>
+      <w:r>
+        <w:rPr>
+          <w:rFonts w:ascii="Courier New" w:eastAsia="Courier New" w:hAnsi="Courier New" w:cs="Courier New"/>
+          <w:sz w:val="20"/>
+          <w:szCs w:val="20"/>
+        </w:rPr>
+        <w:t xml:space="preserve"> &lt;= </w:t>
+      </w:r>
+      <w:proofErr w:type="spellStart"/>
+      <w:r>
+        <w:rPr>
+          <w:rFonts w:ascii="Courier New" w:eastAsia="Courier New" w:hAnsi="Courier New" w:cs="Courier New"/>
+          <w:sz w:val="20"/>
+          <w:szCs w:val="20"/>
+        </w:rPr>
+        <w:t>bit_ptr</w:t>
+      </w:r>
+      <w:proofErr w:type="spellEnd"/>
+      <w:r>
+        <w:rPr>
+          <w:rFonts w:ascii="Courier New" w:eastAsia="Courier New" w:hAnsi="Courier New" w:cs="Courier New"/>
+          <w:sz w:val="20"/>
+          <w:szCs w:val="20"/>
+        </w:rPr>
+        <w:t xml:space="preserve"> - 1;</w:t>
+      </w:r>
+    </w:p>
+    <w:p>
+      <w:pPr>
+        <w:spacing w:after="120" w:line="240" w:lineRule="auto"/>
+        <w:rPr>
+          <w:rFonts w:ascii="Courier New" w:eastAsia="Courier New" w:hAnsi="Courier New" w:cs="Courier New"/>
+          <w:sz w:val="20"/>
+          <w:szCs w:val="20"/>
+        </w:rPr>
+      </w:pPr>
+      <w:r>
+        <w:rPr>
+          <w:rFonts w:ascii="Courier New" w:eastAsia="Courier New" w:hAnsi="Courier New" w:cs="Courier New"/>
+          <w:sz w:val="20"/>
+          <w:szCs w:val="20"/>
+        </w:rPr>
+        <w:t xml:space="preserve">                </w:t>
+      </w:r>
+      <w:proofErr w:type="spellStart"/>
+      <w:r>
+        <w:rPr>
+          <w:rFonts w:ascii="Courier New" w:eastAsia="Courier New" w:hAnsi="Courier New" w:cs="Courier New"/>
+          <w:sz w:val="20"/>
+          <w:szCs w:val="20"/>
+        </w:rPr>
+        <w:t>end</w:t>
+      </w:r>
+      <w:proofErr w:type="spellEnd"/>
+      <w:r>
+        <w:rPr>
+          <w:rFonts w:ascii="Courier New" w:eastAsia="Courier New" w:hAnsi="Courier New" w:cs="Courier New"/>
+          <w:sz w:val="20"/>
+          <w:szCs w:val="20"/>
+        </w:rPr>
+        <w:t xml:space="preserve"> if;</w:t>
+      </w:r>
+    </w:p>
+    <w:p>
+      <w:pPr>
+        <w:spacing w:after="120" w:line="240" w:lineRule="auto"/>
+        <w:rPr>
+          <w:rFonts w:ascii="Courier New" w:eastAsia="Courier New" w:hAnsi="Courier New" w:cs="Courier New"/>
+          <w:sz w:val="20"/>
+          <w:szCs w:val="20"/>
+        </w:rPr>
+      </w:pPr>
+      <w:r>
+        <w:rPr>
+          <w:rFonts w:ascii="Courier New" w:eastAsia="Courier New" w:hAnsi="Courier New" w:cs="Courier New"/>
+          <w:sz w:val="20"/>
+          <w:szCs w:val="20"/>
+        </w:rPr>
         <w:t xml:space="preserve">            </w:t>
       </w:r>
       <w:proofErr w:type="spellStart"/>
@@ -17979,1012 +19664,6 @@
           <w:sz w:val="20"/>
           <w:szCs w:val="20"/>
         </w:rPr>
-        <w:t>bit_ptr</w:t>
-      </w:r>
-      <w:proofErr w:type="spellEnd"/>
-      <w:r>
-        <w:rPr>
-          <w:rFonts w:ascii="Courier New" w:eastAsia="Courier New" w:hAnsi="Courier New" w:cs="Courier New"/>
-          <w:sz w:val="20"/>
-          <w:szCs w:val="20"/>
-        </w:rPr>
-        <w:t xml:space="preserve"> &lt;= DATA_WIDTH - 1;</w:t>
-      </w:r>
-    </w:p>
-    <w:p>
-      <w:pPr>
-        <w:spacing w:after="120" w:line="240" w:lineRule="auto"/>
-        <w:rPr>
-          <w:rFonts w:ascii="Courier New" w:eastAsia="Courier New" w:hAnsi="Courier New" w:cs="Courier New"/>
-          <w:sz w:val="20"/>
-          <w:szCs w:val="20"/>
-        </w:rPr>
-      </w:pPr>
-      <w:r>
-        <w:rPr>
-          <w:rFonts w:ascii="Courier New" w:eastAsia="Courier New" w:hAnsi="Courier New" w:cs="Courier New"/>
-          <w:sz w:val="20"/>
-          <w:szCs w:val="20"/>
-        </w:rPr>
-        <w:t xml:space="preserve">            </w:t>
-      </w:r>
-      <w:proofErr w:type="spellStart"/>
-      <w:r>
-        <w:rPr>
-          <w:rFonts w:ascii="Courier New" w:eastAsia="Courier New" w:hAnsi="Courier New" w:cs="Courier New"/>
-          <w:sz w:val="20"/>
-          <w:szCs w:val="20"/>
-        </w:rPr>
-        <w:t>tick_counter</w:t>
-      </w:r>
-      <w:proofErr w:type="spellEnd"/>
-      <w:r>
-        <w:rPr>
-          <w:rFonts w:ascii="Courier New" w:eastAsia="Courier New" w:hAnsi="Courier New" w:cs="Courier New"/>
-          <w:sz w:val="20"/>
-          <w:szCs w:val="20"/>
-        </w:rPr>
-        <w:t xml:space="preserve"> &lt;= 0;</w:t>
-      </w:r>
-    </w:p>
-    <w:p>
-      <w:pPr>
-        <w:spacing w:after="120" w:line="240" w:lineRule="auto"/>
-        <w:rPr>
-          <w:rFonts w:ascii="Courier New" w:eastAsia="Courier New" w:hAnsi="Courier New" w:cs="Courier New"/>
-          <w:sz w:val="20"/>
-          <w:szCs w:val="20"/>
-        </w:rPr>
-      </w:pPr>
-      <w:r>
-        <w:rPr>
-          <w:rFonts w:ascii="Courier New" w:eastAsia="Courier New" w:hAnsi="Courier New" w:cs="Courier New"/>
-          <w:sz w:val="20"/>
-          <w:szCs w:val="20"/>
-        </w:rPr>
-        <w:t xml:space="preserve">            </w:t>
-      </w:r>
-      <w:proofErr w:type="spellStart"/>
-      <w:r>
-        <w:rPr>
-          <w:rFonts w:ascii="Courier New" w:eastAsia="Courier New" w:hAnsi="Courier New" w:cs="Courier New"/>
-          <w:sz w:val="20"/>
-          <w:szCs w:val="20"/>
-        </w:rPr>
-        <w:t>current_lvl</w:t>
-      </w:r>
-      <w:proofErr w:type="spellEnd"/>
-      <w:r>
-        <w:rPr>
-          <w:rFonts w:ascii="Courier New" w:eastAsia="Courier New" w:hAnsi="Courier New" w:cs="Courier New"/>
-          <w:sz w:val="20"/>
-          <w:szCs w:val="20"/>
-        </w:rPr>
-        <w:t xml:space="preserve"> &lt;= '0';</w:t>
-      </w:r>
-    </w:p>
-    <w:p>
-      <w:pPr>
-        <w:spacing w:after="120" w:line="240" w:lineRule="auto"/>
-        <w:rPr>
-          <w:rFonts w:ascii="Courier New" w:eastAsia="Courier New" w:hAnsi="Courier New" w:cs="Courier New"/>
-          <w:sz w:val="20"/>
-          <w:szCs w:val="20"/>
-        </w:rPr>
-      </w:pPr>
-      <w:r>
-        <w:rPr>
-          <w:rFonts w:ascii="Courier New" w:eastAsia="Courier New" w:hAnsi="Courier New" w:cs="Courier New"/>
-          <w:sz w:val="20"/>
-          <w:szCs w:val="20"/>
-        </w:rPr>
-        <w:t xml:space="preserve">            </w:t>
-      </w:r>
-      <w:proofErr w:type="spellStart"/>
-      <w:r>
-        <w:rPr>
-          <w:rFonts w:ascii="Courier New" w:eastAsia="Courier New" w:hAnsi="Courier New" w:cs="Courier New"/>
-          <w:sz w:val="20"/>
-          <w:szCs w:val="20"/>
-        </w:rPr>
-        <w:t>nrz_out</w:t>
-      </w:r>
-      <w:proofErr w:type="spellEnd"/>
-      <w:r>
-        <w:rPr>
-          <w:rFonts w:ascii="Courier New" w:eastAsia="Courier New" w:hAnsi="Courier New" w:cs="Courier New"/>
-          <w:sz w:val="20"/>
-          <w:szCs w:val="20"/>
-        </w:rPr>
-        <w:t xml:space="preserve"> &lt;= '0';</w:t>
-      </w:r>
-    </w:p>
-    <w:p>
-      <w:pPr>
-        <w:spacing w:after="120" w:line="240" w:lineRule="auto"/>
-        <w:rPr>
-          <w:rFonts w:ascii="Courier New" w:eastAsia="Courier New" w:hAnsi="Courier New" w:cs="Courier New"/>
-          <w:sz w:val="20"/>
-          <w:szCs w:val="20"/>
-        </w:rPr>
-      </w:pPr>
-      <w:r>
-        <w:rPr>
-          <w:rFonts w:ascii="Courier New" w:eastAsia="Courier New" w:hAnsi="Courier New" w:cs="Courier New"/>
-          <w:sz w:val="20"/>
-          <w:szCs w:val="20"/>
-        </w:rPr>
-        <w:t xml:space="preserve">        </w:t>
-      </w:r>
-      <w:proofErr w:type="spellStart"/>
-      <w:r>
-        <w:rPr>
-          <w:rFonts w:ascii="Courier New" w:eastAsia="Courier New" w:hAnsi="Courier New" w:cs="Courier New"/>
-          <w:sz w:val="20"/>
-          <w:szCs w:val="20"/>
-        </w:rPr>
-        <w:t>elsif</w:t>
-      </w:r>
-      <w:proofErr w:type="spellEnd"/>
-      <w:r>
-        <w:rPr>
-          <w:rFonts w:ascii="Courier New" w:eastAsia="Courier New" w:hAnsi="Courier New" w:cs="Courier New"/>
-          <w:sz w:val="20"/>
-          <w:szCs w:val="20"/>
-        </w:rPr>
-        <w:t xml:space="preserve"> </w:t>
-      </w:r>
-      <w:proofErr w:type="spellStart"/>
-      <w:r>
-        <w:rPr>
-          <w:rFonts w:ascii="Courier New" w:eastAsia="Courier New" w:hAnsi="Courier New" w:cs="Courier New"/>
-          <w:sz w:val="20"/>
-          <w:szCs w:val="20"/>
-        </w:rPr>
-        <w:t>rising_edge</w:t>
-      </w:r>
-      <w:proofErr w:type="spellEnd"/>
-      <w:r>
-        <w:rPr>
-          <w:rFonts w:ascii="Courier New" w:eastAsia="Courier New" w:hAnsi="Courier New" w:cs="Courier New"/>
-          <w:sz w:val="20"/>
-          <w:szCs w:val="20"/>
-        </w:rPr>
-        <w:t>(</w:t>
-      </w:r>
-      <w:proofErr w:type="spellStart"/>
-      <w:r>
-        <w:rPr>
-          <w:rFonts w:ascii="Courier New" w:eastAsia="Courier New" w:hAnsi="Courier New" w:cs="Courier New"/>
-          <w:sz w:val="20"/>
-          <w:szCs w:val="20"/>
-        </w:rPr>
-        <w:t>clk</w:t>
-      </w:r>
-      <w:proofErr w:type="spellEnd"/>
-      <w:r>
-        <w:rPr>
-          <w:rFonts w:ascii="Courier New" w:eastAsia="Courier New" w:hAnsi="Courier New" w:cs="Courier New"/>
-          <w:sz w:val="20"/>
-          <w:szCs w:val="20"/>
-        </w:rPr>
-        <w:t xml:space="preserve">) </w:t>
-      </w:r>
-      <w:proofErr w:type="spellStart"/>
-      <w:r>
-        <w:rPr>
-          <w:rFonts w:ascii="Courier New" w:eastAsia="Courier New" w:hAnsi="Courier New" w:cs="Courier New"/>
-          <w:sz w:val="20"/>
-          <w:szCs w:val="20"/>
-        </w:rPr>
-        <w:t>then</w:t>
-      </w:r>
-      <w:proofErr w:type="spellEnd"/>
-    </w:p>
-    <w:p>
-      <w:pPr>
-        <w:spacing w:after="120" w:line="240" w:lineRule="auto"/>
-        <w:rPr>
-          <w:rFonts w:ascii="Courier New" w:eastAsia="Courier New" w:hAnsi="Courier New" w:cs="Courier New"/>
-          <w:sz w:val="20"/>
-          <w:szCs w:val="20"/>
-        </w:rPr>
-      </w:pPr>
-      <w:r>
-        <w:rPr>
-          <w:rFonts w:ascii="Courier New" w:eastAsia="Courier New" w:hAnsi="Courier New" w:cs="Courier New"/>
-          <w:sz w:val="20"/>
-          <w:szCs w:val="20"/>
-        </w:rPr>
-        <w:t xml:space="preserve">            </w:t>
-      </w:r>
-    </w:p>
-    <w:p>
-      <w:pPr>
-        <w:spacing w:after="120" w:line="240" w:lineRule="auto"/>
-        <w:rPr>
-          <w:rFonts w:ascii="Courier New" w:eastAsia="Courier New" w:hAnsi="Courier New" w:cs="Courier New"/>
-          <w:sz w:val="20"/>
-          <w:szCs w:val="20"/>
-        </w:rPr>
-      </w:pPr>
-      <w:r>
-        <w:rPr>
-          <w:rFonts w:ascii="Courier New" w:eastAsia="Courier New" w:hAnsi="Courier New" w:cs="Courier New"/>
-          <w:sz w:val="20"/>
-          <w:szCs w:val="20"/>
-        </w:rPr>
-        <w:t xml:space="preserve">            -- </w:t>
-      </w:r>
-      <w:proofErr w:type="spellStart"/>
-      <w:r>
-        <w:rPr>
-          <w:rFonts w:ascii="Courier New" w:eastAsia="Courier New" w:hAnsi="Courier New" w:cs="Courier New"/>
-          <w:sz w:val="20"/>
-          <w:szCs w:val="20"/>
-        </w:rPr>
-        <w:t>nrzi</w:t>
-      </w:r>
-      <w:proofErr w:type="spellEnd"/>
-      <w:r>
-        <w:rPr>
-          <w:rFonts w:ascii="Courier New" w:eastAsia="Courier New" w:hAnsi="Courier New" w:cs="Courier New"/>
-          <w:sz w:val="20"/>
-          <w:szCs w:val="20"/>
-        </w:rPr>
-        <w:t xml:space="preserve"> </w:t>
-      </w:r>
-      <w:proofErr w:type="spellStart"/>
-      <w:r>
-        <w:rPr>
-          <w:rFonts w:ascii="Courier New" w:eastAsia="Courier New" w:hAnsi="Courier New" w:cs="Courier New"/>
-          <w:sz w:val="20"/>
-          <w:szCs w:val="20"/>
-        </w:rPr>
-        <w:t>logic</w:t>
-      </w:r>
-      <w:proofErr w:type="spellEnd"/>
-      <w:r>
-        <w:rPr>
-          <w:rFonts w:ascii="Courier New" w:eastAsia="Courier New" w:hAnsi="Courier New" w:cs="Courier New"/>
-          <w:sz w:val="20"/>
-          <w:szCs w:val="20"/>
-        </w:rPr>
-        <w:t xml:space="preserve">: </w:t>
-      </w:r>
-      <w:proofErr w:type="spellStart"/>
-      <w:r>
-        <w:rPr>
-          <w:rFonts w:ascii="Courier New" w:eastAsia="Courier New" w:hAnsi="Courier New" w:cs="Courier New"/>
-          <w:sz w:val="20"/>
-          <w:szCs w:val="20"/>
-        </w:rPr>
-        <w:t>evaluate</w:t>
-      </w:r>
-      <w:proofErr w:type="spellEnd"/>
-      <w:r>
-        <w:rPr>
-          <w:rFonts w:ascii="Courier New" w:eastAsia="Courier New" w:hAnsi="Courier New" w:cs="Courier New"/>
-          <w:sz w:val="20"/>
-          <w:szCs w:val="20"/>
-        </w:rPr>
-        <w:t xml:space="preserve"> </w:t>
-      </w:r>
-      <w:proofErr w:type="spellStart"/>
-      <w:r>
-        <w:rPr>
-          <w:rFonts w:ascii="Courier New" w:eastAsia="Courier New" w:hAnsi="Courier New" w:cs="Courier New"/>
-          <w:sz w:val="20"/>
-          <w:szCs w:val="20"/>
-        </w:rPr>
-        <w:t>only</w:t>
-      </w:r>
-      <w:proofErr w:type="spellEnd"/>
-      <w:r>
-        <w:rPr>
-          <w:rFonts w:ascii="Courier New" w:eastAsia="Courier New" w:hAnsi="Courier New" w:cs="Courier New"/>
-          <w:sz w:val="20"/>
-          <w:szCs w:val="20"/>
-        </w:rPr>
-        <w:t xml:space="preserve"> </w:t>
-      </w:r>
-      <w:proofErr w:type="spellStart"/>
-      <w:r>
-        <w:rPr>
-          <w:rFonts w:ascii="Courier New" w:eastAsia="Courier New" w:hAnsi="Courier New" w:cs="Courier New"/>
-          <w:sz w:val="20"/>
-          <w:szCs w:val="20"/>
-        </w:rPr>
-        <w:t>at</w:t>
-      </w:r>
-      <w:proofErr w:type="spellEnd"/>
-      <w:r>
-        <w:rPr>
-          <w:rFonts w:ascii="Courier New" w:eastAsia="Courier New" w:hAnsi="Courier New" w:cs="Courier New"/>
-          <w:sz w:val="20"/>
-          <w:szCs w:val="20"/>
-        </w:rPr>
-        <w:t xml:space="preserve"> </w:t>
-      </w:r>
-      <w:proofErr w:type="spellStart"/>
-      <w:r>
-        <w:rPr>
-          <w:rFonts w:ascii="Courier New" w:eastAsia="Courier New" w:hAnsi="Courier New" w:cs="Courier New"/>
-          <w:sz w:val="20"/>
-          <w:szCs w:val="20"/>
-        </w:rPr>
-        <w:t>the</w:t>
-      </w:r>
-      <w:proofErr w:type="spellEnd"/>
-      <w:r>
-        <w:rPr>
-          <w:rFonts w:ascii="Courier New" w:eastAsia="Courier New" w:hAnsi="Courier New" w:cs="Courier New"/>
-          <w:sz w:val="20"/>
-          <w:szCs w:val="20"/>
-        </w:rPr>
-        <w:t xml:space="preserve"> start </w:t>
-      </w:r>
-      <w:proofErr w:type="spellStart"/>
-      <w:r>
-        <w:rPr>
-          <w:rFonts w:ascii="Courier New" w:eastAsia="Courier New" w:hAnsi="Courier New" w:cs="Courier New"/>
-          <w:sz w:val="20"/>
-          <w:szCs w:val="20"/>
-        </w:rPr>
-        <w:t>of</w:t>
-      </w:r>
-      <w:proofErr w:type="spellEnd"/>
-      <w:r>
-        <w:rPr>
-          <w:rFonts w:ascii="Courier New" w:eastAsia="Courier New" w:hAnsi="Courier New" w:cs="Courier New"/>
-          <w:sz w:val="20"/>
-          <w:szCs w:val="20"/>
-        </w:rPr>
-        <w:t xml:space="preserve"> a new bit </w:t>
-      </w:r>
-      <w:proofErr w:type="spellStart"/>
-      <w:r>
-        <w:rPr>
-          <w:rFonts w:ascii="Courier New" w:eastAsia="Courier New" w:hAnsi="Courier New" w:cs="Courier New"/>
-          <w:sz w:val="20"/>
-          <w:szCs w:val="20"/>
-        </w:rPr>
-        <w:t>cycle</w:t>
-      </w:r>
-      <w:proofErr w:type="spellEnd"/>
-    </w:p>
-    <w:p>
-      <w:pPr>
-        <w:spacing w:after="120" w:line="240" w:lineRule="auto"/>
-        <w:rPr>
-          <w:rFonts w:ascii="Courier New" w:eastAsia="Courier New" w:hAnsi="Courier New" w:cs="Courier New"/>
-          <w:sz w:val="20"/>
-          <w:szCs w:val="20"/>
-        </w:rPr>
-      </w:pPr>
-      <w:r>
-        <w:rPr>
-          <w:rFonts w:ascii="Courier New" w:eastAsia="Courier New" w:hAnsi="Courier New" w:cs="Courier New"/>
-          <w:sz w:val="20"/>
-          <w:szCs w:val="20"/>
-        </w:rPr>
-        <w:t xml:space="preserve">            </w:t>
-      </w:r>
-      <w:proofErr w:type="spellStart"/>
-      <w:r>
-        <w:rPr>
-          <w:rFonts w:ascii="Courier New" w:eastAsia="Courier New" w:hAnsi="Courier New" w:cs="Courier New"/>
-          <w:sz w:val="20"/>
-          <w:szCs w:val="20"/>
-        </w:rPr>
-        <w:t>if</w:t>
-      </w:r>
-      <w:proofErr w:type="spellEnd"/>
-      <w:r>
-        <w:rPr>
-          <w:rFonts w:ascii="Courier New" w:eastAsia="Courier New" w:hAnsi="Courier New" w:cs="Courier New"/>
-          <w:sz w:val="20"/>
-          <w:szCs w:val="20"/>
-        </w:rPr>
-        <w:t xml:space="preserve"> </w:t>
-      </w:r>
-      <w:proofErr w:type="spellStart"/>
-      <w:r>
-        <w:rPr>
-          <w:rFonts w:ascii="Courier New" w:eastAsia="Courier New" w:hAnsi="Courier New" w:cs="Courier New"/>
-          <w:sz w:val="20"/>
-          <w:szCs w:val="20"/>
-        </w:rPr>
-        <w:t>tick_counter</w:t>
-      </w:r>
-      <w:proofErr w:type="spellEnd"/>
-      <w:r>
-        <w:rPr>
-          <w:rFonts w:ascii="Courier New" w:eastAsia="Courier New" w:hAnsi="Courier New" w:cs="Courier New"/>
-          <w:sz w:val="20"/>
-          <w:szCs w:val="20"/>
-        </w:rPr>
-        <w:t xml:space="preserve"> = 0 </w:t>
-      </w:r>
-      <w:proofErr w:type="spellStart"/>
-      <w:r>
-        <w:rPr>
-          <w:rFonts w:ascii="Courier New" w:eastAsia="Courier New" w:hAnsi="Courier New" w:cs="Courier New"/>
-          <w:sz w:val="20"/>
-          <w:szCs w:val="20"/>
-        </w:rPr>
-        <w:t>then</w:t>
-      </w:r>
-      <w:proofErr w:type="spellEnd"/>
-    </w:p>
-    <w:p>
-      <w:pPr>
-        <w:spacing w:after="120" w:line="240" w:lineRule="auto"/>
-        <w:rPr>
-          <w:rFonts w:ascii="Courier New" w:eastAsia="Courier New" w:hAnsi="Courier New" w:cs="Courier New"/>
-          <w:sz w:val="20"/>
-          <w:szCs w:val="20"/>
-        </w:rPr>
-      </w:pPr>
-      <w:r>
-        <w:rPr>
-          <w:rFonts w:ascii="Courier New" w:eastAsia="Courier New" w:hAnsi="Courier New" w:cs="Courier New"/>
-          <w:sz w:val="20"/>
-          <w:szCs w:val="20"/>
-        </w:rPr>
-        <w:t xml:space="preserve">                </w:t>
-      </w:r>
-      <w:proofErr w:type="spellStart"/>
-      <w:r>
-        <w:rPr>
-          <w:rFonts w:ascii="Courier New" w:eastAsia="Courier New" w:hAnsi="Courier New" w:cs="Courier New"/>
-          <w:sz w:val="20"/>
-          <w:szCs w:val="20"/>
-        </w:rPr>
-        <w:t>if</w:t>
-      </w:r>
-      <w:proofErr w:type="spellEnd"/>
-      <w:r>
-        <w:rPr>
-          <w:rFonts w:ascii="Courier New" w:eastAsia="Courier New" w:hAnsi="Courier New" w:cs="Courier New"/>
-          <w:sz w:val="20"/>
-          <w:szCs w:val="20"/>
-        </w:rPr>
-        <w:t xml:space="preserve"> </w:t>
-      </w:r>
-      <w:proofErr w:type="spellStart"/>
-      <w:r>
-        <w:rPr>
-          <w:rFonts w:ascii="Courier New" w:eastAsia="Courier New" w:hAnsi="Courier New" w:cs="Courier New"/>
-          <w:sz w:val="20"/>
-          <w:szCs w:val="20"/>
-        </w:rPr>
-        <w:t>data_in</w:t>
-      </w:r>
-      <w:proofErr w:type="spellEnd"/>
-      <w:r>
-        <w:rPr>
-          <w:rFonts w:ascii="Courier New" w:eastAsia="Courier New" w:hAnsi="Courier New" w:cs="Courier New"/>
-          <w:sz w:val="20"/>
-          <w:szCs w:val="20"/>
-        </w:rPr>
-        <w:t>(</w:t>
-      </w:r>
-      <w:proofErr w:type="spellStart"/>
-      <w:r>
-        <w:rPr>
-          <w:rFonts w:ascii="Courier New" w:eastAsia="Courier New" w:hAnsi="Courier New" w:cs="Courier New"/>
-          <w:sz w:val="20"/>
-          <w:szCs w:val="20"/>
-        </w:rPr>
-        <w:t>bit_ptr</w:t>
-      </w:r>
-      <w:proofErr w:type="spellEnd"/>
-      <w:r>
-        <w:rPr>
-          <w:rFonts w:ascii="Courier New" w:eastAsia="Courier New" w:hAnsi="Courier New" w:cs="Courier New"/>
-          <w:sz w:val="20"/>
-          <w:szCs w:val="20"/>
-        </w:rPr>
-        <w:t xml:space="preserve">) = '1' </w:t>
-      </w:r>
-      <w:proofErr w:type="spellStart"/>
-      <w:r>
-        <w:rPr>
-          <w:rFonts w:ascii="Courier New" w:eastAsia="Courier New" w:hAnsi="Courier New" w:cs="Courier New"/>
-          <w:sz w:val="20"/>
-          <w:szCs w:val="20"/>
-        </w:rPr>
-        <w:t>then</w:t>
-      </w:r>
-      <w:proofErr w:type="spellEnd"/>
-    </w:p>
-    <w:p>
-      <w:pPr>
-        <w:spacing w:after="120" w:line="240" w:lineRule="auto"/>
-        <w:rPr>
-          <w:rFonts w:ascii="Courier New" w:eastAsia="Courier New" w:hAnsi="Courier New" w:cs="Courier New"/>
-          <w:sz w:val="20"/>
-          <w:szCs w:val="20"/>
-        </w:rPr>
-      </w:pPr>
-      <w:r>
-        <w:rPr>
-          <w:rFonts w:ascii="Courier New" w:eastAsia="Courier New" w:hAnsi="Courier New" w:cs="Courier New"/>
-          <w:sz w:val="20"/>
-          <w:szCs w:val="20"/>
-        </w:rPr>
-        <w:t xml:space="preserve">                    -- 1 </w:t>
-      </w:r>
-      <w:proofErr w:type="spellStart"/>
-      <w:r>
-        <w:rPr>
-          <w:rFonts w:ascii="Courier New" w:eastAsia="Courier New" w:hAnsi="Courier New" w:cs="Courier New"/>
-          <w:sz w:val="20"/>
-          <w:szCs w:val="20"/>
-        </w:rPr>
-        <w:t>means</w:t>
-      </w:r>
-      <w:proofErr w:type="spellEnd"/>
-      <w:r>
-        <w:rPr>
-          <w:rFonts w:ascii="Courier New" w:eastAsia="Courier New" w:hAnsi="Courier New" w:cs="Courier New"/>
-          <w:sz w:val="20"/>
-          <w:szCs w:val="20"/>
-        </w:rPr>
-        <w:t xml:space="preserve"> </w:t>
-      </w:r>
-      <w:proofErr w:type="spellStart"/>
-      <w:r>
-        <w:rPr>
-          <w:rFonts w:ascii="Courier New" w:eastAsia="Courier New" w:hAnsi="Courier New" w:cs="Courier New"/>
-          <w:sz w:val="20"/>
-          <w:szCs w:val="20"/>
-        </w:rPr>
-        <w:t>toggle</w:t>
-      </w:r>
-      <w:proofErr w:type="spellEnd"/>
-      <w:r>
-        <w:rPr>
-          <w:rFonts w:ascii="Courier New" w:eastAsia="Courier New" w:hAnsi="Courier New" w:cs="Courier New"/>
-          <w:sz w:val="20"/>
-          <w:szCs w:val="20"/>
-        </w:rPr>
-        <w:t xml:space="preserve"> </w:t>
-      </w:r>
-      <w:proofErr w:type="spellStart"/>
-      <w:r>
-        <w:rPr>
-          <w:rFonts w:ascii="Courier New" w:eastAsia="Courier New" w:hAnsi="Courier New" w:cs="Courier New"/>
-          <w:sz w:val="20"/>
-          <w:szCs w:val="20"/>
-        </w:rPr>
-        <w:t>the</w:t>
-      </w:r>
-      <w:proofErr w:type="spellEnd"/>
-      <w:r>
-        <w:rPr>
-          <w:rFonts w:ascii="Courier New" w:eastAsia="Courier New" w:hAnsi="Courier New" w:cs="Courier New"/>
-          <w:sz w:val="20"/>
-          <w:szCs w:val="20"/>
-        </w:rPr>
-        <w:t xml:space="preserve"> </w:t>
-      </w:r>
-      <w:proofErr w:type="spellStart"/>
-      <w:r>
-        <w:rPr>
-          <w:rFonts w:ascii="Courier New" w:eastAsia="Courier New" w:hAnsi="Courier New" w:cs="Courier New"/>
-          <w:sz w:val="20"/>
-          <w:szCs w:val="20"/>
-        </w:rPr>
-        <w:t>line</w:t>
-      </w:r>
-      <w:proofErr w:type="spellEnd"/>
-    </w:p>
-    <w:p>
-      <w:pPr>
-        <w:spacing w:after="120" w:line="240" w:lineRule="auto"/>
-        <w:rPr>
-          <w:rFonts w:ascii="Courier New" w:eastAsia="Courier New" w:hAnsi="Courier New" w:cs="Courier New"/>
-          <w:sz w:val="20"/>
-          <w:szCs w:val="20"/>
-        </w:rPr>
-      </w:pPr>
-      <w:r>
-        <w:rPr>
-          <w:rFonts w:ascii="Courier New" w:eastAsia="Courier New" w:hAnsi="Courier New" w:cs="Courier New"/>
-          <w:sz w:val="20"/>
-          <w:szCs w:val="20"/>
-        </w:rPr>
-        <w:t xml:space="preserve">                    </w:t>
-      </w:r>
-      <w:proofErr w:type="spellStart"/>
-      <w:r>
-        <w:rPr>
-          <w:rFonts w:ascii="Courier New" w:eastAsia="Courier New" w:hAnsi="Courier New" w:cs="Courier New"/>
-          <w:sz w:val="20"/>
-          <w:szCs w:val="20"/>
-        </w:rPr>
-        <w:t>current_lvl</w:t>
-      </w:r>
-      <w:proofErr w:type="spellEnd"/>
-      <w:r>
-        <w:rPr>
-          <w:rFonts w:ascii="Courier New" w:eastAsia="Courier New" w:hAnsi="Courier New" w:cs="Courier New"/>
-          <w:sz w:val="20"/>
-          <w:szCs w:val="20"/>
-        </w:rPr>
-        <w:t xml:space="preserve"> &lt;= </w:t>
-      </w:r>
-      <w:proofErr w:type="spellStart"/>
-      <w:r>
-        <w:rPr>
-          <w:rFonts w:ascii="Courier New" w:eastAsia="Courier New" w:hAnsi="Courier New" w:cs="Courier New"/>
-          <w:sz w:val="20"/>
-          <w:szCs w:val="20"/>
-        </w:rPr>
-        <w:t>not</w:t>
-      </w:r>
-      <w:proofErr w:type="spellEnd"/>
-      <w:r>
-        <w:rPr>
-          <w:rFonts w:ascii="Courier New" w:eastAsia="Courier New" w:hAnsi="Courier New" w:cs="Courier New"/>
-          <w:sz w:val="20"/>
-          <w:szCs w:val="20"/>
-        </w:rPr>
-        <w:t xml:space="preserve"> </w:t>
-      </w:r>
-      <w:proofErr w:type="spellStart"/>
-      <w:r>
-        <w:rPr>
-          <w:rFonts w:ascii="Courier New" w:eastAsia="Courier New" w:hAnsi="Courier New" w:cs="Courier New"/>
-          <w:sz w:val="20"/>
-          <w:szCs w:val="20"/>
-        </w:rPr>
-        <w:t>current_lvl</w:t>
-      </w:r>
-      <w:proofErr w:type="spellEnd"/>
-      <w:r>
-        <w:rPr>
-          <w:rFonts w:ascii="Courier New" w:eastAsia="Courier New" w:hAnsi="Courier New" w:cs="Courier New"/>
-          <w:sz w:val="20"/>
-          <w:szCs w:val="20"/>
-        </w:rPr>
-        <w:t>;</w:t>
-      </w:r>
-    </w:p>
-    <w:p>
-      <w:pPr>
-        <w:spacing w:after="120" w:line="240" w:lineRule="auto"/>
-        <w:rPr>
-          <w:rFonts w:ascii="Courier New" w:eastAsia="Courier New" w:hAnsi="Courier New" w:cs="Courier New"/>
-          <w:sz w:val="20"/>
-          <w:szCs w:val="20"/>
-        </w:rPr>
-      </w:pPr>
-      <w:r>
-        <w:rPr>
-          <w:rFonts w:ascii="Courier New" w:eastAsia="Courier New" w:hAnsi="Courier New" w:cs="Courier New"/>
-          <w:sz w:val="20"/>
-          <w:szCs w:val="20"/>
-        </w:rPr>
-        <w:t xml:space="preserve">                    </w:t>
-      </w:r>
-      <w:proofErr w:type="spellStart"/>
-      <w:r>
-        <w:rPr>
-          <w:rFonts w:ascii="Courier New" w:eastAsia="Courier New" w:hAnsi="Courier New" w:cs="Courier New"/>
-          <w:sz w:val="20"/>
-          <w:szCs w:val="20"/>
-        </w:rPr>
-        <w:t>nrz_out</w:t>
-      </w:r>
-      <w:proofErr w:type="spellEnd"/>
-      <w:r>
-        <w:rPr>
-          <w:rFonts w:ascii="Courier New" w:eastAsia="Courier New" w:hAnsi="Courier New" w:cs="Courier New"/>
-          <w:sz w:val="20"/>
-          <w:szCs w:val="20"/>
-        </w:rPr>
-        <w:t xml:space="preserve"> &lt;= </w:t>
-      </w:r>
-      <w:proofErr w:type="spellStart"/>
-      <w:r>
-        <w:rPr>
-          <w:rFonts w:ascii="Courier New" w:eastAsia="Courier New" w:hAnsi="Courier New" w:cs="Courier New"/>
-          <w:sz w:val="20"/>
-          <w:szCs w:val="20"/>
-        </w:rPr>
-        <w:t>not</w:t>
-      </w:r>
-      <w:proofErr w:type="spellEnd"/>
-      <w:r>
-        <w:rPr>
-          <w:rFonts w:ascii="Courier New" w:eastAsia="Courier New" w:hAnsi="Courier New" w:cs="Courier New"/>
-          <w:sz w:val="20"/>
-          <w:szCs w:val="20"/>
-        </w:rPr>
-        <w:t xml:space="preserve"> </w:t>
-      </w:r>
-      <w:proofErr w:type="spellStart"/>
-      <w:r>
-        <w:rPr>
-          <w:rFonts w:ascii="Courier New" w:eastAsia="Courier New" w:hAnsi="Courier New" w:cs="Courier New"/>
-          <w:sz w:val="20"/>
-          <w:szCs w:val="20"/>
-        </w:rPr>
-        <w:t>current_lvl</w:t>
-      </w:r>
-      <w:proofErr w:type="spellEnd"/>
-      <w:r>
-        <w:rPr>
-          <w:rFonts w:ascii="Courier New" w:eastAsia="Courier New" w:hAnsi="Courier New" w:cs="Courier New"/>
-          <w:sz w:val="20"/>
-          <w:szCs w:val="20"/>
-        </w:rPr>
-        <w:t xml:space="preserve">; -- </w:t>
-      </w:r>
-      <w:proofErr w:type="spellStart"/>
-      <w:r>
-        <w:rPr>
-          <w:rFonts w:ascii="Courier New" w:eastAsia="Courier New" w:hAnsi="Courier New" w:cs="Courier New"/>
-          <w:sz w:val="20"/>
-          <w:szCs w:val="20"/>
-        </w:rPr>
-        <w:t>instantly</w:t>
-      </w:r>
-      <w:proofErr w:type="spellEnd"/>
-      <w:r>
-        <w:rPr>
-          <w:rFonts w:ascii="Courier New" w:eastAsia="Courier New" w:hAnsi="Courier New" w:cs="Courier New"/>
-          <w:sz w:val="20"/>
-          <w:szCs w:val="20"/>
-        </w:rPr>
-        <w:t xml:space="preserve"> </w:t>
-      </w:r>
-      <w:proofErr w:type="spellStart"/>
-      <w:r>
-        <w:rPr>
-          <w:rFonts w:ascii="Courier New" w:eastAsia="Courier New" w:hAnsi="Courier New" w:cs="Courier New"/>
-          <w:sz w:val="20"/>
-          <w:szCs w:val="20"/>
-        </w:rPr>
-        <w:t>push</w:t>
-      </w:r>
-      <w:proofErr w:type="spellEnd"/>
-      <w:r>
-        <w:rPr>
-          <w:rFonts w:ascii="Courier New" w:eastAsia="Courier New" w:hAnsi="Courier New" w:cs="Courier New"/>
-          <w:sz w:val="20"/>
-          <w:szCs w:val="20"/>
-        </w:rPr>
-        <w:t xml:space="preserve"> </w:t>
-      </w:r>
-      <w:proofErr w:type="spellStart"/>
-      <w:r>
-        <w:rPr>
-          <w:rFonts w:ascii="Courier New" w:eastAsia="Courier New" w:hAnsi="Courier New" w:cs="Courier New"/>
-          <w:sz w:val="20"/>
-          <w:szCs w:val="20"/>
-        </w:rPr>
-        <w:t>to</w:t>
-      </w:r>
-      <w:proofErr w:type="spellEnd"/>
-      <w:r>
-        <w:rPr>
-          <w:rFonts w:ascii="Courier New" w:eastAsia="Courier New" w:hAnsi="Courier New" w:cs="Courier New"/>
-          <w:sz w:val="20"/>
-          <w:szCs w:val="20"/>
-        </w:rPr>
-        <w:t xml:space="preserve"> output</w:t>
-      </w:r>
-    </w:p>
-    <w:p>
-      <w:pPr>
-        <w:spacing w:after="120" w:line="240" w:lineRule="auto"/>
-        <w:rPr>
-          <w:rFonts w:ascii="Courier New" w:eastAsia="Courier New" w:hAnsi="Courier New" w:cs="Courier New"/>
-          <w:sz w:val="20"/>
-          <w:szCs w:val="20"/>
-        </w:rPr>
-      </w:pPr>
-      <w:r>
-        <w:rPr>
-          <w:rFonts w:ascii="Courier New" w:eastAsia="Courier New" w:hAnsi="Courier New" w:cs="Courier New"/>
-          <w:sz w:val="20"/>
-          <w:szCs w:val="20"/>
-        </w:rPr>
-        <w:t xml:space="preserve">                </w:t>
-      </w:r>
-      <w:proofErr w:type="spellStart"/>
-      <w:r>
-        <w:rPr>
-          <w:rFonts w:ascii="Courier New" w:eastAsia="Courier New" w:hAnsi="Courier New" w:cs="Courier New"/>
-          <w:sz w:val="20"/>
-          <w:szCs w:val="20"/>
-        </w:rPr>
-        <w:t>else</w:t>
-      </w:r>
-      <w:proofErr w:type="spellEnd"/>
-    </w:p>
-    <w:p>
-      <w:pPr>
-        <w:spacing w:after="120" w:line="240" w:lineRule="auto"/>
-        <w:rPr>
-          <w:rFonts w:ascii="Courier New" w:eastAsia="Courier New" w:hAnsi="Courier New" w:cs="Courier New"/>
-          <w:sz w:val="20"/>
-          <w:szCs w:val="20"/>
-        </w:rPr>
-      </w:pPr>
-      <w:r>
-        <w:rPr>
-          <w:rFonts w:ascii="Courier New" w:eastAsia="Courier New" w:hAnsi="Courier New" w:cs="Courier New"/>
-          <w:sz w:val="20"/>
-          <w:szCs w:val="20"/>
-        </w:rPr>
-        <w:t xml:space="preserve">                    -- 0 </w:t>
-      </w:r>
-      <w:proofErr w:type="spellStart"/>
-      <w:r>
-        <w:rPr>
-          <w:rFonts w:ascii="Courier New" w:eastAsia="Courier New" w:hAnsi="Courier New" w:cs="Courier New"/>
-          <w:sz w:val="20"/>
-          <w:szCs w:val="20"/>
-        </w:rPr>
-        <w:t>means</w:t>
-      </w:r>
-      <w:proofErr w:type="spellEnd"/>
-      <w:r>
-        <w:rPr>
-          <w:rFonts w:ascii="Courier New" w:eastAsia="Courier New" w:hAnsi="Courier New" w:cs="Courier New"/>
-          <w:sz w:val="20"/>
-          <w:szCs w:val="20"/>
-        </w:rPr>
-        <w:t xml:space="preserve"> </w:t>
-      </w:r>
-      <w:proofErr w:type="spellStart"/>
-      <w:r>
-        <w:rPr>
-          <w:rFonts w:ascii="Courier New" w:eastAsia="Courier New" w:hAnsi="Courier New" w:cs="Courier New"/>
-          <w:sz w:val="20"/>
-          <w:szCs w:val="20"/>
-        </w:rPr>
-        <w:t>hold</w:t>
-      </w:r>
-      <w:proofErr w:type="spellEnd"/>
-      <w:r>
-        <w:rPr>
-          <w:rFonts w:ascii="Courier New" w:eastAsia="Courier New" w:hAnsi="Courier New" w:cs="Courier New"/>
-          <w:sz w:val="20"/>
-          <w:szCs w:val="20"/>
-        </w:rPr>
-        <w:t xml:space="preserve"> </w:t>
-      </w:r>
-      <w:proofErr w:type="spellStart"/>
-      <w:r>
-        <w:rPr>
-          <w:rFonts w:ascii="Courier New" w:eastAsia="Courier New" w:hAnsi="Courier New" w:cs="Courier New"/>
-          <w:sz w:val="20"/>
-          <w:szCs w:val="20"/>
-        </w:rPr>
-        <w:t>the</w:t>
-      </w:r>
-      <w:proofErr w:type="spellEnd"/>
-      <w:r>
-        <w:rPr>
-          <w:rFonts w:ascii="Courier New" w:eastAsia="Courier New" w:hAnsi="Courier New" w:cs="Courier New"/>
-          <w:sz w:val="20"/>
-          <w:szCs w:val="20"/>
-        </w:rPr>
-        <w:t xml:space="preserve"> </w:t>
-      </w:r>
-      <w:proofErr w:type="spellStart"/>
-      <w:r>
-        <w:rPr>
-          <w:rFonts w:ascii="Courier New" w:eastAsia="Courier New" w:hAnsi="Courier New" w:cs="Courier New"/>
-          <w:sz w:val="20"/>
-          <w:szCs w:val="20"/>
-        </w:rPr>
-        <w:t>previous</w:t>
-      </w:r>
-      <w:proofErr w:type="spellEnd"/>
-      <w:r>
-        <w:rPr>
-          <w:rFonts w:ascii="Courier New" w:eastAsia="Courier New" w:hAnsi="Courier New" w:cs="Courier New"/>
-          <w:sz w:val="20"/>
-          <w:szCs w:val="20"/>
-        </w:rPr>
-        <w:t xml:space="preserve"> </w:t>
-      </w:r>
-      <w:proofErr w:type="spellStart"/>
-      <w:r>
-        <w:rPr>
-          <w:rFonts w:ascii="Courier New" w:eastAsia="Courier New" w:hAnsi="Courier New" w:cs="Courier New"/>
-          <w:sz w:val="20"/>
-          <w:szCs w:val="20"/>
-        </w:rPr>
-        <w:t>state</w:t>
-      </w:r>
-      <w:proofErr w:type="spellEnd"/>
-    </w:p>
-    <w:p>
-      <w:pPr>
-        <w:spacing w:after="120" w:line="240" w:lineRule="auto"/>
-        <w:rPr>
-          <w:rFonts w:ascii="Courier New" w:eastAsia="Courier New" w:hAnsi="Courier New" w:cs="Courier New"/>
-          <w:sz w:val="20"/>
-          <w:szCs w:val="20"/>
-        </w:rPr>
-      </w:pPr>
-      <w:r>
-        <w:rPr>
-          <w:rFonts w:ascii="Courier New" w:eastAsia="Courier New" w:hAnsi="Courier New" w:cs="Courier New"/>
-          <w:sz w:val="20"/>
-          <w:szCs w:val="20"/>
-        </w:rPr>
-        <w:t xml:space="preserve">                    </w:t>
-      </w:r>
-      <w:proofErr w:type="spellStart"/>
-      <w:r>
-        <w:rPr>
-          <w:rFonts w:ascii="Courier New" w:eastAsia="Courier New" w:hAnsi="Courier New" w:cs="Courier New"/>
-          <w:sz w:val="20"/>
-          <w:szCs w:val="20"/>
-        </w:rPr>
-        <w:t>nrz_out</w:t>
-      </w:r>
-      <w:proofErr w:type="spellEnd"/>
-      <w:r>
-        <w:rPr>
-          <w:rFonts w:ascii="Courier New" w:eastAsia="Courier New" w:hAnsi="Courier New" w:cs="Courier New"/>
-          <w:sz w:val="20"/>
-          <w:szCs w:val="20"/>
-        </w:rPr>
-        <w:t xml:space="preserve"> &lt;= </w:t>
-      </w:r>
-      <w:proofErr w:type="spellStart"/>
-      <w:r>
-        <w:rPr>
-          <w:rFonts w:ascii="Courier New" w:eastAsia="Courier New" w:hAnsi="Courier New" w:cs="Courier New"/>
-          <w:sz w:val="20"/>
-          <w:szCs w:val="20"/>
-        </w:rPr>
-        <w:t>current_lvl</w:t>
-      </w:r>
-      <w:proofErr w:type="spellEnd"/>
-      <w:r>
-        <w:rPr>
-          <w:rFonts w:ascii="Courier New" w:eastAsia="Courier New" w:hAnsi="Courier New" w:cs="Courier New"/>
-          <w:sz w:val="20"/>
-          <w:szCs w:val="20"/>
-        </w:rPr>
-        <w:t>;</w:t>
-      </w:r>
-    </w:p>
-    <w:p>
-      <w:pPr>
-        <w:spacing w:after="120" w:line="240" w:lineRule="auto"/>
-        <w:rPr>
-          <w:rFonts w:ascii="Courier New" w:eastAsia="Courier New" w:hAnsi="Courier New" w:cs="Courier New"/>
-          <w:sz w:val="20"/>
-          <w:szCs w:val="20"/>
-        </w:rPr>
-      </w:pPr>
-      <w:r>
-        <w:rPr>
-          <w:rFonts w:ascii="Courier New" w:eastAsia="Courier New" w:hAnsi="Courier New" w:cs="Courier New"/>
-          <w:sz w:val="20"/>
-          <w:szCs w:val="20"/>
-        </w:rPr>
-        <w:t xml:space="preserve">                </w:t>
-      </w:r>
-      <w:proofErr w:type="spellStart"/>
-      <w:r>
-        <w:rPr>
-          <w:rFonts w:ascii="Courier New" w:eastAsia="Courier New" w:hAnsi="Courier New" w:cs="Courier New"/>
-          <w:sz w:val="20"/>
-          <w:szCs w:val="20"/>
-        </w:rPr>
         <w:t>end</w:t>
       </w:r>
       <w:proofErr w:type="spellEnd"/>
@@ -18994,1233 +19673,7 @@
           <w:sz w:val="20"/>
           <w:szCs w:val="20"/>
         </w:rPr>
-        <w:t xml:space="preserve"> </w:t>
-      </w:r>
-      <w:proofErr w:type="spellStart"/>
-      <w:r>
-        <w:rPr>
-          <w:rFonts w:ascii="Courier New" w:eastAsia="Courier New" w:hAnsi="Courier New" w:cs="Courier New"/>
-          <w:sz w:val="20"/>
-          <w:szCs w:val="20"/>
-        </w:rPr>
-        <w:t>if</w:t>
-      </w:r>
-      <w:proofErr w:type="spellEnd"/>
-      <w:r>
-        <w:rPr>
-          <w:rFonts w:ascii="Courier New" w:eastAsia="Courier New" w:hAnsi="Courier New" w:cs="Courier New"/>
-          <w:sz w:val="20"/>
-          <w:szCs w:val="20"/>
-        </w:rPr>
-        <w:t>;</w:t>
-      </w:r>
-    </w:p>
-    <w:p>
-      <w:pPr>
-        <w:spacing w:after="120" w:line="240" w:lineRule="auto"/>
-        <w:rPr>
-          <w:rFonts w:ascii="Courier New" w:eastAsia="Courier New" w:hAnsi="Courier New" w:cs="Courier New"/>
-          <w:sz w:val="20"/>
-          <w:szCs w:val="20"/>
-        </w:rPr>
-      </w:pPr>
-      <w:r>
-        <w:rPr>
-          <w:rFonts w:ascii="Courier New" w:eastAsia="Courier New" w:hAnsi="Courier New" w:cs="Courier New"/>
-          <w:sz w:val="20"/>
-          <w:szCs w:val="20"/>
-        </w:rPr>
-        <w:t xml:space="preserve">            </w:t>
-      </w:r>
-      <w:proofErr w:type="spellStart"/>
-      <w:r>
-        <w:rPr>
-          <w:rFonts w:ascii="Courier New" w:eastAsia="Courier New" w:hAnsi="Courier New" w:cs="Courier New"/>
-          <w:sz w:val="20"/>
-          <w:szCs w:val="20"/>
-        </w:rPr>
-        <w:t>else</w:t>
-      </w:r>
-      <w:proofErr w:type="spellEnd"/>
-    </w:p>
-    <w:p>
-      <w:pPr>
-        <w:spacing w:after="120" w:line="240" w:lineRule="auto"/>
-        <w:rPr>
-          <w:rFonts w:ascii="Courier New" w:eastAsia="Courier New" w:hAnsi="Courier New" w:cs="Courier New"/>
-          <w:sz w:val="20"/>
-          <w:szCs w:val="20"/>
-        </w:rPr>
-      </w:pPr>
-      <w:r>
-        <w:rPr>
-          <w:rFonts w:ascii="Courier New" w:eastAsia="Courier New" w:hAnsi="Courier New" w:cs="Courier New"/>
-          <w:sz w:val="20"/>
-          <w:szCs w:val="20"/>
-        </w:rPr>
-        <w:t xml:space="preserve">                -- </w:t>
-      </w:r>
-      <w:proofErr w:type="spellStart"/>
-      <w:r>
-        <w:rPr>
-          <w:rFonts w:ascii="Courier New" w:eastAsia="Courier New" w:hAnsi="Courier New" w:cs="Courier New"/>
-          <w:sz w:val="20"/>
-          <w:szCs w:val="20"/>
-        </w:rPr>
-        <w:t>just</w:t>
-      </w:r>
-      <w:proofErr w:type="spellEnd"/>
-      <w:r>
-        <w:rPr>
-          <w:rFonts w:ascii="Courier New" w:eastAsia="Courier New" w:hAnsi="Courier New" w:cs="Courier New"/>
-          <w:sz w:val="20"/>
-          <w:szCs w:val="20"/>
-        </w:rPr>
-        <w:t xml:space="preserve"> </w:t>
-      </w:r>
-      <w:proofErr w:type="spellStart"/>
-      <w:r>
-        <w:rPr>
-          <w:rFonts w:ascii="Courier New" w:eastAsia="Courier New" w:hAnsi="Courier New" w:cs="Courier New"/>
-          <w:sz w:val="20"/>
-          <w:szCs w:val="20"/>
-        </w:rPr>
-        <w:t>hold</w:t>
-      </w:r>
-      <w:proofErr w:type="spellEnd"/>
-      <w:r>
-        <w:rPr>
-          <w:rFonts w:ascii="Courier New" w:eastAsia="Courier New" w:hAnsi="Courier New" w:cs="Courier New"/>
-          <w:sz w:val="20"/>
-          <w:szCs w:val="20"/>
-        </w:rPr>
-        <w:t xml:space="preserve"> </w:t>
-      </w:r>
-      <w:proofErr w:type="spellStart"/>
-      <w:r>
-        <w:rPr>
-          <w:rFonts w:ascii="Courier New" w:eastAsia="Courier New" w:hAnsi="Courier New" w:cs="Courier New"/>
-          <w:sz w:val="20"/>
-          <w:szCs w:val="20"/>
-        </w:rPr>
-        <w:t>the</w:t>
-      </w:r>
-      <w:proofErr w:type="spellEnd"/>
-      <w:r>
-        <w:rPr>
-          <w:rFonts w:ascii="Courier New" w:eastAsia="Courier New" w:hAnsi="Courier New" w:cs="Courier New"/>
-          <w:sz w:val="20"/>
-          <w:szCs w:val="20"/>
-        </w:rPr>
-        <w:t xml:space="preserve"> </w:t>
-      </w:r>
-      <w:proofErr w:type="spellStart"/>
-      <w:r>
-        <w:rPr>
-          <w:rFonts w:ascii="Courier New" w:eastAsia="Courier New" w:hAnsi="Courier New" w:cs="Courier New"/>
-          <w:sz w:val="20"/>
-          <w:szCs w:val="20"/>
-        </w:rPr>
-        <w:t>line</w:t>
-      </w:r>
-      <w:proofErr w:type="spellEnd"/>
-      <w:r>
-        <w:rPr>
-          <w:rFonts w:ascii="Courier New" w:eastAsia="Courier New" w:hAnsi="Courier New" w:cs="Courier New"/>
-          <w:sz w:val="20"/>
-          <w:szCs w:val="20"/>
-        </w:rPr>
-        <w:t xml:space="preserve"> </w:t>
-      </w:r>
-      <w:proofErr w:type="spellStart"/>
-      <w:r>
-        <w:rPr>
-          <w:rFonts w:ascii="Courier New" w:eastAsia="Courier New" w:hAnsi="Courier New" w:cs="Courier New"/>
-          <w:sz w:val="20"/>
-          <w:szCs w:val="20"/>
-        </w:rPr>
-        <w:t>steady</w:t>
-      </w:r>
-      <w:proofErr w:type="spellEnd"/>
-      <w:r>
-        <w:rPr>
-          <w:rFonts w:ascii="Courier New" w:eastAsia="Courier New" w:hAnsi="Courier New" w:cs="Courier New"/>
-          <w:sz w:val="20"/>
-          <w:szCs w:val="20"/>
-        </w:rPr>
-        <w:t xml:space="preserve"> for </w:t>
-      </w:r>
-      <w:proofErr w:type="spellStart"/>
-      <w:r>
-        <w:rPr>
-          <w:rFonts w:ascii="Courier New" w:eastAsia="Courier New" w:hAnsi="Courier New" w:cs="Courier New"/>
-          <w:sz w:val="20"/>
-          <w:szCs w:val="20"/>
-        </w:rPr>
-        <w:t>the</w:t>
-      </w:r>
-      <w:proofErr w:type="spellEnd"/>
-      <w:r>
-        <w:rPr>
-          <w:rFonts w:ascii="Courier New" w:eastAsia="Courier New" w:hAnsi="Courier New" w:cs="Courier New"/>
-          <w:sz w:val="20"/>
-          <w:szCs w:val="20"/>
-        </w:rPr>
-        <w:t xml:space="preserve"> </w:t>
-      </w:r>
-      <w:proofErr w:type="spellStart"/>
-      <w:r>
-        <w:rPr>
-          <w:rFonts w:ascii="Courier New" w:eastAsia="Courier New" w:hAnsi="Courier New" w:cs="Courier New"/>
-          <w:sz w:val="20"/>
-          <w:szCs w:val="20"/>
-        </w:rPr>
-        <w:t>rest</w:t>
-      </w:r>
-      <w:proofErr w:type="spellEnd"/>
-      <w:r>
-        <w:rPr>
-          <w:rFonts w:ascii="Courier New" w:eastAsia="Courier New" w:hAnsi="Courier New" w:cs="Courier New"/>
-          <w:sz w:val="20"/>
-          <w:szCs w:val="20"/>
-        </w:rPr>
-        <w:t xml:space="preserve"> </w:t>
-      </w:r>
-      <w:proofErr w:type="spellStart"/>
-      <w:r>
-        <w:rPr>
-          <w:rFonts w:ascii="Courier New" w:eastAsia="Courier New" w:hAnsi="Courier New" w:cs="Courier New"/>
-          <w:sz w:val="20"/>
-          <w:szCs w:val="20"/>
-        </w:rPr>
-        <w:t>of</w:t>
-      </w:r>
-      <w:proofErr w:type="spellEnd"/>
-      <w:r>
-        <w:rPr>
-          <w:rFonts w:ascii="Courier New" w:eastAsia="Courier New" w:hAnsi="Courier New" w:cs="Courier New"/>
-          <w:sz w:val="20"/>
-          <w:szCs w:val="20"/>
-        </w:rPr>
-        <w:t xml:space="preserve"> </w:t>
-      </w:r>
-      <w:proofErr w:type="spellStart"/>
-      <w:r>
-        <w:rPr>
-          <w:rFonts w:ascii="Courier New" w:eastAsia="Courier New" w:hAnsi="Courier New" w:cs="Courier New"/>
-          <w:sz w:val="20"/>
-          <w:szCs w:val="20"/>
-        </w:rPr>
-        <w:t>the</w:t>
-      </w:r>
-      <w:proofErr w:type="spellEnd"/>
-      <w:r>
-        <w:rPr>
-          <w:rFonts w:ascii="Courier New" w:eastAsia="Courier New" w:hAnsi="Courier New" w:cs="Courier New"/>
-          <w:sz w:val="20"/>
-          <w:szCs w:val="20"/>
-        </w:rPr>
-        <w:t xml:space="preserve"> bit </w:t>
-      </w:r>
-      <w:proofErr w:type="spellStart"/>
-      <w:r>
-        <w:rPr>
-          <w:rFonts w:ascii="Courier New" w:eastAsia="Courier New" w:hAnsi="Courier New" w:cs="Courier New"/>
-          <w:sz w:val="20"/>
-          <w:szCs w:val="20"/>
-        </w:rPr>
-        <w:t>duration</w:t>
-      </w:r>
-      <w:proofErr w:type="spellEnd"/>
-    </w:p>
-    <w:p>
-      <w:pPr>
-        <w:spacing w:after="120" w:line="240" w:lineRule="auto"/>
-        <w:rPr>
-          <w:rFonts w:ascii="Courier New" w:eastAsia="Courier New" w:hAnsi="Courier New" w:cs="Courier New"/>
-          <w:sz w:val="20"/>
-          <w:szCs w:val="20"/>
-        </w:rPr>
-      </w:pPr>
-      <w:r>
-        <w:rPr>
-          <w:rFonts w:ascii="Courier New" w:eastAsia="Courier New" w:hAnsi="Courier New" w:cs="Courier New"/>
-          <w:sz w:val="20"/>
-          <w:szCs w:val="20"/>
-        </w:rPr>
-        <w:t xml:space="preserve">                </w:t>
-      </w:r>
-      <w:proofErr w:type="spellStart"/>
-      <w:r>
-        <w:rPr>
-          <w:rFonts w:ascii="Courier New" w:eastAsia="Courier New" w:hAnsi="Courier New" w:cs="Courier New"/>
-          <w:sz w:val="20"/>
-          <w:szCs w:val="20"/>
-        </w:rPr>
-        <w:t>nrz_out</w:t>
-      </w:r>
-      <w:proofErr w:type="spellEnd"/>
-      <w:r>
-        <w:rPr>
-          <w:rFonts w:ascii="Courier New" w:eastAsia="Courier New" w:hAnsi="Courier New" w:cs="Courier New"/>
-          <w:sz w:val="20"/>
-          <w:szCs w:val="20"/>
-        </w:rPr>
-        <w:t xml:space="preserve"> &lt;= </w:t>
-      </w:r>
-      <w:proofErr w:type="spellStart"/>
-      <w:r>
-        <w:rPr>
-          <w:rFonts w:ascii="Courier New" w:eastAsia="Courier New" w:hAnsi="Courier New" w:cs="Courier New"/>
-          <w:sz w:val="20"/>
-          <w:szCs w:val="20"/>
-        </w:rPr>
-        <w:t>current_lvl</w:t>
-      </w:r>
-      <w:proofErr w:type="spellEnd"/>
-      <w:r>
-        <w:rPr>
-          <w:rFonts w:ascii="Courier New" w:eastAsia="Courier New" w:hAnsi="Courier New" w:cs="Courier New"/>
-          <w:sz w:val="20"/>
-          <w:szCs w:val="20"/>
-        </w:rPr>
-        <w:t>;</w:t>
-      </w:r>
-    </w:p>
-    <w:p>
-      <w:pPr>
-        <w:spacing w:after="120" w:line="240" w:lineRule="auto"/>
-        <w:rPr>
-          <w:rFonts w:ascii="Courier New" w:eastAsia="Courier New" w:hAnsi="Courier New" w:cs="Courier New"/>
-          <w:sz w:val="20"/>
-          <w:szCs w:val="20"/>
-        </w:rPr>
-      </w:pPr>
-      <w:r>
-        <w:rPr>
-          <w:rFonts w:ascii="Courier New" w:eastAsia="Courier New" w:hAnsi="Courier New" w:cs="Courier New"/>
-          <w:sz w:val="20"/>
-          <w:szCs w:val="20"/>
-        </w:rPr>
-        <w:t xml:space="preserve">            </w:t>
-      </w:r>
-      <w:proofErr w:type="spellStart"/>
-      <w:r>
-        <w:rPr>
-          <w:rFonts w:ascii="Courier New" w:eastAsia="Courier New" w:hAnsi="Courier New" w:cs="Courier New"/>
-          <w:sz w:val="20"/>
-          <w:szCs w:val="20"/>
-        </w:rPr>
-        <w:t>end</w:t>
-      </w:r>
-      <w:proofErr w:type="spellEnd"/>
-      <w:r>
-        <w:rPr>
-          <w:rFonts w:ascii="Courier New" w:eastAsia="Courier New" w:hAnsi="Courier New" w:cs="Courier New"/>
-          <w:sz w:val="20"/>
-          <w:szCs w:val="20"/>
-        </w:rPr>
-        <w:t xml:space="preserve"> </w:t>
-      </w:r>
-      <w:proofErr w:type="spellStart"/>
-      <w:r>
-        <w:rPr>
-          <w:rFonts w:ascii="Courier New" w:eastAsia="Courier New" w:hAnsi="Courier New" w:cs="Courier New"/>
-          <w:sz w:val="20"/>
-          <w:szCs w:val="20"/>
-        </w:rPr>
-        <w:t>if</w:t>
-      </w:r>
-      <w:proofErr w:type="spellEnd"/>
-      <w:r>
-        <w:rPr>
-          <w:rFonts w:ascii="Courier New" w:eastAsia="Courier New" w:hAnsi="Courier New" w:cs="Courier New"/>
-          <w:sz w:val="20"/>
-          <w:szCs w:val="20"/>
-        </w:rPr>
-        <w:t>;</w:t>
-      </w:r>
-    </w:p>
-    <w:p>
-      <w:pPr>
-        <w:spacing w:after="120" w:line="240" w:lineRule="auto"/>
-        <w:rPr>
-          <w:rFonts w:ascii="Courier New" w:eastAsia="Courier New" w:hAnsi="Courier New" w:cs="Courier New"/>
-          <w:sz w:val="20"/>
-          <w:szCs w:val="20"/>
-        </w:rPr>
-      </w:pPr>
-    </w:p>
-    <w:p>
-      <w:pPr>
-        <w:spacing w:after="120" w:line="240" w:lineRule="auto"/>
-        <w:rPr>
-          <w:rFonts w:ascii="Courier New" w:eastAsia="Courier New" w:hAnsi="Courier New" w:cs="Courier New"/>
-          <w:sz w:val="20"/>
-          <w:szCs w:val="20"/>
-        </w:rPr>
-      </w:pPr>
-      <w:r>
-        <w:rPr>
-          <w:rFonts w:ascii="Courier New" w:eastAsia="Courier New" w:hAnsi="Courier New" w:cs="Courier New"/>
-          <w:sz w:val="20"/>
-          <w:szCs w:val="20"/>
-        </w:rPr>
-        <w:t xml:space="preserve">            -- </w:t>
-      </w:r>
-      <w:proofErr w:type="spellStart"/>
-      <w:r>
-        <w:rPr>
-          <w:rFonts w:ascii="Courier New" w:eastAsia="Courier New" w:hAnsi="Courier New" w:cs="Courier New"/>
-          <w:sz w:val="20"/>
-          <w:szCs w:val="20"/>
-        </w:rPr>
-        <w:t>handle</w:t>
-      </w:r>
-      <w:proofErr w:type="spellEnd"/>
-      <w:r>
-        <w:rPr>
-          <w:rFonts w:ascii="Courier New" w:eastAsia="Courier New" w:hAnsi="Courier New" w:cs="Courier New"/>
-          <w:sz w:val="20"/>
-          <w:szCs w:val="20"/>
-        </w:rPr>
-        <w:t xml:space="preserve"> </w:t>
-      </w:r>
-      <w:proofErr w:type="spellStart"/>
-      <w:r>
-        <w:rPr>
-          <w:rFonts w:ascii="Courier New" w:eastAsia="Courier New" w:hAnsi="Courier New" w:cs="Courier New"/>
-          <w:sz w:val="20"/>
-          <w:szCs w:val="20"/>
-        </w:rPr>
-        <w:t>the</w:t>
-      </w:r>
-      <w:proofErr w:type="spellEnd"/>
-      <w:r>
-        <w:rPr>
-          <w:rFonts w:ascii="Courier New" w:eastAsia="Courier New" w:hAnsi="Courier New" w:cs="Courier New"/>
-          <w:sz w:val="20"/>
-          <w:szCs w:val="20"/>
-        </w:rPr>
-        <w:t xml:space="preserve"> timing </w:t>
-      </w:r>
-      <w:proofErr w:type="spellStart"/>
-      <w:r>
-        <w:rPr>
-          <w:rFonts w:ascii="Courier New" w:eastAsia="Courier New" w:hAnsi="Courier New" w:cs="Courier New"/>
-          <w:sz w:val="20"/>
-          <w:szCs w:val="20"/>
-        </w:rPr>
-        <w:t>and</w:t>
-      </w:r>
-      <w:proofErr w:type="spellEnd"/>
-      <w:r>
-        <w:rPr>
-          <w:rFonts w:ascii="Courier New" w:eastAsia="Courier New" w:hAnsi="Courier New" w:cs="Courier New"/>
-          <w:sz w:val="20"/>
-          <w:szCs w:val="20"/>
-        </w:rPr>
-        <w:t xml:space="preserve"> pointer (</w:t>
-      </w:r>
-      <w:proofErr w:type="spellStart"/>
-      <w:r>
-        <w:rPr>
-          <w:rFonts w:ascii="Courier New" w:eastAsia="Courier New" w:hAnsi="Courier New" w:cs="Courier New"/>
-          <w:sz w:val="20"/>
-          <w:szCs w:val="20"/>
-        </w:rPr>
-        <w:t>same</w:t>
-      </w:r>
-      <w:proofErr w:type="spellEnd"/>
-      <w:r>
-        <w:rPr>
-          <w:rFonts w:ascii="Courier New" w:eastAsia="Courier New" w:hAnsi="Courier New" w:cs="Courier New"/>
-          <w:sz w:val="20"/>
-          <w:szCs w:val="20"/>
-        </w:rPr>
-        <w:t xml:space="preserve"> as </w:t>
-      </w:r>
-      <w:proofErr w:type="spellStart"/>
-      <w:r>
-        <w:rPr>
-          <w:rFonts w:ascii="Courier New" w:eastAsia="Courier New" w:hAnsi="Courier New" w:cs="Courier New"/>
-          <w:sz w:val="20"/>
-          <w:szCs w:val="20"/>
-        </w:rPr>
-        <w:t>nrz</w:t>
-      </w:r>
-      <w:proofErr w:type="spellEnd"/>
-      <w:r>
-        <w:rPr>
-          <w:rFonts w:ascii="Courier New" w:eastAsia="Courier New" w:hAnsi="Courier New" w:cs="Courier New"/>
-          <w:sz w:val="20"/>
-          <w:szCs w:val="20"/>
-        </w:rPr>
-        <w:t>-l)</w:t>
-      </w:r>
-    </w:p>
-    <w:p>
-      <w:pPr>
-        <w:spacing w:after="120" w:line="240" w:lineRule="auto"/>
-        <w:rPr>
-          <w:rFonts w:ascii="Courier New" w:eastAsia="Courier New" w:hAnsi="Courier New" w:cs="Courier New"/>
-          <w:sz w:val="20"/>
-          <w:szCs w:val="20"/>
-        </w:rPr>
-      </w:pPr>
-      <w:r>
-        <w:rPr>
-          <w:rFonts w:ascii="Courier New" w:eastAsia="Courier New" w:hAnsi="Courier New" w:cs="Courier New"/>
-          <w:sz w:val="20"/>
-          <w:szCs w:val="20"/>
-        </w:rPr>
-        <w:t xml:space="preserve">            </w:t>
-      </w:r>
-      <w:proofErr w:type="spellStart"/>
-      <w:r>
-        <w:rPr>
-          <w:rFonts w:ascii="Courier New" w:eastAsia="Courier New" w:hAnsi="Courier New" w:cs="Courier New"/>
-          <w:sz w:val="20"/>
-          <w:szCs w:val="20"/>
-        </w:rPr>
-        <w:t>if</w:t>
-      </w:r>
-      <w:proofErr w:type="spellEnd"/>
-      <w:r>
-        <w:rPr>
-          <w:rFonts w:ascii="Courier New" w:eastAsia="Courier New" w:hAnsi="Courier New" w:cs="Courier New"/>
-          <w:sz w:val="20"/>
-          <w:szCs w:val="20"/>
-        </w:rPr>
-        <w:t xml:space="preserve"> </w:t>
-      </w:r>
-      <w:proofErr w:type="spellStart"/>
-      <w:r>
-        <w:rPr>
-          <w:rFonts w:ascii="Courier New" w:eastAsia="Courier New" w:hAnsi="Courier New" w:cs="Courier New"/>
-          <w:sz w:val="20"/>
-          <w:szCs w:val="20"/>
-        </w:rPr>
-        <w:t>tick_counter</w:t>
-      </w:r>
-      <w:proofErr w:type="spellEnd"/>
-      <w:r>
-        <w:rPr>
-          <w:rFonts w:ascii="Courier New" w:eastAsia="Courier New" w:hAnsi="Courier New" w:cs="Courier New"/>
-          <w:sz w:val="20"/>
-          <w:szCs w:val="20"/>
-        </w:rPr>
-        <w:t xml:space="preserve"> &lt; TICKS_PER_BIT - 1 </w:t>
-      </w:r>
-      <w:proofErr w:type="spellStart"/>
-      <w:r>
-        <w:rPr>
-          <w:rFonts w:ascii="Courier New" w:eastAsia="Courier New" w:hAnsi="Courier New" w:cs="Courier New"/>
-          <w:sz w:val="20"/>
-          <w:szCs w:val="20"/>
-        </w:rPr>
-        <w:t>then</w:t>
-      </w:r>
-      <w:proofErr w:type="spellEnd"/>
-    </w:p>
-    <w:p>
-      <w:pPr>
-        <w:spacing w:after="120" w:line="240" w:lineRule="auto"/>
-        <w:rPr>
-          <w:rFonts w:ascii="Courier New" w:eastAsia="Courier New" w:hAnsi="Courier New" w:cs="Courier New"/>
-          <w:sz w:val="20"/>
-          <w:szCs w:val="20"/>
-        </w:rPr>
-      </w:pPr>
-      <w:r>
-        <w:rPr>
-          <w:rFonts w:ascii="Courier New" w:eastAsia="Courier New" w:hAnsi="Courier New" w:cs="Courier New"/>
-          <w:sz w:val="20"/>
-          <w:szCs w:val="20"/>
-        </w:rPr>
-        <w:t xml:space="preserve">                -- </w:t>
-      </w:r>
-      <w:proofErr w:type="spellStart"/>
-      <w:r>
-        <w:rPr>
-          <w:rFonts w:ascii="Courier New" w:eastAsia="Courier New" w:hAnsi="Courier New" w:cs="Courier New"/>
-          <w:sz w:val="20"/>
-          <w:szCs w:val="20"/>
-        </w:rPr>
-        <w:t>increment</w:t>
-      </w:r>
-      <w:proofErr w:type="spellEnd"/>
-      <w:r>
-        <w:rPr>
-          <w:rFonts w:ascii="Courier New" w:eastAsia="Courier New" w:hAnsi="Courier New" w:cs="Courier New"/>
-          <w:sz w:val="20"/>
-          <w:szCs w:val="20"/>
-        </w:rPr>
-        <w:t xml:space="preserve"> </w:t>
-      </w:r>
-      <w:proofErr w:type="spellStart"/>
-      <w:r>
-        <w:rPr>
-          <w:rFonts w:ascii="Courier New" w:eastAsia="Courier New" w:hAnsi="Courier New" w:cs="Courier New"/>
-          <w:sz w:val="20"/>
-          <w:szCs w:val="20"/>
-        </w:rPr>
-        <w:t>counter</w:t>
-      </w:r>
-      <w:proofErr w:type="spellEnd"/>
-    </w:p>
-    <w:p>
-      <w:pPr>
-        <w:spacing w:after="120" w:line="240" w:lineRule="auto"/>
-        <w:rPr>
-          <w:rFonts w:ascii="Courier New" w:eastAsia="Courier New" w:hAnsi="Courier New" w:cs="Courier New"/>
-          <w:sz w:val="20"/>
-          <w:szCs w:val="20"/>
-        </w:rPr>
-      </w:pPr>
-      <w:r>
-        <w:rPr>
-          <w:rFonts w:ascii="Courier New" w:eastAsia="Courier New" w:hAnsi="Courier New" w:cs="Courier New"/>
-          <w:sz w:val="20"/>
-          <w:szCs w:val="20"/>
-        </w:rPr>
-        <w:t xml:space="preserve">                </w:t>
-      </w:r>
-      <w:proofErr w:type="spellStart"/>
-      <w:r>
-        <w:rPr>
-          <w:rFonts w:ascii="Courier New" w:eastAsia="Courier New" w:hAnsi="Courier New" w:cs="Courier New"/>
-          <w:sz w:val="20"/>
-          <w:szCs w:val="20"/>
-        </w:rPr>
-        <w:t>tick_counter</w:t>
-      </w:r>
-      <w:proofErr w:type="spellEnd"/>
-      <w:r>
-        <w:rPr>
-          <w:rFonts w:ascii="Courier New" w:eastAsia="Courier New" w:hAnsi="Courier New" w:cs="Courier New"/>
-          <w:sz w:val="20"/>
-          <w:szCs w:val="20"/>
-        </w:rPr>
-        <w:t xml:space="preserve"> &lt;= </w:t>
-      </w:r>
-      <w:proofErr w:type="spellStart"/>
-      <w:r>
-        <w:rPr>
-          <w:rFonts w:ascii="Courier New" w:eastAsia="Courier New" w:hAnsi="Courier New" w:cs="Courier New"/>
-          <w:sz w:val="20"/>
-          <w:szCs w:val="20"/>
-        </w:rPr>
-        <w:t>tick_counter</w:t>
-      </w:r>
-      <w:proofErr w:type="spellEnd"/>
-      <w:r>
-        <w:rPr>
-          <w:rFonts w:ascii="Courier New" w:eastAsia="Courier New" w:hAnsi="Courier New" w:cs="Courier New"/>
-          <w:sz w:val="20"/>
-          <w:szCs w:val="20"/>
-        </w:rPr>
-        <w:t xml:space="preserve"> + 1;</w:t>
-      </w:r>
-    </w:p>
-    <w:p>
-      <w:pPr>
-        <w:spacing w:after="120" w:line="240" w:lineRule="auto"/>
-        <w:rPr>
-          <w:rFonts w:ascii="Courier New" w:eastAsia="Courier New" w:hAnsi="Courier New" w:cs="Courier New"/>
-          <w:sz w:val="20"/>
-          <w:szCs w:val="20"/>
-        </w:rPr>
-      </w:pPr>
-      <w:r>
-        <w:rPr>
-          <w:rFonts w:ascii="Courier New" w:eastAsia="Courier New" w:hAnsi="Courier New" w:cs="Courier New"/>
-          <w:sz w:val="20"/>
-          <w:szCs w:val="20"/>
-        </w:rPr>
-        <w:t xml:space="preserve">            </w:t>
-      </w:r>
-      <w:proofErr w:type="spellStart"/>
-      <w:r>
-        <w:rPr>
-          <w:rFonts w:ascii="Courier New" w:eastAsia="Courier New" w:hAnsi="Courier New" w:cs="Courier New"/>
-          <w:sz w:val="20"/>
-          <w:szCs w:val="20"/>
-        </w:rPr>
-        <w:t>else</w:t>
-      </w:r>
-      <w:proofErr w:type="spellEnd"/>
-    </w:p>
-    <w:p>
-      <w:pPr>
-        <w:spacing w:after="120" w:line="240" w:lineRule="auto"/>
-        <w:rPr>
-          <w:rFonts w:ascii="Courier New" w:eastAsia="Courier New" w:hAnsi="Courier New" w:cs="Courier New"/>
-          <w:sz w:val="20"/>
-          <w:szCs w:val="20"/>
-        </w:rPr>
-      </w:pPr>
-      <w:r>
-        <w:rPr>
-          <w:rFonts w:ascii="Courier New" w:eastAsia="Courier New" w:hAnsi="Courier New" w:cs="Courier New"/>
-          <w:sz w:val="20"/>
-          <w:szCs w:val="20"/>
-        </w:rPr>
-        <w:t xml:space="preserve">                -- reset </w:t>
-      </w:r>
-      <w:proofErr w:type="spellStart"/>
-      <w:r>
-        <w:rPr>
-          <w:rFonts w:ascii="Courier New" w:eastAsia="Courier New" w:hAnsi="Courier New" w:cs="Courier New"/>
-          <w:sz w:val="20"/>
-          <w:szCs w:val="20"/>
-        </w:rPr>
-        <w:t>the</w:t>
-      </w:r>
-      <w:proofErr w:type="spellEnd"/>
-      <w:r>
-        <w:rPr>
-          <w:rFonts w:ascii="Courier New" w:eastAsia="Courier New" w:hAnsi="Courier New" w:cs="Courier New"/>
-          <w:sz w:val="20"/>
-          <w:szCs w:val="20"/>
-        </w:rPr>
-        <w:t xml:space="preserve"> </w:t>
-      </w:r>
-      <w:proofErr w:type="spellStart"/>
-      <w:r>
-        <w:rPr>
-          <w:rFonts w:ascii="Courier New" w:eastAsia="Courier New" w:hAnsi="Courier New" w:cs="Courier New"/>
-          <w:sz w:val="20"/>
-          <w:szCs w:val="20"/>
-        </w:rPr>
-        <w:t>counter</w:t>
-      </w:r>
-      <w:proofErr w:type="spellEnd"/>
-    </w:p>
-    <w:p>
-      <w:pPr>
-        <w:spacing w:after="120" w:line="240" w:lineRule="auto"/>
-        <w:rPr>
-          <w:rFonts w:ascii="Courier New" w:eastAsia="Courier New" w:hAnsi="Courier New" w:cs="Courier New"/>
-          <w:sz w:val="20"/>
-          <w:szCs w:val="20"/>
-        </w:rPr>
-      </w:pPr>
-      <w:r>
-        <w:rPr>
-          <w:rFonts w:ascii="Courier New" w:eastAsia="Courier New" w:hAnsi="Courier New" w:cs="Courier New"/>
-          <w:sz w:val="20"/>
-          <w:szCs w:val="20"/>
-        </w:rPr>
-        <w:t xml:space="preserve">                </w:t>
-      </w:r>
-      <w:proofErr w:type="spellStart"/>
-      <w:r>
-        <w:rPr>
-          <w:rFonts w:ascii="Courier New" w:eastAsia="Courier New" w:hAnsi="Courier New" w:cs="Courier New"/>
-          <w:sz w:val="20"/>
-          <w:szCs w:val="20"/>
-        </w:rPr>
-        <w:t>tick_counter</w:t>
-      </w:r>
-      <w:proofErr w:type="spellEnd"/>
-      <w:r>
-        <w:rPr>
-          <w:rFonts w:ascii="Courier New" w:eastAsia="Courier New" w:hAnsi="Courier New" w:cs="Courier New"/>
-          <w:sz w:val="20"/>
-          <w:szCs w:val="20"/>
-        </w:rPr>
-        <w:t xml:space="preserve"> &lt;= 0;</w:t>
-      </w:r>
-    </w:p>
-    <w:p>
-      <w:pPr>
-        <w:spacing w:after="120" w:line="240" w:lineRule="auto"/>
-        <w:rPr>
-          <w:rFonts w:ascii="Courier New" w:eastAsia="Courier New" w:hAnsi="Courier New" w:cs="Courier New"/>
-          <w:sz w:val="20"/>
-          <w:szCs w:val="20"/>
-        </w:rPr>
-      </w:pPr>
-      <w:r>
-        <w:rPr>
-          <w:rFonts w:ascii="Courier New" w:eastAsia="Courier New" w:hAnsi="Courier New" w:cs="Courier New"/>
-          <w:sz w:val="20"/>
-          <w:szCs w:val="20"/>
-        </w:rPr>
-        <w:t xml:space="preserve">                </w:t>
-      </w:r>
-    </w:p>
-    <w:p>
-      <w:pPr>
-        <w:spacing w:after="120" w:line="240" w:lineRule="auto"/>
-        <w:rPr>
-          <w:rFonts w:ascii="Courier New" w:eastAsia="Courier New" w:hAnsi="Courier New" w:cs="Courier New"/>
-          <w:sz w:val="20"/>
-          <w:szCs w:val="20"/>
-        </w:rPr>
-      </w:pPr>
-      <w:r>
-        <w:rPr>
-          <w:rFonts w:ascii="Courier New" w:eastAsia="Courier New" w:hAnsi="Courier New" w:cs="Courier New"/>
-          <w:sz w:val="20"/>
-          <w:szCs w:val="20"/>
-        </w:rPr>
-        <w:t xml:space="preserve">                </w:t>
-      </w:r>
-      <w:proofErr w:type="spellStart"/>
-      <w:r>
-        <w:rPr>
-          <w:rFonts w:ascii="Courier New" w:eastAsia="Courier New" w:hAnsi="Courier New" w:cs="Courier New"/>
-          <w:sz w:val="20"/>
-          <w:szCs w:val="20"/>
-        </w:rPr>
-        <w:t>if</w:t>
-      </w:r>
-      <w:proofErr w:type="spellEnd"/>
-      <w:r>
-        <w:rPr>
-          <w:rFonts w:ascii="Courier New" w:eastAsia="Courier New" w:hAnsi="Courier New" w:cs="Courier New"/>
-          <w:sz w:val="20"/>
-          <w:szCs w:val="20"/>
-        </w:rPr>
-        <w:t xml:space="preserve"> </w:t>
-      </w:r>
-      <w:proofErr w:type="spellStart"/>
-      <w:r>
-        <w:rPr>
-          <w:rFonts w:ascii="Courier New" w:eastAsia="Courier New" w:hAnsi="Courier New" w:cs="Courier New"/>
-          <w:sz w:val="20"/>
-          <w:szCs w:val="20"/>
-        </w:rPr>
-        <w:t>bit_ptr</w:t>
-      </w:r>
-      <w:proofErr w:type="spellEnd"/>
-      <w:r>
-        <w:rPr>
-          <w:rFonts w:ascii="Courier New" w:eastAsia="Courier New" w:hAnsi="Courier New" w:cs="Courier New"/>
-          <w:sz w:val="20"/>
-          <w:szCs w:val="20"/>
-        </w:rPr>
-        <w:t xml:space="preserve"> = 0 </w:t>
-      </w:r>
-      <w:proofErr w:type="spellStart"/>
-      <w:r>
-        <w:rPr>
-          <w:rFonts w:ascii="Courier New" w:eastAsia="Courier New" w:hAnsi="Courier New" w:cs="Courier New"/>
-          <w:sz w:val="20"/>
-          <w:szCs w:val="20"/>
-        </w:rPr>
-        <w:t>then</w:t>
-      </w:r>
-      <w:proofErr w:type="spellEnd"/>
-    </w:p>
-    <w:p>
-      <w:pPr>
-        <w:spacing w:after="120" w:line="240" w:lineRule="auto"/>
-        <w:rPr>
-          <w:rFonts w:ascii="Courier New" w:eastAsia="Courier New" w:hAnsi="Courier New" w:cs="Courier New"/>
-          <w:sz w:val="20"/>
-          <w:szCs w:val="20"/>
-        </w:rPr>
-      </w:pPr>
-      <w:r>
-        <w:rPr>
-          <w:rFonts w:ascii="Courier New" w:eastAsia="Courier New" w:hAnsi="Courier New" w:cs="Courier New"/>
-          <w:sz w:val="20"/>
-          <w:szCs w:val="20"/>
-        </w:rPr>
-        <w:t xml:space="preserve">                    -- loop </w:t>
-      </w:r>
-      <w:proofErr w:type="spellStart"/>
-      <w:r>
-        <w:rPr>
-          <w:rFonts w:ascii="Courier New" w:eastAsia="Courier New" w:hAnsi="Courier New" w:cs="Courier New"/>
-          <w:sz w:val="20"/>
-          <w:szCs w:val="20"/>
-        </w:rPr>
-        <w:t>if</w:t>
-      </w:r>
-      <w:proofErr w:type="spellEnd"/>
-      <w:r>
-        <w:rPr>
-          <w:rFonts w:ascii="Courier New" w:eastAsia="Courier New" w:hAnsi="Courier New" w:cs="Courier New"/>
-          <w:sz w:val="20"/>
-          <w:szCs w:val="20"/>
-        </w:rPr>
-        <w:t xml:space="preserve"> data </w:t>
-      </w:r>
-      <w:proofErr w:type="spellStart"/>
-      <w:r>
-        <w:rPr>
-          <w:rFonts w:ascii="Courier New" w:eastAsia="Courier New" w:hAnsi="Courier New" w:cs="Courier New"/>
-          <w:sz w:val="20"/>
-          <w:szCs w:val="20"/>
-        </w:rPr>
-        <w:t>finished</w:t>
-      </w:r>
-      <w:proofErr w:type="spellEnd"/>
-      <w:r>
-        <w:rPr>
-          <w:rFonts w:ascii="Courier New" w:eastAsia="Courier New" w:hAnsi="Courier New" w:cs="Courier New"/>
-          <w:sz w:val="20"/>
-          <w:szCs w:val="20"/>
-        </w:rPr>
-        <w:t xml:space="preserve"> </w:t>
-      </w:r>
-      <w:proofErr w:type="spellStart"/>
-      <w:r>
-        <w:rPr>
-          <w:rFonts w:ascii="Courier New" w:eastAsia="Courier New" w:hAnsi="Courier New" w:cs="Courier New"/>
-          <w:sz w:val="20"/>
-          <w:szCs w:val="20"/>
-        </w:rPr>
-        <w:t>being</w:t>
-      </w:r>
-      <w:proofErr w:type="spellEnd"/>
-      <w:r>
-        <w:rPr>
-          <w:rFonts w:ascii="Courier New" w:eastAsia="Courier New" w:hAnsi="Courier New" w:cs="Courier New"/>
-          <w:sz w:val="20"/>
-          <w:szCs w:val="20"/>
-        </w:rPr>
-        <w:t xml:space="preserve"> </w:t>
-      </w:r>
-      <w:proofErr w:type="spellStart"/>
-      <w:r>
-        <w:rPr>
-          <w:rFonts w:ascii="Courier New" w:eastAsia="Courier New" w:hAnsi="Courier New" w:cs="Courier New"/>
-          <w:sz w:val="20"/>
-          <w:szCs w:val="20"/>
-        </w:rPr>
-        <w:t>read</w:t>
-      </w:r>
-      <w:proofErr w:type="spellEnd"/>
-    </w:p>
-    <w:p>
-      <w:pPr>
-        <w:spacing w:after="120" w:line="240" w:lineRule="auto"/>
-        <w:rPr>
-          <w:rFonts w:ascii="Courier New" w:eastAsia="Courier New" w:hAnsi="Courier New" w:cs="Courier New"/>
-          <w:sz w:val="20"/>
-          <w:szCs w:val="20"/>
-        </w:rPr>
-      </w:pPr>
-      <w:r>
-        <w:rPr>
-          <w:rFonts w:ascii="Courier New" w:eastAsia="Courier New" w:hAnsi="Courier New" w:cs="Courier New"/>
-          <w:sz w:val="20"/>
-          <w:szCs w:val="20"/>
-        </w:rPr>
-        <w:t xml:space="preserve">                    </w:t>
-      </w:r>
-      <w:proofErr w:type="spellStart"/>
-      <w:r>
-        <w:rPr>
-          <w:rFonts w:ascii="Courier New" w:eastAsia="Courier New" w:hAnsi="Courier New" w:cs="Courier New"/>
-          <w:sz w:val="20"/>
-          <w:szCs w:val="20"/>
-        </w:rPr>
-        <w:t>bit_ptr</w:t>
-      </w:r>
-      <w:proofErr w:type="spellEnd"/>
-      <w:r>
-        <w:rPr>
-          <w:rFonts w:ascii="Courier New" w:eastAsia="Courier New" w:hAnsi="Courier New" w:cs="Courier New"/>
-          <w:sz w:val="20"/>
-          <w:szCs w:val="20"/>
-        </w:rPr>
-        <w:t xml:space="preserve"> &lt;= DATA_WIDTH - 1;</w:t>
-      </w:r>
-    </w:p>
-    <w:p>
-      <w:pPr>
-        <w:spacing w:after="120" w:line="240" w:lineRule="auto"/>
-        <w:rPr>
-          <w:rFonts w:ascii="Courier New" w:eastAsia="Courier New" w:hAnsi="Courier New" w:cs="Courier New"/>
-          <w:sz w:val="20"/>
-          <w:szCs w:val="20"/>
-        </w:rPr>
-      </w:pPr>
-      <w:r>
-        <w:rPr>
-          <w:rFonts w:ascii="Courier New" w:eastAsia="Courier New" w:hAnsi="Courier New" w:cs="Courier New"/>
-          <w:sz w:val="20"/>
-          <w:szCs w:val="20"/>
-        </w:rPr>
-        <w:t xml:space="preserve">                </w:t>
-      </w:r>
-      <w:proofErr w:type="spellStart"/>
-      <w:r>
-        <w:rPr>
-          <w:rFonts w:ascii="Courier New" w:eastAsia="Courier New" w:hAnsi="Courier New" w:cs="Courier New"/>
-          <w:sz w:val="20"/>
-          <w:szCs w:val="20"/>
-        </w:rPr>
-        <w:t>else</w:t>
-      </w:r>
-      <w:proofErr w:type="spellEnd"/>
-    </w:p>
-    <w:p>
-      <w:pPr>
-        <w:spacing w:after="120" w:line="240" w:lineRule="auto"/>
-        <w:rPr>
-          <w:rFonts w:ascii="Courier New" w:eastAsia="Courier New" w:hAnsi="Courier New" w:cs="Courier New"/>
-          <w:sz w:val="20"/>
-          <w:szCs w:val="20"/>
-        </w:rPr>
-      </w:pPr>
-      <w:r>
-        <w:rPr>
-          <w:rFonts w:ascii="Courier New" w:eastAsia="Courier New" w:hAnsi="Courier New" w:cs="Courier New"/>
-          <w:sz w:val="20"/>
-          <w:szCs w:val="20"/>
-        </w:rPr>
-        <w:t xml:space="preserve">                    -- move </w:t>
-      </w:r>
-      <w:proofErr w:type="spellStart"/>
-      <w:r>
-        <w:rPr>
-          <w:rFonts w:ascii="Courier New" w:eastAsia="Courier New" w:hAnsi="Courier New" w:cs="Courier New"/>
-          <w:sz w:val="20"/>
-          <w:szCs w:val="20"/>
-        </w:rPr>
-        <w:t>on</w:t>
-      </w:r>
-      <w:proofErr w:type="spellEnd"/>
-      <w:r>
-        <w:rPr>
-          <w:rFonts w:ascii="Courier New" w:eastAsia="Courier New" w:hAnsi="Courier New" w:cs="Courier New"/>
-          <w:sz w:val="20"/>
-          <w:szCs w:val="20"/>
-        </w:rPr>
-        <w:t xml:space="preserve"> </w:t>
-      </w:r>
-      <w:proofErr w:type="spellStart"/>
-      <w:r>
-        <w:rPr>
-          <w:rFonts w:ascii="Courier New" w:eastAsia="Courier New" w:hAnsi="Courier New" w:cs="Courier New"/>
-          <w:sz w:val="20"/>
-          <w:szCs w:val="20"/>
-        </w:rPr>
-        <w:t>to</w:t>
-      </w:r>
-      <w:proofErr w:type="spellEnd"/>
-      <w:r>
-        <w:rPr>
-          <w:rFonts w:ascii="Courier New" w:eastAsia="Courier New" w:hAnsi="Courier New" w:cs="Courier New"/>
-          <w:sz w:val="20"/>
-          <w:szCs w:val="20"/>
-        </w:rPr>
-        <w:t xml:space="preserve"> </w:t>
-      </w:r>
-      <w:proofErr w:type="spellStart"/>
-      <w:r>
-        <w:rPr>
-          <w:rFonts w:ascii="Courier New" w:eastAsia="Courier New" w:hAnsi="Courier New" w:cs="Courier New"/>
-          <w:sz w:val="20"/>
-          <w:szCs w:val="20"/>
-        </w:rPr>
-        <w:t>the</w:t>
-      </w:r>
-      <w:proofErr w:type="spellEnd"/>
-      <w:r>
-        <w:rPr>
-          <w:rFonts w:ascii="Courier New" w:eastAsia="Courier New" w:hAnsi="Courier New" w:cs="Courier New"/>
-          <w:sz w:val="20"/>
-          <w:szCs w:val="20"/>
-        </w:rPr>
-        <w:t xml:space="preserve"> </w:t>
-      </w:r>
-      <w:proofErr w:type="spellStart"/>
-      <w:r>
-        <w:rPr>
-          <w:rFonts w:ascii="Courier New" w:eastAsia="Courier New" w:hAnsi="Courier New" w:cs="Courier New"/>
-          <w:sz w:val="20"/>
-          <w:szCs w:val="20"/>
-        </w:rPr>
-        <w:t>next</w:t>
-      </w:r>
-      <w:proofErr w:type="spellEnd"/>
-      <w:r>
-        <w:rPr>
-          <w:rFonts w:ascii="Courier New" w:eastAsia="Courier New" w:hAnsi="Courier New" w:cs="Courier New"/>
-          <w:sz w:val="20"/>
-          <w:szCs w:val="20"/>
-        </w:rPr>
-        <w:t xml:space="preserve"> bit </w:t>
-      </w:r>
-      <w:proofErr w:type="spellStart"/>
-      <w:r>
-        <w:rPr>
-          <w:rFonts w:ascii="Courier New" w:eastAsia="Courier New" w:hAnsi="Courier New" w:cs="Courier New"/>
-          <w:sz w:val="20"/>
-          <w:szCs w:val="20"/>
-        </w:rPr>
-        <w:t>down</w:t>
-      </w:r>
-      <w:proofErr w:type="spellEnd"/>
-    </w:p>
-    <w:p>
-      <w:pPr>
-        <w:spacing w:after="120" w:line="240" w:lineRule="auto"/>
-        <w:rPr>
-          <w:rFonts w:ascii="Courier New" w:eastAsia="Courier New" w:hAnsi="Courier New" w:cs="Courier New"/>
-          <w:sz w:val="20"/>
-          <w:szCs w:val="20"/>
-        </w:rPr>
-      </w:pPr>
-      <w:r>
-        <w:rPr>
-          <w:rFonts w:ascii="Courier New" w:eastAsia="Courier New" w:hAnsi="Courier New" w:cs="Courier New"/>
-          <w:sz w:val="20"/>
-          <w:szCs w:val="20"/>
-        </w:rPr>
-        <w:t xml:space="preserve">                    </w:t>
-      </w:r>
-      <w:proofErr w:type="spellStart"/>
-      <w:r>
-        <w:rPr>
-          <w:rFonts w:ascii="Courier New" w:eastAsia="Courier New" w:hAnsi="Courier New" w:cs="Courier New"/>
-          <w:sz w:val="20"/>
-          <w:szCs w:val="20"/>
-        </w:rPr>
-        <w:t>bit_ptr</w:t>
-      </w:r>
-      <w:proofErr w:type="spellEnd"/>
-      <w:r>
-        <w:rPr>
-          <w:rFonts w:ascii="Courier New" w:eastAsia="Courier New" w:hAnsi="Courier New" w:cs="Courier New"/>
-          <w:sz w:val="20"/>
-          <w:szCs w:val="20"/>
-        </w:rPr>
-        <w:t xml:space="preserve"> &lt;= </w:t>
-      </w:r>
-      <w:proofErr w:type="spellStart"/>
-      <w:r>
-        <w:rPr>
-          <w:rFonts w:ascii="Courier New" w:eastAsia="Courier New" w:hAnsi="Courier New" w:cs="Courier New"/>
-          <w:sz w:val="20"/>
-          <w:szCs w:val="20"/>
-        </w:rPr>
-        <w:t>bit_ptr</w:t>
-      </w:r>
-      <w:proofErr w:type="spellEnd"/>
-      <w:r>
-        <w:rPr>
-          <w:rFonts w:ascii="Courier New" w:eastAsia="Courier New" w:hAnsi="Courier New" w:cs="Courier New"/>
-          <w:sz w:val="20"/>
-          <w:szCs w:val="20"/>
-        </w:rPr>
-        <w:t xml:space="preserve"> - 1;</w:t>
-      </w:r>
-    </w:p>
-    <w:p>
-      <w:pPr>
-        <w:spacing w:after="120" w:line="240" w:lineRule="auto"/>
-        <w:rPr>
-          <w:rFonts w:ascii="Courier New" w:eastAsia="Courier New" w:hAnsi="Courier New" w:cs="Courier New"/>
-          <w:sz w:val="20"/>
-          <w:szCs w:val="20"/>
-        </w:rPr>
-      </w:pPr>
-      <w:r>
-        <w:rPr>
-          <w:rFonts w:ascii="Courier New" w:eastAsia="Courier New" w:hAnsi="Courier New" w:cs="Courier New"/>
-          <w:sz w:val="20"/>
-          <w:szCs w:val="20"/>
-        </w:rPr>
-        <w:t xml:space="preserve">                </w:t>
-      </w:r>
-      <w:proofErr w:type="spellStart"/>
-      <w:r>
-        <w:rPr>
-          <w:rFonts w:ascii="Courier New" w:eastAsia="Courier New" w:hAnsi="Courier New" w:cs="Courier New"/>
-          <w:sz w:val="20"/>
-          <w:szCs w:val="20"/>
-        </w:rPr>
-        <w:t>end</w:t>
-      </w:r>
-      <w:proofErr w:type="spellEnd"/>
-      <w:r>
-        <w:rPr>
-          <w:rFonts w:ascii="Courier New" w:eastAsia="Courier New" w:hAnsi="Courier New" w:cs="Courier New"/>
-          <w:sz w:val="20"/>
-          <w:szCs w:val="20"/>
-        </w:rPr>
-        <w:t xml:space="preserve"> </w:t>
-      </w:r>
-      <w:proofErr w:type="spellStart"/>
-      <w:r>
-        <w:rPr>
-          <w:rFonts w:ascii="Courier New" w:eastAsia="Courier New" w:hAnsi="Courier New" w:cs="Courier New"/>
-          <w:sz w:val="20"/>
-          <w:szCs w:val="20"/>
-        </w:rPr>
-        <w:t>if</w:t>
-      </w:r>
-      <w:proofErr w:type="spellEnd"/>
-      <w:r>
-        <w:rPr>
-          <w:rFonts w:ascii="Courier New" w:eastAsia="Courier New" w:hAnsi="Courier New" w:cs="Courier New"/>
-          <w:sz w:val="20"/>
-          <w:szCs w:val="20"/>
-        </w:rPr>
-        <w:t>;</w:t>
-      </w:r>
-    </w:p>
-    <w:p>
-      <w:pPr>
-        <w:spacing w:after="120" w:line="240" w:lineRule="auto"/>
-        <w:rPr>
-          <w:rFonts w:ascii="Courier New" w:eastAsia="Courier New" w:hAnsi="Courier New" w:cs="Courier New"/>
-          <w:sz w:val="20"/>
-          <w:szCs w:val="20"/>
-        </w:rPr>
-      </w:pPr>
-      <w:r>
-        <w:rPr>
-          <w:rFonts w:ascii="Courier New" w:eastAsia="Courier New" w:hAnsi="Courier New" w:cs="Courier New"/>
-          <w:sz w:val="20"/>
-          <w:szCs w:val="20"/>
-        </w:rPr>
-        <w:t xml:space="preserve">            </w:t>
-      </w:r>
-      <w:proofErr w:type="spellStart"/>
-      <w:r>
-        <w:rPr>
-          <w:rFonts w:ascii="Courier New" w:eastAsia="Courier New" w:hAnsi="Courier New" w:cs="Courier New"/>
-          <w:sz w:val="20"/>
-          <w:szCs w:val="20"/>
-        </w:rPr>
-        <w:t>end</w:t>
-      </w:r>
-      <w:proofErr w:type="spellEnd"/>
-      <w:r>
-        <w:rPr>
-          <w:rFonts w:ascii="Courier New" w:eastAsia="Courier New" w:hAnsi="Courier New" w:cs="Courier New"/>
-          <w:sz w:val="20"/>
-          <w:szCs w:val="20"/>
-        </w:rPr>
-        <w:t xml:space="preserve"> </w:t>
-      </w:r>
-      <w:proofErr w:type="spellStart"/>
-      <w:r>
-        <w:rPr>
-          <w:rFonts w:ascii="Courier New" w:eastAsia="Courier New" w:hAnsi="Courier New" w:cs="Courier New"/>
-          <w:sz w:val="20"/>
-          <w:szCs w:val="20"/>
-        </w:rPr>
-        <w:t>if</w:t>
-      </w:r>
-      <w:proofErr w:type="spellEnd"/>
-      <w:r>
-        <w:rPr>
-          <w:rFonts w:ascii="Courier New" w:eastAsia="Courier New" w:hAnsi="Courier New" w:cs="Courier New"/>
-          <w:sz w:val="20"/>
-          <w:szCs w:val="20"/>
-        </w:rPr>
-        <w:t>;</w:t>
+        <w:t xml:space="preserve"> if;</w:t>
       </w:r>
     </w:p>
     <w:p>
@@ -21846,6 +21299,78 @@
           <w:sz w:val="20"/>
           <w:szCs w:val="20"/>
         </w:rPr>
+        <w:t xml:space="preserve"> clk_tb   </w:t>
+      </w:r>
+      <w:proofErr w:type="gramStart"/>
+      <w:r>
+        <w:rPr>
+          <w:rFonts w:ascii="Courier New" w:eastAsia="Courier New" w:hAnsi="Courier New" w:cs="Courier New"/>
+          <w:sz w:val="20"/>
+          <w:szCs w:val="20"/>
+        </w:rPr>
+        <w:t xml:space="preserve">  :</w:t>
+      </w:r>
+      <w:proofErr w:type="gramEnd"/>
+      <w:r>
+        <w:rPr>
+          <w:rFonts w:ascii="Courier New" w:eastAsia="Courier New" w:hAnsi="Courier New" w:cs="Courier New"/>
+          <w:sz w:val="20"/>
+          <w:szCs w:val="20"/>
+        </w:rPr>
+        <w:t xml:space="preserve"> STD_</w:t>
+      </w:r>
+      <w:proofErr w:type="gramStart"/>
+      <w:r>
+        <w:rPr>
+          <w:rFonts w:ascii="Courier New" w:eastAsia="Courier New" w:hAnsi="Courier New" w:cs="Courier New"/>
+          <w:sz w:val="20"/>
+          <w:szCs w:val="20"/>
+        </w:rPr>
+        <w:t>LOGIC :</w:t>
+      </w:r>
+      <w:proofErr w:type="gramEnd"/>
+      <w:r>
+        <w:rPr>
+          <w:rFonts w:ascii="Courier New" w:eastAsia="Courier New" w:hAnsi="Courier New" w:cs="Courier New"/>
+          <w:sz w:val="20"/>
+          <w:szCs w:val="20"/>
+        </w:rPr>
+        <w:t>= '0';</w:t>
+      </w:r>
+    </w:p>
+    <w:p>
+      <w:pPr>
+        <w:spacing w:after="120" w:line="240" w:lineRule="auto"/>
+        <w:rPr>
+          <w:rFonts w:ascii="Courier New" w:eastAsia="Courier New" w:hAnsi="Courier New" w:cs="Courier New"/>
+          <w:sz w:val="20"/>
+          <w:szCs w:val="20"/>
+        </w:rPr>
+      </w:pPr>
+      <w:r>
+        <w:rPr>
+          <w:rFonts w:ascii="Courier New" w:eastAsia="Courier New" w:hAnsi="Courier New" w:cs="Courier New"/>
+          <w:sz w:val="20"/>
+          <w:szCs w:val="20"/>
+        </w:rPr>
+        <w:t xml:space="preserve">    </w:t>
+      </w:r>
+      <w:proofErr w:type="spellStart"/>
+      <w:r>
+        <w:rPr>
+          <w:rFonts w:ascii="Courier New" w:eastAsia="Courier New" w:hAnsi="Courier New" w:cs="Courier New"/>
+          <w:sz w:val="20"/>
+          <w:szCs w:val="20"/>
+        </w:rPr>
+        <w:t>signal</w:t>
+      </w:r>
+      <w:proofErr w:type="spellEnd"/>
+      <w:r>
+        <w:rPr>
+          <w:rFonts w:ascii="Courier New" w:eastAsia="Courier New" w:hAnsi="Courier New" w:cs="Courier New"/>
+          <w:sz w:val="20"/>
+          <w:szCs w:val="20"/>
+        </w:rPr>
         <w:t xml:space="preserve"> </w:t>
       </w:r>
       <w:proofErr w:type="spellStart"/>
@@ -21855,16 +21380,16 @@
           <w:sz w:val="20"/>
           <w:szCs w:val="20"/>
         </w:rPr>
-        <w:t>clk_tb</w:t>
-      </w:r>
-      <w:proofErr w:type="spellEnd"/>
-      <w:r>
-        <w:rPr>
-          <w:rFonts w:ascii="Courier New" w:eastAsia="Courier New" w:hAnsi="Courier New" w:cs="Courier New"/>
-          <w:sz w:val="20"/>
-          <w:szCs w:val="20"/>
-        </w:rPr>
-        <w:t xml:space="preserve">   </w:t>
+        <w:t>reset_tb</w:t>
+      </w:r>
+      <w:proofErr w:type="spellEnd"/>
+      <w:r>
+        <w:rPr>
+          <w:rFonts w:ascii="Courier New" w:eastAsia="Courier New" w:hAnsi="Courier New" w:cs="Courier New"/>
+          <w:sz w:val="20"/>
+          <w:szCs w:val="20"/>
+        </w:rPr>
+        <w:t xml:space="preserve"> </w:t>
       </w:r>
       <w:proofErr w:type="gramStart"/>
       <w:r>
@@ -21918,6 +21443,178 @@
           <w:sz w:val="20"/>
           <w:szCs w:val="20"/>
         </w:rPr>
+        <w:t xml:space="preserve">    -- </w:t>
+      </w:r>
+      <w:proofErr w:type="spellStart"/>
+      <w:r>
+        <w:rPr>
+          <w:rFonts w:ascii="Courier New" w:eastAsia="Courier New" w:hAnsi="Courier New" w:cs="Courier New"/>
+          <w:sz w:val="20"/>
+          <w:szCs w:val="20"/>
+        </w:rPr>
+        <w:t>using</w:t>
+      </w:r>
+      <w:proofErr w:type="spellEnd"/>
+      <w:r>
+        <w:rPr>
+          <w:rFonts w:ascii="Courier New" w:eastAsia="Courier New" w:hAnsi="Courier New" w:cs="Courier New"/>
+          <w:sz w:val="20"/>
+          <w:szCs w:val="20"/>
+        </w:rPr>
+        <w:t xml:space="preserve"> </w:t>
+      </w:r>
+      <w:proofErr w:type="spellStart"/>
+      <w:r>
+        <w:rPr>
+          <w:rFonts w:ascii="Courier New" w:eastAsia="Courier New" w:hAnsi="Courier New" w:cs="Courier New"/>
+          <w:sz w:val="20"/>
+          <w:szCs w:val="20"/>
+        </w:rPr>
+        <w:t>the</w:t>
+      </w:r>
+      <w:proofErr w:type="spellEnd"/>
+      <w:r>
+        <w:rPr>
+          <w:rFonts w:ascii="Courier New" w:eastAsia="Courier New" w:hAnsi="Courier New" w:cs="Courier New"/>
+          <w:sz w:val="20"/>
+          <w:szCs w:val="20"/>
+        </w:rPr>
+        <w:t xml:space="preserve"> </w:t>
+      </w:r>
+      <w:proofErr w:type="spellStart"/>
+      <w:r>
+        <w:rPr>
+          <w:rFonts w:ascii="Courier New" w:eastAsia="Courier New" w:hAnsi="Courier New" w:cs="Courier New"/>
+          <w:sz w:val="20"/>
+          <w:szCs w:val="20"/>
+        </w:rPr>
+        <w:t>exact</w:t>
+      </w:r>
+      <w:proofErr w:type="spellEnd"/>
+      <w:r>
+        <w:rPr>
+          <w:rFonts w:ascii="Courier New" w:eastAsia="Courier New" w:hAnsi="Courier New" w:cs="Courier New"/>
+          <w:sz w:val="20"/>
+          <w:szCs w:val="20"/>
+        </w:rPr>
+        <w:t xml:space="preserve"> </w:t>
+      </w:r>
+      <w:proofErr w:type="spellStart"/>
+      <w:r>
+        <w:rPr>
+          <w:rFonts w:ascii="Courier New" w:eastAsia="Courier New" w:hAnsi="Courier New" w:cs="Courier New"/>
+          <w:sz w:val="20"/>
+          <w:szCs w:val="20"/>
+        </w:rPr>
+        <w:t>same</w:t>
+      </w:r>
+      <w:proofErr w:type="spellEnd"/>
+      <w:r>
+        <w:rPr>
+          <w:rFonts w:ascii="Courier New" w:eastAsia="Courier New" w:hAnsi="Courier New" w:cs="Courier New"/>
+          <w:sz w:val="20"/>
+          <w:szCs w:val="20"/>
+        </w:rPr>
+        <w:t xml:space="preserve"> </w:t>
+      </w:r>
+      <w:proofErr w:type="spellStart"/>
+      <w:r>
+        <w:rPr>
+          <w:rFonts w:ascii="Courier New" w:eastAsia="Courier New" w:hAnsi="Courier New" w:cs="Courier New"/>
+          <w:sz w:val="20"/>
+          <w:szCs w:val="20"/>
+        </w:rPr>
+        <w:t>payload</w:t>
+      </w:r>
+      <w:proofErr w:type="spellEnd"/>
+      <w:r>
+        <w:rPr>
+          <w:rFonts w:ascii="Courier New" w:eastAsia="Courier New" w:hAnsi="Courier New" w:cs="Courier New"/>
+          <w:sz w:val="20"/>
+          <w:szCs w:val="20"/>
+        </w:rPr>
+        <w:t xml:space="preserve"> as </w:t>
+      </w:r>
+      <w:proofErr w:type="spellStart"/>
+      <w:r>
+        <w:rPr>
+          <w:rFonts w:ascii="Courier New" w:eastAsia="Courier New" w:hAnsi="Courier New" w:cs="Courier New"/>
+          <w:sz w:val="20"/>
+          <w:szCs w:val="20"/>
+        </w:rPr>
+        <w:t>nrz</w:t>
+      </w:r>
+      <w:proofErr w:type="spellEnd"/>
+      <w:r>
+        <w:rPr>
+          <w:rFonts w:ascii="Courier New" w:eastAsia="Courier New" w:hAnsi="Courier New" w:cs="Courier New"/>
+          <w:sz w:val="20"/>
+          <w:szCs w:val="20"/>
+        </w:rPr>
+        <w:t xml:space="preserve">-l </w:t>
+      </w:r>
+      <w:proofErr w:type="spellStart"/>
+      <w:r>
+        <w:rPr>
+          <w:rFonts w:ascii="Courier New" w:eastAsia="Courier New" w:hAnsi="Courier New" w:cs="Courier New"/>
+          <w:sz w:val="20"/>
+          <w:szCs w:val="20"/>
+        </w:rPr>
+        <w:t>to</w:t>
+      </w:r>
+      <w:proofErr w:type="spellEnd"/>
+      <w:r>
+        <w:rPr>
+          <w:rFonts w:ascii="Courier New" w:eastAsia="Courier New" w:hAnsi="Courier New" w:cs="Courier New"/>
+          <w:sz w:val="20"/>
+          <w:szCs w:val="20"/>
+        </w:rPr>
+        <w:t xml:space="preserve"> compare </w:t>
+      </w:r>
+      <w:proofErr w:type="spellStart"/>
+      <w:r>
+        <w:rPr>
+          <w:rFonts w:ascii="Courier New" w:eastAsia="Courier New" w:hAnsi="Courier New" w:cs="Courier New"/>
+          <w:sz w:val="20"/>
+          <w:szCs w:val="20"/>
+        </w:rPr>
+        <w:t>waveforms</w:t>
+      </w:r>
+      <w:proofErr w:type="spellEnd"/>
+      <w:r>
+        <w:rPr>
+          <w:rFonts w:ascii="Courier New" w:eastAsia="Courier New" w:hAnsi="Courier New" w:cs="Courier New"/>
+          <w:sz w:val="20"/>
+          <w:szCs w:val="20"/>
+        </w:rPr>
+        <w:t xml:space="preserve"> </w:t>
+      </w:r>
+      <w:proofErr w:type="spellStart"/>
+      <w:r>
+        <w:rPr>
+          <w:rFonts w:ascii="Courier New" w:eastAsia="Courier New" w:hAnsi="Courier New" w:cs="Courier New"/>
+          <w:sz w:val="20"/>
+          <w:szCs w:val="20"/>
+        </w:rPr>
+        <w:t>easily</w:t>
+      </w:r>
+      <w:proofErr w:type="spellEnd"/>
+    </w:p>
+    <w:p>
+      <w:pPr>
+        <w:spacing w:after="120" w:line="240" w:lineRule="auto"/>
+        <w:rPr>
+          <w:rFonts w:ascii="Courier New" w:eastAsia="Courier New" w:hAnsi="Courier New" w:cs="Courier New"/>
+          <w:sz w:val="20"/>
+          <w:szCs w:val="20"/>
+        </w:rPr>
+      </w:pPr>
+      <w:r>
+        <w:rPr>
+          <w:rFonts w:ascii="Courier New" w:eastAsia="Courier New" w:hAnsi="Courier New" w:cs="Courier New"/>
+          <w:sz w:val="20"/>
+          <w:szCs w:val="20"/>
+        </w:rPr>
         <w:t xml:space="preserve">    </w:t>
       </w:r>
       <w:proofErr w:type="spellStart"/>
@@ -21945,7 +21642,115 @@
           <w:sz w:val="20"/>
           <w:szCs w:val="20"/>
         </w:rPr>
-        <w:t>reset_tb</w:t>
+        <w:t>data_in_</w:t>
+      </w:r>
+      <w:proofErr w:type="gramStart"/>
+      <w:r>
+        <w:rPr>
+          <w:rFonts w:ascii="Courier New" w:eastAsia="Courier New" w:hAnsi="Courier New" w:cs="Courier New"/>
+          <w:sz w:val="20"/>
+          <w:szCs w:val="20"/>
+        </w:rPr>
+        <w:t>tb</w:t>
+      </w:r>
+      <w:proofErr w:type="spellEnd"/>
+      <w:r>
+        <w:rPr>
+          <w:rFonts w:ascii="Courier New" w:eastAsia="Courier New" w:hAnsi="Courier New" w:cs="Courier New"/>
+          <w:sz w:val="20"/>
+          <w:szCs w:val="20"/>
+        </w:rPr>
+        <w:t xml:space="preserve"> :</w:t>
+      </w:r>
+      <w:proofErr w:type="gramEnd"/>
+      <w:r>
+        <w:rPr>
+          <w:rFonts w:ascii="Courier New" w:eastAsia="Courier New" w:hAnsi="Courier New" w:cs="Courier New"/>
+          <w:sz w:val="20"/>
+          <w:szCs w:val="20"/>
+        </w:rPr>
+        <w:t xml:space="preserve"> STD_LOGIC_</w:t>
+      </w:r>
+      <w:proofErr w:type="gramStart"/>
+      <w:r>
+        <w:rPr>
+          <w:rFonts w:ascii="Courier New" w:eastAsia="Courier New" w:hAnsi="Courier New" w:cs="Courier New"/>
+          <w:sz w:val="20"/>
+          <w:szCs w:val="20"/>
+        </w:rPr>
+        <w:t>VECTOR(</w:t>
+      </w:r>
+      <w:proofErr w:type="gramEnd"/>
+      <w:r>
+        <w:rPr>
+          <w:rFonts w:ascii="Courier New" w:eastAsia="Courier New" w:hAnsi="Courier New" w:cs="Courier New"/>
+          <w:sz w:val="20"/>
+          <w:szCs w:val="20"/>
+        </w:rPr>
+        <w:t xml:space="preserve">DATA_W - 1 </w:t>
+      </w:r>
+      <w:proofErr w:type="spellStart"/>
+      <w:r>
+        <w:rPr>
+          <w:rFonts w:ascii="Courier New" w:eastAsia="Courier New" w:hAnsi="Courier New" w:cs="Courier New"/>
+          <w:sz w:val="20"/>
+          <w:szCs w:val="20"/>
+        </w:rPr>
+        <w:t>downto</w:t>
+      </w:r>
+      <w:proofErr w:type="spellEnd"/>
+      <w:r>
+        <w:rPr>
+          <w:rFonts w:ascii="Courier New" w:eastAsia="Courier New" w:hAnsi="Courier New" w:cs="Courier New"/>
+          <w:sz w:val="20"/>
+          <w:szCs w:val="20"/>
+        </w:rPr>
+        <w:t xml:space="preserve"> 0</w:t>
+      </w:r>
+      <w:proofErr w:type="gramStart"/>
+      <w:r>
+        <w:rPr>
+          <w:rFonts w:ascii="Courier New" w:eastAsia="Courier New" w:hAnsi="Courier New" w:cs="Courier New"/>
+          <w:sz w:val="20"/>
+          <w:szCs w:val="20"/>
+        </w:rPr>
+        <w:t>) :</w:t>
+      </w:r>
+      <w:proofErr w:type="gramEnd"/>
+      <w:r>
+        <w:rPr>
+          <w:rFonts w:ascii="Courier New" w:eastAsia="Courier New" w:hAnsi="Courier New" w:cs="Courier New"/>
+          <w:sz w:val="20"/>
+          <w:szCs w:val="20"/>
+        </w:rPr>
+        <w:t xml:space="preserve">= "1100101011110001"; </w:t>
+      </w:r>
+    </w:p>
+    <w:p>
+      <w:pPr>
+        <w:spacing w:after="120" w:line="240" w:lineRule="auto"/>
+        <w:rPr>
+          <w:rFonts w:ascii="Courier New" w:eastAsia="Courier New" w:hAnsi="Courier New" w:cs="Courier New"/>
+          <w:sz w:val="20"/>
+          <w:szCs w:val="20"/>
+        </w:rPr>
+      </w:pPr>
+      <w:r>
+        <w:rPr>
+          <w:rFonts w:ascii="Courier New" w:eastAsia="Courier New" w:hAnsi="Courier New" w:cs="Courier New"/>
+          <w:sz w:val="20"/>
+          <w:szCs w:val="20"/>
+        </w:rPr>
+        <w:t xml:space="preserve">    </w:t>
+      </w:r>
+      <w:proofErr w:type="spellStart"/>
+      <w:r>
+        <w:rPr>
+          <w:rFonts w:ascii="Courier New" w:eastAsia="Courier New" w:hAnsi="Courier New" w:cs="Courier New"/>
+          <w:sz w:val="20"/>
+          <w:szCs w:val="20"/>
+        </w:rPr>
+        <w:t>signal</w:t>
       </w:r>
       <w:proofErr w:type="spellEnd"/>
       <w:r>
@@ -21956,6 +21761,15 @@
         </w:rPr>
         <w:t xml:space="preserve"> </w:t>
       </w:r>
+      <w:proofErr w:type="spellStart"/>
+      <w:r>
+        <w:rPr>
+          <w:rFonts w:ascii="Courier New" w:eastAsia="Courier New" w:hAnsi="Courier New" w:cs="Courier New"/>
+          <w:sz w:val="20"/>
+          <w:szCs w:val="20"/>
+        </w:rPr>
+        <w:t>nrz_out_</w:t>
+      </w:r>
       <w:proofErr w:type="gramStart"/>
       <w:r>
         <w:rPr>
@@ -21963,7 +21777,16 @@
           <w:sz w:val="20"/>
           <w:szCs w:val="20"/>
         </w:rPr>
-        <w:t xml:space="preserve">  :</w:t>
+        <w:t>tb</w:t>
+      </w:r>
+      <w:proofErr w:type="spellEnd"/>
+      <w:r>
+        <w:rPr>
+          <w:rFonts w:ascii="Courier New" w:eastAsia="Courier New" w:hAnsi="Courier New" w:cs="Courier New"/>
+          <w:sz w:val="20"/>
+          <w:szCs w:val="20"/>
+        </w:rPr>
+        <w:t xml:space="preserve"> :</w:t>
       </w:r>
       <w:proofErr w:type="gramEnd"/>
       <w:r>
@@ -21972,7 +21795,52 @@
           <w:sz w:val="20"/>
           <w:szCs w:val="20"/>
         </w:rPr>
-        <w:t xml:space="preserve"> STD_</w:t>
+        <w:t xml:space="preserve"> STD_LOGIC;</w:t>
+      </w:r>
+    </w:p>
+    <w:p>
+      <w:pPr>
+        <w:spacing w:after="120" w:line="240" w:lineRule="auto"/>
+        <w:rPr>
+          <w:rFonts w:ascii="Courier New" w:eastAsia="Courier New" w:hAnsi="Courier New" w:cs="Courier New"/>
+          <w:sz w:val="20"/>
+          <w:szCs w:val="20"/>
+        </w:rPr>
+      </w:pPr>
+      <w:r>
+        <w:rPr>
+          <w:rFonts w:ascii="Courier New" w:eastAsia="Courier New" w:hAnsi="Courier New" w:cs="Courier New"/>
+          <w:sz w:val="20"/>
+          <w:szCs w:val="20"/>
+        </w:rPr>
+        <w:t xml:space="preserve">    </w:t>
+      </w:r>
+      <w:proofErr w:type="spellStart"/>
+      <w:r>
+        <w:rPr>
+          <w:rFonts w:ascii="Courier New" w:eastAsia="Courier New" w:hAnsi="Courier New" w:cs="Courier New"/>
+          <w:sz w:val="20"/>
+          <w:szCs w:val="20"/>
+        </w:rPr>
+        <w:t>signal</w:t>
+      </w:r>
+      <w:proofErr w:type="spellEnd"/>
+      <w:r>
+        <w:rPr>
+          <w:rFonts w:ascii="Courier New" w:eastAsia="Courier New" w:hAnsi="Courier New" w:cs="Courier New"/>
+          <w:sz w:val="20"/>
+          <w:szCs w:val="20"/>
+        </w:rPr>
+        <w:t xml:space="preserve"> </w:t>
+      </w:r>
+      <w:proofErr w:type="spellStart"/>
+      <w:r>
+        <w:rPr>
+          <w:rFonts w:ascii="Courier New" w:eastAsia="Courier New" w:hAnsi="Courier New" w:cs="Courier New"/>
+          <w:sz w:val="20"/>
+          <w:szCs w:val="20"/>
+        </w:rPr>
+        <w:t>bit_idx_</w:t>
       </w:r>
       <w:proofErr w:type="gramStart"/>
       <w:r>
@@ -21981,7 +21849,16 @@
           <w:sz w:val="20"/>
           <w:szCs w:val="20"/>
         </w:rPr>
-        <w:t>LOGIC :</w:t>
+        <w:t>tb</w:t>
+      </w:r>
+      <w:proofErr w:type="spellEnd"/>
+      <w:r>
+        <w:rPr>
+          <w:rFonts w:ascii="Courier New" w:eastAsia="Courier New" w:hAnsi="Courier New" w:cs="Courier New"/>
+          <w:sz w:val="20"/>
+          <w:szCs w:val="20"/>
+        </w:rPr>
+        <w:t xml:space="preserve"> :</w:t>
       </w:r>
       <w:proofErr w:type="gramEnd"/>
       <w:r>
@@ -21990,7 +21867,43 @@
           <w:sz w:val="20"/>
           <w:szCs w:val="20"/>
         </w:rPr>
-        <w:t>= '0';</w:t>
+        <w:t xml:space="preserve"> </w:t>
+      </w:r>
+      <w:proofErr w:type="spellStart"/>
+      <w:r>
+        <w:rPr>
+          <w:rFonts w:ascii="Courier New" w:eastAsia="Courier New" w:hAnsi="Courier New" w:cs="Courier New"/>
+          <w:sz w:val="20"/>
+          <w:szCs w:val="20"/>
+        </w:rPr>
+        <w:t>integer</w:t>
+      </w:r>
+      <w:proofErr w:type="spellEnd"/>
+      <w:r>
+        <w:rPr>
+          <w:rFonts w:ascii="Courier New" w:eastAsia="Courier New" w:hAnsi="Courier New" w:cs="Courier New"/>
+          <w:sz w:val="20"/>
+          <w:szCs w:val="20"/>
+        </w:rPr>
+        <w:t xml:space="preserve"> range 0 </w:t>
+      </w:r>
+      <w:proofErr w:type="spellStart"/>
+      <w:r>
+        <w:rPr>
+          <w:rFonts w:ascii="Courier New" w:eastAsia="Courier New" w:hAnsi="Courier New" w:cs="Courier New"/>
+          <w:sz w:val="20"/>
+          <w:szCs w:val="20"/>
+        </w:rPr>
+        <w:t>to</w:t>
+      </w:r>
+      <w:proofErr w:type="spellEnd"/>
+      <w:r>
+        <w:rPr>
+          <w:rFonts w:ascii="Courier New" w:eastAsia="Courier New" w:hAnsi="Courier New" w:cs="Courier New"/>
+          <w:sz w:val="20"/>
+          <w:szCs w:val="20"/>
+        </w:rPr>
+        <w:t xml:space="preserve"> DATA_W - 1;</w:t>
       </w:r>
     </w:p>
     <w:p>
@@ -22002,22 +21915,70 @@
           <w:szCs w:val="20"/>
         </w:rPr>
       </w:pPr>
-      <w:r>
-        <w:rPr>
-          <w:rFonts w:ascii="Courier New" w:eastAsia="Courier New" w:hAnsi="Courier New" w:cs="Courier New"/>
-          <w:sz w:val="20"/>
-          <w:szCs w:val="20"/>
-        </w:rPr>
-        <w:t xml:space="preserve">    -- </w:t>
-      </w:r>
-      <w:proofErr w:type="spellStart"/>
-      <w:r>
-        <w:rPr>
-          <w:rFonts w:ascii="Courier New" w:eastAsia="Courier New" w:hAnsi="Courier New" w:cs="Courier New"/>
-          <w:sz w:val="20"/>
-          <w:szCs w:val="20"/>
-        </w:rPr>
-        <w:t>using</w:t>
+    </w:p>
+    <w:p>
+      <w:pPr>
+        <w:spacing w:after="120" w:line="240" w:lineRule="auto"/>
+        <w:rPr>
+          <w:rFonts w:ascii="Courier New" w:eastAsia="Courier New" w:hAnsi="Courier New" w:cs="Courier New"/>
+          <w:sz w:val="20"/>
+          <w:szCs w:val="20"/>
+        </w:rPr>
+      </w:pPr>
+      <w:proofErr w:type="spellStart"/>
+      <w:r>
+        <w:rPr>
+          <w:rFonts w:ascii="Courier New" w:eastAsia="Courier New" w:hAnsi="Courier New" w:cs="Courier New"/>
+          <w:sz w:val="20"/>
+          <w:szCs w:val="20"/>
+        </w:rPr>
+        <w:t>begin</w:t>
+      </w:r>
+      <w:proofErr w:type="spellEnd"/>
+    </w:p>
+    <w:p>
+      <w:pPr>
+        <w:spacing w:after="120" w:line="240" w:lineRule="auto"/>
+        <w:rPr>
+          <w:rFonts w:ascii="Courier New" w:eastAsia="Courier New" w:hAnsi="Courier New" w:cs="Courier New"/>
+          <w:sz w:val="20"/>
+          <w:szCs w:val="20"/>
+        </w:rPr>
+      </w:pPr>
+      <w:r>
+        <w:rPr>
+          <w:rFonts w:ascii="Courier New" w:eastAsia="Courier New" w:hAnsi="Courier New" w:cs="Courier New"/>
+          <w:sz w:val="20"/>
+          <w:szCs w:val="20"/>
+        </w:rPr>
+        <w:t xml:space="preserve">    </w:t>
+      </w:r>
+      <w:proofErr w:type="spellStart"/>
+      <w:r>
+        <w:rPr>
+          <w:rFonts w:ascii="Courier New" w:eastAsia="Courier New" w:hAnsi="Courier New" w:cs="Courier New"/>
+          <w:sz w:val="20"/>
+          <w:szCs w:val="20"/>
+        </w:rPr>
+        <w:t>uut</w:t>
+      </w:r>
+      <w:proofErr w:type="spellEnd"/>
+      <w:r>
+        <w:rPr>
+          <w:rFonts w:ascii="Courier New" w:eastAsia="Courier New" w:hAnsi="Courier New" w:cs="Courier New"/>
+          <w:sz w:val="20"/>
+          <w:szCs w:val="20"/>
+        </w:rPr>
+        <w:t xml:space="preserve">: </w:t>
+      </w:r>
+      <w:proofErr w:type="spellStart"/>
+      <w:r>
+        <w:rPr>
+          <w:rFonts w:ascii="Courier New" w:eastAsia="Courier New" w:hAnsi="Courier New" w:cs="Courier New"/>
+          <w:sz w:val="20"/>
+          <w:szCs w:val="20"/>
+        </w:rPr>
+        <w:t>entity</w:t>
       </w:r>
       <w:proofErr w:type="spellEnd"/>
       <w:r>
@@ -22035,133 +21996,7 @@
           <w:sz w:val="20"/>
           <w:szCs w:val="20"/>
         </w:rPr>
-        <w:t>the</w:t>
-      </w:r>
-      <w:proofErr w:type="spellEnd"/>
-      <w:r>
-        <w:rPr>
-          <w:rFonts w:ascii="Courier New" w:eastAsia="Courier New" w:hAnsi="Courier New" w:cs="Courier New"/>
-          <w:sz w:val="20"/>
-          <w:szCs w:val="20"/>
-        </w:rPr>
-        <w:t xml:space="preserve"> </w:t>
-      </w:r>
-      <w:proofErr w:type="spellStart"/>
-      <w:r>
-        <w:rPr>
-          <w:rFonts w:ascii="Courier New" w:eastAsia="Courier New" w:hAnsi="Courier New" w:cs="Courier New"/>
-          <w:sz w:val="20"/>
-          <w:szCs w:val="20"/>
-        </w:rPr>
-        <w:t>exact</w:t>
-      </w:r>
-      <w:proofErr w:type="spellEnd"/>
-      <w:r>
-        <w:rPr>
-          <w:rFonts w:ascii="Courier New" w:eastAsia="Courier New" w:hAnsi="Courier New" w:cs="Courier New"/>
-          <w:sz w:val="20"/>
-          <w:szCs w:val="20"/>
-        </w:rPr>
-        <w:t xml:space="preserve"> </w:t>
-      </w:r>
-      <w:proofErr w:type="spellStart"/>
-      <w:r>
-        <w:rPr>
-          <w:rFonts w:ascii="Courier New" w:eastAsia="Courier New" w:hAnsi="Courier New" w:cs="Courier New"/>
-          <w:sz w:val="20"/>
-          <w:szCs w:val="20"/>
-        </w:rPr>
-        <w:t>same</w:t>
-      </w:r>
-      <w:proofErr w:type="spellEnd"/>
-      <w:r>
-        <w:rPr>
-          <w:rFonts w:ascii="Courier New" w:eastAsia="Courier New" w:hAnsi="Courier New" w:cs="Courier New"/>
-          <w:sz w:val="20"/>
-          <w:szCs w:val="20"/>
-        </w:rPr>
-        <w:t xml:space="preserve"> </w:t>
-      </w:r>
-      <w:proofErr w:type="spellStart"/>
-      <w:r>
-        <w:rPr>
-          <w:rFonts w:ascii="Courier New" w:eastAsia="Courier New" w:hAnsi="Courier New" w:cs="Courier New"/>
-          <w:sz w:val="20"/>
-          <w:szCs w:val="20"/>
-        </w:rPr>
-        <w:t>payload</w:t>
-      </w:r>
-      <w:proofErr w:type="spellEnd"/>
-      <w:r>
-        <w:rPr>
-          <w:rFonts w:ascii="Courier New" w:eastAsia="Courier New" w:hAnsi="Courier New" w:cs="Courier New"/>
-          <w:sz w:val="20"/>
-          <w:szCs w:val="20"/>
-        </w:rPr>
-        <w:t xml:space="preserve"> as </w:t>
-      </w:r>
-      <w:proofErr w:type="spellStart"/>
-      <w:r>
-        <w:rPr>
-          <w:rFonts w:ascii="Courier New" w:eastAsia="Courier New" w:hAnsi="Courier New" w:cs="Courier New"/>
-          <w:sz w:val="20"/>
-          <w:szCs w:val="20"/>
-        </w:rPr>
-        <w:t>nrz</w:t>
-      </w:r>
-      <w:proofErr w:type="spellEnd"/>
-      <w:r>
-        <w:rPr>
-          <w:rFonts w:ascii="Courier New" w:eastAsia="Courier New" w:hAnsi="Courier New" w:cs="Courier New"/>
-          <w:sz w:val="20"/>
-          <w:szCs w:val="20"/>
-        </w:rPr>
-        <w:t xml:space="preserve">-l </w:t>
-      </w:r>
-      <w:proofErr w:type="spellStart"/>
-      <w:r>
-        <w:rPr>
-          <w:rFonts w:ascii="Courier New" w:eastAsia="Courier New" w:hAnsi="Courier New" w:cs="Courier New"/>
-          <w:sz w:val="20"/>
-          <w:szCs w:val="20"/>
-        </w:rPr>
-        <w:t>to</w:t>
-      </w:r>
-      <w:proofErr w:type="spellEnd"/>
-      <w:r>
-        <w:rPr>
-          <w:rFonts w:ascii="Courier New" w:eastAsia="Courier New" w:hAnsi="Courier New" w:cs="Courier New"/>
-          <w:sz w:val="20"/>
-          <w:szCs w:val="20"/>
-        </w:rPr>
-        <w:t xml:space="preserve"> compare </w:t>
-      </w:r>
-      <w:proofErr w:type="spellStart"/>
-      <w:r>
-        <w:rPr>
-          <w:rFonts w:ascii="Courier New" w:eastAsia="Courier New" w:hAnsi="Courier New" w:cs="Courier New"/>
-          <w:sz w:val="20"/>
-          <w:szCs w:val="20"/>
-        </w:rPr>
-        <w:t>waveforms</w:t>
-      </w:r>
-      <w:proofErr w:type="spellEnd"/>
-      <w:r>
-        <w:rPr>
-          <w:rFonts w:ascii="Courier New" w:eastAsia="Courier New" w:hAnsi="Courier New" w:cs="Courier New"/>
-          <w:sz w:val="20"/>
-          <w:szCs w:val="20"/>
-        </w:rPr>
-        <w:t xml:space="preserve"> </w:t>
-      </w:r>
-      <w:proofErr w:type="spellStart"/>
-      <w:r>
-        <w:rPr>
-          <w:rFonts w:ascii="Courier New" w:eastAsia="Courier New" w:hAnsi="Courier New" w:cs="Courier New"/>
-          <w:sz w:val="20"/>
-          <w:szCs w:val="20"/>
-        </w:rPr>
-        <w:t>easily</w:t>
+        <w:t>work.nrz_i</w:t>
       </w:r>
       <w:proofErr w:type="spellEnd"/>
     </w:p>
@@ -22180,115 +22015,25 @@
           <w:sz w:val="20"/>
           <w:szCs w:val="20"/>
         </w:rPr>
-        <w:t xml:space="preserve">    </w:t>
-      </w:r>
-      <w:proofErr w:type="spellStart"/>
-      <w:r>
-        <w:rPr>
-          <w:rFonts w:ascii="Courier New" w:eastAsia="Courier New" w:hAnsi="Courier New" w:cs="Courier New"/>
-          <w:sz w:val="20"/>
-          <w:szCs w:val="20"/>
-        </w:rPr>
-        <w:t>signal</w:t>
-      </w:r>
-      <w:proofErr w:type="spellEnd"/>
-      <w:r>
-        <w:rPr>
-          <w:rFonts w:ascii="Courier New" w:eastAsia="Courier New" w:hAnsi="Courier New" w:cs="Courier New"/>
-          <w:sz w:val="20"/>
-          <w:szCs w:val="20"/>
-        </w:rPr>
-        <w:t xml:space="preserve"> </w:t>
-      </w:r>
-      <w:proofErr w:type="spellStart"/>
-      <w:r>
-        <w:rPr>
-          <w:rFonts w:ascii="Courier New" w:eastAsia="Courier New" w:hAnsi="Courier New" w:cs="Courier New"/>
-          <w:sz w:val="20"/>
-          <w:szCs w:val="20"/>
-        </w:rPr>
-        <w:t>data_in_</w:t>
-      </w:r>
-      <w:proofErr w:type="gramStart"/>
-      <w:r>
-        <w:rPr>
-          <w:rFonts w:ascii="Courier New" w:eastAsia="Courier New" w:hAnsi="Courier New" w:cs="Courier New"/>
-          <w:sz w:val="20"/>
-          <w:szCs w:val="20"/>
-        </w:rPr>
-        <w:t>tb</w:t>
-      </w:r>
-      <w:proofErr w:type="spellEnd"/>
-      <w:r>
-        <w:rPr>
-          <w:rFonts w:ascii="Courier New" w:eastAsia="Courier New" w:hAnsi="Courier New" w:cs="Courier New"/>
-          <w:sz w:val="20"/>
-          <w:szCs w:val="20"/>
-        </w:rPr>
-        <w:t xml:space="preserve"> :</w:t>
-      </w:r>
-      <w:proofErr w:type="gramEnd"/>
-      <w:r>
-        <w:rPr>
-          <w:rFonts w:ascii="Courier New" w:eastAsia="Courier New" w:hAnsi="Courier New" w:cs="Courier New"/>
-          <w:sz w:val="20"/>
-          <w:szCs w:val="20"/>
-        </w:rPr>
-        <w:t xml:space="preserve"> STD_LOGIC_</w:t>
-      </w:r>
-      <w:proofErr w:type="gramStart"/>
-      <w:r>
-        <w:rPr>
-          <w:rFonts w:ascii="Courier New" w:eastAsia="Courier New" w:hAnsi="Courier New" w:cs="Courier New"/>
-          <w:sz w:val="20"/>
-          <w:szCs w:val="20"/>
-        </w:rPr>
-        <w:t>VECTOR(</w:t>
-      </w:r>
-      <w:proofErr w:type="gramEnd"/>
-      <w:r>
-        <w:rPr>
-          <w:rFonts w:ascii="Courier New" w:eastAsia="Courier New" w:hAnsi="Courier New" w:cs="Courier New"/>
-          <w:sz w:val="20"/>
-          <w:szCs w:val="20"/>
-        </w:rPr>
-        <w:t xml:space="preserve">DATA_W - 1 </w:t>
-      </w:r>
-      <w:proofErr w:type="spellStart"/>
-      <w:r>
-        <w:rPr>
-          <w:rFonts w:ascii="Courier New" w:eastAsia="Courier New" w:hAnsi="Courier New" w:cs="Courier New"/>
-          <w:sz w:val="20"/>
-          <w:szCs w:val="20"/>
-        </w:rPr>
-        <w:t>downto</w:t>
-      </w:r>
-      <w:proofErr w:type="spellEnd"/>
-      <w:r>
-        <w:rPr>
-          <w:rFonts w:ascii="Courier New" w:eastAsia="Courier New" w:hAnsi="Courier New" w:cs="Courier New"/>
-          <w:sz w:val="20"/>
-          <w:szCs w:val="20"/>
-        </w:rPr>
-        <w:t xml:space="preserve"> 0</w:t>
-      </w:r>
-      <w:proofErr w:type="gramStart"/>
-      <w:r>
-        <w:rPr>
-          <w:rFonts w:ascii="Courier New" w:eastAsia="Courier New" w:hAnsi="Courier New" w:cs="Courier New"/>
-          <w:sz w:val="20"/>
-          <w:szCs w:val="20"/>
-        </w:rPr>
-        <w:t>) :</w:t>
-      </w:r>
-      <w:proofErr w:type="gramEnd"/>
-      <w:r>
-        <w:rPr>
-          <w:rFonts w:ascii="Courier New" w:eastAsia="Courier New" w:hAnsi="Courier New" w:cs="Courier New"/>
-          <w:sz w:val="20"/>
-          <w:szCs w:val="20"/>
-        </w:rPr>
-        <w:t xml:space="preserve">= "1100101011110001"; </w:t>
+        <w:t xml:space="preserve">        </w:t>
+      </w:r>
+      <w:proofErr w:type="spellStart"/>
+      <w:r>
+        <w:rPr>
+          <w:rFonts w:ascii="Courier New" w:eastAsia="Courier New" w:hAnsi="Courier New" w:cs="Courier New"/>
+          <w:sz w:val="20"/>
+          <w:szCs w:val="20"/>
+        </w:rPr>
+        <w:t>generic</w:t>
+      </w:r>
+      <w:proofErr w:type="spellEnd"/>
+      <w:r>
+        <w:rPr>
+          <w:rFonts w:ascii="Courier New" w:eastAsia="Courier New" w:hAnsi="Courier New" w:cs="Courier New"/>
+          <w:sz w:val="20"/>
+          <w:szCs w:val="20"/>
+        </w:rPr>
+        <w:t xml:space="preserve"> map (</w:t>
       </w:r>
     </w:p>
     <w:p>
@@ -22306,61 +22051,7 @@
           <w:sz w:val="20"/>
           <w:szCs w:val="20"/>
         </w:rPr>
-        <w:t xml:space="preserve">    </w:t>
-      </w:r>
-      <w:proofErr w:type="spellStart"/>
-      <w:r>
-        <w:rPr>
-          <w:rFonts w:ascii="Courier New" w:eastAsia="Courier New" w:hAnsi="Courier New" w:cs="Courier New"/>
-          <w:sz w:val="20"/>
-          <w:szCs w:val="20"/>
-        </w:rPr>
-        <w:t>signal</w:t>
-      </w:r>
-      <w:proofErr w:type="spellEnd"/>
-      <w:r>
-        <w:rPr>
-          <w:rFonts w:ascii="Courier New" w:eastAsia="Courier New" w:hAnsi="Courier New" w:cs="Courier New"/>
-          <w:sz w:val="20"/>
-          <w:szCs w:val="20"/>
-        </w:rPr>
-        <w:t xml:space="preserve"> </w:t>
-      </w:r>
-      <w:proofErr w:type="spellStart"/>
-      <w:r>
-        <w:rPr>
-          <w:rFonts w:ascii="Courier New" w:eastAsia="Courier New" w:hAnsi="Courier New" w:cs="Courier New"/>
-          <w:sz w:val="20"/>
-          <w:szCs w:val="20"/>
-        </w:rPr>
-        <w:t>nrz_out_</w:t>
-      </w:r>
-      <w:proofErr w:type="gramStart"/>
-      <w:r>
-        <w:rPr>
-          <w:rFonts w:ascii="Courier New" w:eastAsia="Courier New" w:hAnsi="Courier New" w:cs="Courier New"/>
-          <w:sz w:val="20"/>
-          <w:szCs w:val="20"/>
-        </w:rPr>
-        <w:t>tb</w:t>
-      </w:r>
-      <w:proofErr w:type="spellEnd"/>
-      <w:r>
-        <w:rPr>
-          <w:rFonts w:ascii="Courier New" w:eastAsia="Courier New" w:hAnsi="Courier New" w:cs="Courier New"/>
-          <w:sz w:val="20"/>
-          <w:szCs w:val="20"/>
-        </w:rPr>
-        <w:t xml:space="preserve"> :</w:t>
-      </w:r>
-      <w:proofErr w:type="gramEnd"/>
-      <w:r>
-        <w:rPr>
-          <w:rFonts w:ascii="Courier New" w:eastAsia="Courier New" w:hAnsi="Courier New" w:cs="Courier New"/>
-          <w:sz w:val="20"/>
-          <w:szCs w:val="20"/>
-        </w:rPr>
-        <w:t xml:space="preserve"> STD_LOGIC;</w:t>
+        <w:t xml:space="preserve">            DATA_WIDTH    =&gt; DATA_W,</w:t>
       </w:r>
     </w:p>
     <w:p>
@@ -22378,97 +22069,7 @@
           <w:sz w:val="20"/>
           <w:szCs w:val="20"/>
         </w:rPr>
-        <w:t xml:space="preserve">    </w:t>
-      </w:r>
-      <w:proofErr w:type="spellStart"/>
-      <w:r>
-        <w:rPr>
-          <w:rFonts w:ascii="Courier New" w:eastAsia="Courier New" w:hAnsi="Courier New" w:cs="Courier New"/>
-          <w:sz w:val="20"/>
-          <w:szCs w:val="20"/>
-        </w:rPr>
-        <w:t>signal</w:t>
-      </w:r>
-      <w:proofErr w:type="spellEnd"/>
-      <w:r>
-        <w:rPr>
-          <w:rFonts w:ascii="Courier New" w:eastAsia="Courier New" w:hAnsi="Courier New" w:cs="Courier New"/>
-          <w:sz w:val="20"/>
-          <w:szCs w:val="20"/>
-        </w:rPr>
-        <w:t xml:space="preserve"> </w:t>
-      </w:r>
-      <w:proofErr w:type="spellStart"/>
-      <w:r>
-        <w:rPr>
-          <w:rFonts w:ascii="Courier New" w:eastAsia="Courier New" w:hAnsi="Courier New" w:cs="Courier New"/>
-          <w:sz w:val="20"/>
-          <w:szCs w:val="20"/>
-        </w:rPr>
-        <w:t>bit_idx_</w:t>
-      </w:r>
-      <w:proofErr w:type="gramStart"/>
-      <w:r>
-        <w:rPr>
-          <w:rFonts w:ascii="Courier New" w:eastAsia="Courier New" w:hAnsi="Courier New" w:cs="Courier New"/>
-          <w:sz w:val="20"/>
-          <w:szCs w:val="20"/>
-        </w:rPr>
-        <w:t>tb</w:t>
-      </w:r>
-      <w:proofErr w:type="spellEnd"/>
-      <w:r>
-        <w:rPr>
-          <w:rFonts w:ascii="Courier New" w:eastAsia="Courier New" w:hAnsi="Courier New" w:cs="Courier New"/>
-          <w:sz w:val="20"/>
-          <w:szCs w:val="20"/>
-        </w:rPr>
-        <w:t xml:space="preserve"> :</w:t>
-      </w:r>
-      <w:proofErr w:type="gramEnd"/>
-      <w:r>
-        <w:rPr>
-          <w:rFonts w:ascii="Courier New" w:eastAsia="Courier New" w:hAnsi="Courier New" w:cs="Courier New"/>
-          <w:sz w:val="20"/>
-          <w:szCs w:val="20"/>
-        </w:rPr>
-        <w:t xml:space="preserve"> </w:t>
-      </w:r>
-      <w:proofErr w:type="spellStart"/>
-      <w:r>
-        <w:rPr>
-          <w:rFonts w:ascii="Courier New" w:eastAsia="Courier New" w:hAnsi="Courier New" w:cs="Courier New"/>
-          <w:sz w:val="20"/>
-          <w:szCs w:val="20"/>
-        </w:rPr>
-        <w:t>integer</w:t>
-      </w:r>
-      <w:proofErr w:type="spellEnd"/>
-      <w:r>
-        <w:rPr>
-          <w:rFonts w:ascii="Courier New" w:eastAsia="Courier New" w:hAnsi="Courier New" w:cs="Courier New"/>
-          <w:sz w:val="20"/>
-          <w:szCs w:val="20"/>
-        </w:rPr>
-        <w:t xml:space="preserve"> range 0 </w:t>
-      </w:r>
-      <w:proofErr w:type="spellStart"/>
-      <w:r>
-        <w:rPr>
-          <w:rFonts w:ascii="Courier New" w:eastAsia="Courier New" w:hAnsi="Courier New" w:cs="Courier New"/>
-          <w:sz w:val="20"/>
-          <w:szCs w:val="20"/>
-        </w:rPr>
-        <w:t>to</w:t>
-      </w:r>
-      <w:proofErr w:type="spellEnd"/>
-      <w:r>
-        <w:rPr>
-          <w:rFonts w:ascii="Courier New" w:eastAsia="Courier New" w:hAnsi="Courier New" w:cs="Courier New"/>
-          <w:sz w:val="20"/>
-          <w:szCs w:val="20"/>
-        </w:rPr>
-        <w:t xml:space="preserve"> DATA_W - 1;</w:t>
+        <w:t xml:space="preserve">            TICKS_PER_BIT =&gt; TICKS_VAL</w:t>
       </w:r>
     </w:p>
     <w:p>
@@ -22480,6 +22081,14 @@
           <w:szCs w:val="20"/>
         </w:rPr>
       </w:pPr>
+      <w:r>
+        <w:rPr>
+          <w:rFonts w:ascii="Courier New" w:eastAsia="Courier New" w:hAnsi="Courier New" w:cs="Courier New"/>
+          <w:sz w:val="20"/>
+          <w:szCs w:val="20"/>
+        </w:rPr>
+        <w:t xml:space="preserve">        )</w:t>
+      </w:r>
     </w:p>
     <w:p>
       <w:pPr>
@@ -22490,90 +22099,6 @@
           <w:szCs w:val="20"/>
         </w:rPr>
       </w:pPr>
-      <w:proofErr w:type="spellStart"/>
-      <w:r>
-        <w:rPr>
-          <w:rFonts w:ascii="Courier New" w:eastAsia="Courier New" w:hAnsi="Courier New" w:cs="Courier New"/>
-          <w:sz w:val="20"/>
-          <w:szCs w:val="20"/>
-        </w:rPr>
-        <w:t>begin</w:t>
-      </w:r>
-      <w:proofErr w:type="spellEnd"/>
-    </w:p>
-    <w:p>
-      <w:pPr>
-        <w:spacing w:after="120" w:line="240" w:lineRule="auto"/>
-        <w:rPr>
-          <w:rFonts w:ascii="Courier New" w:eastAsia="Courier New" w:hAnsi="Courier New" w:cs="Courier New"/>
-          <w:sz w:val="20"/>
-          <w:szCs w:val="20"/>
-        </w:rPr>
-      </w:pPr>
-      <w:r>
-        <w:rPr>
-          <w:rFonts w:ascii="Courier New" w:eastAsia="Courier New" w:hAnsi="Courier New" w:cs="Courier New"/>
-          <w:sz w:val="20"/>
-          <w:szCs w:val="20"/>
-        </w:rPr>
-        <w:t xml:space="preserve">    </w:t>
-      </w:r>
-      <w:proofErr w:type="spellStart"/>
-      <w:r>
-        <w:rPr>
-          <w:rFonts w:ascii="Courier New" w:eastAsia="Courier New" w:hAnsi="Courier New" w:cs="Courier New"/>
-          <w:sz w:val="20"/>
-          <w:szCs w:val="20"/>
-        </w:rPr>
-        <w:t>uut</w:t>
-      </w:r>
-      <w:proofErr w:type="spellEnd"/>
-      <w:r>
-        <w:rPr>
-          <w:rFonts w:ascii="Courier New" w:eastAsia="Courier New" w:hAnsi="Courier New" w:cs="Courier New"/>
-          <w:sz w:val="20"/>
-          <w:szCs w:val="20"/>
-        </w:rPr>
-        <w:t xml:space="preserve">: </w:t>
-      </w:r>
-      <w:proofErr w:type="spellStart"/>
-      <w:r>
-        <w:rPr>
-          <w:rFonts w:ascii="Courier New" w:eastAsia="Courier New" w:hAnsi="Courier New" w:cs="Courier New"/>
-          <w:sz w:val="20"/>
-          <w:szCs w:val="20"/>
-        </w:rPr>
-        <w:t>entity</w:t>
-      </w:r>
-      <w:proofErr w:type="spellEnd"/>
-      <w:r>
-        <w:rPr>
-          <w:rFonts w:ascii="Courier New" w:eastAsia="Courier New" w:hAnsi="Courier New" w:cs="Courier New"/>
-          <w:sz w:val="20"/>
-          <w:szCs w:val="20"/>
-        </w:rPr>
-        <w:t xml:space="preserve"> </w:t>
-      </w:r>
-      <w:proofErr w:type="spellStart"/>
-      <w:r>
-        <w:rPr>
-          <w:rFonts w:ascii="Courier New" w:eastAsia="Courier New" w:hAnsi="Courier New" w:cs="Courier New"/>
-          <w:sz w:val="20"/>
-          <w:szCs w:val="20"/>
-        </w:rPr>
-        <w:t>work.nrz_i</w:t>
-      </w:r>
-      <w:proofErr w:type="spellEnd"/>
-    </w:p>
-    <w:p>
-      <w:pPr>
-        <w:spacing w:after="120" w:line="240" w:lineRule="auto"/>
-        <w:rPr>
-          <w:rFonts w:ascii="Courier New" w:eastAsia="Courier New" w:hAnsi="Courier New" w:cs="Courier New"/>
-          <w:sz w:val="20"/>
-          <w:szCs w:val="20"/>
-        </w:rPr>
-      </w:pPr>
       <w:r>
         <w:rPr>
           <w:rFonts w:ascii="Courier New" w:eastAsia="Courier New" w:hAnsi="Courier New" w:cs="Courier New"/>
@@ -22589,114 +22114,6 @@
           <w:sz w:val="20"/>
           <w:szCs w:val="20"/>
         </w:rPr>
-        <w:t>generic</w:t>
-      </w:r>
-      <w:proofErr w:type="spellEnd"/>
-      <w:r>
-        <w:rPr>
-          <w:rFonts w:ascii="Courier New" w:eastAsia="Courier New" w:hAnsi="Courier New" w:cs="Courier New"/>
-          <w:sz w:val="20"/>
-          <w:szCs w:val="20"/>
-        </w:rPr>
-        <w:t xml:space="preserve"> </w:t>
-      </w:r>
-      <w:proofErr w:type="spellStart"/>
-      <w:r>
-        <w:rPr>
-          <w:rFonts w:ascii="Courier New" w:eastAsia="Courier New" w:hAnsi="Courier New" w:cs="Courier New"/>
-          <w:sz w:val="20"/>
-          <w:szCs w:val="20"/>
-        </w:rPr>
-        <w:t>map</w:t>
-      </w:r>
-      <w:proofErr w:type="spellEnd"/>
-      <w:r>
-        <w:rPr>
-          <w:rFonts w:ascii="Courier New" w:eastAsia="Courier New" w:hAnsi="Courier New" w:cs="Courier New"/>
-          <w:sz w:val="20"/>
-          <w:szCs w:val="20"/>
-        </w:rPr>
-        <w:t xml:space="preserve"> (</w:t>
-      </w:r>
-    </w:p>
-    <w:p>
-      <w:pPr>
-        <w:spacing w:after="120" w:line="240" w:lineRule="auto"/>
-        <w:rPr>
-          <w:rFonts w:ascii="Courier New" w:eastAsia="Courier New" w:hAnsi="Courier New" w:cs="Courier New"/>
-          <w:sz w:val="20"/>
-          <w:szCs w:val="20"/>
-        </w:rPr>
-      </w:pPr>
-      <w:r>
-        <w:rPr>
-          <w:rFonts w:ascii="Courier New" w:eastAsia="Courier New" w:hAnsi="Courier New" w:cs="Courier New"/>
-          <w:sz w:val="20"/>
-          <w:szCs w:val="20"/>
-        </w:rPr>
-        <w:t xml:space="preserve">            DATA_WIDTH    =&gt; DATA_W,</w:t>
-      </w:r>
-    </w:p>
-    <w:p>
-      <w:pPr>
-        <w:spacing w:after="120" w:line="240" w:lineRule="auto"/>
-        <w:rPr>
-          <w:rFonts w:ascii="Courier New" w:eastAsia="Courier New" w:hAnsi="Courier New" w:cs="Courier New"/>
-          <w:sz w:val="20"/>
-          <w:szCs w:val="20"/>
-        </w:rPr>
-      </w:pPr>
-      <w:r>
-        <w:rPr>
-          <w:rFonts w:ascii="Courier New" w:eastAsia="Courier New" w:hAnsi="Courier New" w:cs="Courier New"/>
-          <w:sz w:val="20"/>
-          <w:szCs w:val="20"/>
-        </w:rPr>
-        <w:t xml:space="preserve">            TICKS_PER_BIT =&gt; TICKS_VAL</w:t>
-      </w:r>
-    </w:p>
-    <w:p>
-      <w:pPr>
-        <w:spacing w:after="120" w:line="240" w:lineRule="auto"/>
-        <w:rPr>
-          <w:rFonts w:ascii="Courier New" w:eastAsia="Courier New" w:hAnsi="Courier New" w:cs="Courier New"/>
-          <w:sz w:val="20"/>
-          <w:szCs w:val="20"/>
-        </w:rPr>
-      </w:pPr>
-      <w:r>
-        <w:rPr>
-          <w:rFonts w:ascii="Courier New" w:eastAsia="Courier New" w:hAnsi="Courier New" w:cs="Courier New"/>
-          <w:sz w:val="20"/>
-          <w:szCs w:val="20"/>
-        </w:rPr>
-        <w:t xml:space="preserve">        )</w:t>
-      </w:r>
-    </w:p>
-    <w:p>
-      <w:pPr>
-        <w:spacing w:after="120" w:line="240" w:lineRule="auto"/>
-        <w:rPr>
-          <w:rFonts w:ascii="Courier New" w:eastAsia="Courier New" w:hAnsi="Courier New" w:cs="Courier New"/>
-          <w:sz w:val="20"/>
-          <w:szCs w:val="20"/>
-        </w:rPr>
-      </w:pPr>
-      <w:r>
-        <w:rPr>
-          <w:rFonts w:ascii="Courier New" w:eastAsia="Courier New" w:hAnsi="Courier New" w:cs="Courier New"/>
-          <w:sz w:val="20"/>
-          <w:szCs w:val="20"/>
-        </w:rPr>
-        <w:t xml:space="preserve">        </w:t>
-      </w:r>
-      <w:proofErr w:type="spellStart"/>
-      <w:r>
-        <w:rPr>
-          <w:rFonts w:ascii="Courier New" w:eastAsia="Courier New" w:hAnsi="Courier New" w:cs="Courier New"/>
-          <w:sz w:val="20"/>
-          <w:szCs w:val="20"/>
-        </w:rPr>
         <w:t>port</w:t>
       </w:r>
       <w:proofErr w:type="spellEnd"/>
@@ -22706,25 +22123,7 @@
           <w:sz w:val="20"/>
           <w:szCs w:val="20"/>
         </w:rPr>
-        <w:t xml:space="preserve"> </w:t>
-      </w:r>
-      <w:proofErr w:type="spellStart"/>
-      <w:r>
-        <w:rPr>
-          <w:rFonts w:ascii="Courier New" w:eastAsia="Courier New" w:hAnsi="Courier New" w:cs="Courier New"/>
-          <w:sz w:val="20"/>
-          <w:szCs w:val="20"/>
-        </w:rPr>
-        <w:t>map</w:t>
-      </w:r>
-      <w:proofErr w:type="spellEnd"/>
-      <w:r>
-        <w:rPr>
-          <w:rFonts w:ascii="Courier New" w:eastAsia="Courier New" w:hAnsi="Courier New" w:cs="Courier New"/>
-          <w:sz w:val="20"/>
-          <w:szCs w:val="20"/>
-        </w:rPr>
-        <w:t xml:space="preserve"> (</w:t>
+        <w:t xml:space="preserve"> map (</w:t>
       </w:r>
     </w:p>
     <w:p>
@@ -23171,6 +22570,186 @@
           <w:sz w:val="20"/>
           <w:szCs w:val="20"/>
         </w:rPr>
+        <w:t xml:space="preserve"> true loop</w:t>
+      </w:r>
+    </w:p>
+    <w:p>
+      <w:pPr>
+        <w:spacing w:after="120" w:line="240" w:lineRule="auto"/>
+        <w:rPr>
+          <w:rFonts w:ascii="Courier New" w:eastAsia="Courier New" w:hAnsi="Courier New" w:cs="Courier New"/>
+          <w:sz w:val="20"/>
+          <w:szCs w:val="20"/>
+        </w:rPr>
+      </w:pPr>
+      <w:r>
+        <w:rPr>
+          <w:rFonts w:ascii="Courier New" w:eastAsia="Courier New" w:hAnsi="Courier New" w:cs="Courier New"/>
+          <w:sz w:val="20"/>
+          <w:szCs w:val="20"/>
+        </w:rPr>
+        <w:t xml:space="preserve">            </w:t>
+      </w:r>
+      <w:proofErr w:type="spellStart"/>
+      <w:r>
+        <w:rPr>
+          <w:rFonts w:ascii="Courier New" w:eastAsia="Courier New" w:hAnsi="Courier New" w:cs="Courier New"/>
+          <w:sz w:val="20"/>
+          <w:szCs w:val="20"/>
+        </w:rPr>
+        <w:t>clk_tb</w:t>
+      </w:r>
+      <w:proofErr w:type="spellEnd"/>
+      <w:r>
+        <w:rPr>
+          <w:rFonts w:ascii="Courier New" w:eastAsia="Courier New" w:hAnsi="Courier New" w:cs="Courier New"/>
+          <w:sz w:val="20"/>
+          <w:szCs w:val="20"/>
+        </w:rPr>
+        <w:t xml:space="preserve"> &lt;= '0'; </w:t>
+      </w:r>
+      <w:proofErr w:type="spellStart"/>
+      <w:r>
+        <w:rPr>
+          <w:rFonts w:ascii="Courier New" w:eastAsia="Courier New" w:hAnsi="Courier New" w:cs="Courier New"/>
+          <w:sz w:val="20"/>
+          <w:szCs w:val="20"/>
+        </w:rPr>
+        <w:t>wait</w:t>
+      </w:r>
+      <w:proofErr w:type="spellEnd"/>
+      <w:r>
+        <w:rPr>
+          <w:rFonts w:ascii="Courier New" w:eastAsia="Courier New" w:hAnsi="Courier New" w:cs="Courier New"/>
+          <w:sz w:val="20"/>
+          <w:szCs w:val="20"/>
+        </w:rPr>
+        <w:t xml:space="preserve"> for CLK_PERIOD/2;</w:t>
+      </w:r>
+    </w:p>
+    <w:p>
+      <w:pPr>
+        <w:spacing w:after="120" w:line="240" w:lineRule="auto"/>
+        <w:rPr>
+          <w:rFonts w:ascii="Courier New" w:eastAsia="Courier New" w:hAnsi="Courier New" w:cs="Courier New"/>
+          <w:sz w:val="20"/>
+          <w:szCs w:val="20"/>
+        </w:rPr>
+      </w:pPr>
+      <w:r>
+        <w:rPr>
+          <w:rFonts w:ascii="Courier New" w:eastAsia="Courier New" w:hAnsi="Courier New" w:cs="Courier New"/>
+          <w:sz w:val="20"/>
+          <w:szCs w:val="20"/>
+        </w:rPr>
+        <w:t xml:space="preserve">            </w:t>
+      </w:r>
+      <w:proofErr w:type="spellStart"/>
+      <w:r>
+        <w:rPr>
+          <w:rFonts w:ascii="Courier New" w:eastAsia="Courier New" w:hAnsi="Courier New" w:cs="Courier New"/>
+          <w:sz w:val="20"/>
+          <w:szCs w:val="20"/>
+        </w:rPr>
+        <w:t>clk_tb</w:t>
+      </w:r>
+      <w:proofErr w:type="spellEnd"/>
+      <w:r>
+        <w:rPr>
+          <w:rFonts w:ascii="Courier New" w:eastAsia="Courier New" w:hAnsi="Courier New" w:cs="Courier New"/>
+          <w:sz w:val="20"/>
+          <w:szCs w:val="20"/>
+        </w:rPr>
+        <w:t xml:space="preserve"> &lt;= '1'; </w:t>
+      </w:r>
+      <w:proofErr w:type="spellStart"/>
+      <w:r>
+        <w:rPr>
+          <w:rFonts w:ascii="Courier New" w:eastAsia="Courier New" w:hAnsi="Courier New" w:cs="Courier New"/>
+          <w:sz w:val="20"/>
+          <w:szCs w:val="20"/>
+        </w:rPr>
+        <w:t>wait</w:t>
+      </w:r>
+      <w:proofErr w:type="spellEnd"/>
+      <w:r>
+        <w:rPr>
+          <w:rFonts w:ascii="Courier New" w:eastAsia="Courier New" w:hAnsi="Courier New" w:cs="Courier New"/>
+          <w:sz w:val="20"/>
+          <w:szCs w:val="20"/>
+        </w:rPr>
+        <w:t xml:space="preserve"> for CLK_PERIOD/2;</w:t>
+      </w:r>
+    </w:p>
+    <w:p>
+      <w:pPr>
+        <w:spacing w:after="120" w:line="240" w:lineRule="auto"/>
+        <w:rPr>
+          <w:rFonts w:ascii="Courier New" w:eastAsia="Courier New" w:hAnsi="Courier New" w:cs="Courier New"/>
+          <w:sz w:val="20"/>
+          <w:szCs w:val="20"/>
+        </w:rPr>
+      </w:pPr>
+      <w:r>
+        <w:rPr>
+          <w:rFonts w:ascii="Courier New" w:eastAsia="Courier New" w:hAnsi="Courier New" w:cs="Courier New"/>
+          <w:sz w:val="20"/>
+          <w:szCs w:val="20"/>
+        </w:rPr>
+        <w:t xml:space="preserve">        </w:t>
+      </w:r>
+      <w:proofErr w:type="spellStart"/>
+      <w:r>
+        <w:rPr>
+          <w:rFonts w:ascii="Courier New" w:eastAsia="Courier New" w:hAnsi="Courier New" w:cs="Courier New"/>
+          <w:sz w:val="20"/>
+          <w:szCs w:val="20"/>
+        </w:rPr>
+        <w:t>end</w:t>
+      </w:r>
+      <w:proofErr w:type="spellEnd"/>
+      <w:r>
+        <w:rPr>
+          <w:rFonts w:ascii="Courier New" w:eastAsia="Courier New" w:hAnsi="Courier New" w:cs="Courier New"/>
+          <w:sz w:val="20"/>
+          <w:szCs w:val="20"/>
+        </w:rPr>
+        <w:t xml:space="preserve"> loop;</w:t>
+      </w:r>
+    </w:p>
+    <w:p>
+      <w:pPr>
+        <w:spacing w:after="120" w:line="240" w:lineRule="auto"/>
+        <w:rPr>
+          <w:rFonts w:ascii="Courier New" w:eastAsia="Courier New" w:hAnsi="Courier New" w:cs="Courier New"/>
+          <w:sz w:val="20"/>
+          <w:szCs w:val="20"/>
+        </w:rPr>
+      </w:pPr>
+      <w:r>
+        <w:rPr>
+          <w:rFonts w:ascii="Courier New" w:eastAsia="Courier New" w:hAnsi="Courier New" w:cs="Courier New"/>
+          <w:sz w:val="20"/>
+          <w:szCs w:val="20"/>
+        </w:rPr>
+        <w:t xml:space="preserve">    </w:t>
+      </w:r>
+      <w:proofErr w:type="spellStart"/>
+      <w:r>
+        <w:rPr>
+          <w:rFonts w:ascii="Courier New" w:eastAsia="Courier New" w:hAnsi="Courier New" w:cs="Courier New"/>
+          <w:sz w:val="20"/>
+          <w:szCs w:val="20"/>
+        </w:rPr>
+        <w:t>end</w:t>
+      </w:r>
+      <w:proofErr w:type="spellEnd"/>
+      <w:r>
+        <w:rPr>
+          <w:rFonts w:ascii="Courier New" w:eastAsia="Courier New" w:hAnsi="Courier New" w:cs="Courier New"/>
+          <w:sz w:val="20"/>
+          <w:szCs w:val="20"/>
+        </w:rPr>
         <w:t xml:space="preserve"> </w:t>
       </w:r>
       <w:proofErr w:type="spellStart"/>
@@ -23180,16 +22759,16 @@
           <w:sz w:val="20"/>
           <w:szCs w:val="20"/>
         </w:rPr>
-        <w:t>true</w:t>
-      </w:r>
-      <w:proofErr w:type="spellEnd"/>
-      <w:r>
-        <w:rPr>
-          <w:rFonts w:ascii="Courier New" w:eastAsia="Courier New" w:hAnsi="Courier New" w:cs="Courier New"/>
-          <w:sz w:val="20"/>
-          <w:szCs w:val="20"/>
-        </w:rPr>
-        <w:t xml:space="preserve"> loop</w:t>
+        <w:t>process</w:t>
+      </w:r>
+      <w:proofErr w:type="spellEnd"/>
+      <w:r>
+        <w:rPr>
+          <w:rFonts w:ascii="Courier New" w:eastAsia="Courier New" w:hAnsi="Courier New" w:cs="Courier New"/>
+          <w:sz w:val="20"/>
+          <w:szCs w:val="20"/>
+        </w:rPr>
+        <w:t>;</w:t>
       </w:r>
     </w:p>
     <w:p>
@@ -23201,31 +22780,231 @@
           <w:szCs w:val="20"/>
         </w:rPr>
       </w:pPr>
-      <w:r>
-        <w:rPr>
-          <w:rFonts w:ascii="Courier New" w:eastAsia="Courier New" w:hAnsi="Courier New" w:cs="Courier New"/>
-          <w:sz w:val="20"/>
-          <w:szCs w:val="20"/>
-        </w:rPr>
-        <w:t xml:space="preserve">            </w:t>
-      </w:r>
-      <w:proofErr w:type="spellStart"/>
-      <w:r>
-        <w:rPr>
-          <w:rFonts w:ascii="Courier New" w:eastAsia="Courier New" w:hAnsi="Courier New" w:cs="Courier New"/>
-          <w:sz w:val="20"/>
-          <w:szCs w:val="20"/>
-        </w:rPr>
-        <w:t>clk_tb</w:t>
-      </w:r>
-      <w:proofErr w:type="spellEnd"/>
-      <w:r>
-        <w:rPr>
-          <w:rFonts w:ascii="Courier New" w:eastAsia="Courier New" w:hAnsi="Courier New" w:cs="Courier New"/>
-          <w:sz w:val="20"/>
-          <w:szCs w:val="20"/>
-        </w:rPr>
-        <w:t xml:space="preserve"> &lt;= '0'; </w:t>
+    </w:p>
+    <w:p>
+      <w:pPr>
+        <w:spacing w:after="120" w:line="240" w:lineRule="auto"/>
+        <w:rPr>
+          <w:rFonts w:ascii="Courier New" w:eastAsia="Courier New" w:hAnsi="Courier New" w:cs="Courier New"/>
+          <w:sz w:val="20"/>
+          <w:szCs w:val="20"/>
+        </w:rPr>
+      </w:pPr>
+      <w:r>
+        <w:rPr>
+          <w:rFonts w:ascii="Courier New" w:eastAsia="Courier New" w:hAnsi="Courier New" w:cs="Courier New"/>
+          <w:sz w:val="20"/>
+          <w:szCs w:val="20"/>
+        </w:rPr>
+        <w:t xml:space="preserve">    </w:t>
+      </w:r>
+      <w:proofErr w:type="spellStart"/>
+      <w:r>
+        <w:rPr>
+          <w:rFonts w:ascii="Courier New" w:eastAsia="Courier New" w:hAnsi="Courier New" w:cs="Courier New"/>
+          <w:sz w:val="20"/>
+          <w:szCs w:val="20"/>
+        </w:rPr>
+        <w:t>stim_proc</w:t>
+      </w:r>
+      <w:proofErr w:type="spellEnd"/>
+      <w:r>
+        <w:rPr>
+          <w:rFonts w:ascii="Courier New" w:eastAsia="Courier New" w:hAnsi="Courier New" w:cs="Courier New"/>
+          <w:sz w:val="20"/>
+          <w:szCs w:val="20"/>
+        </w:rPr>
+        <w:t>: process</w:t>
+      </w:r>
+    </w:p>
+    <w:p>
+      <w:pPr>
+        <w:spacing w:after="120" w:line="240" w:lineRule="auto"/>
+        <w:rPr>
+          <w:rFonts w:ascii="Courier New" w:eastAsia="Courier New" w:hAnsi="Courier New" w:cs="Courier New"/>
+          <w:sz w:val="20"/>
+          <w:szCs w:val="20"/>
+        </w:rPr>
+      </w:pPr>
+      <w:r>
+        <w:rPr>
+          <w:rFonts w:ascii="Courier New" w:eastAsia="Courier New" w:hAnsi="Courier New" w:cs="Courier New"/>
+          <w:sz w:val="20"/>
+          <w:szCs w:val="20"/>
+        </w:rPr>
+        <w:t xml:space="preserve">    </w:t>
+      </w:r>
+      <w:proofErr w:type="spellStart"/>
+      <w:r>
+        <w:rPr>
+          <w:rFonts w:ascii="Courier New" w:eastAsia="Courier New" w:hAnsi="Courier New" w:cs="Courier New"/>
+          <w:sz w:val="20"/>
+          <w:szCs w:val="20"/>
+        </w:rPr>
+        <w:t>begin</w:t>
+      </w:r>
+      <w:proofErr w:type="spellEnd"/>
+      <w:r>
+        <w:rPr>
+          <w:rFonts w:ascii="Courier New" w:eastAsia="Courier New" w:hAnsi="Courier New" w:cs="Courier New"/>
+          <w:sz w:val="20"/>
+          <w:szCs w:val="20"/>
+        </w:rPr>
+        <w:t xml:space="preserve">        </w:t>
+      </w:r>
+    </w:p>
+    <w:p>
+      <w:pPr>
+        <w:spacing w:after="120" w:line="240" w:lineRule="auto"/>
+        <w:rPr>
+          <w:rFonts w:ascii="Courier New" w:eastAsia="Courier New" w:hAnsi="Courier New" w:cs="Courier New"/>
+          <w:sz w:val="20"/>
+          <w:szCs w:val="20"/>
+        </w:rPr>
+      </w:pPr>
+      <w:r>
+        <w:rPr>
+          <w:rFonts w:ascii="Courier New" w:eastAsia="Courier New" w:hAnsi="Courier New" w:cs="Courier New"/>
+          <w:sz w:val="20"/>
+          <w:szCs w:val="20"/>
+        </w:rPr>
+        <w:t xml:space="preserve">        -- </w:t>
+      </w:r>
+      <w:proofErr w:type="spellStart"/>
+      <w:r>
+        <w:rPr>
+          <w:rFonts w:ascii="Courier New" w:eastAsia="Courier New" w:hAnsi="Courier New" w:cs="Courier New"/>
+          <w:sz w:val="20"/>
+          <w:szCs w:val="20"/>
+        </w:rPr>
+        <w:t>initialize</w:t>
+      </w:r>
+      <w:proofErr w:type="spellEnd"/>
+      <w:r>
+        <w:rPr>
+          <w:rFonts w:ascii="Courier New" w:eastAsia="Courier New" w:hAnsi="Courier New" w:cs="Courier New"/>
+          <w:sz w:val="20"/>
+          <w:szCs w:val="20"/>
+        </w:rPr>
+        <w:t xml:space="preserve"> </w:t>
+      </w:r>
+      <w:proofErr w:type="spellStart"/>
+      <w:r>
+        <w:rPr>
+          <w:rFonts w:ascii="Courier New" w:eastAsia="Courier New" w:hAnsi="Courier New" w:cs="Courier New"/>
+          <w:sz w:val="20"/>
+          <w:szCs w:val="20"/>
+        </w:rPr>
+        <w:t>with</w:t>
+      </w:r>
+      <w:proofErr w:type="spellEnd"/>
+      <w:r>
+        <w:rPr>
+          <w:rFonts w:ascii="Courier New" w:eastAsia="Courier New" w:hAnsi="Courier New" w:cs="Courier New"/>
+          <w:sz w:val="20"/>
+          <w:szCs w:val="20"/>
+        </w:rPr>
+        <w:t xml:space="preserve"> </w:t>
+      </w:r>
+      <w:proofErr w:type="spellStart"/>
+      <w:r>
+        <w:rPr>
+          <w:rFonts w:ascii="Courier New" w:eastAsia="Courier New" w:hAnsi="Courier New" w:cs="Courier New"/>
+          <w:sz w:val="20"/>
+          <w:szCs w:val="20"/>
+        </w:rPr>
+        <w:t>the</w:t>
+      </w:r>
+      <w:proofErr w:type="spellEnd"/>
+      <w:r>
+        <w:rPr>
+          <w:rFonts w:ascii="Courier New" w:eastAsia="Courier New" w:hAnsi="Courier New" w:cs="Courier New"/>
+          <w:sz w:val="20"/>
+          <w:szCs w:val="20"/>
+        </w:rPr>
+        <w:t xml:space="preserve"> reset </w:t>
+      </w:r>
+      <w:proofErr w:type="spellStart"/>
+      <w:r>
+        <w:rPr>
+          <w:rFonts w:ascii="Courier New" w:eastAsia="Courier New" w:hAnsi="Courier New" w:cs="Courier New"/>
+          <w:sz w:val="20"/>
+          <w:szCs w:val="20"/>
+        </w:rPr>
+        <w:t>button</w:t>
+      </w:r>
+      <w:proofErr w:type="spellEnd"/>
+      <w:r>
+        <w:rPr>
+          <w:rFonts w:ascii="Courier New" w:eastAsia="Courier New" w:hAnsi="Courier New" w:cs="Courier New"/>
+          <w:sz w:val="20"/>
+          <w:szCs w:val="20"/>
+        </w:rPr>
+        <w:t xml:space="preserve"> for </w:t>
+      </w:r>
+      <w:proofErr w:type="spellStart"/>
+      <w:r>
+        <w:rPr>
+          <w:rFonts w:ascii="Courier New" w:eastAsia="Courier New" w:hAnsi="Courier New" w:cs="Courier New"/>
+          <w:sz w:val="20"/>
+          <w:szCs w:val="20"/>
+        </w:rPr>
+        <w:t>cleanup</w:t>
+      </w:r>
+      <w:proofErr w:type="spellEnd"/>
+    </w:p>
+    <w:p>
+      <w:pPr>
+        <w:spacing w:after="120" w:line="240" w:lineRule="auto"/>
+        <w:rPr>
+          <w:rFonts w:ascii="Courier New" w:eastAsia="Courier New" w:hAnsi="Courier New" w:cs="Courier New"/>
+          <w:sz w:val="20"/>
+          <w:szCs w:val="20"/>
+        </w:rPr>
+      </w:pPr>
+      <w:r>
+        <w:rPr>
+          <w:rFonts w:ascii="Courier New" w:eastAsia="Courier New" w:hAnsi="Courier New" w:cs="Courier New"/>
+          <w:sz w:val="20"/>
+          <w:szCs w:val="20"/>
+        </w:rPr>
+        <w:t xml:space="preserve">        </w:t>
+      </w:r>
+      <w:proofErr w:type="spellStart"/>
+      <w:r>
+        <w:rPr>
+          <w:rFonts w:ascii="Courier New" w:eastAsia="Courier New" w:hAnsi="Courier New" w:cs="Courier New"/>
+          <w:sz w:val="20"/>
+          <w:szCs w:val="20"/>
+        </w:rPr>
+        <w:t>reset_tb</w:t>
+      </w:r>
+      <w:proofErr w:type="spellEnd"/>
+      <w:r>
+        <w:rPr>
+          <w:rFonts w:ascii="Courier New" w:eastAsia="Courier New" w:hAnsi="Courier New" w:cs="Courier New"/>
+          <w:sz w:val="20"/>
+          <w:szCs w:val="20"/>
+        </w:rPr>
+        <w:t xml:space="preserve"> &lt;= '1';</w:t>
+      </w:r>
+    </w:p>
+    <w:p>
+      <w:pPr>
+        <w:spacing w:after="120" w:line="240" w:lineRule="auto"/>
+        <w:rPr>
+          <w:rFonts w:ascii="Courier New" w:eastAsia="Courier New" w:hAnsi="Courier New" w:cs="Courier New"/>
+          <w:sz w:val="20"/>
+          <w:szCs w:val="20"/>
+        </w:rPr>
+      </w:pPr>
+      <w:r>
+        <w:rPr>
+          <w:rFonts w:ascii="Courier New" w:eastAsia="Courier New" w:hAnsi="Courier New" w:cs="Courier New"/>
+          <w:sz w:val="20"/>
+          <w:szCs w:val="20"/>
+        </w:rPr>
+        <w:t xml:space="preserve">        </w:t>
       </w:r>
       <w:proofErr w:type="spellStart"/>
       <w:r>
@@ -23243,7 +23022,25 @@
           <w:sz w:val="20"/>
           <w:szCs w:val="20"/>
         </w:rPr>
-        <w:t xml:space="preserve"> for CLK_PERIOD/2;</w:t>
+        <w:t xml:space="preserve"> for 10 </w:t>
+      </w:r>
+      <w:proofErr w:type="spellStart"/>
+      <w:r>
+        <w:rPr>
+          <w:rFonts w:ascii="Courier New" w:eastAsia="Courier New" w:hAnsi="Courier New" w:cs="Courier New"/>
+          <w:sz w:val="20"/>
+          <w:szCs w:val="20"/>
+        </w:rPr>
+        <w:t>ns</w:t>
+      </w:r>
+      <w:proofErr w:type="spellEnd"/>
+      <w:r>
+        <w:rPr>
+          <w:rFonts w:ascii="Courier New" w:eastAsia="Courier New" w:hAnsi="Courier New" w:cs="Courier New"/>
+          <w:sz w:val="20"/>
+          <w:szCs w:val="20"/>
+        </w:rPr>
+        <w:t>;</w:t>
       </w:r>
     </w:p>
     <w:p>
@@ -23261,25 +23058,53 @@
           <w:sz w:val="20"/>
           <w:szCs w:val="20"/>
         </w:rPr>
-        <w:t xml:space="preserve">            </w:t>
-      </w:r>
-      <w:proofErr w:type="spellStart"/>
-      <w:r>
-        <w:rPr>
-          <w:rFonts w:ascii="Courier New" w:eastAsia="Courier New" w:hAnsi="Courier New" w:cs="Courier New"/>
-          <w:sz w:val="20"/>
-          <w:szCs w:val="20"/>
-        </w:rPr>
-        <w:t>clk_tb</w:t>
-      </w:r>
-      <w:proofErr w:type="spellEnd"/>
-      <w:r>
-        <w:rPr>
-          <w:rFonts w:ascii="Courier New" w:eastAsia="Courier New" w:hAnsi="Courier New" w:cs="Courier New"/>
-          <w:sz w:val="20"/>
-          <w:szCs w:val="20"/>
-        </w:rPr>
-        <w:t xml:space="preserve"> &lt;= '1'; </w:t>
+        <w:t xml:space="preserve">        </w:t>
+      </w:r>
+      <w:proofErr w:type="spellStart"/>
+      <w:r>
+        <w:rPr>
+          <w:rFonts w:ascii="Courier New" w:eastAsia="Courier New" w:hAnsi="Courier New" w:cs="Courier New"/>
+          <w:sz w:val="20"/>
+          <w:szCs w:val="20"/>
+        </w:rPr>
+        <w:t>reset_tb</w:t>
+      </w:r>
+      <w:proofErr w:type="spellEnd"/>
+      <w:r>
+        <w:rPr>
+          <w:rFonts w:ascii="Courier New" w:eastAsia="Courier New" w:hAnsi="Courier New" w:cs="Courier New"/>
+          <w:sz w:val="20"/>
+          <w:szCs w:val="20"/>
+        </w:rPr>
+        <w:t xml:space="preserve"> &lt;= '0';</w:t>
+      </w:r>
+    </w:p>
+    <w:p>
+      <w:pPr>
+        <w:spacing w:after="120" w:line="240" w:lineRule="auto"/>
+        <w:rPr>
+          <w:rFonts w:ascii="Courier New" w:eastAsia="Courier New" w:hAnsi="Courier New" w:cs="Courier New"/>
+          <w:sz w:val="20"/>
+          <w:szCs w:val="20"/>
+        </w:rPr>
+      </w:pPr>
+    </w:p>
+    <w:p>
+      <w:pPr>
+        <w:spacing w:after="120" w:line="240" w:lineRule="auto"/>
+        <w:rPr>
+          <w:rFonts w:ascii="Courier New" w:eastAsia="Courier New" w:hAnsi="Courier New" w:cs="Courier New"/>
+          <w:sz w:val="20"/>
+          <w:szCs w:val="20"/>
+        </w:rPr>
+      </w:pPr>
+      <w:r>
+        <w:rPr>
+          <w:rFonts w:ascii="Courier New" w:eastAsia="Courier New" w:hAnsi="Courier New" w:cs="Courier New"/>
+          <w:sz w:val="20"/>
+          <w:szCs w:val="20"/>
+        </w:rPr>
+        <w:t xml:space="preserve">        -- </w:t>
       </w:r>
       <w:proofErr w:type="spellStart"/>
       <w:r>
@@ -23297,72 +23122,18 @@
           <w:sz w:val="20"/>
           <w:szCs w:val="20"/>
         </w:rPr>
-        <w:t xml:space="preserve"> for CLK_PERIOD/2;</w:t>
-      </w:r>
-    </w:p>
-    <w:p>
-      <w:pPr>
-        <w:spacing w:after="120" w:line="240" w:lineRule="auto"/>
-        <w:rPr>
-          <w:rFonts w:ascii="Courier New" w:eastAsia="Courier New" w:hAnsi="Courier New" w:cs="Courier New"/>
-          <w:sz w:val="20"/>
-          <w:szCs w:val="20"/>
-        </w:rPr>
-      </w:pPr>
-      <w:r>
-        <w:rPr>
-          <w:rFonts w:ascii="Courier New" w:eastAsia="Courier New" w:hAnsi="Courier New" w:cs="Courier New"/>
-          <w:sz w:val="20"/>
-          <w:szCs w:val="20"/>
-        </w:rPr>
-        <w:t xml:space="preserve">        </w:t>
-      </w:r>
-      <w:proofErr w:type="spellStart"/>
-      <w:r>
-        <w:rPr>
-          <w:rFonts w:ascii="Courier New" w:eastAsia="Courier New" w:hAnsi="Courier New" w:cs="Courier New"/>
-          <w:sz w:val="20"/>
-          <w:szCs w:val="20"/>
-        </w:rPr>
-        <w:t>end</w:t>
-      </w:r>
-      <w:proofErr w:type="spellEnd"/>
-      <w:r>
-        <w:rPr>
-          <w:rFonts w:ascii="Courier New" w:eastAsia="Courier New" w:hAnsi="Courier New" w:cs="Courier New"/>
-          <w:sz w:val="20"/>
-          <w:szCs w:val="20"/>
-        </w:rPr>
-        <w:t xml:space="preserve"> loop;</w:t>
-      </w:r>
-    </w:p>
-    <w:p>
-      <w:pPr>
-        <w:spacing w:after="120" w:line="240" w:lineRule="auto"/>
-        <w:rPr>
-          <w:rFonts w:ascii="Courier New" w:eastAsia="Courier New" w:hAnsi="Courier New" w:cs="Courier New"/>
-          <w:sz w:val="20"/>
-          <w:szCs w:val="20"/>
-        </w:rPr>
-      </w:pPr>
-      <w:r>
-        <w:rPr>
-          <w:rFonts w:ascii="Courier New" w:eastAsia="Courier New" w:hAnsi="Courier New" w:cs="Courier New"/>
-          <w:sz w:val="20"/>
-          <w:szCs w:val="20"/>
-        </w:rPr>
-        <w:t xml:space="preserve">    </w:t>
-      </w:r>
-      <w:proofErr w:type="spellStart"/>
-      <w:r>
-        <w:rPr>
-          <w:rFonts w:ascii="Courier New" w:eastAsia="Courier New" w:hAnsi="Courier New" w:cs="Courier New"/>
-          <w:sz w:val="20"/>
-          <w:szCs w:val="20"/>
-        </w:rPr>
-        <w:t>end</w:t>
-      </w:r>
-      <w:proofErr w:type="spellEnd"/>
+        <w:t xml:space="preserve"> for </w:t>
+      </w:r>
+      <w:proofErr w:type="gramStart"/>
+      <w:r>
+        <w:rPr>
+          <w:rFonts w:ascii="Courier New" w:eastAsia="Courier New" w:hAnsi="Courier New" w:cs="Courier New"/>
+          <w:sz w:val="20"/>
+          <w:szCs w:val="20"/>
+        </w:rPr>
+        <w:t>data</w:t>
+      </w:r>
+      <w:proofErr w:type="gramEnd"/>
       <w:r>
         <w:rPr>
           <w:rFonts w:ascii="Courier New" w:eastAsia="Courier New" w:hAnsi="Courier New" w:cs="Courier New"/>
@@ -23378,135 +23149,7 @@
           <w:sz w:val="20"/>
           <w:szCs w:val="20"/>
         </w:rPr>
-        <w:t>process</w:t>
-      </w:r>
-      <w:proofErr w:type="spellEnd"/>
-      <w:r>
-        <w:rPr>
-          <w:rFonts w:ascii="Courier New" w:eastAsia="Courier New" w:hAnsi="Courier New" w:cs="Courier New"/>
-          <w:sz w:val="20"/>
-          <w:szCs w:val="20"/>
-        </w:rPr>
-        <w:t>;</w:t>
-      </w:r>
-    </w:p>
-    <w:p>
-      <w:pPr>
-        <w:spacing w:after="120" w:line="240" w:lineRule="auto"/>
-        <w:rPr>
-          <w:rFonts w:ascii="Courier New" w:eastAsia="Courier New" w:hAnsi="Courier New" w:cs="Courier New"/>
-          <w:sz w:val="20"/>
-          <w:szCs w:val="20"/>
-        </w:rPr>
-      </w:pPr>
-    </w:p>
-    <w:p>
-      <w:pPr>
-        <w:spacing w:after="120" w:line="240" w:lineRule="auto"/>
-        <w:rPr>
-          <w:rFonts w:ascii="Courier New" w:eastAsia="Courier New" w:hAnsi="Courier New" w:cs="Courier New"/>
-          <w:sz w:val="20"/>
-          <w:szCs w:val="20"/>
-        </w:rPr>
-      </w:pPr>
-      <w:r>
-        <w:rPr>
-          <w:rFonts w:ascii="Courier New" w:eastAsia="Courier New" w:hAnsi="Courier New" w:cs="Courier New"/>
-          <w:sz w:val="20"/>
-          <w:szCs w:val="20"/>
-        </w:rPr>
-        <w:t xml:space="preserve">    </w:t>
-      </w:r>
-      <w:proofErr w:type="spellStart"/>
-      <w:r>
-        <w:rPr>
-          <w:rFonts w:ascii="Courier New" w:eastAsia="Courier New" w:hAnsi="Courier New" w:cs="Courier New"/>
-          <w:sz w:val="20"/>
-          <w:szCs w:val="20"/>
-        </w:rPr>
-        <w:t>stim_proc</w:t>
-      </w:r>
-      <w:proofErr w:type="spellEnd"/>
-      <w:r>
-        <w:rPr>
-          <w:rFonts w:ascii="Courier New" w:eastAsia="Courier New" w:hAnsi="Courier New" w:cs="Courier New"/>
-          <w:sz w:val="20"/>
-          <w:szCs w:val="20"/>
-        </w:rPr>
-        <w:t xml:space="preserve">: </w:t>
-      </w:r>
-      <w:proofErr w:type="spellStart"/>
-      <w:r>
-        <w:rPr>
-          <w:rFonts w:ascii="Courier New" w:eastAsia="Courier New" w:hAnsi="Courier New" w:cs="Courier New"/>
-          <w:sz w:val="20"/>
-          <w:szCs w:val="20"/>
-        </w:rPr>
-        <w:t>process</w:t>
-      </w:r>
-      <w:proofErr w:type="spellEnd"/>
-    </w:p>
-    <w:p>
-      <w:pPr>
-        <w:spacing w:after="120" w:line="240" w:lineRule="auto"/>
-        <w:rPr>
-          <w:rFonts w:ascii="Courier New" w:eastAsia="Courier New" w:hAnsi="Courier New" w:cs="Courier New"/>
-          <w:sz w:val="20"/>
-          <w:szCs w:val="20"/>
-        </w:rPr>
-      </w:pPr>
-      <w:r>
-        <w:rPr>
-          <w:rFonts w:ascii="Courier New" w:eastAsia="Courier New" w:hAnsi="Courier New" w:cs="Courier New"/>
-          <w:sz w:val="20"/>
-          <w:szCs w:val="20"/>
-        </w:rPr>
-        <w:t xml:space="preserve">    </w:t>
-      </w:r>
-      <w:proofErr w:type="spellStart"/>
-      <w:r>
-        <w:rPr>
-          <w:rFonts w:ascii="Courier New" w:eastAsia="Courier New" w:hAnsi="Courier New" w:cs="Courier New"/>
-          <w:sz w:val="20"/>
-          <w:szCs w:val="20"/>
-        </w:rPr>
-        <w:t>begin</w:t>
-      </w:r>
-      <w:proofErr w:type="spellEnd"/>
-      <w:r>
-        <w:rPr>
-          <w:rFonts w:ascii="Courier New" w:eastAsia="Courier New" w:hAnsi="Courier New" w:cs="Courier New"/>
-          <w:sz w:val="20"/>
-          <w:szCs w:val="20"/>
-        </w:rPr>
-        <w:t xml:space="preserve">        </w:t>
-      </w:r>
-    </w:p>
-    <w:p>
-      <w:pPr>
-        <w:spacing w:after="120" w:line="240" w:lineRule="auto"/>
-        <w:rPr>
-          <w:rFonts w:ascii="Courier New" w:eastAsia="Courier New" w:hAnsi="Courier New" w:cs="Courier New"/>
-          <w:sz w:val="20"/>
-          <w:szCs w:val="20"/>
-        </w:rPr>
-      </w:pPr>
-      <w:r>
-        <w:rPr>
-          <w:rFonts w:ascii="Courier New" w:eastAsia="Courier New" w:hAnsi="Courier New" w:cs="Courier New"/>
-          <w:sz w:val="20"/>
-          <w:szCs w:val="20"/>
-        </w:rPr>
-        <w:t xml:space="preserve">        -- </w:t>
-      </w:r>
-      <w:proofErr w:type="spellStart"/>
-      <w:r>
-        <w:rPr>
-          <w:rFonts w:ascii="Courier New" w:eastAsia="Courier New" w:hAnsi="Courier New" w:cs="Courier New"/>
-          <w:sz w:val="20"/>
-          <w:szCs w:val="20"/>
-        </w:rPr>
-        <w:t>initialize</w:t>
+        <w:t>to</w:t>
       </w:r>
       <w:proofErr w:type="spellEnd"/>
       <w:r>
@@ -23524,278 +23167,6 @@
           <w:sz w:val="20"/>
           <w:szCs w:val="20"/>
         </w:rPr>
-        <w:t>with</w:t>
-      </w:r>
-      <w:proofErr w:type="spellEnd"/>
-      <w:r>
-        <w:rPr>
-          <w:rFonts w:ascii="Courier New" w:eastAsia="Courier New" w:hAnsi="Courier New" w:cs="Courier New"/>
-          <w:sz w:val="20"/>
-          <w:szCs w:val="20"/>
-        </w:rPr>
-        <w:t xml:space="preserve"> </w:t>
-      </w:r>
-      <w:proofErr w:type="spellStart"/>
-      <w:r>
-        <w:rPr>
-          <w:rFonts w:ascii="Courier New" w:eastAsia="Courier New" w:hAnsi="Courier New" w:cs="Courier New"/>
-          <w:sz w:val="20"/>
-          <w:szCs w:val="20"/>
-        </w:rPr>
-        <w:t>the</w:t>
-      </w:r>
-      <w:proofErr w:type="spellEnd"/>
-      <w:r>
-        <w:rPr>
-          <w:rFonts w:ascii="Courier New" w:eastAsia="Courier New" w:hAnsi="Courier New" w:cs="Courier New"/>
-          <w:sz w:val="20"/>
-          <w:szCs w:val="20"/>
-        </w:rPr>
-        <w:t xml:space="preserve"> reset </w:t>
-      </w:r>
-      <w:proofErr w:type="spellStart"/>
-      <w:r>
-        <w:rPr>
-          <w:rFonts w:ascii="Courier New" w:eastAsia="Courier New" w:hAnsi="Courier New" w:cs="Courier New"/>
-          <w:sz w:val="20"/>
-          <w:szCs w:val="20"/>
-        </w:rPr>
-        <w:t>button</w:t>
-      </w:r>
-      <w:proofErr w:type="spellEnd"/>
-      <w:r>
-        <w:rPr>
-          <w:rFonts w:ascii="Courier New" w:eastAsia="Courier New" w:hAnsi="Courier New" w:cs="Courier New"/>
-          <w:sz w:val="20"/>
-          <w:szCs w:val="20"/>
-        </w:rPr>
-        <w:t xml:space="preserve"> for </w:t>
-      </w:r>
-      <w:proofErr w:type="spellStart"/>
-      <w:r>
-        <w:rPr>
-          <w:rFonts w:ascii="Courier New" w:eastAsia="Courier New" w:hAnsi="Courier New" w:cs="Courier New"/>
-          <w:sz w:val="20"/>
-          <w:szCs w:val="20"/>
-        </w:rPr>
-        <w:t>cleanup</w:t>
-      </w:r>
-      <w:proofErr w:type="spellEnd"/>
-    </w:p>
-    <w:p>
-      <w:pPr>
-        <w:spacing w:after="120" w:line="240" w:lineRule="auto"/>
-        <w:rPr>
-          <w:rFonts w:ascii="Courier New" w:eastAsia="Courier New" w:hAnsi="Courier New" w:cs="Courier New"/>
-          <w:sz w:val="20"/>
-          <w:szCs w:val="20"/>
-        </w:rPr>
-      </w:pPr>
-      <w:r>
-        <w:rPr>
-          <w:rFonts w:ascii="Courier New" w:eastAsia="Courier New" w:hAnsi="Courier New" w:cs="Courier New"/>
-          <w:sz w:val="20"/>
-          <w:szCs w:val="20"/>
-        </w:rPr>
-        <w:t xml:space="preserve">        </w:t>
-      </w:r>
-      <w:proofErr w:type="spellStart"/>
-      <w:r>
-        <w:rPr>
-          <w:rFonts w:ascii="Courier New" w:eastAsia="Courier New" w:hAnsi="Courier New" w:cs="Courier New"/>
-          <w:sz w:val="20"/>
-          <w:szCs w:val="20"/>
-        </w:rPr>
-        <w:t>reset_tb</w:t>
-      </w:r>
-      <w:proofErr w:type="spellEnd"/>
-      <w:r>
-        <w:rPr>
-          <w:rFonts w:ascii="Courier New" w:eastAsia="Courier New" w:hAnsi="Courier New" w:cs="Courier New"/>
-          <w:sz w:val="20"/>
-          <w:szCs w:val="20"/>
-        </w:rPr>
-        <w:t xml:space="preserve"> &lt;= '1';</w:t>
-      </w:r>
-    </w:p>
-    <w:p>
-      <w:pPr>
-        <w:spacing w:after="120" w:line="240" w:lineRule="auto"/>
-        <w:rPr>
-          <w:rFonts w:ascii="Courier New" w:eastAsia="Courier New" w:hAnsi="Courier New" w:cs="Courier New"/>
-          <w:sz w:val="20"/>
-          <w:szCs w:val="20"/>
-        </w:rPr>
-      </w:pPr>
-      <w:r>
-        <w:rPr>
-          <w:rFonts w:ascii="Courier New" w:eastAsia="Courier New" w:hAnsi="Courier New" w:cs="Courier New"/>
-          <w:sz w:val="20"/>
-          <w:szCs w:val="20"/>
-        </w:rPr>
-        <w:t xml:space="preserve">        </w:t>
-      </w:r>
-      <w:proofErr w:type="spellStart"/>
-      <w:r>
-        <w:rPr>
-          <w:rFonts w:ascii="Courier New" w:eastAsia="Courier New" w:hAnsi="Courier New" w:cs="Courier New"/>
-          <w:sz w:val="20"/>
-          <w:szCs w:val="20"/>
-        </w:rPr>
-        <w:t>wait</w:t>
-      </w:r>
-      <w:proofErr w:type="spellEnd"/>
-      <w:r>
-        <w:rPr>
-          <w:rFonts w:ascii="Courier New" w:eastAsia="Courier New" w:hAnsi="Courier New" w:cs="Courier New"/>
-          <w:sz w:val="20"/>
-          <w:szCs w:val="20"/>
-        </w:rPr>
-        <w:t xml:space="preserve"> for 10 </w:t>
-      </w:r>
-      <w:proofErr w:type="spellStart"/>
-      <w:r>
-        <w:rPr>
-          <w:rFonts w:ascii="Courier New" w:eastAsia="Courier New" w:hAnsi="Courier New" w:cs="Courier New"/>
-          <w:sz w:val="20"/>
-          <w:szCs w:val="20"/>
-        </w:rPr>
-        <w:t>ns</w:t>
-      </w:r>
-      <w:proofErr w:type="spellEnd"/>
-      <w:r>
-        <w:rPr>
-          <w:rFonts w:ascii="Courier New" w:eastAsia="Courier New" w:hAnsi="Courier New" w:cs="Courier New"/>
-          <w:sz w:val="20"/>
-          <w:szCs w:val="20"/>
-        </w:rPr>
-        <w:t>;</w:t>
-      </w:r>
-    </w:p>
-    <w:p>
-      <w:pPr>
-        <w:spacing w:after="120" w:line="240" w:lineRule="auto"/>
-        <w:rPr>
-          <w:rFonts w:ascii="Courier New" w:eastAsia="Courier New" w:hAnsi="Courier New" w:cs="Courier New"/>
-          <w:sz w:val="20"/>
-          <w:szCs w:val="20"/>
-        </w:rPr>
-      </w:pPr>
-      <w:r>
-        <w:rPr>
-          <w:rFonts w:ascii="Courier New" w:eastAsia="Courier New" w:hAnsi="Courier New" w:cs="Courier New"/>
-          <w:sz w:val="20"/>
-          <w:szCs w:val="20"/>
-        </w:rPr>
-        <w:t xml:space="preserve">        </w:t>
-      </w:r>
-      <w:proofErr w:type="spellStart"/>
-      <w:r>
-        <w:rPr>
-          <w:rFonts w:ascii="Courier New" w:eastAsia="Courier New" w:hAnsi="Courier New" w:cs="Courier New"/>
-          <w:sz w:val="20"/>
-          <w:szCs w:val="20"/>
-        </w:rPr>
-        <w:t>reset_tb</w:t>
-      </w:r>
-      <w:proofErr w:type="spellEnd"/>
-      <w:r>
-        <w:rPr>
-          <w:rFonts w:ascii="Courier New" w:eastAsia="Courier New" w:hAnsi="Courier New" w:cs="Courier New"/>
-          <w:sz w:val="20"/>
-          <w:szCs w:val="20"/>
-        </w:rPr>
-        <w:t xml:space="preserve"> &lt;= '0';</w:t>
-      </w:r>
-    </w:p>
-    <w:p>
-      <w:pPr>
-        <w:spacing w:after="120" w:line="240" w:lineRule="auto"/>
-        <w:rPr>
-          <w:rFonts w:ascii="Courier New" w:eastAsia="Courier New" w:hAnsi="Courier New" w:cs="Courier New"/>
-          <w:sz w:val="20"/>
-          <w:szCs w:val="20"/>
-        </w:rPr>
-      </w:pPr>
-    </w:p>
-    <w:p>
-      <w:pPr>
-        <w:spacing w:after="120" w:line="240" w:lineRule="auto"/>
-        <w:rPr>
-          <w:rFonts w:ascii="Courier New" w:eastAsia="Courier New" w:hAnsi="Courier New" w:cs="Courier New"/>
-          <w:sz w:val="20"/>
-          <w:szCs w:val="20"/>
-        </w:rPr>
-      </w:pPr>
-      <w:r>
-        <w:rPr>
-          <w:rFonts w:ascii="Courier New" w:eastAsia="Courier New" w:hAnsi="Courier New" w:cs="Courier New"/>
-          <w:sz w:val="20"/>
-          <w:szCs w:val="20"/>
-        </w:rPr>
-        <w:t xml:space="preserve">        -- </w:t>
-      </w:r>
-      <w:proofErr w:type="spellStart"/>
-      <w:r>
-        <w:rPr>
-          <w:rFonts w:ascii="Courier New" w:eastAsia="Courier New" w:hAnsi="Courier New" w:cs="Courier New"/>
-          <w:sz w:val="20"/>
-          <w:szCs w:val="20"/>
-        </w:rPr>
-        <w:t>wait</w:t>
-      </w:r>
-      <w:proofErr w:type="spellEnd"/>
-      <w:r>
-        <w:rPr>
-          <w:rFonts w:ascii="Courier New" w:eastAsia="Courier New" w:hAnsi="Courier New" w:cs="Courier New"/>
-          <w:sz w:val="20"/>
-          <w:szCs w:val="20"/>
-        </w:rPr>
-        <w:t xml:space="preserve"> for </w:t>
-      </w:r>
-      <w:proofErr w:type="gramStart"/>
-      <w:r>
-        <w:rPr>
-          <w:rFonts w:ascii="Courier New" w:eastAsia="Courier New" w:hAnsi="Courier New" w:cs="Courier New"/>
-          <w:sz w:val="20"/>
-          <w:szCs w:val="20"/>
-        </w:rPr>
-        <w:t>data</w:t>
-      </w:r>
-      <w:proofErr w:type="gramEnd"/>
-      <w:r>
-        <w:rPr>
-          <w:rFonts w:ascii="Courier New" w:eastAsia="Courier New" w:hAnsi="Courier New" w:cs="Courier New"/>
-          <w:sz w:val="20"/>
-          <w:szCs w:val="20"/>
-        </w:rPr>
-        <w:t xml:space="preserve"> </w:t>
-      </w:r>
-      <w:proofErr w:type="spellStart"/>
-      <w:r>
-        <w:rPr>
-          <w:rFonts w:ascii="Courier New" w:eastAsia="Courier New" w:hAnsi="Courier New" w:cs="Courier New"/>
-          <w:sz w:val="20"/>
-          <w:szCs w:val="20"/>
-        </w:rPr>
-        <w:t>to</w:t>
-      </w:r>
-      <w:proofErr w:type="spellEnd"/>
-      <w:r>
-        <w:rPr>
-          <w:rFonts w:ascii="Courier New" w:eastAsia="Courier New" w:hAnsi="Courier New" w:cs="Courier New"/>
-          <w:sz w:val="20"/>
-          <w:szCs w:val="20"/>
-        </w:rPr>
-        <w:t xml:space="preserve"> </w:t>
-      </w:r>
-      <w:proofErr w:type="spellStart"/>
-      <w:r>
-        <w:rPr>
-          <w:rFonts w:ascii="Courier New" w:eastAsia="Courier New" w:hAnsi="Courier New" w:cs="Courier New"/>
-          <w:sz w:val="20"/>
-          <w:szCs w:val="20"/>
-        </w:rPr>
         <w:t>be</w:t>
       </w:r>
       <w:proofErr w:type="spellEnd"/>
@@ -23805,25 +23176,7 @@
           <w:sz w:val="20"/>
           <w:szCs w:val="20"/>
         </w:rPr>
-        <w:t xml:space="preserve"> </w:t>
-      </w:r>
-      <w:proofErr w:type="spellStart"/>
-      <w:r>
-        <w:rPr>
-          <w:rFonts w:ascii="Courier New" w:eastAsia="Courier New" w:hAnsi="Courier New" w:cs="Courier New"/>
-          <w:sz w:val="20"/>
-          <w:szCs w:val="20"/>
-        </w:rPr>
-        <w:t>fully</w:t>
-      </w:r>
-      <w:proofErr w:type="spellEnd"/>
-      <w:r>
-        <w:rPr>
-          <w:rFonts w:ascii="Courier New" w:eastAsia="Courier New" w:hAnsi="Courier New" w:cs="Courier New"/>
-          <w:sz w:val="20"/>
-          <w:szCs w:val="20"/>
-        </w:rPr>
-        <w:t xml:space="preserve"> </w:t>
+        <w:t xml:space="preserve"> fully </w:t>
       </w:r>
       <w:proofErr w:type="spellStart"/>
       <w:r>
@@ -26405,6 +25758,7 @@
   <w:style w:type="paragraph" w:default="1" w:styleId="Normal">
     <w:name w:val="Normal"/>
     <w:qFormat/>
+    <w:rsid w:val="00FB6EEA"/>
   </w:style>
   <w:style w:type="paragraph" w:styleId="Ttulo1">
     <w:name w:val="heading 1"/>

--- a/Documentation/documentation-abnt.docx
+++ b/Documentation/documentation-abnt.docx
@@ -566,21 +566,7 @@
         <w:rPr>
           <w:rFonts w:ascii="Arial" w:eastAsia="Arial" w:hAnsi="Arial" w:cs="Arial"/>
         </w:rPr>
-        <w:t xml:space="preserve">Trabalho apresentado à disciplina de </w:t>
-      </w:r>
-      <w:proofErr w:type="spellStart"/>
-      <w:r>
-        <w:rPr>
-          <w:rFonts w:ascii="Arial" w:eastAsia="Arial" w:hAnsi="Arial" w:cs="Arial"/>
-        </w:rPr>
-        <w:t>Comiunicação</w:t>
-      </w:r>
-      <w:proofErr w:type="spellEnd"/>
-      <w:r>
-        <w:rPr>
-          <w:rFonts w:ascii="Arial" w:eastAsia="Arial" w:hAnsi="Arial" w:cs="Arial"/>
-        </w:rPr>
-        <w:t xml:space="preserve"> de Dados e Sistemas Reconfiguráveis do curso de Engenharia da Computação da Faculdade Engenheiro Salvador Arena como requisito parcial para obtenção de nota.</w:t>
+        <w:t>Trabalho apresentado à disciplina de Comunicação de Dados e Sistemas Reconfiguráveis do curso de Engenharia da Computação da Faculdade Engenheiro Salvador Arena como requisito parcial para obtenção de nota.</w:t>
       </w:r>
     </w:p>
     <w:p>
@@ -826,16 +812,12 @@
         <w:spacing w:line="360" w:lineRule="auto"/>
         <w:rPr>
           <w:rFonts w:ascii="Arial" w:eastAsia="Arial" w:hAnsi="Arial" w:cs="Arial"/>
-          <w:b/>
-          <w:bCs/>
-          <w:color w:val="000000"/>
-        </w:rPr>
-      </w:pPr>
-      <w:r>
-        <w:rPr>
-          <w:rFonts w:ascii="Arial" w:eastAsia="Arial" w:hAnsi="Arial" w:cs="Arial"/>
-          <w:b/>
-          <w:bCs/>
+          <w:color w:val="000000"/>
+        </w:rPr>
+      </w:pPr>
+      <w:r>
+        <w:rPr>
+          <w:rFonts w:ascii="Arial" w:eastAsia="Arial" w:hAnsi="Arial" w:cs="Arial"/>
           <w:color w:val="000000"/>
         </w:rPr>
         <w:t>Agradeço ao professor Vinícius S. Borges pelo incentivo, pela dedicação e pelos conhecimentos compartilhados ao longo do desenvolvimento deste trabalho.</w:t>
@@ -3711,7 +3693,21 @@
                 <w:rStyle w:val="Hyperlink"/>
                 <w:rFonts w:ascii="Arial" w:hAnsi="Arial" w:cs="Arial"/>
               </w:rPr>
-              <w:t>NRZ-L UNIPOLAR</w:t>
+              <w:t>NRZ-L U</w:t>
+            </w:r>
+            <w:r>
+              <w:rPr>
+                <w:rStyle w:val="Hyperlink"/>
+                <w:rFonts w:ascii="Arial" w:hAnsi="Arial" w:cs="Arial"/>
+              </w:rPr>
+              <w:t>N</w:t>
+            </w:r>
+            <w:r>
+              <w:rPr>
+                <w:rStyle w:val="Hyperlink"/>
+                <w:rFonts w:ascii="Arial" w:hAnsi="Arial" w:cs="Arial"/>
+              </w:rPr>
+              <w:t>IPOLAR</w:t>
             </w:r>
             <w:r>
               <w:rPr>
@@ -4966,12 +4962,22 @@
         <w:rPr>
           <w:rFonts w:ascii="Arial" w:eastAsia="Arial" w:hAnsi="Arial" w:cs="Arial"/>
         </w:rPr>
-        <w:t>Dentre as técnicas utilizadas para a transmissão de dados em sistemas digitais, destacam-se os métodos Unipolar Non-</w:t>
-      </w:r>
-      <w:proofErr w:type="spellStart"/>
-      <w:r>
-        <w:rPr>
-          <w:rFonts w:ascii="Arial" w:eastAsia="Arial" w:hAnsi="Arial" w:cs="Arial"/>
+        <w:t xml:space="preserve">Dentre as técnicas utilizadas para a transmissão de dados em sistemas digitais, destacam-se os métodos Unipolar </w:t>
+      </w:r>
+      <w:r>
+        <w:rPr>
+          <w:rFonts w:ascii="Arial" w:eastAsia="Arial" w:hAnsi="Arial" w:cs="Arial"/>
+          <w:i/>
+          <w:iCs/>
+        </w:rPr>
+        <w:t>Non-</w:t>
+      </w:r>
+      <w:proofErr w:type="spellStart"/>
+      <w:r>
+        <w:rPr>
+          <w:rFonts w:ascii="Arial" w:eastAsia="Arial" w:hAnsi="Arial" w:cs="Arial"/>
+          <w:i/>
+          <w:iCs/>
         </w:rPr>
         <w:t>Return</w:t>
       </w:r>
@@ -4979,6 +4985,8 @@
       <w:r>
         <w:rPr>
           <w:rFonts w:ascii="Arial" w:eastAsia="Arial" w:hAnsi="Arial" w:cs="Arial"/>
+          <w:i/>
+          <w:iCs/>
         </w:rPr>
         <w:t>-</w:t>
       </w:r>
@@ -4986,6 +4994,8 @@
       <w:r>
         <w:rPr>
           <w:rFonts w:ascii="Arial" w:eastAsia="Arial" w:hAnsi="Arial" w:cs="Arial"/>
+          <w:i/>
+          <w:iCs/>
         </w:rPr>
         <w:t>to</w:t>
       </w:r>
@@ -4993,6 +5003,8 @@
       <w:r>
         <w:rPr>
           <w:rFonts w:ascii="Arial" w:eastAsia="Arial" w:hAnsi="Arial" w:cs="Arial"/>
+          <w:i/>
+          <w:iCs/>
         </w:rPr>
         <w:t xml:space="preserve">-Zero </w:t>
       </w:r>
@@ -5000,6 +5012,8 @@
       <w:r>
         <w:rPr>
           <w:rFonts w:ascii="Arial" w:eastAsia="Arial" w:hAnsi="Arial" w:cs="Arial"/>
+          <w:i/>
+          <w:iCs/>
         </w:rPr>
         <w:t>Level</w:t>
       </w:r>
@@ -5635,12 +5649,22 @@
         <w:rPr>
           <w:rFonts w:ascii="Arial" w:eastAsia="Arial" w:hAnsi="Arial" w:cs="Arial"/>
         </w:rPr>
-        <w:t xml:space="preserve">As etapas a seguir descrevem os procedimentos para a obtenção ou criação do ambiente de projeto no software vivado design </w:t>
-      </w:r>
-      <w:proofErr w:type="spellStart"/>
-      <w:r>
-        <w:rPr>
-          <w:rFonts w:ascii="Arial" w:eastAsia="Arial" w:hAnsi="Arial" w:cs="Arial"/>
+        <w:t xml:space="preserve">As etapas a seguir descrevem os procedimentos para a obtenção ou criação do ambiente de projeto no </w:t>
+      </w:r>
+      <w:r>
+        <w:rPr>
+          <w:rFonts w:ascii="Arial" w:eastAsia="Arial" w:hAnsi="Arial" w:cs="Arial"/>
+          <w:i/>
+          <w:iCs/>
+        </w:rPr>
+        <w:t xml:space="preserve">software vivado design </w:t>
+      </w:r>
+      <w:proofErr w:type="spellStart"/>
+      <w:r>
+        <w:rPr>
+          <w:rFonts w:ascii="Arial" w:eastAsia="Arial" w:hAnsi="Arial" w:cs="Arial"/>
+          <w:i/>
+          <w:iCs/>
         </w:rPr>
         <w:t>suite</w:t>
       </w:r>
@@ -6633,6 +6657,14 @@
     </w:p>
     <w:p>
       <w:pPr>
+        <w:pStyle w:val="Estilo5"/>
+      </w:pPr>
+      <w:r>
+        <w:t>Antes de detalhar o conceito e a forma de representação do NRZ-L Unipolar, é importante compreender o contexto em que essa técnica se insere. Nos sistemas de comunicação digital, a codificação de linha é responsável por transformar os dados binários em sinais elétricos ou ópticos adequados para transmissão pelo meio físico. Entre os diversos esquemas existentes, o NRZ-L destaca-se por sua simplicidade e facilidade de implementação, sendo frequentemente utilizado como base para o entendimento de métodos mais complexos. No caso específico da codificação unipolar, os níveis de tensão adotados são definidos dentro de uma única polaridade, o que influencia diretamente características como consumo de energia, eficiência e robustez do sinal.</w:t>
+      </w:r>
+    </w:p>
+    <w:p>
+      <w:pPr>
         <w:pStyle w:val="Estilo2"/>
       </w:pPr>
       <w:bookmarkStart w:id="10" w:name="_Toc229135174"/>
@@ -6646,74 +6678,37 @@
     </w:p>
     <w:p>
       <w:pPr>
-        <w:pBdr>
-          <w:top w:val="nil"/>
-          <w:left w:val="nil"/>
-          <w:bottom w:val="nil"/>
-          <w:right w:val="nil"/>
-          <w:between w:val="nil"/>
-        </w:pBdr>
-        <w:ind w:firstLine="576"/>
-        <w:rPr>
-          <w:rFonts w:ascii="Arial" w:eastAsia="Arial" w:hAnsi="Arial" w:cs="Arial"/>
+        <w:pStyle w:val="Estilo5"/>
+        <w:rPr>
           <w:b/>
           <w:bCs/>
-          <w:color w:val="000000"/>
-        </w:rPr>
-      </w:pPr>
-      <w:r>
-        <w:rPr>
-          <w:rFonts w:ascii="Arial" w:eastAsia="Arial" w:hAnsi="Arial" w:cs="Arial"/>
-          <w:color w:val="000000"/>
-        </w:rPr>
+        </w:rPr>
+      </w:pPr>
+      <w:r>
         <w:t>O método de codificação de linha Non-</w:t>
       </w:r>
       <w:proofErr w:type="spellStart"/>
       <w:r>
-        <w:rPr>
-          <w:rFonts w:ascii="Arial" w:eastAsia="Arial" w:hAnsi="Arial" w:cs="Arial"/>
-          <w:color w:val="000000"/>
-        </w:rPr>
         <w:t>Return</w:t>
       </w:r>
       <w:proofErr w:type="spellEnd"/>
       <w:r>
-        <w:rPr>
-          <w:rFonts w:ascii="Arial" w:eastAsia="Arial" w:hAnsi="Arial" w:cs="Arial"/>
-          <w:color w:val="000000"/>
-        </w:rPr>
         <w:t>-</w:t>
       </w:r>
       <w:proofErr w:type="spellStart"/>
       <w:r>
-        <w:rPr>
-          <w:rFonts w:ascii="Arial" w:eastAsia="Arial" w:hAnsi="Arial" w:cs="Arial"/>
-          <w:color w:val="000000"/>
-        </w:rPr>
         <w:t>to</w:t>
       </w:r>
       <w:proofErr w:type="spellEnd"/>
       <w:r>
-        <w:rPr>
-          <w:rFonts w:ascii="Arial" w:eastAsia="Arial" w:hAnsi="Arial" w:cs="Arial"/>
-          <w:color w:val="000000"/>
-        </w:rPr>
         <w:t xml:space="preserve">-Zero </w:t>
       </w:r>
       <w:proofErr w:type="spellStart"/>
       <w:r>
-        <w:rPr>
-          <w:rFonts w:ascii="Arial" w:eastAsia="Arial" w:hAnsi="Arial" w:cs="Arial"/>
-          <w:color w:val="000000"/>
-        </w:rPr>
         <w:t>Level</w:t>
       </w:r>
       <w:proofErr w:type="spellEnd"/>
       <w:r>
-        <w:rPr>
-          <w:rFonts w:ascii="Arial" w:eastAsia="Arial" w:hAnsi="Arial" w:cs="Arial"/>
-          <w:color w:val="000000"/>
-        </w:rPr>
         <w:t xml:space="preserve"> (NRZ-L) é uma das técnicas mais fundamentais na comunicação de dados digitais, sendo caracterizado pela representação dos bits de dados por meio de níveis de tensão constantes durante todo o intervalo de transmissão, eliminando o retorno ao nível zero entre símbolos consecutivos. Essa característica simplifica o processo de codificação e aumenta a eficiência de banda, mas pode gerar problemas de sincronização em longas sequências de bits idênticos.</w:t>
       </w:r>
     </w:p>
@@ -6928,6 +6923,7 @@
           <w:sz w:val="20"/>
           <w:szCs w:val="20"/>
         </w:rPr>
+        <w:lastRenderedPageBreak/>
         <w:t>Legenda: Representação de uma modulação NRZ-L para a sequência 01011001, sendo 0 baixa e 1 alta.</w:t>
       </w:r>
     </w:p>
@@ -6959,6 +6955,34 @@
         <w:t>Implementação em VHDL</w:t>
       </w:r>
       <w:bookmarkEnd w:id="11"/>
+    </w:p>
+    <w:p>
+      <w:pPr>
+        <w:pStyle w:val="Estilo5"/>
+      </w:pPr>
+      <w:r>
+        <w:t xml:space="preserve">As etapas a seguir descrevem os procedimentos para </w:t>
+      </w:r>
+      <w:r>
+        <w:t xml:space="preserve">colocar o código de testes e de </w:t>
+      </w:r>
+      <w:r>
+        <w:rPr>
+          <w:i/>
+          <w:iCs/>
+        </w:rPr>
+        <w:t>design</w:t>
+      </w:r>
+      <w:r>
+        <w:rPr>
+          <w:i/>
+          <w:iCs/>
+        </w:rPr>
+        <w:t xml:space="preserve"> </w:t>
+      </w:r>
+      <w:r>
+        <w:t>dentro do aplicativo.</w:t>
+      </w:r>
     </w:p>
     <w:p>
       <w:pPr>
@@ -9842,6 +9866,7 @@
           <w:sz w:val="20"/>
           <w:szCs w:val="20"/>
         </w:rPr>
+        <w:lastRenderedPageBreak/>
         <w:t xml:space="preserve">                </w:t>
       </w:r>
       <w:proofErr w:type="spellStart"/>
@@ -10103,7 +10128,6 @@
           <w:sz w:val="20"/>
           <w:szCs w:val="20"/>
         </w:rPr>
-        <w:lastRenderedPageBreak/>
         <w:t xml:space="preserve">                    -- move </w:t>
       </w:r>
       <w:proofErr w:type="spellStart"/>
@@ -11316,6 +11340,7 @@
           <w:rFonts w:ascii="Arial" w:eastAsia="Arial" w:hAnsi="Arial" w:cs="Arial"/>
           <w:color w:val="000000"/>
         </w:rPr>
+        <w:lastRenderedPageBreak/>
         <w:t>Sinais de Controle Interno (</w:t>
       </w:r>
       <w:proofErr w:type="spellStart"/>
@@ -11355,7 +11380,6 @@
           <w:rFonts w:ascii="Arial" w:eastAsia="Arial" w:hAnsi="Arial" w:cs="Arial"/>
           <w:color w:val="000000"/>
         </w:rPr>
-        <w:lastRenderedPageBreak/>
         <w:t>Estes sinais operam dentro da arquitetura para gerir a execução do algoritmo:</w:t>
       </w:r>
     </w:p>
@@ -14101,6 +14125,7 @@
           <w:sz w:val="20"/>
           <w:szCs w:val="20"/>
         </w:rPr>
+        <w:lastRenderedPageBreak/>
         <w:t xml:space="preserve">    </w:t>
       </w:r>
       <w:proofErr w:type="spellStart"/>
@@ -14195,7 +14220,6 @@
           <w:sz w:val="20"/>
           <w:szCs w:val="20"/>
         </w:rPr>
-        <w:lastRenderedPageBreak/>
         <w:t xml:space="preserve">        -- </w:t>
       </w:r>
       <w:proofErr w:type="spellStart"/>
@@ -15241,7 +15265,7 @@
           <w:rFonts w:ascii="Arial" w:eastAsia="Arial" w:hAnsi="Arial" w:cs="Arial"/>
           <w:color w:val="000000"/>
         </w:rPr>
-        <w:t xml:space="preserve">Com base nos resultados obtidos, conclui-se que a implementação do módulo NRZ-L unipolar em VHDL foi bem-sucedida e cumpre integralmente os objetivos propostos. A simulação demonstrou que a estratégia de utilizar parâmetros configuráveis para a largura de dados e a duração dos bits confere ao projeto uma </w:t>
+        <w:t xml:space="preserve">Com base nos resultados obtidos, conclui-se que a implementação do módulo NRZ-L unipolar em VHDL foi bem-sucedida e cumpre integralmente os objetivos propostos. A simulação demonstrou que a estratégia de utilizar parâmetros </w:t>
       </w:r>
       <w:r>
         <w:rPr>
@@ -15249,7 +15273,7 @@
           <w:color w:val="000000"/>
         </w:rPr>
         <w:lastRenderedPageBreak/>
-        <w:t xml:space="preserve">flexibilidade essencial para diferentes aplicações em sistemas de comunicação digital. Embora a simplicidade do método NRZ-L facilite a implementação em hardware e otimize o uso da largura de banda, a observação das formas de onda reforça a característica intrínseca desta codificação de manter níveis constantes em sequências longas, o que exigiria mecanismos externos de sincronização em cenários reais. Em última análise, o circuito desenvolvido apresenta um comportamento robusto e estável, validando a lógica de controle por contadores e ponteiros para a correta serialização de dados em </w:t>
+        <w:t xml:space="preserve">configuráveis para a largura de dados e a duração dos bits confere ao projeto uma flexibilidade essencial para diferentes aplicações em sistemas de comunicação digital. Embora a simplicidade do método NRZ-L facilite a implementação em hardware e otimize o uso da largura de banda, a observação das formas de onda reforça a característica intrínseca desta codificação de manter níveis constantes em sequências longas, o que exigiria mecanismos externos de sincronização em cenários reais. Em última análise, o circuito desenvolvido apresenta um comportamento robusto e estável, validando a lógica de controle por contadores e ponteiros para a correta serialização de dados em </w:t>
       </w:r>
       <w:proofErr w:type="spellStart"/>
       <w:r>
@@ -15317,6 +15341,14 @@
         <w:t xml:space="preserve"> UNIPOLAR</w:t>
       </w:r>
       <w:bookmarkEnd w:id="17"/>
+    </w:p>
+    <w:p>
+      <w:pPr>
+        <w:pStyle w:val="Estilo5"/>
+      </w:pPr>
+      <w:r>
+        <w:t>Assim como o NRZ-L, o NRZ-I Unipolar é uma técnica de codificação de linha utilizada na transmissão de dados digitais, porém com uma abordagem diferente na representação dos bits. Em vez de associar diretamente níveis de tensão a valores lógicos, esse método baseia-se na ocorrência de transições no sinal. Essa característica permite melhorar certos aspectos da transmissão, especialmente em relação à detecção de mudanças no fluxo de dados.</w:t>
+      </w:r>
     </w:p>
     <w:p>
       <w:pPr>
@@ -15591,6 +15623,14 @@
     </w:p>
     <w:p>
       <w:pPr>
+        <w:pStyle w:val="Estilo5"/>
+      </w:pPr>
+      <w:r>
+        <w:t>A implementação do NRZ-I em VHDL consiste em descrever o comportamento do sinal com base nas transições de nível, utilizando lógica sequencial para armazenar o estado anterior e inverter o sinal sempre que necessário.</w:t>
+      </w:r>
+    </w:p>
+    <w:p>
+      <w:pPr>
         <w:pStyle w:val="Estilo3"/>
       </w:pPr>
       <w:bookmarkStart w:id="20" w:name="_Toc229135184"/>
@@ -17483,6 +17523,7 @@
           <w:sz w:val="20"/>
           <w:szCs w:val="20"/>
         </w:rPr>
+        <w:lastRenderedPageBreak/>
         <w:t>begin</w:t>
       </w:r>
       <w:proofErr w:type="spellEnd"/>
@@ -17632,1993 +17673,1993 @@
           <w:sz w:val="20"/>
           <w:szCs w:val="20"/>
         </w:rPr>
+        <w:t xml:space="preserve">            -- clean </w:t>
+      </w:r>
+      <w:proofErr w:type="spellStart"/>
+      <w:r>
+        <w:rPr>
+          <w:rFonts w:ascii="Courier New" w:eastAsia="Courier New" w:hAnsi="Courier New" w:cs="Courier New"/>
+          <w:sz w:val="20"/>
+          <w:szCs w:val="20"/>
+        </w:rPr>
+        <w:t>slate</w:t>
+      </w:r>
+      <w:proofErr w:type="spellEnd"/>
+      <w:r>
+        <w:rPr>
+          <w:rFonts w:ascii="Courier New" w:eastAsia="Courier New" w:hAnsi="Courier New" w:cs="Courier New"/>
+          <w:sz w:val="20"/>
+          <w:szCs w:val="20"/>
+        </w:rPr>
+        <w:t xml:space="preserve"> on reset</w:t>
+      </w:r>
+    </w:p>
+    <w:p>
+      <w:pPr>
+        <w:spacing w:after="120" w:line="240" w:lineRule="auto"/>
+        <w:rPr>
+          <w:rFonts w:ascii="Courier New" w:eastAsia="Courier New" w:hAnsi="Courier New" w:cs="Courier New"/>
+          <w:sz w:val="20"/>
+          <w:szCs w:val="20"/>
+        </w:rPr>
+      </w:pPr>
+      <w:r>
+        <w:rPr>
+          <w:rFonts w:ascii="Courier New" w:eastAsia="Courier New" w:hAnsi="Courier New" w:cs="Courier New"/>
+          <w:sz w:val="20"/>
+          <w:szCs w:val="20"/>
+        </w:rPr>
+        <w:t xml:space="preserve">            </w:t>
+      </w:r>
+      <w:proofErr w:type="spellStart"/>
+      <w:r>
+        <w:rPr>
+          <w:rFonts w:ascii="Courier New" w:eastAsia="Courier New" w:hAnsi="Courier New" w:cs="Courier New"/>
+          <w:sz w:val="20"/>
+          <w:szCs w:val="20"/>
+        </w:rPr>
+        <w:t>bit_ptr</w:t>
+      </w:r>
+      <w:proofErr w:type="spellEnd"/>
+      <w:r>
+        <w:rPr>
+          <w:rFonts w:ascii="Courier New" w:eastAsia="Courier New" w:hAnsi="Courier New" w:cs="Courier New"/>
+          <w:sz w:val="20"/>
+          <w:szCs w:val="20"/>
+        </w:rPr>
+        <w:t xml:space="preserve"> &lt;= DATA_WIDTH - 1;</w:t>
+      </w:r>
+    </w:p>
+    <w:p>
+      <w:pPr>
+        <w:spacing w:after="120" w:line="240" w:lineRule="auto"/>
+        <w:rPr>
+          <w:rFonts w:ascii="Courier New" w:eastAsia="Courier New" w:hAnsi="Courier New" w:cs="Courier New"/>
+          <w:sz w:val="20"/>
+          <w:szCs w:val="20"/>
+        </w:rPr>
+      </w:pPr>
+      <w:r>
+        <w:rPr>
+          <w:rFonts w:ascii="Courier New" w:eastAsia="Courier New" w:hAnsi="Courier New" w:cs="Courier New"/>
+          <w:sz w:val="20"/>
+          <w:szCs w:val="20"/>
+        </w:rPr>
+        <w:t xml:space="preserve">            </w:t>
+      </w:r>
+      <w:proofErr w:type="spellStart"/>
+      <w:r>
+        <w:rPr>
+          <w:rFonts w:ascii="Courier New" w:eastAsia="Courier New" w:hAnsi="Courier New" w:cs="Courier New"/>
+          <w:sz w:val="20"/>
+          <w:szCs w:val="20"/>
+        </w:rPr>
+        <w:t>tick_counter</w:t>
+      </w:r>
+      <w:proofErr w:type="spellEnd"/>
+      <w:r>
+        <w:rPr>
+          <w:rFonts w:ascii="Courier New" w:eastAsia="Courier New" w:hAnsi="Courier New" w:cs="Courier New"/>
+          <w:sz w:val="20"/>
+          <w:szCs w:val="20"/>
+        </w:rPr>
+        <w:t xml:space="preserve"> &lt;= 0;</w:t>
+      </w:r>
+    </w:p>
+    <w:p>
+      <w:pPr>
+        <w:spacing w:after="120" w:line="240" w:lineRule="auto"/>
+        <w:rPr>
+          <w:rFonts w:ascii="Courier New" w:eastAsia="Courier New" w:hAnsi="Courier New" w:cs="Courier New"/>
+          <w:sz w:val="20"/>
+          <w:szCs w:val="20"/>
+        </w:rPr>
+      </w:pPr>
+      <w:r>
+        <w:rPr>
+          <w:rFonts w:ascii="Courier New" w:eastAsia="Courier New" w:hAnsi="Courier New" w:cs="Courier New"/>
+          <w:sz w:val="20"/>
+          <w:szCs w:val="20"/>
+        </w:rPr>
+        <w:t xml:space="preserve">            </w:t>
+      </w:r>
+      <w:proofErr w:type="spellStart"/>
+      <w:r>
+        <w:rPr>
+          <w:rFonts w:ascii="Courier New" w:eastAsia="Courier New" w:hAnsi="Courier New" w:cs="Courier New"/>
+          <w:sz w:val="20"/>
+          <w:szCs w:val="20"/>
+        </w:rPr>
+        <w:t>current_lvl</w:t>
+      </w:r>
+      <w:proofErr w:type="spellEnd"/>
+      <w:r>
+        <w:rPr>
+          <w:rFonts w:ascii="Courier New" w:eastAsia="Courier New" w:hAnsi="Courier New" w:cs="Courier New"/>
+          <w:sz w:val="20"/>
+          <w:szCs w:val="20"/>
+        </w:rPr>
+        <w:t xml:space="preserve"> &lt;= '0';</w:t>
+      </w:r>
+    </w:p>
+    <w:p>
+      <w:pPr>
+        <w:spacing w:after="120" w:line="240" w:lineRule="auto"/>
+        <w:rPr>
+          <w:rFonts w:ascii="Courier New" w:eastAsia="Courier New" w:hAnsi="Courier New" w:cs="Courier New"/>
+          <w:sz w:val="20"/>
+          <w:szCs w:val="20"/>
+        </w:rPr>
+      </w:pPr>
+      <w:r>
+        <w:rPr>
+          <w:rFonts w:ascii="Courier New" w:eastAsia="Courier New" w:hAnsi="Courier New" w:cs="Courier New"/>
+          <w:sz w:val="20"/>
+          <w:szCs w:val="20"/>
+        </w:rPr>
+        <w:t xml:space="preserve">            </w:t>
+      </w:r>
+      <w:proofErr w:type="spellStart"/>
+      <w:r>
+        <w:rPr>
+          <w:rFonts w:ascii="Courier New" w:eastAsia="Courier New" w:hAnsi="Courier New" w:cs="Courier New"/>
+          <w:sz w:val="20"/>
+          <w:szCs w:val="20"/>
+        </w:rPr>
+        <w:t>nrz_out</w:t>
+      </w:r>
+      <w:proofErr w:type="spellEnd"/>
+      <w:r>
+        <w:rPr>
+          <w:rFonts w:ascii="Courier New" w:eastAsia="Courier New" w:hAnsi="Courier New" w:cs="Courier New"/>
+          <w:sz w:val="20"/>
+          <w:szCs w:val="20"/>
+        </w:rPr>
+        <w:t xml:space="preserve"> &lt;= '0';</w:t>
+      </w:r>
+    </w:p>
+    <w:p>
+      <w:pPr>
+        <w:spacing w:after="120" w:line="240" w:lineRule="auto"/>
+        <w:rPr>
+          <w:rFonts w:ascii="Courier New" w:eastAsia="Courier New" w:hAnsi="Courier New" w:cs="Courier New"/>
+          <w:sz w:val="20"/>
+          <w:szCs w:val="20"/>
+        </w:rPr>
+      </w:pPr>
+      <w:r>
+        <w:rPr>
+          <w:rFonts w:ascii="Courier New" w:eastAsia="Courier New" w:hAnsi="Courier New" w:cs="Courier New"/>
+          <w:sz w:val="20"/>
+          <w:szCs w:val="20"/>
+        </w:rPr>
+        <w:t xml:space="preserve">        </w:t>
+      </w:r>
+      <w:proofErr w:type="spellStart"/>
+      <w:r>
+        <w:rPr>
+          <w:rFonts w:ascii="Courier New" w:eastAsia="Courier New" w:hAnsi="Courier New" w:cs="Courier New"/>
+          <w:sz w:val="20"/>
+          <w:szCs w:val="20"/>
+        </w:rPr>
+        <w:t>elsif</w:t>
+      </w:r>
+      <w:proofErr w:type="spellEnd"/>
+      <w:r>
+        <w:rPr>
+          <w:rFonts w:ascii="Courier New" w:eastAsia="Courier New" w:hAnsi="Courier New" w:cs="Courier New"/>
+          <w:sz w:val="20"/>
+          <w:szCs w:val="20"/>
+        </w:rPr>
+        <w:t xml:space="preserve"> rising_edge(clk) </w:t>
+      </w:r>
+      <w:proofErr w:type="spellStart"/>
+      <w:r>
+        <w:rPr>
+          <w:rFonts w:ascii="Courier New" w:eastAsia="Courier New" w:hAnsi="Courier New" w:cs="Courier New"/>
+          <w:sz w:val="20"/>
+          <w:szCs w:val="20"/>
+        </w:rPr>
+        <w:t>then</w:t>
+      </w:r>
+      <w:proofErr w:type="spellEnd"/>
+    </w:p>
+    <w:p>
+      <w:pPr>
+        <w:spacing w:after="120" w:line="240" w:lineRule="auto"/>
+        <w:rPr>
+          <w:rFonts w:ascii="Courier New" w:eastAsia="Courier New" w:hAnsi="Courier New" w:cs="Courier New"/>
+          <w:sz w:val="20"/>
+          <w:szCs w:val="20"/>
+        </w:rPr>
+      </w:pPr>
+      <w:r>
+        <w:rPr>
+          <w:rFonts w:ascii="Courier New" w:eastAsia="Courier New" w:hAnsi="Courier New" w:cs="Courier New"/>
+          <w:sz w:val="20"/>
+          <w:szCs w:val="20"/>
+        </w:rPr>
+        <w:t xml:space="preserve">            </w:t>
+      </w:r>
+    </w:p>
+    <w:p>
+      <w:pPr>
+        <w:spacing w:after="120" w:line="240" w:lineRule="auto"/>
+        <w:rPr>
+          <w:rFonts w:ascii="Courier New" w:eastAsia="Courier New" w:hAnsi="Courier New" w:cs="Courier New"/>
+          <w:sz w:val="20"/>
+          <w:szCs w:val="20"/>
+        </w:rPr>
+      </w:pPr>
+      <w:r>
+        <w:rPr>
+          <w:rFonts w:ascii="Courier New" w:eastAsia="Courier New" w:hAnsi="Courier New" w:cs="Courier New"/>
+          <w:sz w:val="20"/>
+          <w:szCs w:val="20"/>
+        </w:rPr>
+        <w:t xml:space="preserve">            -- </w:t>
+      </w:r>
+      <w:proofErr w:type="spellStart"/>
+      <w:r>
+        <w:rPr>
+          <w:rFonts w:ascii="Courier New" w:eastAsia="Courier New" w:hAnsi="Courier New" w:cs="Courier New"/>
+          <w:sz w:val="20"/>
+          <w:szCs w:val="20"/>
+        </w:rPr>
+        <w:t>nrzi</w:t>
+      </w:r>
+      <w:proofErr w:type="spellEnd"/>
+      <w:r>
+        <w:rPr>
+          <w:rFonts w:ascii="Courier New" w:eastAsia="Courier New" w:hAnsi="Courier New" w:cs="Courier New"/>
+          <w:sz w:val="20"/>
+          <w:szCs w:val="20"/>
+        </w:rPr>
+        <w:t xml:space="preserve"> </w:t>
+      </w:r>
+      <w:proofErr w:type="spellStart"/>
+      <w:r>
+        <w:rPr>
+          <w:rFonts w:ascii="Courier New" w:eastAsia="Courier New" w:hAnsi="Courier New" w:cs="Courier New"/>
+          <w:sz w:val="20"/>
+          <w:szCs w:val="20"/>
+        </w:rPr>
+        <w:t>logic</w:t>
+      </w:r>
+      <w:proofErr w:type="spellEnd"/>
+      <w:r>
+        <w:rPr>
+          <w:rFonts w:ascii="Courier New" w:eastAsia="Courier New" w:hAnsi="Courier New" w:cs="Courier New"/>
+          <w:sz w:val="20"/>
+          <w:szCs w:val="20"/>
+        </w:rPr>
+        <w:t xml:space="preserve">: </w:t>
+      </w:r>
+      <w:proofErr w:type="spellStart"/>
+      <w:r>
+        <w:rPr>
+          <w:rFonts w:ascii="Courier New" w:eastAsia="Courier New" w:hAnsi="Courier New" w:cs="Courier New"/>
+          <w:sz w:val="20"/>
+          <w:szCs w:val="20"/>
+        </w:rPr>
+        <w:t>evaluate</w:t>
+      </w:r>
+      <w:proofErr w:type="spellEnd"/>
+      <w:r>
+        <w:rPr>
+          <w:rFonts w:ascii="Courier New" w:eastAsia="Courier New" w:hAnsi="Courier New" w:cs="Courier New"/>
+          <w:sz w:val="20"/>
+          <w:szCs w:val="20"/>
+        </w:rPr>
+        <w:t xml:space="preserve"> </w:t>
+      </w:r>
+      <w:proofErr w:type="spellStart"/>
+      <w:r>
+        <w:rPr>
+          <w:rFonts w:ascii="Courier New" w:eastAsia="Courier New" w:hAnsi="Courier New" w:cs="Courier New"/>
+          <w:sz w:val="20"/>
+          <w:szCs w:val="20"/>
+        </w:rPr>
+        <w:t>only</w:t>
+      </w:r>
+      <w:proofErr w:type="spellEnd"/>
+      <w:r>
+        <w:rPr>
+          <w:rFonts w:ascii="Courier New" w:eastAsia="Courier New" w:hAnsi="Courier New" w:cs="Courier New"/>
+          <w:sz w:val="20"/>
+          <w:szCs w:val="20"/>
+        </w:rPr>
+        <w:t xml:space="preserve"> </w:t>
+      </w:r>
+      <w:proofErr w:type="spellStart"/>
+      <w:r>
+        <w:rPr>
+          <w:rFonts w:ascii="Courier New" w:eastAsia="Courier New" w:hAnsi="Courier New" w:cs="Courier New"/>
+          <w:sz w:val="20"/>
+          <w:szCs w:val="20"/>
+        </w:rPr>
+        <w:t>at</w:t>
+      </w:r>
+      <w:proofErr w:type="spellEnd"/>
+      <w:r>
+        <w:rPr>
+          <w:rFonts w:ascii="Courier New" w:eastAsia="Courier New" w:hAnsi="Courier New" w:cs="Courier New"/>
+          <w:sz w:val="20"/>
+          <w:szCs w:val="20"/>
+        </w:rPr>
+        <w:t xml:space="preserve"> </w:t>
+      </w:r>
+      <w:proofErr w:type="spellStart"/>
+      <w:r>
+        <w:rPr>
+          <w:rFonts w:ascii="Courier New" w:eastAsia="Courier New" w:hAnsi="Courier New" w:cs="Courier New"/>
+          <w:sz w:val="20"/>
+          <w:szCs w:val="20"/>
+        </w:rPr>
+        <w:t>the</w:t>
+      </w:r>
+      <w:proofErr w:type="spellEnd"/>
+      <w:r>
+        <w:rPr>
+          <w:rFonts w:ascii="Courier New" w:eastAsia="Courier New" w:hAnsi="Courier New" w:cs="Courier New"/>
+          <w:sz w:val="20"/>
+          <w:szCs w:val="20"/>
+        </w:rPr>
+        <w:t xml:space="preserve"> start </w:t>
+      </w:r>
+      <w:proofErr w:type="spellStart"/>
+      <w:r>
+        <w:rPr>
+          <w:rFonts w:ascii="Courier New" w:eastAsia="Courier New" w:hAnsi="Courier New" w:cs="Courier New"/>
+          <w:sz w:val="20"/>
+          <w:szCs w:val="20"/>
+        </w:rPr>
+        <w:t>of</w:t>
+      </w:r>
+      <w:proofErr w:type="spellEnd"/>
+      <w:r>
+        <w:rPr>
+          <w:rFonts w:ascii="Courier New" w:eastAsia="Courier New" w:hAnsi="Courier New" w:cs="Courier New"/>
+          <w:sz w:val="20"/>
+          <w:szCs w:val="20"/>
+        </w:rPr>
+        <w:t xml:space="preserve"> a new bit </w:t>
+      </w:r>
+      <w:proofErr w:type="spellStart"/>
+      <w:r>
+        <w:rPr>
+          <w:rFonts w:ascii="Courier New" w:eastAsia="Courier New" w:hAnsi="Courier New" w:cs="Courier New"/>
+          <w:sz w:val="20"/>
+          <w:szCs w:val="20"/>
+        </w:rPr>
+        <w:t>cycle</w:t>
+      </w:r>
+      <w:proofErr w:type="spellEnd"/>
+    </w:p>
+    <w:p>
+      <w:pPr>
+        <w:spacing w:after="120" w:line="240" w:lineRule="auto"/>
+        <w:rPr>
+          <w:rFonts w:ascii="Courier New" w:eastAsia="Courier New" w:hAnsi="Courier New" w:cs="Courier New"/>
+          <w:sz w:val="20"/>
+          <w:szCs w:val="20"/>
+        </w:rPr>
+      </w:pPr>
+      <w:r>
+        <w:rPr>
+          <w:rFonts w:ascii="Courier New" w:eastAsia="Courier New" w:hAnsi="Courier New" w:cs="Courier New"/>
+          <w:sz w:val="20"/>
+          <w:szCs w:val="20"/>
+        </w:rPr>
+        <w:t xml:space="preserve">            </w:t>
+      </w:r>
+      <w:proofErr w:type="spellStart"/>
+      <w:r>
+        <w:rPr>
+          <w:rFonts w:ascii="Courier New" w:eastAsia="Courier New" w:hAnsi="Courier New" w:cs="Courier New"/>
+          <w:sz w:val="20"/>
+          <w:szCs w:val="20"/>
+        </w:rPr>
+        <w:t>if</w:t>
+      </w:r>
+      <w:proofErr w:type="spellEnd"/>
+      <w:r>
+        <w:rPr>
+          <w:rFonts w:ascii="Courier New" w:eastAsia="Courier New" w:hAnsi="Courier New" w:cs="Courier New"/>
+          <w:sz w:val="20"/>
+          <w:szCs w:val="20"/>
+        </w:rPr>
+        <w:t xml:space="preserve"> </w:t>
+      </w:r>
+      <w:proofErr w:type="spellStart"/>
+      <w:r>
+        <w:rPr>
+          <w:rFonts w:ascii="Courier New" w:eastAsia="Courier New" w:hAnsi="Courier New" w:cs="Courier New"/>
+          <w:sz w:val="20"/>
+          <w:szCs w:val="20"/>
+        </w:rPr>
+        <w:t>tick_counter</w:t>
+      </w:r>
+      <w:proofErr w:type="spellEnd"/>
+      <w:r>
+        <w:rPr>
+          <w:rFonts w:ascii="Courier New" w:eastAsia="Courier New" w:hAnsi="Courier New" w:cs="Courier New"/>
+          <w:sz w:val="20"/>
+          <w:szCs w:val="20"/>
+        </w:rPr>
+        <w:t xml:space="preserve"> = 0 </w:t>
+      </w:r>
+      <w:proofErr w:type="spellStart"/>
+      <w:r>
+        <w:rPr>
+          <w:rFonts w:ascii="Courier New" w:eastAsia="Courier New" w:hAnsi="Courier New" w:cs="Courier New"/>
+          <w:sz w:val="20"/>
+          <w:szCs w:val="20"/>
+        </w:rPr>
+        <w:t>then</w:t>
+      </w:r>
+      <w:proofErr w:type="spellEnd"/>
+    </w:p>
+    <w:p>
+      <w:pPr>
+        <w:spacing w:after="120" w:line="240" w:lineRule="auto"/>
+        <w:rPr>
+          <w:rFonts w:ascii="Courier New" w:eastAsia="Courier New" w:hAnsi="Courier New" w:cs="Courier New"/>
+          <w:sz w:val="20"/>
+          <w:szCs w:val="20"/>
+        </w:rPr>
+      </w:pPr>
+      <w:r>
+        <w:rPr>
+          <w:rFonts w:ascii="Courier New" w:eastAsia="Courier New" w:hAnsi="Courier New" w:cs="Courier New"/>
+          <w:sz w:val="20"/>
+          <w:szCs w:val="20"/>
+        </w:rPr>
+        <w:t xml:space="preserve">                </w:t>
+      </w:r>
+      <w:proofErr w:type="spellStart"/>
+      <w:r>
+        <w:rPr>
+          <w:rFonts w:ascii="Courier New" w:eastAsia="Courier New" w:hAnsi="Courier New" w:cs="Courier New"/>
+          <w:sz w:val="20"/>
+          <w:szCs w:val="20"/>
+        </w:rPr>
+        <w:t>if</w:t>
+      </w:r>
+      <w:proofErr w:type="spellEnd"/>
+      <w:r>
+        <w:rPr>
+          <w:rFonts w:ascii="Courier New" w:eastAsia="Courier New" w:hAnsi="Courier New" w:cs="Courier New"/>
+          <w:sz w:val="20"/>
+          <w:szCs w:val="20"/>
+        </w:rPr>
+        <w:t xml:space="preserve"> </w:t>
+      </w:r>
+      <w:proofErr w:type="spellStart"/>
+      <w:r>
+        <w:rPr>
+          <w:rFonts w:ascii="Courier New" w:eastAsia="Courier New" w:hAnsi="Courier New" w:cs="Courier New"/>
+          <w:sz w:val="20"/>
+          <w:szCs w:val="20"/>
+        </w:rPr>
+        <w:t>data_in</w:t>
+      </w:r>
+      <w:proofErr w:type="spellEnd"/>
+      <w:r>
+        <w:rPr>
+          <w:rFonts w:ascii="Courier New" w:eastAsia="Courier New" w:hAnsi="Courier New" w:cs="Courier New"/>
+          <w:sz w:val="20"/>
+          <w:szCs w:val="20"/>
+        </w:rPr>
+        <w:t>(</w:t>
+      </w:r>
+      <w:proofErr w:type="spellStart"/>
+      <w:r>
+        <w:rPr>
+          <w:rFonts w:ascii="Courier New" w:eastAsia="Courier New" w:hAnsi="Courier New" w:cs="Courier New"/>
+          <w:sz w:val="20"/>
+          <w:szCs w:val="20"/>
+        </w:rPr>
+        <w:t>bit_ptr</w:t>
+      </w:r>
+      <w:proofErr w:type="spellEnd"/>
+      <w:r>
+        <w:rPr>
+          <w:rFonts w:ascii="Courier New" w:eastAsia="Courier New" w:hAnsi="Courier New" w:cs="Courier New"/>
+          <w:sz w:val="20"/>
+          <w:szCs w:val="20"/>
+        </w:rPr>
+        <w:t xml:space="preserve">) = '1' </w:t>
+      </w:r>
+      <w:proofErr w:type="spellStart"/>
+      <w:r>
+        <w:rPr>
+          <w:rFonts w:ascii="Courier New" w:eastAsia="Courier New" w:hAnsi="Courier New" w:cs="Courier New"/>
+          <w:sz w:val="20"/>
+          <w:szCs w:val="20"/>
+        </w:rPr>
+        <w:t>then</w:t>
+      </w:r>
+      <w:proofErr w:type="spellEnd"/>
+    </w:p>
+    <w:p>
+      <w:pPr>
+        <w:spacing w:after="120" w:line="240" w:lineRule="auto"/>
+        <w:rPr>
+          <w:rFonts w:ascii="Courier New" w:eastAsia="Courier New" w:hAnsi="Courier New" w:cs="Courier New"/>
+          <w:sz w:val="20"/>
+          <w:szCs w:val="20"/>
+        </w:rPr>
+      </w:pPr>
+      <w:r>
+        <w:rPr>
+          <w:rFonts w:ascii="Courier New" w:eastAsia="Courier New" w:hAnsi="Courier New" w:cs="Courier New"/>
+          <w:sz w:val="20"/>
+          <w:szCs w:val="20"/>
+        </w:rPr>
+        <w:t xml:space="preserve">                    -- 1 </w:t>
+      </w:r>
+      <w:proofErr w:type="spellStart"/>
+      <w:r>
+        <w:rPr>
+          <w:rFonts w:ascii="Courier New" w:eastAsia="Courier New" w:hAnsi="Courier New" w:cs="Courier New"/>
+          <w:sz w:val="20"/>
+          <w:szCs w:val="20"/>
+        </w:rPr>
+        <w:t>means</w:t>
+      </w:r>
+      <w:proofErr w:type="spellEnd"/>
+      <w:r>
+        <w:rPr>
+          <w:rFonts w:ascii="Courier New" w:eastAsia="Courier New" w:hAnsi="Courier New" w:cs="Courier New"/>
+          <w:sz w:val="20"/>
+          <w:szCs w:val="20"/>
+        </w:rPr>
+        <w:t xml:space="preserve"> toggle the line</w:t>
+      </w:r>
+    </w:p>
+    <w:p>
+      <w:pPr>
+        <w:spacing w:after="120" w:line="240" w:lineRule="auto"/>
+        <w:rPr>
+          <w:rFonts w:ascii="Courier New" w:eastAsia="Courier New" w:hAnsi="Courier New" w:cs="Courier New"/>
+          <w:sz w:val="20"/>
+          <w:szCs w:val="20"/>
+        </w:rPr>
+      </w:pPr>
+      <w:r>
+        <w:rPr>
+          <w:rFonts w:ascii="Courier New" w:eastAsia="Courier New" w:hAnsi="Courier New" w:cs="Courier New"/>
+          <w:sz w:val="20"/>
+          <w:szCs w:val="20"/>
+        </w:rPr>
+        <w:t xml:space="preserve">                    </w:t>
+      </w:r>
+      <w:proofErr w:type="spellStart"/>
+      <w:r>
+        <w:rPr>
+          <w:rFonts w:ascii="Courier New" w:eastAsia="Courier New" w:hAnsi="Courier New" w:cs="Courier New"/>
+          <w:sz w:val="20"/>
+          <w:szCs w:val="20"/>
+        </w:rPr>
+        <w:t>current_lvl</w:t>
+      </w:r>
+      <w:proofErr w:type="spellEnd"/>
+      <w:r>
+        <w:rPr>
+          <w:rFonts w:ascii="Courier New" w:eastAsia="Courier New" w:hAnsi="Courier New" w:cs="Courier New"/>
+          <w:sz w:val="20"/>
+          <w:szCs w:val="20"/>
+        </w:rPr>
+        <w:t xml:space="preserve"> &lt;= not </w:t>
+      </w:r>
+      <w:proofErr w:type="spellStart"/>
+      <w:r>
+        <w:rPr>
+          <w:rFonts w:ascii="Courier New" w:eastAsia="Courier New" w:hAnsi="Courier New" w:cs="Courier New"/>
+          <w:sz w:val="20"/>
+          <w:szCs w:val="20"/>
+        </w:rPr>
+        <w:t>current_lvl</w:t>
+      </w:r>
+      <w:proofErr w:type="spellEnd"/>
+      <w:r>
+        <w:rPr>
+          <w:rFonts w:ascii="Courier New" w:eastAsia="Courier New" w:hAnsi="Courier New" w:cs="Courier New"/>
+          <w:sz w:val="20"/>
+          <w:szCs w:val="20"/>
+        </w:rPr>
+        <w:t>;</w:t>
+      </w:r>
+    </w:p>
+    <w:p>
+      <w:pPr>
+        <w:spacing w:after="120" w:line="240" w:lineRule="auto"/>
+        <w:rPr>
+          <w:rFonts w:ascii="Courier New" w:eastAsia="Courier New" w:hAnsi="Courier New" w:cs="Courier New"/>
+          <w:sz w:val="20"/>
+          <w:szCs w:val="20"/>
+        </w:rPr>
+      </w:pPr>
+      <w:r>
+        <w:rPr>
+          <w:rFonts w:ascii="Courier New" w:eastAsia="Courier New" w:hAnsi="Courier New" w:cs="Courier New"/>
+          <w:sz w:val="20"/>
+          <w:szCs w:val="20"/>
+        </w:rPr>
+        <w:t xml:space="preserve">                    </w:t>
+      </w:r>
+      <w:proofErr w:type="spellStart"/>
+      <w:r>
+        <w:rPr>
+          <w:rFonts w:ascii="Courier New" w:eastAsia="Courier New" w:hAnsi="Courier New" w:cs="Courier New"/>
+          <w:sz w:val="20"/>
+          <w:szCs w:val="20"/>
+        </w:rPr>
+        <w:t>nrz_out</w:t>
+      </w:r>
+      <w:proofErr w:type="spellEnd"/>
+      <w:r>
+        <w:rPr>
+          <w:rFonts w:ascii="Courier New" w:eastAsia="Courier New" w:hAnsi="Courier New" w:cs="Courier New"/>
+          <w:sz w:val="20"/>
+          <w:szCs w:val="20"/>
+        </w:rPr>
+        <w:t xml:space="preserve"> &lt;= </w:t>
+      </w:r>
+      <w:proofErr w:type="spellStart"/>
+      <w:r>
+        <w:rPr>
+          <w:rFonts w:ascii="Courier New" w:eastAsia="Courier New" w:hAnsi="Courier New" w:cs="Courier New"/>
+          <w:sz w:val="20"/>
+          <w:szCs w:val="20"/>
+        </w:rPr>
+        <w:t>not</w:t>
+      </w:r>
+      <w:proofErr w:type="spellEnd"/>
+      <w:r>
+        <w:rPr>
+          <w:rFonts w:ascii="Courier New" w:eastAsia="Courier New" w:hAnsi="Courier New" w:cs="Courier New"/>
+          <w:sz w:val="20"/>
+          <w:szCs w:val="20"/>
+        </w:rPr>
+        <w:t xml:space="preserve"> </w:t>
+      </w:r>
+      <w:proofErr w:type="spellStart"/>
+      <w:r>
+        <w:rPr>
+          <w:rFonts w:ascii="Courier New" w:eastAsia="Courier New" w:hAnsi="Courier New" w:cs="Courier New"/>
+          <w:sz w:val="20"/>
+          <w:szCs w:val="20"/>
+        </w:rPr>
+        <w:t>current_lvl</w:t>
+      </w:r>
+      <w:proofErr w:type="spellEnd"/>
+      <w:r>
+        <w:rPr>
+          <w:rFonts w:ascii="Courier New" w:eastAsia="Courier New" w:hAnsi="Courier New" w:cs="Courier New"/>
+          <w:sz w:val="20"/>
+          <w:szCs w:val="20"/>
+        </w:rPr>
+        <w:t xml:space="preserve">; -- </w:t>
+      </w:r>
+      <w:proofErr w:type="spellStart"/>
+      <w:r>
+        <w:rPr>
+          <w:rFonts w:ascii="Courier New" w:eastAsia="Courier New" w:hAnsi="Courier New" w:cs="Courier New"/>
+          <w:sz w:val="20"/>
+          <w:szCs w:val="20"/>
+        </w:rPr>
+        <w:t>instantly</w:t>
+      </w:r>
+      <w:proofErr w:type="spellEnd"/>
+      <w:r>
+        <w:rPr>
+          <w:rFonts w:ascii="Courier New" w:eastAsia="Courier New" w:hAnsi="Courier New" w:cs="Courier New"/>
+          <w:sz w:val="20"/>
+          <w:szCs w:val="20"/>
+        </w:rPr>
+        <w:t xml:space="preserve"> push to output</w:t>
+      </w:r>
+    </w:p>
+    <w:p>
+      <w:pPr>
+        <w:spacing w:after="120" w:line="240" w:lineRule="auto"/>
+        <w:rPr>
+          <w:rFonts w:ascii="Courier New" w:eastAsia="Courier New" w:hAnsi="Courier New" w:cs="Courier New"/>
+          <w:sz w:val="20"/>
+          <w:szCs w:val="20"/>
+        </w:rPr>
+      </w:pPr>
+      <w:r>
+        <w:rPr>
+          <w:rFonts w:ascii="Courier New" w:eastAsia="Courier New" w:hAnsi="Courier New" w:cs="Courier New"/>
+          <w:sz w:val="20"/>
+          <w:szCs w:val="20"/>
+        </w:rPr>
+        <w:t xml:space="preserve">                </w:t>
+      </w:r>
+      <w:proofErr w:type="spellStart"/>
+      <w:r>
+        <w:rPr>
+          <w:rFonts w:ascii="Courier New" w:eastAsia="Courier New" w:hAnsi="Courier New" w:cs="Courier New"/>
+          <w:sz w:val="20"/>
+          <w:szCs w:val="20"/>
+        </w:rPr>
+        <w:t>else</w:t>
+      </w:r>
+      <w:proofErr w:type="spellEnd"/>
+    </w:p>
+    <w:p>
+      <w:pPr>
+        <w:spacing w:after="120" w:line="240" w:lineRule="auto"/>
+        <w:rPr>
+          <w:rFonts w:ascii="Courier New" w:eastAsia="Courier New" w:hAnsi="Courier New" w:cs="Courier New"/>
+          <w:sz w:val="20"/>
+          <w:szCs w:val="20"/>
+        </w:rPr>
+      </w:pPr>
+      <w:r>
+        <w:rPr>
+          <w:rFonts w:ascii="Courier New" w:eastAsia="Courier New" w:hAnsi="Courier New" w:cs="Courier New"/>
+          <w:sz w:val="20"/>
+          <w:szCs w:val="20"/>
+        </w:rPr>
+        <w:t xml:space="preserve">                    -- 0 </w:t>
+      </w:r>
+      <w:proofErr w:type="spellStart"/>
+      <w:r>
+        <w:rPr>
+          <w:rFonts w:ascii="Courier New" w:eastAsia="Courier New" w:hAnsi="Courier New" w:cs="Courier New"/>
+          <w:sz w:val="20"/>
+          <w:szCs w:val="20"/>
+        </w:rPr>
+        <w:t>means</w:t>
+      </w:r>
+      <w:proofErr w:type="spellEnd"/>
+      <w:r>
+        <w:rPr>
+          <w:rFonts w:ascii="Courier New" w:eastAsia="Courier New" w:hAnsi="Courier New" w:cs="Courier New"/>
+          <w:sz w:val="20"/>
+          <w:szCs w:val="20"/>
+        </w:rPr>
+        <w:t xml:space="preserve"> </w:t>
+      </w:r>
+      <w:proofErr w:type="spellStart"/>
+      <w:r>
+        <w:rPr>
+          <w:rFonts w:ascii="Courier New" w:eastAsia="Courier New" w:hAnsi="Courier New" w:cs="Courier New"/>
+          <w:sz w:val="20"/>
+          <w:szCs w:val="20"/>
+        </w:rPr>
+        <w:t>hold</w:t>
+      </w:r>
+      <w:proofErr w:type="spellEnd"/>
+      <w:r>
+        <w:rPr>
+          <w:rFonts w:ascii="Courier New" w:eastAsia="Courier New" w:hAnsi="Courier New" w:cs="Courier New"/>
+          <w:sz w:val="20"/>
+          <w:szCs w:val="20"/>
+        </w:rPr>
+        <w:t xml:space="preserve"> </w:t>
+      </w:r>
+      <w:proofErr w:type="spellStart"/>
+      <w:r>
+        <w:rPr>
+          <w:rFonts w:ascii="Courier New" w:eastAsia="Courier New" w:hAnsi="Courier New" w:cs="Courier New"/>
+          <w:sz w:val="20"/>
+          <w:szCs w:val="20"/>
+        </w:rPr>
+        <w:t>the</w:t>
+      </w:r>
+      <w:proofErr w:type="spellEnd"/>
+      <w:r>
+        <w:rPr>
+          <w:rFonts w:ascii="Courier New" w:eastAsia="Courier New" w:hAnsi="Courier New" w:cs="Courier New"/>
+          <w:sz w:val="20"/>
+          <w:szCs w:val="20"/>
+        </w:rPr>
+        <w:t xml:space="preserve"> </w:t>
+      </w:r>
+      <w:proofErr w:type="spellStart"/>
+      <w:r>
+        <w:rPr>
+          <w:rFonts w:ascii="Courier New" w:eastAsia="Courier New" w:hAnsi="Courier New" w:cs="Courier New"/>
+          <w:sz w:val="20"/>
+          <w:szCs w:val="20"/>
+        </w:rPr>
+        <w:t>previous</w:t>
+      </w:r>
+      <w:proofErr w:type="spellEnd"/>
+      <w:r>
+        <w:rPr>
+          <w:rFonts w:ascii="Courier New" w:eastAsia="Courier New" w:hAnsi="Courier New" w:cs="Courier New"/>
+          <w:sz w:val="20"/>
+          <w:szCs w:val="20"/>
+        </w:rPr>
+        <w:t xml:space="preserve"> </w:t>
+      </w:r>
+      <w:proofErr w:type="spellStart"/>
+      <w:r>
+        <w:rPr>
+          <w:rFonts w:ascii="Courier New" w:eastAsia="Courier New" w:hAnsi="Courier New" w:cs="Courier New"/>
+          <w:sz w:val="20"/>
+          <w:szCs w:val="20"/>
+        </w:rPr>
+        <w:t>state</w:t>
+      </w:r>
+      <w:proofErr w:type="spellEnd"/>
+    </w:p>
+    <w:p>
+      <w:pPr>
+        <w:spacing w:after="120" w:line="240" w:lineRule="auto"/>
+        <w:rPr>
+          <w:rFonts w:ascii="Courier New" w:eastAsia="Courier New" w:hAnsi="Courier New" w:cs="Courier New"/>
+          <w:sz w:val="20"/>
+          <w:szCs w:val="20"/>
+        </w:rPr>
+      </w:pPr>
+      <w:r>
+        <w:rPr>
+          <w:rFonts w:ascii="Courier New" w:eastAsia="Courier New" w:hAnsi="Courier New" w:cs="Courier New"/>
+          <w:sz w:val="20"/>
+          <w:szCs w:val="20"/>
+        </w:rPr>
+        <w:t xml:space="preserve">                    </w:t>
+      </w:r>
+      <w:proofErr w:type="spellStart"/>
+      <w:r>
+        <w:rPr>
+          <w:rFonts w:ascii="Courier New" w:eastAsia="Courier New" w:hAnsi="Courier New" w:cs="Courier New"/>
+          <w:sz w:val="20"/>
+          <w:szCs w:val="20"/>
+        </w:rPr>
+        <w:t>nrz_out</w:t>
+      </w:r>
+      <w:proofErr w:type="spellEnd"/>
+      <w:r>
+        <w:rPr>
+          <w:rFonts w:ascii="Courier New" w:eastAsia="Courier New" w:hAnsi="Courier New" w:cs="Courier New"/>
+          <w:sz w:val="20"/>
+          <w:szCs w:val="20"/>
+        </w:rPr>
+        <w:t xml:space="preserve"> &lt;= </w:t>
+      </w:r>
+      <w:proofErr w:type="spellStart"/>
+      <w:r>
+        <w:rPr>
+          <w:rFonts w:ascii="Courier New" w:eastAsia="Courier New" w:hAnsi="Courier New" w:cs="Courier New"/>
+          <w:sz w:val="20"/>
+          <w:szCs w:val="20"/>
+        </w:rPr>
+        <w:t>current_lvl</w:t>
+      </w:r>
+      <w:proofErr w:type="spellEnd"/>
+      <w:r>
+        <w:rPr>
+          <w:rFonts w:ascii="Courier New" w:eastAsia="Courier New" w:hAnsi="Courier New" w:cs="Courier New"/>
+          <w:sz w:val="20"/>
+          <w:szCs w:val="20"/>
+        </w:rPr>
+        <w:t>;</w:t>
+      </w:r>
+    </w:p>
+    <w:p>
+      <w:pPr>
+        <w:spacing w:after="120" w:line="240" w:lineRule="auto"/>
+        <w:rPr>
+          <w:rFonts w:ascii="Courier New" w:eastAsia="Courier New" w:hAnsi="Courier New" w:cs="Courier New"/>
+          <w:sz w:val="20"/>
+          <w:szCs w:val="20"/>
+        </w:rPr>
+      </w:pPr>
+      <w:r>
+        <w:rPr>
+          <w:rFonts w:ascii="Courier New" w:eastAsia="Courier New" w:hAnsi="Courier New" w:cs="Courier New"/>
+          <w:sz w:val="20"/>
+          <w:szCs w:val="20"/>
+        </w:rPr>
+        <w:t xml:space="preserve">                </w:t>
+      </w:r>
+      <w:proofErr w:type="spellStart"/>
+      <w:r>
+        <w:rPr>
+          <w:rFonts w:ascii="Courier New" w:eastAsia="Courier New" w:hAnsi="Courier New" w:cs="Courier New"/>
+          <w:sz w:val="20"/>
+          <w:szCs w:val="20"/>
+        </w:rPr>
+        <w:t>end</w:t>
+      </w:r>
+      <w:proofErr w:type="spellEnd"/>
+      <w:r>
+        <w:rPr>
+          <w:rFonts w:ascii="Courier New" w:eastAsia="Courier New" w:hAnsi="Courier New" w:cs="Courier New"/>
+          <w:sz w:val="20"/>
+          <w:szCs w:val="20"/>
+        </w:rPr>
+        <w:t xml:space="preserve"> if;</w:t>
+      </w:r>
+    </w:p>
+    <w:p>
+      <w:pPr>
+        <w:spacing w:after="120" w:line="240" w:lineRule="auto"/>
+        <w:rPr>
+          <w:rFonts w:ascii="Courier New" w:eastAsia="Courier New" w:hAnsi="Courier New" w:cs="Courier New"/>
+          <w:sz w:val="20"/>
+          <w:szCs w:val="20"/>
+        </w:rPr>
+      </w:pPr>
+      <w:r>
+        <w:rPr>
+          <w:rFonts w:ascii="Courier New" w:eastAsia="Courier New" w:hAnsi="Courier New" w:cs="Courier New"/>
+          <w:sz w:val="20"/>
+          <w:szCs w:val="20"/>
+        </w:rPr>
+        <w:t xml:space="preserve">            </w:t>
+      </w:r>
+      <w:proofErr w:type="spellStart"/>
+      <w:r>
+        <w:rPr>
+          <w:rFonts w:ascii="Courier New" w:eastAsia="Courier New" w:hAnsi="Courier New" w:cs="Courier New"/>
+          <w:sz w:val="20"/>
+          <w:szCs w:val="20"/>
+        </w:rPr>
+        <w:t>else</w:t>
+      </w:r>
+      <w:proofErr w:type="spellEnd"/>
+    </w:p>
+    <w:p>
+      <w:pPr>
+        <w:spacing w:after="120" w:line="240" w:lineRule="auto"/>
+        <w:rPr>
+          <w:rFonts w:ascii="Courier New" w:eastAsia="Courier New" w:hAnsi="Courier New" w:cs="Courier New"/>
+          <w:sz w:val="20"/>
+          <w:szCs w:val="20"/>
+        </w:rPr>
+      </w:pPr>
+      <w:r>
+        <w:rPr>
+          <w:rFonts w:ascii="Courier New" w:eastAsia="Courier New" w:hAnsi="Courier New" w:cs="Courier New"/>
+          <w:sz w:val="20"/>
+          <w:szCs w:val="20"/>
+        </w:rPr>
+        <w:t xml:space="preserve">                -- </w:t>
+      </w:r>
+      <w:proofErr w:type="spellStart"/>
+      <w:r>
+        <w:rPr>
+          <w:rFonts w:ascii="Courier New" w:eastAsia="Courier New" w:hAnsi="Courier New" w:cs="Courier New"/>
+          <w:sz w:val="20"/>
+          <w:szCs w:val="20"/>
+        </w:rPr>
+        <w:t>just</w:t>
+      </w:r>
+      <w:proofErr w:type="spellEnd"/>
+      <w:r>
+        <w:rPr>
+          <w:rFonts w:ascii="Courier New" w:eastAsia="Courier New" w:hAnsi="Courier New" w:cs="Courier New"/>
+          <w:sz w:val="20"/>
+          <w:szCs w:val="20"/>
+        </w:rPr>
+        <w:t xml:space="preserve"> </w:t>
+      </w:r>
+      <w:proofErr w:type="spellStart"/>
+      <w:r>
+        <w:rPr>
+          <w:rFonts w:ascii="Courier New" w:eastAsia="Courier New" w:hAnsi="Courier New" w:cs="Courier New"/>
+          <w:sz w:val="20"/>
+          <w:szCs w:val="20"/>
+        </w:rPr>
+        <w:t>hold</w:t>
+      </w:r>
+      <w:proofErr w:type="spellEnd"/>
+      <w:r>
+        <w:rPr>
+          <w:rFonts w:ascii="Courier New" w:eastAsia="Courier New" w:hAnsi="Courier New" w:cs="Courier New"/>
+          <w:sz w:val="20"/>
+          <w:szCs w:val="20"/>
+        </w:rPr>
+        <w:t xml:space="preserve"> </w:t>
+      </w:r>
+      <w:proofErr w:type="spellStart"/>
+      <w:r>
+        <w:rPr>
+          <w:rFonts w:ascii="Courier New" w:eastAsia="Courier New" w:hAnsi="Courier New" w:cs="Courier New"/>
+          <w:sz w:val="20"/>
+          <w:szCs w:val="20"/>
+        </w:rPr>
+        <w:t>the</w:t>
+      </w:r>
+      <w:proofErr w:type="spellEnd"/>
+      <w:r>
+        <w:rPr>
+          <w:rFonts w:ascii="Courier New" w:eastAsia="Courier New" w:hAnsi="Courier New" w:cs="Courier New"/>
+          <w:sz w:val="20"/>
+          <w:szCs w:val="20"/>
+        </w:rPr>
+        <w:t xml:space="preserve"> </w:t>
+      </w:r>
+      <w:proofErr w:type="spellStart"/>
+      <w:r>
+        <w:rPr>
+          <w:rFonts w:ascii="Courier New" w:eastAsia="Courier New" w:hAnsi="Courier New" w:cs="Courier New"/>
+          <w:sz w:val="20"/>
+          <w:szCs w:val="20"/>
+        </w:rPr>
+        <w:t>line</w:t>
+      </w:r>
+      <w:proofErr w:type="spellEnd"/>
+      <w:r>
+        <w:rPr>
+          <w:rFonts w:ascii="Courier New" w:eastAsia="Courier New" w:hAnsi="Courier New" w:cs="Courier New"/>
+          <w:sz w:val="20"/>
+          <w:szCs w:val="20"/>
+        </w:rPr>
+        <w:t xml:space="preserve"> </w:t>
+      </w:r>
+      <w:proofErr w:type="spellStart"/>
+      <w:r>
+        <w:rPr>
+          <w:rFonts w:ascii="Courier New" w:eastAsia="Courier New" w:hAnsi="Courier New" w:cs="Courier New"/>
+          <w:sz w:val="20"/>
+          <w:szCs w:val="20"/>
+        </w:rPr>
+        <w:t>steady</w:t>
+      </w:r>
+      <w:proofErr w:type="spellEnd"/>
+      <w:r>
+        <w:rPr>
+          <w:rFonts w:ascii="Courier New" w:eastAsia="Courier New" w:hAnsi="Courier New" w:cs="Courier New"/>
+          <w:sz w:val="20"/>
+          <w:szCs w:val="20"/>
+        </w:rPr>
+        <w:t xml:space="preserve"> for </w:t>
+      </w:r>
+      <w:proofErr w:type="spellStart"/>
+      <w:r>
+        <w:rPr>
+          <w:rFonts w:ascii="Courier New" w:eastAsia="Courier New" w:hAnsi="Courier New" w:cs="Courier New"/>
+          <w:sz w:val="20"/>
+          <w:szCs w:val="20"/>
+        </w:rPr>
+        <w:t>the</w:t>
+      </w:r>
+      <w:proofErr w:type="spellEnd"/>
+      <w:r>
+        <w:rPr>
+          <w:rFonts w:ascii="Courier New" w:eastAsia="Courier New" w:hAnsi="Courier New" w:cs="Courier New"/>
+          <w:sz w:val="20"/>
+          <w:szCs w:val="20"/>
+        </w:rPr>
+        <w:t xml:space="preserve"> </w:t>
+      </w:r>
+      <w:proofErr w:type="spellStart"/>
+      <w:r>
+        <w:rPr>
+          <w:rFonts w:ascii="Courier New" w:eastAsia="Courier New" w:hAnsi="Courier New" w:cs="Courier New"/>
+          <w:sz w:val="20"/>
+          <w:szCs w:val="20"/>
+        </w:rPr>
+        <w:t>rest</w:t>
+      </w:r>
+      <w:proofErr w:type="spellEnd"/>
+      <w:r>
+        <w:rPr>
+          <w:rFonts w:ascii="Courier New" w:eastAsia="Courier New" w:hAnsi="Courier New" w:cs="Courier New"/>
+          <w:sz w:val="20"/>
+          <w:szCs w:val="20"/>
+        </w:rPr>
+        <w:t xml:space="preserve"> </w:t>
+      </w:r>
+      <w:proofErr w:type="spellStart"/>
+      <w:r>
+        <w:rPr>
+          <w:rFonts w:ascii="Courier New" w:eastAsia="Courier New" w:hAnsi="Courier New" w:cs="Courier New"/>
+          <w:sz w:val="20"/>
+          <w:szCs w:val="20"/>
+        </w:rPr>
+        <w:t>of</w:t>
+      </w:r>
+      <w:proofErr w:type="spellEnd"/>
+      <w:r>
+        <w:rPr>
+          <w:rFonts w:ascii="Courier New" w:eastAsia="Courier New" w:hAnsi="Courier New" w:cs="Courier New"/>
+          <w:sz w:val="20"/>
+          <w:szCs w:val="20"/>
+        </w:rPr>
+        <w:t xml:space="preserve"> the bit </w:t>
+      </w:r>
+      <w:proofErr w:type="spellStart"/>
+      <w:r>
+        <w:rPr>
+          <w:rFonts w:ascii="Courier New" w:eastAsia="Courier New" w:hAnsi="Courier New" w:cs="Courier New"/>
+          <w:sz w:val="20"/>
+          <w:szCs w:val="20"/>
+        </w:rPr>
+        <w:t>duration</w:t>
+      </w:r>
+      <w:proofErr w:type="spellEnd"/>
+    </w:p>
+    <w:p>
+      <w:pPr>
+        <w:spacing w:after="120" w:line="240" w:lineRule="auto"/>
+        <w:rPr>
+          <w:rFonts w:ascii="Courier New" w:eastAsia="Courier New" w:hAnsi="Courier New" w:cs="Courier New"/>
+          <w:sz w:val="20"/>
+          <w:szCs w:val="20"/>
+        </w:rPr>
+      </w:pPr>
+      <w:r>
+        <w:rPr>
+          <w:rFonts w:ascii="Courier New" w:eastAsia="Courier New" w:hAnsi="Courier New" w:cs="Courier New"/>
+          <w:sz w:val="20"/>
+          <w:szCs w:val="20"/>
+        </w:rPr>
+        <w:t xml:space="preserve">                </w:t>
+      </w:r>
+      <w:proofErr w:type="spellStart"/>
+      <w:r>
+        <w:rPr>
+          <w:rFonts w:ascii="Courier New" w:eastAsia="Courier New" w:hAnsi="Courier New" w:cs="Courier New"/>
+          <w:sz w:val="20"/>
+          <w:szCs w:val="20"/>
+        </w:rPr>
+        <w:t>nrz_out</w:t>
+      </w:r>
+      <w:proofErr w:type="spellEnd"/>
+      <w:r>
+        <w:rPr>
+          <w:rFonts w:ascii="Courier New" w:eastAsia="Courier New" w:hAnsi="Courier New" w:cs="Courier New"/>
+          <w:sz w:val="20"/>
+          <w:szCs w:val="20"/>
+        </w:rPr>
+        <w:t xml:space="preserve"> &lt;= </w:t>
+      </w:r>
+      <w:proofErr w:type="spellStart"/>
+      <w:r>
+        <w:rPr>
+          <w:rFonts w:ascii="Courier New" w:eastAsia="Courier New" w:hAnsi="Courier New" w:cs="Courier New"/>
+          <w:sz w:val="20"/>
+          <w:szCs w:val="20"/>
+        </w:rPr>
+        <w:t>current_lvl</w:t>
+      </w:r>
+      <w:proofErr w:type="spellEnd"/>
+      <w:r>
+        <w:rPr>
+          <w:rFonts w:ascii="Courier New" w:eastAsia="Courier New" w:hAnsi="Courier New" w:cs="Courier New"/>
+          <w:sz w:val="20"/>
+          <w:szCs w:val="20"/>
+        </w:rPr>
+        <w:t>;</w:t>
+      </w:r>
+    </w:p>
+    <w:p>
+      <w:pPr>
+        <w:spacing w:after="120" w:line="240" w:lineRule="auto"/>
+        <w:rPr>
+          <w:rFonts w:ascii="Courier New" w:eastAsia="Courier New" w:hAnsi="Courier New" w:cs="Courier New"/>
+          <w:sz w:val="20"/>
+          <w:szCs w:val="20"/>
+        </w:rPr>
+      </w:pPr>
+      <w:r>
+        <w:rPr>
+          <w:rFonts w:ascii="Courier New" w:eastAsia="Courier New" w:hAnsi="Courier New" w:cs="Courier New"/>
+          <w:sz w:val="20"/>
+          <w:szCs w:val="20"/>
+        </w:rPr>
+        <w:t xml:space="preserve">            </w:t>
+      </w:r>
+      <w:proofErr w:type="spellStart"/>
+      <w:r>
+        <w:rPr>
+          <w:rFonts w:ascii="Courier New" w:eastAsia="Courier New" w:hAnsi="Courier New" w:cs="Courier New"/>
+          <w:sz w:val="20"/>
+          <w:szCs w:val="20"/>
+        </w:rPr>
+        <w:t>end</w:t>
+      </w:r>
+      <w:proofErr w:type="spellEnd"/>
+      <w:r>
+        <w:rPr>
+          <w:rFonts w:ascii="Courier New" w:eastAsia="Courier New" w:hAnsi="Courier New" w:cs="Courier New"/>
+          <w:sz w:val="20"/>
+          <w:szCs w:val="20"/>
+        </w:rPr>
+        <w:t xml:space="preserve"> if;</w:t>
+      </w:r>
+    </w:p>
+    <w:p>
+      <w:pPr>
+        <w:spacing w:after="120" w:line="240" w:lineRule="auto"/>
+        <w:rPr>
+          <w:rFonts w:ascii="Courier New" w:eastAsia="Courier New" w:hAnsi="Courier New" w:cs="Courier New"/>
+          <w:sz w:val="20"/>
+          <w:szCs w:val="20"/>
+        </w:rPr>
+      </w:pPr>
+    </w:p>
+    <w:p>
+      <w:pPr>
+        <w:spacing w:after="120" w:line="240" w:lineRule="auto"/>
+        <w:rPr>
+          <w:rFonts w:ascii="Courier New" w:eastAsia="Courier New" w:hAnsi="Courier New" w:cs="Courier New"/>
+          <w:sz w:val="20"/>
+          <w:szCs w:val="20"/>
+        </w:rPr>
+      </w:pPr>
+      <w:r>
+        <w:rPr>
+          <w:rFonts w:ascii="Courier New" w:eastAsia="Courier New" w:hAnsi="Courier New" w:cs="Courier New"/>
+          <w:sz w:val="20"/>
+          <w:szCs w:val="20"/>
+        </w:rPr>
+        <w:t xml:space="preserve">            -- </w:t>
+      </w:r>
+      <w:proofErr w:type="spellStart"/>
+      <w:r>
+        <w:rPr>
+          <w:rFonts w:ascii="Courier New" w:eastAsia="Courier New" w:hAnsi="Courier New" w:cs="Courier New"/>
+          <w:sz w:val="20"/>
+          <w:szCs w:val="20"/>
+        </w:rPr>
+        <w:t>handle</w:t>
+      </w:r>
+      <w:proofErr w:type="spellEnd"/>
+      <w:r>
+        <w:rPr>
+          <w:rFonts w:ascii="Courier New" w:eastAsia="Courier New" w:hAnsi="Courier New" w:cs="Courier New"/>
+          <w:sz w:val="20"/>
+          <w:szCs w:val="20"/>
+        </w:rPr>
+        <w:t xml:space="preserve"> </w:t>
+      </w:r>
+      <w:proofErr w:type="spellStart"/>
+      <w:r>
+        <w:rPr>
+          <w:rFonts w:ascii="Courier New" w:eastAsia="Courier New" w:hAnsi="Courier New" w:cs="Courier New"/>
+          <w:sz w:val="20"/>
+          <w:szCs w:val="20"/>
+        </w:rPr>
+        <w:t>the</w:t>
+      </w:r>
+      <w:proofErr w:type="spellEnd"/>
+      <w:r>
+        <w:rPr>
+          <w:rFonts w:ascii="Courier New" w:eastAsia="Courier New" w:hAnsi="Courier New" w:cs="Courier New"/>
+          <w:sz w:val="20"/>
+          <w:szCs w:val="20"/>
+        </w:rPr>
+        <w:t xml:space="preserve"> timing </w:t>
+      </w:r>
+      <w:proofErr w:type="spellStart"/>
+      <w:r>
+        <w:rPr>
+          <w:rFonts w:ascii="Courier New" w:eastAsia="Courier New" w:hAnsi="Courier New" w:cs="Courier New"/>
+          <w:sz w:val="20"/>
+          <w:szCs w:val="20"/>
+        </w:rPr>
+        <w:t>and</w:t>
+      </w:r>
+      <w:proofErr w:type="spellEnd"/>
+      <w:r>
+        <w:rPr>
+          <w:rFonts w:ascii="Courier New" w:eastAsia="Courier New" w:hAnsi="Courier New" w:cs="Courier New"/>
+          <w:sz w:val="20"/>
+          <w:szCs w:val="20"/>
+        </w:rPr>
+        <w:t xml:space="preserve"> pointer (</w:t>
+      </w:r>
+      <w:proofErr w:type="spellStart"/>
+      <w:r>
+        <w:rPr>
+          <w:rFonts w:ascii="Courier New" w:eastAsia="Courier New" w:hAnsi="Courier New" w:cs="Courier New"/>
+          <w:sz w:val="20"/>
+          <w:szCs w:val="20"/>
+        </w:rPr>
+        <w:t>same</w:t>
+      </w:r>
+      <w:proofErr w:type="spellEnd"/>
+      <w:r>
+        <w:rPr>
+          <w:rFonts w:ascii="Courier New" w:eastAsia="Courier New" w:hAnsi="Courier New" w:cs="Courier New"/>
+          <w:sz w:val="20"/>
+          <w:szCs w:val="20"/>
+        </w:rPr>
+        <w:t xml:space="preserve"> as </w:t>
+      </w:r>
+      <w:proofErr w:type="spellStart"/>
+      <w:r>
+        <w:rPr>
+          <w:rFonts w:ascii="Courier New" w:eastAsia="Courier New" w:hAnsi="Courier New" w:cs="Courier New"/>
+          <w:sz w:val="20"/>
+          <w:szCs w:val="20"/>
+        </w:rPr>
+        <w:t>nrz</w:t>
+      </w:r>
+      <w:proofErr w:type="spellEnd"/>
+      <w:r>
+        <w:rPr>
+          <w:rFonts w:ascii="Courier New" w:eastAsia="Courier New" w:hAnsi="Courier New" w:cs="Courier New"/>
+          <w:sz w:val="20"/>
+          <w:szCs w:val="20"/>
+        </w:rPr>
+        <w:t>-l)</w:t>
+      </w:r>
+    </w:p>
+    <w:p>
+      <w:pPr>
+        <w:spacing w:after="120" w:line="240" w:lineRule="auto"/>
+        <w:rPr>
+          <w:rFonts w:ascii="Courier New" w:eastAsia="Courier New" w:hAnsi="Courier New" w:cs="Courier New"/>
+          <w:sz w:val="20"/>
+          <w:szCs w:val="20"/>
+        </w:rPr>
+      </w:pPr>
+      <w:r>
+        <w:rPr>
+          <w:rFonts w:ascii="Courier New" w:eastAsia="Courier New" w:hAnsi="Courier New" w:cs="Courier New"/>
+          <w:sz w:val="20"/>
+          <w:szCs w:val="20"/>
+        </w:rPr>
+        <w:t xml:space="preserve">            </w:t>
+      </w:r>
+      <w:proofErr w:type="spellStart"/>
+      <w:r>
+        <w:rPr>
+          <w:rFonts w:ascii="Courier New" w:eastAsia="Courier New" w:hAnsi="Courier New" w:cs="Courier New"/>
+          <w:sz w:val="20"/>
+          <w:szCs w:val="20"/>
+        </w:rPr>
+        <w:t>if</w:t>
+      </w:r>
+      <w:proofErr w:type="spellEnd"/>
+      <w:r>
+        <w:rPr>
+          <w:rFonts w:ascii="Courier New" w:eastAsia="Courier New" w:hAnsi="Courier New" w:cs="Courier New"/>
+          <w:sz w:val="20"/>
+          <w:szCs w:val="20"/>
+        </w:rPr>
+        <w:t xml:space="preserve"> </w:t>
+      </w:r>
+      <w:proofErr w:type="spellStart"/>
+      <w:r>
+        <w:rPr>
+          <w:rFonts w:ascii="Courier New" w:eastAsia="Courier New" w:hAnsi="Courier New" w:cs="Courier New"/>
+          <w:sz w:val="20"/>
+          <w:szCs w:val="20"/>
+        </w:rPr>
+        <w:t>tick_counter</w:t>
+      </w:r>
+      <w:proofErr w:type="spellEnd"/>
+      <w:r>
+        <w:rPr>
+          <w:rFonts w:ascii="Courier New" w:eastAsia="Courier New" w:hAnsi="Courier New" w:cs="Courier New"/>
+          <w:sz w:val="20"/>
+          <w:szCs w:val="20"/>
+        </w:rPr>
+        <w:t xml:space="preserve"> &lt; TICKS_PER_BIT - 1 </w:t>
+      </w:r>
+      <w:proofErr w:type="spellStart"/>
+      <w:r>
+        <w:rPr>
+          <w:rFonts w:ascii="Courier New" w:eastAsia="Courier New" w:hAnsi="Courier New" w:cs="Courier New"/>
+          <w:sz w:val="20"/>
+          <w:szCs w:val="20"/>
+        </w:rPr>
+        <w:t>then</w:t>
+      </w:r>
+      <w:proofErr w:type="spellEnd"/>
+    </w:p>
+    <w:p>
+      <w:pPr>
+        <w:spacing w:after="120" w:line="240" w:lineRule="auto"/>
+        <w:rPr>
+          <w:rFonts w:ascii="Courier New" w:eastAsia="Courier New" w:hAnsi="Courier New" w:cs="Courier New"/>
+          <w:sz w:val="20"/>
+          <w:szCs w:val="20"/>
+        </w:rPr>
+      </w:pPr>
+      <w:r>
+        <w:rPr>
+          <w:rFonts w:ascii="Courier New" w:eastAsia="Courier New" w:hAnsi="Courier New" w:cs="Courier New"/>
+          <w:sz w:val="20"/>
+          <w:szCs w:val="20"/>
+        </w:rPr>
+        <w:t xml:space="preserve">                -- </w:t>
+      </w:r>
+      <w:proofErr w:type="spellStart"/>
+      <w:r>
+        <w:rPr>
+          <w:rFonts w:ascii="Courier New" w:eastAsia="Courier New" w:hAnsi="Courier New" w:cs="Courier New"/>
+          <w:sz w:val="20"/>
+          <w:szCs w:val="20"/>
+        </w:rPr>
+        <w:t>increment</w:t>
+      </w:r>
+      <w:proofErr w:type="spellEnd"/>
+      <w:r>
+        <w:rPr>
+          <w:rFonts w:ascii="Courier New" w:eastAsia="Courier New" w:hAnsi="Courier New" w:cs="Courier New"/>
+          <w:sz w:val="20"/>
+          <w:szCs w:val="20"/>
+        </w:rPr>
+        <w:t xml:space="preserve"> counter</w:t>
+      </w:r>
+    </w:p>
+    <w:p>
+      <w:pPr>
+        <w:spacing w:after="120" w:line="240" w:lineRule="auto"/>
+        <w:rPr>
+          <w:rFonts w:ascii="Courier New" w:eastAsia="Courier New" w:hAnsi="Courier New" w:cs="Courier New"/>
+          <w:sz w:val="20"/>
+          <w:szCs w:val="20"/>
+        </w:rPr>
+      </w:pPr>
+      <w:r>
+        <w:rPr>
+          <w:rFonts w:ascii="Courier New" w:eastAsia="Courier New" w:hAnsi="Courier New" w:cs="Courier New"/>
+          <w:sz w:val="20"/>
+          <w:szCs w:val="20"/>
+        </w:rPr>
+        <w:t xml:space="preserve">                </w:t>
+      </w:r>
+      <w:proofErr w:type="spellStart"/>
+      <w:r>
+        <w:rPr>
+          <w:rFonts w:ascii="Courier New" w:eastAsia="Courier New" w:hAnsi="Courier New" w:cs="Courier New"/>
+          <w:sz w:val="20"/>
+          <w:szCs w:val="20"/>
+        </w:rPr>
+        <w:t>tick_counter</w:t>
+      </w:r>
+      <w:proofErr w:type="spellEnd"/>
+      <w:r>
+        <w:rPr>
+          <w:rFonts w:ascii="Courier New" w:eastAsia="Courier New" w:hAnsi="Courier New" w:cs="Courier New"/>
+          <w:sz w:val="20"/>
+          <w:szCs w:val="20"/>
+        </w:rPr>
+        <w:t xml:space="preserve"> &lt;= </w:t>
+      </w:r>
+      <w:proofErr w:type="spellStart"/>
+      <w:r>
+        <w:rPr>
+          <w:rFonts w:ascii="Courier New" w:eastAsia="Courier New" w:hAnsi="Courier New" w:cs="Courier New"/>
+          <w:sz w:val="20"/>
+          <w:szCs w:val="20"/>
+        </w:rPr>
+        <w:t>tick_counter</w:t>
+      </w:r>
+      <w:proofErr w:type="spellEnd"/>
+      <w:r>
+        <w:rPr>
+          <w:rFonts w:ascii="Courier New" w:eastAsia="Courier New" w:hAnsi="Courier New" w:cs="Courier New"/>
+          <w:sz w:val="20"/>
+          <w:szCs w:val="20"/>
+        </w:rPr>
+        <w:t xml:space="preserve"> + 1;</w:t>
+      </w:r>
+    </w:p>
+    <w:p>
+      <w:pPr>
+        <w:spacing w:after="120" w:line="240" w:lineRule="auto"/>
+        <w:rPr>
+          <w:rFonts w:ascii="Courier New" w:eastAsia="Courier New" w:hAnsi="Courier New" w:cs="Courier New"/>
+          <w:sz w:val="20"/>
+          <w:szCs w:val="20"/>
+        </w:rPr>
+      </w:pPr>
+      <w:r>
+        <w:rPr>
+          <w:rFonts w:ascii="Courier New" w:eastAsia="Courier New" w:hAnsi="Courier New" w:cs="Courier New"/>
+          <w:sz w:val="20"/>
+          <w:szCs w:val="20"/>
+        </w:rPr>
+        <w:t xml:space="preserve">            </w:t>
+      </w:r>
+      <w:proofErr w:type="spellStart"/>
+      <w:r>
+        <w:rPr>
+          <w:rFonts w:ascii="Courier New" w:eastAsia="Courier New" w:hAnsi="Courier New" w:cs="Courier New"/>
+          <w:sz w:val="20"/>
+          <w:szCs w:val="20"/>
+        </w:rPr>
+        <w:t>else</w:t>
+      </w:r>
+      <w:proofErr w:type="spellEnd"/>
+    </w:p>
+    <w:p>
+      <w:pPr>
+        <w:spacing w:after="120" w:line="240" w:lineRule="auto"/>
+        <w:rPr>
+          <w:rFonts w:ascii="Courier New" w:eastAsia="Courier New" w:hAnsi="Courier New" w:cs="Courier New"/>
+          <w:sz w:val="20"/>
+          <w:szCs w:val="20"/>
+        </w:rPr>
+      </w:pPr>
+      <w:r>
+        <w:rPr>
+          <w:rFonts w:ascii="Courier New" w:eastAsia="Courier New" w:hAnsi="Courier New" w:cs="Courier New"/>
+          <w:sz w:val="20"/>
+          <w:szCs w:val="20"/>
+        </w:rPr>
+        <w:t xml:space="preserve">                -- reset </w:t>
+      </w:r>
+      <w:proofErr w:type="spellStart"/>
+      <w:r>
+        <w:rPr>
+          <w:rFonts w:ascii="Courier New" w:eastAsia="Courier New" w:hAnsi="Courier New" w:cs="Courier New"/>
+          <w:sz w:val="20"/>
+          <w:szCs w:val="20"/>
+        </w:rPr>
+        <w:t>the</w:t>
+      </w:r>
+      <w:proofErr w:type="spellEnd"/>
+      <w:r>
+        <w:rPr>
+          <w:rFonts w:ascii="Courier New" w:eastAsia="Courier New" w:hAnsi="Courier New" w:cs="Courier New"/>
+          <w:sz w:val="20"/>
+          <w:szCs w:val="20"/>
+        </w:rPr>
+        <w:t xml:space="preserve"> counter</w:t>
+      </w:r>
+    </w:p>
+    <w:p>
+      <w:pPr>
+        <w:spacing w:after="120" w:line="240" w:lineRule="auto"/>
+        <w:rPr>
+          <w:rFonts w:ascii="Courier New" w:eastAsia="Courier New" w:hAnsi="Courier New" w:cs="Courier New"/>
+          <w:sz w:val="20"/>
+          <w:szCs w:val="20"/>
+        </w:rPr>
+      </w:pPr>
+      <w:r>
+        <w:rPr>
+          <w:rFonts w:ascii="Courier New" w:eastAsia="Courier New" w:hAnsi="Courier New" w:cs="Courier New"/>
+          <w:sz w:val="20"/>
+          <w:szCs w:val="20"/>
+        </w:rPr>
+        <w:t xml:space="preserve">                </w:t>
+      </w:r>
+      <w:proofErr w:type="spellStart"/>
+      <w:r>
+        <w:rPr>
+          <w:rFonts w:ascii="Courier New" w:eastAsia="Courier New" w:hAnsi="Courier New" w:cs="Courier New"/>
+          <w:sz w:val="20"/>
+          <w:szCs w:val="20"/>
+        </w:rPr>
+        <w:t>tick_counter</w:t>
+      </w:r>
+      <w:proofErr w:type="spellEnd"/>
+      <w:r>
+        <w:rPr>
+          <w:rFonts w:ascii="Courier New" w:eastAsia="Courier New" w:hAnsi="Courier New" w:cs="Courier New"/>
+          <w:sz w:val="20"/>
+          <w:szCs w:val="20"/>
+        </w:rPr>
+        <w:t xml:space="preserve"> &lt;= 0;</w:t>
+      </w:r>
+    </w:p>
+    <w:p>
+      <w:pPr>
+        <w:spacing w:after="120" w:line="240" w:lineRule="auto"/>
+        <w:rPr>
+          <w:rFonts w:ascii="Courier New" w:eastAsia="Courier New" w:hAnsi="Courier New" w:cs="Courier New"/>
+          <w:sz w:val="20"/>
+          <w:szCs w:val="20"/>
+        </w:rPr>
+      </w:pPr>
+      <w:r>
+        <w:rPr>
+          <w:rFonts w:ascii="Courier New" w:eastAsia="Courier New" w:hAnsi="Courier New" w:cs="Courier New"/>
+          <w:sz w:val="20"/>
+          <w:szCs w:val="20"/>
+        </w:rPr>
+        <w:t xml:space="preserve">                </w:t>
+      </w:r>
+    </w:p>
+    <w:p>
+      <w:pPr>
+        <w:spacing w:after="120" w:line="240" w:lineRule="auto"/>
+        <w:rPr>
+          <w:rFonts w:ascii="Courier New" w:eastAsia="Courier New" w:hAnsi="Courier New" w:cs="Courier New"/>
+          <w:sz w:val="20"/>
+          <w:szCs w:val="20"/>
+        </w:rPr>
+      </w:pPr>
+      <w:r>
+        <w:rPr>
+          <w:rFonts w:ascii="Courier New" w:eastAsia="Courier New" w:hAnsi="Courier New" w:cs="Courier New"/>
+          <w:sz w:val="20"/>
+          <w:szCs w:val="20"/>
+        </w:rPr>
+        <w:t xml:space="preserve">                </w:t>
+      </w:r>
+      <w:proofErr w:type="spellStart"/>
+      <w:r>
+        <w:rPr>
+          <w:rFonts w:ascii="Courier New" w:eastAsia="Courier New" w:hAnsi="Courier New" w:cs="Courier New"/>
+          <w:sz w:val="20"/>
+          <w:szCs w:val="20"/>
+        </w:rPr>
+        <w:t>if</w:t>
+      </w:r>
+      <w:proofErr w:type="spellEnd"/>
+      <w:r>
+        <w:rPr>
+          <w:rFonts w:ascii="Courier New" w:eastAsia="Courier New" w:hAnsi="Courier New" w:cs="Courier New"/>
+          <w:sz w:val="20"/>
+          <w:szCs w:val="20"/>
+        </w:rPr>
+        <w:t xml:space="preserve"> </w:t>
+      </w:r>
+      <w:proofErr w:type="spellStart"/>
+      <w:r>
+        <w:rPr>
+          <w:rFonts w:ascii="Courier New" w:eastAsia="Courier New" w:hAnsi="Courier New" w:cs="Courier New"/>
+          <w:sz w:val="20"/>
+          <w:szCs w:val="20"/>
+        </w:rPr>
+        <w:t>bit_ptr</w:t>
+      </w:r>
+      <w:proofErr w:type="spellEnd"/>
+      <w:r>
+        <w:rPr>
+          <w:rFonts w:ascii="Courier New" w:eastAsia="Courier New" w:hAnsi="Courier New" w:cs="Courier New"/>
+          <w:sz w:val="20"/>
+          <w:szCs w:val="20"/>
+        </w:rPr>
+        <w:t xml:space="preserve"> = 0 </w:t>
+      </w:r>
+      <w:proofErr w:type="spellStart"/>
+      <w:r>
+        <w:rPr>
+          <w:rFonts w:ascii="Courier New" w:eastAsia="Courier New" w:hAnsi="Courier New" w:cs="Courier New"/>
+          <w:sz w:val="20"/>
+          <w:szCs w:val="20"/>
+        </w:rPr>
+        <w:t>then</w:t>
+      </w:r>
+      <w:proofErr w:type="spellEnd"/>
+    </w:p>
+    <w:p>
+      <w:pPr>
+        <w:spacing w:after="120" w:line="240" w:lineRule="auto"/>
+        <w:rPr>
+          <w:rFonts w:ascii="Courier New" w:eastAsia="Courier New" w:hAnsi="Courier New" w:cs="Courier New"/>
+          <w:sz w:val="20"/>
+          <w:szCs w:val="20"/>
+        </w:rPr>
+      </w:pPr>
+      <w:r>
+        <w:rPr>
+          <w:rFonts w:ascii="Courier New" w:eastAsia="Courier New" w:hAnsi="Courier New" w:cs="Courier New"/>
+          <w:sz w:val="20"/>
+          <w:szCs w:val="20"/>
+        </w:rPr>
+        <w:t xml:space="preserve">                    -- loop </w:t>
+      </w:r>
+      <w:proofErr w:type="spellStart"/>
+      <w:r>
+        <w:rPr>
+          <w:rFonts w:ascii="Courier New" w:eastAsia="Courier New" w:hAnsi="Courier New" w:cs="Courier New"/>
+          <w:sz w:val="20"/>
+          <w:szCs w:val="20"/>
+        </w:rPr>
+        <w:t>if</w:t>
+      </w:r>
+      <w:proofErr w:type="spellEnd"/>
+      <w:r>
+        <w:rPr>
+          <w:rFonts w:ascii="Courier New" w:eastAsia="Courier New" w:hAnsi="Courier New" w:cs="Courier New"/>
+          <w:sz w:val="20"/>
+          <w:szCs w:val="20"/>
+        </w:rPr>
+        <w:t xml:space="preserve"> data </w:t>
+      </w:r>
+      <w:proofErr w:type="spellStart"/>
+      <w:r>
+        <w:rPr>
+          <w:rFonts w:ascii="Courier New" w:eastAsia="Courier New" w:hAnsi="Courier New" w:cs="Courier New"/>
+          <w:sz w:val="20"/>
+          <w:szCs w:val="20"/>
+        </w:rPr>
+        <w:t>finished</w:t>
+      </w:r>
+      <w:proofErr w:type="spellEnd"/>
+      <w:r>
+        <w:rPr>
+          <w:rFonts w:ascii="Courier New" w:eastAsia="Courier New" w:hAnsi="Courier New" w:cs="Courier New"/>
+          <w:sz w:val="20"/>
+          <w:szCs w:val="20"/>
+        </w:rPr>
+        <w:t xml:space="preserve"> </w:t>
+      </w:r>
+      <w:proofErr w:type="spellStart"/>
+      <w:r>
+        <w:rPr>
+          <w:rFonts w:ascii="Courier New" w:eastAsia="Courier New" w:hAnsi="Courier New" w:cs="Courier New"/>
+          <w:sz w:val="20"/>
+          <w:szCs w:val="20"/>
+        </w:rPr>
+        <w:t>being</w:t>
+      </w:r>
+      <w:proofErr w:type="spellEnd"/>
+      <w:r>
+        <w:rPr>
+          <w:rFonts w:ascii="Courier New" w:eastAsia="Courier New" w:hAnsi="Courier New" w:cs="Courier New"/>
+          <w:sz w:val="20"/>
+          <w:szCs w:val="20"/>
+        </w:rPr>
+        <w:t xml:space="preserve"> </w:t>
+      </w:r>
+      <w:proofErr w:type="spellStart"/>
+      <w:r>
+        <w:rPr>
+          <w:rFonts w:ascii="Courier New" w:eastAsia="Courier New" w:hAnsi="Courier New" w:cs="Courier New"/>
+          <w:sz w:val="20"/>
+          <w:szCs w:val="20"/>
+        </w:rPr>
+        <w:t>read</w:t>
+      </w:r>
+      <w:proofErr w:type="spellEnd"/>
+    </w:p>
+    <w:p>
+      <w:pPr>
+        <w:spacing w:after="120" w:line="240" w:lineRule="auto"/>
+        <w:rPr>
+          <w:rFonts w:ascii="Courier New" w:eastAsia="Courier New" w:hAnsi="Courier New" w:cs="Courier New"/>
+          <w:sz w:val="20"/>
+          <w:szCs w:val="20"/>
+        </w:rPr>
+      </w:pPr>
+      <w:r>
+        <w:rPr>
+          <w:rFonts w:ascii="Courier New" w:eastAsia="Courier New" w:hAnsi="Courier New" w:cs="Courier New"/>
+          <w:sz w:val="20"/>
+          <w:szCs w:val="20"/>
+        </w:rPr>
+        <w:t xml:space="preserve">                    </w:t>
+      </w:r>
+      <w:proofErr w:type="spellStart"/>
+      <w:r>
+        <w:rPr>
+          <w:rFonts w:ascii="Courier New" w:eastAsia="Courier New" w:hAnsi="Courier New" w:cs="Courier New"/>
+          <w:sz w:val="20"/>
+          <w:szCs w:val="20"/>
+        </w:rPr>
+        <w:t>bit_ptr</w:t>
+      </w:r>
+      <w:proofErr w:type="spellEnd"/>
+      <w:r>
+        <w:rPr>
+          <w:rFonts w:ascii="Courier New" w:eastAsia="Courier New" w:hAnsi="Courier New" w:cs="Courier New"/>
+          <w:sz w:val="20"/>
+          <w:szCs w:val="20"/>
+        </w:rPr>
+        <w:t xml:space="preserve"> &lt;= DATA_WIDTH - 1;</w:t>
+      </w:r>
+    </w:p>
+    <w:p>
+      <w:pPr>
+        <w:spacing w:after="120" w:line="240" w:lineRule="auto"/>
+        <w:rPr>
+          <w:rFonts w:ascii="Courier New" w:eastAsia="Courier New" w:hAnsi="Courier New" w:cs="Courier New"/>
+          <w:sz w:val="20"/>
+          <w:szCs w:val="20"/>
+        </w:rPr>
+      </w:pPr>
+      <w:r>
+        <w:rPr>
+          <w:rFonts w:ascii="Courier New" w:eastAsia="Courier New" w:hAnsi="Courier New" w:cs="Courier New"/>
+          <w:sz w:val="20"/>
+          <w:szCs w:val="20"/>
+        </w:rPr>
+        <w:t xml:space="preserve">                </w:t>
+      </w:r>
+      <w:proofErr w:type="spellStart"/>
+      <w:r>
+        <w:rPr>
+          <w:rFonts w:ascii="Courier New" w:eastAsia="Courier New" w:hAnsi="Courier New" w:cs="Courier New"/>
+          <w:sz w:val="20"/>
+          <w:szCs w:val="20"/>
+        </w:rPr>
+        <w:t>else</w:t>
+      </w:r>
+      <w:proofErr w:type="spellEnd"/>
+    </w:p>
+    <w:p>
+      <w:pPr>
+        <w:spacing w:after="120" w:line="240" w:lineRule="auto"/>
+        <w:rPr>
+          <w:rFonts w:ascii="Courier New" w:eastAsia="Courier New" w:hAnsi="Courier New" w:cs="Courier New"/>
+          <w:sz w:val="20"/>
+          <w:szCs w:val="20"/>
+        </w:rPr>
+      </w:pPr>
+      <w:r>
+        <w:rPr>
+          <w:rFonts w:ascii="Courier New" w:eastAsia="Courier New" w:hAnsi="Courier New" w:cs="Courier New"/>
+          <w:sz w:val="20"/>
+          <w:szCs w:val="20"/>
+        </w:rPr>
+        <w:t xml:space="preserve">                    -- move </w:t>
+      </w:r>
+      <w:proofErr w:type="spellStart"/>
+      <w:r>
+        <w:rPr>
+          <w:rFonts w:ascii="Courier New" w:eastAsia="Courier New" w:hAnsi="Courier New" w:cs="Courier New"/>
+          <w:sz w:val="20"/>
+          <w:szCs w:val="20"/>
+        </w:rPr>
+        <w:t>on</w:t>
+      </w:r>
+      <w:proofErr w:type="spellEnd"/>
+      <w:r>
+        <w:rPr>
+          <w:rFonts w:ascii="Courier New" w:eastAsia="Courier New" w:hAnsi="Courier New" w:cs="Courier New"/>
+          <w:sz w:val="20"/>
+          <w:szCs w:val="20"/>
+        </w:rPr>
+        <w:t xml:space="preserve"> </w:t>
+      </w:r>
+      <w:proofErr w:type="spellStart"/>
+      <w:r>
+        <w:rPr>
+          <w:rFonts w:ascii="Courier New" w:eastAsia="Courier New" w:hAnsi="Courier New" w:cs="Courier New"/>
+          <w:sz w:val="20"/>
+          <w:szCs w:val="20"/>
+        </w:rPr>
+        <w:t>to</w:t>
+      </w:r>
+      <w:proofErr w:type="spellEnd"/>
+      <w:r>
+        <w:rPr>
+          <w:rFonts w:ascii="Courier New" w:eastAsia="Courier New" w:hAnsi="Courier New" w:cs="Courier New"/>
+          <w:sz w:val="20"/>
+          <w:szCs w:val="20"/>
+        </w:rPr>
+        <w:t xml:space="preserve"> </w:t>
+      </w:r>
+      <w:proofErr w:type="spellStart"/>
+      <w:r>
+        <w:rPr>
+          <w:rFonts w:ascii="Courier New" w:eastAsia="Courier New" w:hAnsi="Courier New" w:cs="Courier New"/>
+          <w:sz w:val="20"/>
+          <w:szCs w:val="20"/>
+        </w:rPr>
+        <w:t>the</w:t>
+      </w:r>
+      <w:proofErr w:type="spellEnd"/>
+      <w:r>
+        <w:rPr>
+          <w:rFonts w:ascii="Courier New" w:eastAsia="Courier New" w:hAnsi="Courier New" w:cs="Courier New"/>
+          <w:sz w:val="20"/>
+          <w:szCs w:val="20"/>
+        </w:rPr>
+        <w:t xml:space="preserve"> </w:t>
+      </w:r>
+      <w:proofErr w:type="spellStart"/>
+      <w:r>
+        <w:rPr>
+          <w:rFonts w:ascii="Courier New" w:eastAsia="Courier New" w:hAnsi="Courier New" w:cs="Courier New"/>
+          <w:sz w:val="20"/>
+          <w:szCs w:val="20"/>
+        </w:rPr>
+        <w:t>next</w:t>
+      </w:r>
+      <w:proofErr w:type="spellEnd"/>
+      <w:r>
+        <w:rPr>
+          <w:rFonts w:ascii="Courier New" w:eastAsia="Courier New" w:hAnsi="Courier New" w:cs="Courier New"/>
+          <w:sz w:val="20"/>
+          <w:szCs w:val="20"/>
+        </w:rPr>
+        <w:t xml:space="preserve"> bit </w:t>
+      </w:r>
+      <w:proofErr w:type="spellStart"/>
+      <w:r>
+        <w:rPr>
+          <w:rFonts w:ascii="Courier New" w:eastAsia="Courier New" w:hAnsi="Courier New" w:cs="Courier New"/>
+          <w:sz w:val="20"/>
+          <w:szCs w:val="20"/>
+        </w:rPr>
+        <w:t>down</w:t>
+      </w:r>
+      <w:proofErr w:type="spellEnd"/>
+    </w:p>
+    <w:p>
+      <w:pPr>
+        <w:spacing w:after="120" w:line="240" w:lineRule="auto"/>
+        <w:rPr>
+          <w:rFonts w:ascii="Courier New" w:eastAsia="Courier New" w:hAnsi="Courier New" w:cs="Courier New"/>
+          <w:sz w:val="20"/>
+          <w:szCs w:val="20"/>
+        </w:rPr>
+      </w:pPr>
+      <w:r>
+        <w:rPr>
+          <w:rFonts w:ascii="Courier New" w:eastAsia="Courier New" w:hAnsi="Courier New" w:cs="Courier New"/>
+          <w:sz w:val="20"/>
+          <w:szCs w:val="20"/>
+        </w:rPr>
+        <w:t xml:space="preserve">                    </w:t>
+      </w:r>
+      <w:proofErr w:type="spellStart"/>
+      <w:r>
+        <w:rPr>
+          <w:rFonts w:ascii="Courier New" w:eastAsia="Courier New" w:hAnsi="Courier New" w:cs="Courier New"/>
+          <w:sz w:val="20"/>
+          <w:szCs w:val="20"/>
+        </w:rPr>
+        <w:t>bit_ptr</w:t>
+      </w:r>
+      <w:proofErr w:type="spellEnd"/>
+      <w:r>
+        <w:rPr>
+          <w:rFonts w:ascii="Courier New" w:eastAsia="Courier New" w:hAnsi="Courier New" w:cs="Courier New"/>
+          <w:sz w:val="20"/>
+          <w:szCs w:val="20"/>
+        </w:rPr>
+        <w:t xml:space="preserve"> &lt;= </w:t>
+      </w:r>
+      <w:proofErr w:type="spellStart"/>
+      <w:r>
+        <w:rPr>
+          <w:rFonts w:ascii="Courier New" w:eastAsia="Courier New" w:hAnsi="Courier New" w:cs="Courier New"/>
+          <w:sz w:val="20"/>
+          <w:szCs w:val="20"/>
+        </w:rPr>
+        <w:t>bit_ptr</w:t>
+      </w:r>
+      <w:proofErr w:type="spellEnd"/>
+      <w:r>
+        <w:rPr>
+          <w:rFonts w:ascii="Courier New" w:eastAsia="Courier New" w:hAnsi="Courier New" w:cs="Courier New"/>
+          <w:sz w:val="20"/>
+          <w:szCs w:val="20"/>
+        </w:rPr>
+        <w:t xml:space="preserve"> - 1;</w:t>
+      </w:r>
+    </w:p>
+    <w:p>
+      <w:pPr>
+        <w:spacing w:after="120" w:line="240" w:lineRule="auto"/>
+        <w:rPr>
+          <w:rFonts w:ascii="Courier New" w:eastAsia="Courier New" w:hAnsi="Courier New" w:cs="Courier New"/>
+          <w:sz w:val="20"/>
+          <w:szCs w:val="20"/>
+        </w:rPr>
+      </w:pPr>
+      <w:r>
+        <w:rPr>
+          <w:rFonts w:ascii="Courier New" w:eastAsia="Courier New" w:hAnsi="Courier New" w:cs="Courier New"/>
+          <w:sz w:val="20"/>
+          <w:szCs w:val="20"/>
+        </w:rPr>
         <w:lastRenderedPageBreak/>
-        <w:t xml:space="preserve">            -- clean </w:t>
-      </w:r>
-      <w:proofErr w:type="spellStart"/>
-      <w:r>
-        <w:rPr>
-          <w:rFonts w:ascii="Courier New" w:eastAsia="Courier New" w:hAnsi="Courier New" w:cs="Courier New"/>
-          <w:sz w:val="20"/>
-          <w:szCs w:val="20"/>
-        </w:rPr>
-        <w:t>slate</w:t>
-      </w:r>
-      <w:proofErr w:type="spellEnd"/>
-      <w:r>
-        <w:rPr>
-          <w:rFonts w:ascii="Courier New" w:eastAsia="Courier New" w:hAnsi="Courier New" w:cs="Courier New"/>
-          <w:sz w:val="20"/>
-          <w:szCs w:val="20"/>
-        </w:rPr>
-        <w:t xml:space="preserve"> on reset</w:t>
-      </w:r>
-    </w:p>
-    <w:p>
-      <w:pPr>
-        <w:spacing w:after="120" w:line="240" w:lineRule="auto"/>
-        <w:rPr>
-          <w:rFonts w:ascii="Courier New" w:eastAsia="Courier New" w:hAnsi="Courier New" w:cs="Courier New"/>
-          <w:sz w:val="20"/>
-          <w:szCs w:val="20"/>
-        </w:rPr>
-      </w:pPr>
-      <w:r>
-        <w:rPr>
-          <w:rFonts w:ascii="Courier New" w:eastAsia="Courier New" w:hAnsi="Courier New" w:cs="Courier New"/>
-          <w:sz w:val="20"/>
-          <w:szCs w:val="20"/>
-        </w:rPr>
-        <w:t xml:space="preserve">            </w:t>
-      </w:r>
-      <w:proofErr w:type="spellStart"/>
-      <w:r>
-        <w:rPr>
-          <w:rFonts w:ascii="Courier New" w:eastAsia="Courier New" w:hAnsi="Courier New" w:cs="Courier New"/>
-          <w:sz w:val="20"/>
-          <w:szCs w:val="20"/>
-        </w:rPr>
-        <w:t>bit_ptr</w:t>
-      </w:r>
-      <w:proofErr w:type="spellEnd"/>
-      <w:r>
-        <w:rPr>
-          <w:rFonts w:ascii="Courier New" w:eastAsia="Courier New" w:hAnsi="Courier New" w:cs="Courier New"/>
-          <w:sz w:val="20"/>
-          <w:szCs w:val="20"/>
-        </w:rPr>
-        <w:t xml:space="preserve"> &lt;= DATA_WIDTH - 1;</w:t>
-      </w:r>
-    </w:p>
-    <w:p>
-      <w:pPr>
-        <w:spacing w:after="120" w:line="240" w:lineRule="auto"/>
-        <w:rPr>
-          <w:rFonts w:ascii="Courier New" w:eastAsia="Courier New" w:hAnsi="Courier New" w:cs="Courier New"/>
-          <w:sz w:val="20"/>
-          <w:szCs w:val="20"/>
-        </w:rPr>
-      </w:pPr>
-      <w:r>
-        <w:rPr>
-          <w:rFonts w:ascii="Courier New" w:eastAsia="Courier New" w:hAnsi="Courier New" w:cs="Courier New"/>
-          <w:sz w:val="20"/>
-          <w:szCs w:val="20"/>
-        </w:rPr>
-        <w:t xml:space="preserve">            </w:t>
-      </w:r>
-      <w:proofErr w:type="spellStart"/>
-      <w:r>
-        <w:rPr>
-          <w:rFonts w:ascii="Courier New" w:eastAsia="Courier New" w:hAnsi="Courier New" w:cs="Courier New"/>
-          <w:sz w:val="20"/>
-          <w:szCs w:val="20"/>
-        </w:rPr>
-        <w:t>tick_counter</w:t>
-      </w:r>
-      <w:proofErr w:type="spellEnd"/>
-      <w:r>
-        <w:rPr>
-          <w:rFonts w:ascii="Courier New" w:eastAsia="Courier New" w:hAnsi="Courier New" w:cs="Courier New"/>
-          <w:sz w:val="20"/>
-          <w:szCs w:val="20"/>
-        </w:rPr>
-        <w:t xml:space="preserve"> &lt;= 0;</w:t>
-      </w:r>
-    </w:p>
-    <w:p>
-      <w:pPr>
-        <w:spacing w:after="120" w:line="240" w:lineRule="auto"/>
-        <w:rPr>
-          <w:rFonts w:ascii="Courier New" w:eastAsia="Courier New" w:hAnsi="Courier New" w:cs="Courier New"/>
-          <w:sz w:val="20"/>
-          <w:szCs w:val="20"/>
-        </w:rPr>
-      </w:pPr>
-      <w:r>
-        <w:rPr>
-          <w:rFonts w:ascii="Courier New" w:eastAsia="Courier New" w:hAnsi="Courier New" w:cs="Courier New"/>
-          <w:sz w:val="20"/>
-          <w:szCs w:val="20"/>
-        </w:rPr>
-        <w:t xml:space="preserve">            </w:t>
-      </w:r>
-      <w:proofErr w:type="spellStart"/>
-      <w:r>
-        <w:rPr>
-          <w:rFonts w:ascii="Courier New" w:eastAsia="Courier New" w:hAnsi="Courier New" w:cs="Courier New"/>
-          <w:sz w:val="20"/>
-          <w:szCs w:val="20"/>
-        </w:rPr>
-        <w:t>current_lvl</w:t>
-      </w:r>
-      <w:proofErr w:type="spellEnd"/>
-      <w:r>
-        <w:rPr>
-          <w:rFonts w:ascii="Courier New" w:eastAsia="Courier New" w:hAnsi="Courier New" w:cs="Courier New"/>
-          <w:sz w:val="20"/>
-          <w:szCs w:val="20"/>
-        </w:rPr>
-        <w:t xml:space="preserve"> &lt;= '0';</w:t>
-      </w:r>
-    </w:p>
-    <w:p>
-      <w:pPr>
-        <w:spacing w:after="120" w:line="240" w:lineRule="auto"/>
-        <w:rPr>
-          <w:rFonts w:ascii="Courier New" w:eastAsia="Courier New" w:hAnsi="Courier New" w:cs="Courier New"/>
-          <w:sz w:val="20"/>
-          <w:szCs w:val="20"/>
-        </w:rPr>
-      </w:pPr>
-      <w:r>
-        <w:rPr>
-          <w:rFonts w:ascii="Courier New" w:eastAsia="Courier New" w:hAnsi="Courier New" w:cs="Courier New"/>
-          <w:sz w:val="20"/>
-          <w:szCs w:val="20"/>
-        </w:rPr>
-        <w:t xml:space="preserve">            </w:t>
-      </w:r>
-      <w:proofErr w:type="spellStart"/>
-      <w:r>
-        <w:rPr>
-          <w:rFonts w:ascii="Courier New" w:eastAsia="Courier New" w:hAnsi="Courier New" w:cs="Courier New"/>
-          <w:sz w:val="20"/>
-          <w:szCs w:val="20"/>
-        </w:rPr>
-        <w:t>nrz_out</w:t>
-      </w:r>
-      <w:proofErr w:type="spellEnd"/>
-      <w:r>
-        <w:rPr>
-          <w:rFonts w:ascii="Courier New" w:eastAsia="Courier New" w:hAnsi="Courier New" w:cs="Courier New"/>
-          <w:sz w:val="20"/>
-          <w:szCs w:val="20"/>
-        </w:rPr>
-        <w:t xml:space="preserve"> &lt;= '0';</w:t>
-      </w:r>
-    </w:p>
-    <w:p>
-      <w:pPr>
-        <w:spacing w:after="120" w:line="240" w:lineRule="auto"/>
-        <w:rPr>
-          <w:rFonts w:ascii="Courier New" w:eastAsia="Courier New" w:hAnsi="Courier New" w:cs="Courier New"/>
-          <w:sz w:val="20"/>
-          <w:szCs w:val="20"/>
-        </w:rPr>
-      </w:pPr>
-      <w:r>
-        <w:rPr>
-          <w:rFonts w:ascii="Courier New" w:eastAsia="Courier New" w:hAnsi="Courier New" w:cs="Courier New"/>
-          <w:sz w:val="20"/>
-          <w:szCs w:val="20"/>
-        </w:rPr>
-        <w:t xml:space="preserve">        </w:t>
-      </w:r>
-      <w:proofErr w:type="spellStart"/>
-      <w:r>
-        <w:rPr>
-          <w:rFonts w:ascii="Courier New" w:eastAsia="Courier New" w:hAnsi="Courier New" w:cs="Courier New"/>
-          <w:sz w:val="20"/>
-          <w:szCs w:val="20"/>
-        </w:rPr>
-        <w:t>elsif</w:t>
-      </w:r>
-      <w:proofErr w:type="spellEnd"/>
-      <w:r>
-        <w:rPr>
-          <w:rFonts w:ascii="Courier New" w:eastAsia="Courier New" w:hAnsi="Courier New" w:cs="Courier New"/>
-          <w:sz w:val="20"/>
-          <w:szCs w:val="20"/>
-        </w:rPr>
-        <w:t xml:space="preserve"> rising_edge(clk) </w:t>
-      </w:r>
-      <w:proofErr w:type="spellStart"/>
-      <w:r>
-        <w:rPr>
-          <w:rFonts w:ascii="Courier New" w:eastAsia="Courier New" w:hAnsi="Courier New" w:cs="Courier New"/>
-          <w:sz w:val="20"/>
-          <w:szCs w:val="20"/>
-        </w:rPr>
-        <w:t>then</w:t>
-      </w:r>
-      <w:proofErr w:type="spellEnd"/>
-    </w:p>
-    <w:p>
-      <w:pPr>
-        <w:spacing w:after="120" w:line="240" w:lineRule="auto"/>
-        <w:rPr>
-          <w:rFonts w:ascii="Courier New" w:eastAsia="Courier New" w:hAnsi="Courier New" w:cs="Courier New"/>
-          <w:sz w:val="20"/>
-          <w:szCs w:val="20"/>
-        </w:rPr>
-      </w:pPr>
-      <w:r>
-        <w:rPr>
-          <w:rFonts w:ascii="Courier New" w:eastAsia="Courier New" w:hAnsi="Courier New" w:cs="Courier New"/>
-          <w:sz w:val="20"/>
-          <w:szCs w:val="20"/>
-        </w:rPr>
-        <w:t xml:space="preserve">            </w:t>
-      </w:r>
-    </w:p>
-    <w:p>
-      <w:pPr>
-        <w:spacing w:after="120" w:line="240" w:lineRule="auto"/>
-        <w:rPr>
-          <w:rFonts w:ascii="Courier New" w:eastAsia="Courier New" w:hAnsi="Courier New" w:cs="Courier New"/>
-          <w:sz w:val="20"/>
-          <w:szCs w:val="20"/>
-        </w:rPr>
-      </w:pPr>
-      <w:r>
-        <w:rPr>
-          <w:rFonts w:ascii="Courier New" w:eastAsia="Courier New" w:hAnsi="Courier New" w:cs="Courier New"/>
-          <w:sz w:val="20"/>
-          <w:szCs w:val="20"/>
-        </w:rPr>
-        <w:t xml:space="preserve">            -- </w:t>
-      </w:r>
-      <w:proofErr w:type="spellStart"/>
-      <w:r>
-        <w:rPr>
-          <w:rFonts w:ascii="Courier New" w:eastAsia="Courier New" w:hAnsi="Courier New" w:cs="Courier New"/>
-          <w:sz w:val="20"/>
-          <w:szCs w:val="20"/>
-        </w:rPr>
-        <w:t>nrzi</w:t>
-      </w:r>
-      <w:proofErr w:type="spellEnd"/>
-      <w:r>
-        <w:rPr>
-          <w:rFonts w:ascii="Courier New" w:eastAsia="Courier New" w:hAnsi="Courier New" w:cs="Courier New"/>
-          <w:sz w:val="20"/>
-          <w:szCs w:val="20"/>
-        </w:rPr>
-        <w:t xml:space="preserve"> </w:t>
-      </w:r>
-      <w:proofErr w:type="spellStart"/>
-      <w:r>
-        <w:rPr>
-          <w:rFonts w:ascii="Courier New" w:eastAsia="Courier New" w:hAnsi="Courier New" w:cs="Courier New"/>
-          <w:sz w:val="20"/>
-          <w:szCs w:val="20"/>
-        </w:rPr>
-        <w:t>logic</w:t>
-      </w:r>
-      <w:proofErr w:type="spellEnd"/>
-      <w:r>
-        <w:rPr>
-          <w:rFonts w:ascii="Courier New" w:eastAsia="Courier New" w:hAnsi="Courier New" w:cs="Courier New"/>
-          <w:sz w:val="20"/>
-          <w:szCs w:val="20"/>
-        </w:rPr>
-        <w:t xml:space="preserve">: </w:t>
-      </w:r>
-      <w:proofErr w:type="spellStart"/>
-      <w:r>
-        <w:rPr>
-          <w:rFonts w:ascii="Courier New" w:eastAsia="Courier New" w:hAnsi="Courier New" w:cs="Courier New"/>
-          <w:sz w:val="20"/>
-          <w:szCs w:val="20"/>
-        </w:rPr>
-        <w:t>evaluate</w:t>
-      </w:r>
-      <w:proofErr w:type="spellEnd"/>
-      <w:r>
-        <w:rPr>
-          <w:rFonts w:ascii="Courier New" w:eastAsia="Courier New" w:hAnsi="Courier New" w:cs="Courier New"/>
-          <w:sz w:val="20"/>
-          <w:szCs w:val="20"/>
-        </w:rPr>
-        <w:t xml:space="preserve"> </w:t>
-      </w:r>
-      <w:proofErr w:type="spellStart"/>
-      <w:r>
-        <w:rPr>
-          <w:rFonts w:ascii="Courier New" w:eastAsia="Courier New" w:hAnsi="Courier New" w:cs="Courier New"/>
-          <w:sz w:val="20"/>
-          <w:szCs w:val="20"/>
-        </w:rPr>
-        <w:t>only</w:t>
-      </w:r>
-      <w:proofErr w:type="spellEnd"/>
-      <w:r>
-        <w:rPr>
-          <w:rFonts w:ascii="Courier New" w:eastAsia="Courier New" w:hAnsi="Courier New" w:cs="Courier New"/>
-          <w:sz w:val="20"/>
-          <w:szCs w:val="20"/>
-        </w:rPr>
-        <w:t xml:space="preserve"> </w:t>
-      </w:r>
-      <w:proofErr w:type="spellStart"/>
-      <w:r>
-        <w:rPr>
-          <w:rFonts w:ascii="Courier New" w:eastAsia="Courier New" w:hAnsi="Courier New" w:cs="Courier New"/>
-          <w:sz w:val="20"/>
-          <w:szCs w:val="20"/>
-        </w:rPr>
-        <w:t>at</w:t>
-      </w:r>
-      <w:proofErr w:type="spellEnd"/>
-      <w:r>
-        <w:rPr>
-          <w:rFonts w:ascii="Courier New" w:eastAsia="Courier New" w:hAnsi="Courier New" w:cs="Courier New"/>
-          <w:sz w:val="20"/>
-          <w:szCs w:val="20"/>
-        </w:rPr>
-        <w:t xml:space="preserve"> </w:t>
-      </w:r>
-      <w:proofErr w:type="spellStart"/>
-      <w:r>
-        <w:rPr>
-          <w:rFonts w:ascii="Courier New" w:eastAsia="Courier New" w:hAnsi="Courier New" w:cs="Courier New"/>
-          <w:sz w:val="20"/>
-          <w:szCs w:val="20"/>
-        </w:rPr>
-        <w:t>the</w:t>
-      </w:r>
-      <w:proofErr w:type="spellEnd"/>
-      <w:r>
-        <w:rPr>
-          <w:rFonts w:ascii="Courier New" w:eastAsia="Courier New" w:hAnsi="Courier New" w:cs="Courier New"/>
-          <w:sz w:val="20"/>
-          <w:szCs w:val="20"/>
-        </w:rPr>
-        <w:t xml:space="preserve"> start </w:t>
-      </w:r>
-      <w:proofErr w:type="spellStart"/>
-      <w:r>
-        <w:rPr>
-          <w:rFonts w:ascii="Courier New" w:eastAsia="Courier New" w:hAnsi="Courier New" w:cs="Courier New"/>
-          <w:sz w:val="20"/>
-          <w:szCs w:val="20"/>
-        </w:rPr>
-        <w:t>of</w:t>
-      </w:r>
-      <w:proofErr w:type="spellEnd"/>
-      <w:r>
-        <w:rPr>
-          <w:rFonts w:ascii="Courier New" w:eastAsia="Courier New" w:hAnsi="Courier New" w:cs="Courier New"/>
-          <w:sz w:val="20"/>
-          <w:szCs w:val="20"/>
-        </w:rPr>
-        <w:t xml:space="preserve"> a new bit </w:t>
-      </w:r>
-      <w:proofErr w:type="spellStart"/>
-      <w:r>
-        <w:rPr>
-          <w:rFonts w:ascii="Courier New" w:eastAsia="Courier New" w:hAnsi="Courier New" w:cs="Courier New"/>
-          <w:sz w:val="20"/>
-          <w:szCs w:val="20"/>
-        </w:rPr>
-        <w:t>cycle</w:t>
-      </w:r>
-      <w:proofErr w:type="spellEnd"/>
-    </w:p>
-    <w:p>
-      <w:pPr>
-        <w:spacing w:after="120" w:line="240" w:lineRule="auto"/>
-        <w:rPr>
-          <w:rFonts w:ascii="Courier New" w:eastAsia="Courier New" w:hAnsi="Courier New" w:cs="Courier New"/>
-          <w:sz w:val="20"/>
-          <w:szCs w:val="20"/>
-        </w:rPr>
-      </w:pPr>
-      <w:r>
-        <w:rPr>
-          <w:rFonts w:ascii="Courier New" w:eastAsia="Courier New" w:hAnsi="Courier New" w:cs="Courier New"/>
-          <w:sz w:val="20"/>
-          <w:szCs w:val="20"/>
-        </w:rPr>
-        <w:t xml:space="preserve">            </w:t>
-      </w:r>
-      <w:proofErr w:type="spellStart"/>
-      <w:r>
-        <w:rPr>
-          <w:rFonts w:ascii="Courier New" w:eastAsia="Courier New" w:hAnsi="Courier New" w:cs="Courier New"/>
-          <w:sz w:val="20"/>
-          <w:szCs w:val="20"/>
-        </w:rPr>
-        <w:t>if</w:t>
-      </w:r>
-      <w:proofErr w:type="spellEnd"/>
-      <w:r>
-        <w:rPr>
-          <w:rFonts w:ascii="Courier New" w:eastAsia="Courier New" w:hAnsi="Courier New" w:cs="Courier New"/>
-          <w:sz w:val="20"/>
-          <w:szCs w:val="20"/>
-        </w:rPr>
-        <w:t xml:space="preserve"> </w:t>
-      </w:r>
-      <w:proofErr w:type="spellStart"/>
-      <w:r>
-        <w:rPr>
-          <w:rFonts w:ascii="Courier New" w:eastAsia="Courier New" w:hAnsi="Courier New" w:cs="Courier New"/>
-          <w:sz w:val="20"/>
-          <w:szCs w:val="20"/>
-        </w:rPr>
-        <w:t>tick_counter</w:t>
-      </w:r>
-      <w:proofErr w:type="spellEnd"/>
-      <w:r>
-        <w:rPr>
-          <w:rFonts w:ascii="Courier New" w:eastAsia="Courier New" w:hAnsi="Courier New" w:cs="Courier New"/>
-          <w:sz w:val="20"/>
-          <w:szCs w:val="20"/>
-        </w:rPr>
-        <w:t xml:space="preserve"> = 0 </w:t>
-      </w:r>
-      <w:proofErr w:type="spellStart"/>
-      <w:r>
-        <w:rPr>
-          <w:rFonts w:ascii="Courier New" w:eastAsia="Courier New" w:hAnsi="Courier New" w:cs="Courier New"/>
-          <w:sz w:val="20"/>
-          <w:szCs w:val="20"/>
-        </w:rPr>
-        <w:t>then</w:t>
-      </w:r>
-      <w:proofErr w:type="spellEnd"/>
-    </w:p>
-    <w:p>
-      <w:pPr>
-        <w:spacing w:after="120" w:line="240" w:lineRule="auto"/>
-        <w:rPr>
-          <w:rFonts w:ascii="Courier New" w:eastAsia="Courier New" w:hAnsi="Courier New" w:cs="Courier New"/>
-          <w:sz w:val="20"/>
-          <w:szCs w:val="20"/>
-        </w:rPr>
-      </w:pPr>
-      <w:r>
-        <w:rPr>
-          <w:rFonts w:ascii="Courier New" w:eastAsia="Courier New" w:hAnsi="Courier New" w:cs="Courier New"/>
-          <w:sz w:val="20"/>
-          <w:szCs w:val="20"/>
-        </w:rPr>
-        <w:t xml:space="preserve">                </w:t>
-      </w:r>
-      <w:proofErr w:type="spellStart"/>
-      <w:r>
-        <w:rPr>
-          <w:rFonts w:ascii="Courier New" w:eastAsia="Courier New" w:hAnsi="Courier New" w:cs="Courier New"/>
-          <w:sz w:val="20"/>
-          <w:szCs w:val="20"/>
-        </w:rPr>
-        <w:t>if</w:t>
-      </w:r>
-      <w:proofErr w:type="spellEnd"/>
-      <w:r>
-        <w:rPr>
-          <w:rFonts w:ascii="Courier New" w:eastAsia="Courier New" w:hAnsi="Courier New" w:cs="Courier New"/>
-          <w:sz w:val="20"/>
-          <w:szCs w:val="20"/>
-        </w:rPr>
-        <w:t xml:space="preserve"> </w:t>
-      </w:r>
-      <w:proofErr w:type="spellStart"/>
-      <w:r>
-        <w:rPr>
-          <w:rFonts w:ascii="Courier New" w:eastAsia="Courier New" w:hAnsi="Courier New" w:cs="Courier New"/>
-          <w:sz w:val="20"/>
-          <w:szCs w:val="20"/>
-        </w:rPr>
-        <w:t>data_in</w:t>
-      </w:r>
-      <w:proofErr w:type="spellEnd"/>
-      <w:r>
-        <w:rPr>
-          <w:rFonts w:ascii="Courier New" w:eastAsia="Courier New" w:hAnsi="Courier New" w:cs="Courier New"/>
-          <w:sz w:val="20"/>
-          <w:szCs w:val="20"/>
-        </w:rPr>
-        <w:t>(</w:t>
-      </w:r>
-      <w:proofErr w:type="spellStart"/>
-      <w:r>
-        <w:rPr>
-          <w:rFonts w:ascii="Courier New" w:eastAsia="Courier New" w:hAnsi="Courier New" w:cs="Courier New"/>
-          <w:sz w:val="20"/>
-          <w:szCs w:val="20"/>
-        </w:rPr>
-        <w:t>bit_ptr</w:t>
-      </w:r>
-      <w:proofErr w:type="spellEnd"/>
-      <w:r>
-        <w:rPr>
-          <w:rFonts w:ascii="Courier New" w:eastAsia="Courier New" w:hAnsi="Courier New" w:cs="Courier New"/>
-          <w:sz w:val="20"/>
-          <w:szCs w:val="20"/>
-        </w:rPr>
-        <w:t xml:space="preserve">) = '1' </w:t>
-      </w:r>
-      <w:proofErr w:type="spellStart"/>
-      <w:r>
-        <w:rPr>
-          <w:rFonts w:ascii="Courier New" w:eastAsia="Courier New" w:hAnsi="Courier New" w:cs="Courier New"/>
-          <w:sz w:val="20"/>
-          <w:szCs w:val="20"/>
-        </w:rPr>
-        <w:t>then</w:t>
-      </w:r>
-      <w:proofErr w:type="spellEnd"/>
-    </w:p>
-    <w:p>
-      <w:pPr>
-        <w:spacing w:after="120" w:line="240" w:lineRule="auto"/>
-        <w:rPr>
-          <w:rFonts w:ascii="Courier New" w:eastAsia="Courier New" w:hAnsi="Courier New" w:cs="Courier New"/>
-          <w:sz w:val="20"/>
-          <w:szCs w:val="20"/>
-        </w:rPr>
-      </w:pPr>
-      <w:r>
-        <w:rPr>
-          <w:rFonts w:ascii="Courier New" w:eastAsia="Courier New" w:hAnsi="Courier New" w:cs="Courier New"/>
-          <w:sz w:val="20"/>
-          <w:szCs w:val="20"/>
-        </w:rPr>
-        <w:t xml:space="preserve">                    -- 1 </w:t>
-      </w:r>
-      <w:proofErr w:type="spellStart"/>
-      <w:r>
-        <w:rPr>
-          <w:rFonts w:ascii="Courier New" w:eastAsia="Courier New" w:hAnsi="Courier New" w:cs="Courier New"/>
-          <w:sz w:val="20"/>
-          <w:szCs w:val="20"/>
-        </w:rPr>
-        <w:t>means</w:t>
-      </w:r>
-      <w:proofErr w:type="spellEnd"/>
-      <w:r>
-        <w:rPr>
-          <w:rFonts w:ascii="Courier New" w:eastAsia="Courier New" w:hAnsi="Courier New" w:cs="Courier New"/>
-          <w:sz w:val="20"/>
-          <w:szCs w:val="20"/>
-        </w:rPr>
-        <w:t xml:space="preserve"> toggle the line</w:t>
-      </w:r>
-    </w:p>
-    <w:p>
-      <w:pPr>
-        <w:spacing w:after="120" w:line="240" w:lineRule="auto"/>
-        <w:rPr>
-          <w:rFonts w:ascii="Courier New" w:eastAsia="Courier New" w:hAnsi="Courier New" w:cs="Courier New"/>
-          <w:sz w:val="20"/>
-          <w:szCs w:val="20"/>
-        </w:rPr>
-      </w:pPr>
-      <w:r>
-        <w:rPr>
-          <w:rFonts w:ascii="Courier New" w:eastAsia="Courier New" w:hAnsi="Courier New" w:cs="Courier New"/>
-          <w:sz w:val="20"/>
-          <w:szCs w:val="20"/>
-        </w:rPr>
-        <w:t xml:space="preserve">                    </w:t>
-      </w:r>
-      <w:proofErr w:type="spellStart"/>
-      <w:r>
-        <w:rPr>
-          <w:rFonts w:ascii="Courier New" w:eastAsia="Courier New" w:hAnsi="Courier New" w:cs="Courier New"/>
-          <w:sz w:val="20"/>
-          <w:szCs w:val="20"/>
-        </w:rPr>
-        <w:t>current_lvl</w:t>
-      </w:r>
-      <w:proofErr w:type="spellEnd"/>
-      <w:r>
-        <w:rPr>
-          <w:rFonts w:ascii="Courier New" w:eastAsia="Courier New" w:hAnsi="Courier New" w:cs="Courier New"/>
-          <w:sz w:val="20"/>
-          <w:szCs w:val="20"/>
-        </w:rPr>
-        <w:t xml:space="preserve"> &lt;= not </w:t>
-      </w:r>
-      <w:proofErr w:type="spellStart"/>
-      <w:r>
-        <w:rPr>
-          <w:rFonts w:ascii="Courier New" w:eastAsia="Courier New" w:hAnsi="Courier New" w:cs="Courier New"/>
-          <w:sz w:val="20"/>
-          <w:szCs w:val="20"/>
-        </w:rPr>
-        <w:t>current_lvl</w:t>
-      </w:r>
-      <w:proofErr w:type="spellEnd"/>
-      <w:r>
-        <w:rPr>
-          <w:rFonts w:ascii="Courier New" w:eastAsia="Courier New" w:hAnsi="Courier New" w:cs="Courier New"/>
-          <w:sz w:val="20"/>
-          <w:szCs w:val="20"/>
-        </w:rPr>
-        <w:t>;</w:t>
-      </w:r>
-    </w:p>
-    <w:p>
-      <w:pPr>
-        <w:spacing w:after="120" w:line="240" w:lineRule="auto"/>
-        <w:rPr>
-          <w:rFonts w:ascii="Courier New" w:eastAsia="Courier New" w:hAnsi="Courier New" w:cs="Courier New"/>
-          <w:sz w:val="20"/>
-          <w:szCs w:val="20"/>
-        </w:rPr>
-      </w:pPr>
-      <w:r>
-        <w:rPr>
-          <w:rFonts w:ascii="Courier New" w:eastAsia="Courier New" w:hAnsi="Courier New" w:cs="Courier New"/>
-          <w:sz w:val="20"/>
-          <w:szCs w:val="20"/>
-        </w:rPr>
-        <w:t xml:space="preserve">                    </w:t>
-      </w:r>
-      <w:proofErr w:type="spellStart"/>
-      <w:r>
-        <w:rPr>
-          <w:rFonts w:ascii="Courier New" w:eastAsia="Courier New" w:hAnsi="Courier New" w:cs="Courier New"/>
-          <w:sz w:val="20"/>
-          <w:szCs w:val="20"/>
-        </w:rPr>
-        <w:t>nrz_out</w:t>
-      </w:r>
-      <w:proofErr w:type="spellEnd"/>
-      <w:r>
-        <w:rPr>
-          <w:rFonts w:ascii="Courier New" w:eastAsia="Courier New" w:hAnsi="Courier New" w:cs="Courier New"/>
-          <w:sz w:val="20"/>
-          <w:szCs w:val="20"/>
-        </w:rPr>
-        <w:t xml:space="preserve"> &lt;= </w:t>
-      </w:r>
-      <w:proofErr w:type="spellStart"/>
-      <w:r>
-        <w:rPr>
-          <w:rFonts w:ascii="Courier New" w:eastAsia="Courier New" w:hAnsi="Courier New" w:cs="Courier New"/>
-          <w:sz w:val="20"/>
-          <w:szCs w:val="20"/>
-        </w:rPr>
-        <w:t>not</w:t>
-      </w:r>
-      <w:proofErr w:type="spellEnd"/>
-      <w:r>
-        <w:rPr>
-          <w:rFonts w:ascii="Courier New" w:eastAsia="Courier New" w:hAnsi="Courier New" w:cs="Courier New"/>
-          <w:sz w:val="20"/>
-          <w:szCs w:val="20"/>
-        </w:rPr>
-        <w:t xml:space="preserve"> </w:t>
-      </w:r>
-      <w:proofErr w:type="spellStart"/>
-      <w:r>
-        <w:rPr>
-          <w:rFonts w:ascii="Courier New" w:eastAsia="Courier New" w:hAnsi="Courier New" w:cs="Courier New"/>
-          <w:sz w:val="20"/>
-          <w:szCs w:val="20"/>
-        </w:rPr>
-        <w:t>current_lvl</w:t>
-      </w:r>
-      <w:proofErr w:type="spellEnd"/>
-      <w:r>
-        <w:rPr>
-          <w:rFonts w:ascii="Courier New" w:eastAsia="Courier New" w:hAnsi="Courier New" w:cs="Courier New"/>
-          <w:sz w:val="20"/>
-          <w:szCs w:val="20"/>
-        </w:rPr>
-        <w:t xml:space="preserve">; -- </w:t>
-      </w:r>
-      <w:proofErr w:type="spellStart"/>
-      <w:r>
-        <w:rPr>
-          <w:rFonts w:ascii="Courier New" w:eastAsia="Courier New" w:hAnsi="Courier New" w:cs="Courier New"/>
-          <w:sz w:val="20"/>
-          <w:szCs w:val="20"/>
-        </w:rPr>
-        <w:t>instantly</w:t>
-      </w:r>
-      <w:proofErr w:type="spellEnd"/>
-      <w:r>
-        <w:rPr>
-          <w:rFonts w:ascii="Courier New" w:eastAsia="Courier New" w:hAnsi="Courier New" w:cs="Courier New"/>
-          <w:sz w:val="20"/>
-          <w:szCs w:val="20"/>
-        </w:rPr>
-        <w:t xml:space="preserve"> push to output</w:t>
-      </w:r>
-    </w:p>
-    <w:p>
-      <w:pPr>
-        <w:spacing w:after="120" w:line="240" w:lineRule="auto"/>
-        <w:rPr>
-          <w:rFonts w:ascii="Courier New" w:eastAsia="Courier New" w:hAnsi="Courier New" w:cs="Courier New"/>
-          <w:sz w:val="20"/>
-          <w:szCs w:val="20"/>
-        </w:rPr>
-      </w:pPr>
-      <w:r>
-        <w:rPr>
-          <w:rFonts w:ascii="Courier New" w:eastAsia="Courier New" w:hAnsi="Courier New" w:cs="Courier New"/>
-          <w:sz w:val="20"/>
-          <w:szCs w:val="20"/>
-        </w:rPr>
-        <w:t xml:space="preserve">                </w:t>
-      </w:r>
-      <w:proofErr w:type="spellStart"/>
-      <w:r>
-        <w:rPr>
-          <w:rFonts w:ascii="Courier New" w:eastAsia="Courier New" w:hAnsi="Courier New" w:cs="Courier New"/>
-          <w:sz w:val="20"/>
-          <w:szCs w:val="20"/>
-        </w:rPr>
-        <w:t>else</w:t>
-      </w:r>
-      <w:proofErr w:type="spellEnd"/>
-    </w:p>
-    <w:p>
-      <w:pPr>
-        <w:spacing w:after="120" w:line="240" w:lineRule="auto"/>
-        <w:rPr>
-          <w:rFonts w:ascii="Courier New" w:eastAsia="Courier New" w:hAnsi="Courier New" w:cs="Courier New"/>
-          <w:sz w:val="20"/>
-          <w:szCs w:val="20"/>
-        </w:rPr>
-      </w:pPr>
-      <w:r>
-        <w:rPr>
-          <w:rFonts w:ascii="Courier New" w:eastAsia="Courier New" w:hAnsi="Courier New" w:cs="Courier New"/>
-          <w:sz w:val="20"/>
-          <w:szCs w:val="20"/>
-        </w:rPr>
-        <w:t xml:space="preserve">                    -- 0 </w:t>
-      </w:r>
-      <w:proofErr w:type="spellStart"/>
-      <w:r>
-        <w:rPr>
-          <w:rFonts w:ascii="Courier New" w:eastAsia="Courier New" w:hAnsi="Courier New" w:cs="Courier New"/>
-          <w:sz w:val="20"/>
-          <w:szCs w:val="20"/>
-        </w:rPr>
-        <w:t>means</w:t>
-      </w:r>
-      <w:proofErr w:type="spellEnd"/>
-      <w:r>
-        <w:rPr>
-          <w:rFonts w:ascii="Courier New" w:eastAsia="Courier New" w:hAnsi="Courier New" w:cs="Courier New"/>
-          <w:sz w:val="20"/>
-          <w:szCs w:val="20"/>
-        </w:rPr>
-        <w:t xml:space="preserve"> </w:t>
-      </w:r>
-      <w:proofErr w:type="spellStart"/>
-      <w:r>
-        <w:rPr>
-          <w:rFonts w:ascii="Courier New" w:eastAsia="Courier New" w:hAnsi="Courier New" w:cs="Courier New"/>
-          <w:sz w:val="20"/>
-          <w:szCs w:val="20"/>
-        </w:rPr>
-        <w:t>hold</w:t>
-      </w:r>
-      <w:proofErr w:type="spellEnd"/>
-      <w:r>
-        <w:rPr>
-          <w:rFonts w:ascii="Courier New" w:eastAsia="Courier New" w:hAnsi="Courier New" w:cs="Courier New"/>
-          <w:sz w:val="20"/>
-          <w:szCs w:val="20"/>
-        </w:rPr>
-        <w:t xml:space="preserve"> </w:t>
-      </w:r>
-      <w:proofErr w:type="spellStart"/>
-      <w:r>
-        <w:rPr>
-          <w:rFonts w:ascii="Courier New" w:eastAsia="Courier New" w:hAnsi="Courier New" w:cs="Courier New"/>
-          <w:sz w:val="20"/>
-          <w:szCs w:val="20"/>
-        </w:rPr>
-        <w:t>the</w:t>
-      </w:r>
-      <w:proofErr w:type="spellEnd"/>
-      <w:r>
-        <w:rPr>
-          <w:rFonts w:ascii="Courier New" w:eastAsia="Courier New" w:hAnsi="Courier New" w:cs="Courier New"/>
-          <w:sz w:val="20"/>
-          <w:szCs w:val="20"/>
-        </w:rPr>
-        <w:t xml:space="preserve"> </w:t>
-      </w:r>
-      <w:proofErr w:type="spellStart"/>
-      <w:r>
-        <w:rPr>
-          <w:rFonts w:ascii="Courier New" w:eastAsia="Courier New" w:hAnsi="Courier New" w:cs="Courier New"/>
-          <w:sz w:val="20"/>
-          <w:szCs w:val="20"/>
-        </w:rPr>
-        <w:t>previous</w:t>
-      </w:r>
-      <w:proofErr w:type="spellEnd"/>
-      <w:r>
-        <w:rPr>
-          <w:rFonts w:ascii="Courier New" w:eastAsia="Courier New" w:hAnsi="Courier New" w:cs="Courier New"/>
-          <w:sz w:val="20"/>
-          <w:szCs w:val="20"/>
-        </w:rPr>
-        <w:t xml:space="preserve"> </w:t>
-      </w:r>
-      <w:proofErr w:type="spellStart"/>
-      <w:r>
-        <w:rPr>
-          <w:rFonts w:ascii="Courier New" w:eastAsia="Courier New" w:hAnsi="Courier New" w:cs="Courier New"/>
-          <w:sz w:val="20"/>
-          <w:szCs w:val="20"/>
-        </w:rPr>
-        <w:t>state</w:t>
-      </w:r>
-      <w:proofErr w:type="spellEnd"/>
-    </w:p>
-    <w:p>
-      <w:pPr>
-        <w:spacing w:after="120" w:line="240" w:lineRule="auto"/>
-        <w:rPr>
-          <w:rFonts w:ascii="Courier New" w:eastAsia="Courier New" w:hAnsi="Courier New" w:cs="Courier New"/>
-          <w:sz w:val="20"/>
-          <w:szCs w:val="20"/>
-        </w:rPr>
-      </w:pPr>
-      <w:r>
-        <w:rPr>
-          <w:rFonts w:ascii="Courier New" w:eastAsia="Courier New" w:hAnsi="Courier New" w:cs="Courier New"/>
-          <w:sz w:val="20"/>
-          <w:szCs w:val="20"/>
-        </w:rPr>
-        <w:t xml:space="preserve">                    </w:t>
-      </w:r>
-      <w:proofErr w:type="spellStart"/>
-      <w:r>
-        <w:rPr>
-          <w:rFonts w:ascii="Courier New" w:eastAsia="Courier New" w:hAnsi="Courier New" w:cs="Courier New"/>
-          <w:sz w:val="20"/>
-          <w:szCs w:val="20"/>
-        </w:rPr>
-        <w:t>nrz_out</w:t>
-      </w:r>
-      <w:proofErr w:type="spellEnd"/>
-      <w:r>
-        <w:rPr>
-          <w:rFonts w:ascii="Courier New" w:eastAsia="Courier New" w:hAnsi="Courier New" w:cs="Courier New"/>
-          <w:sz w:val="20"/>
-          <w:szCs w:val="20"/>
-        </w:rPr>
-        <w:t xml:space="preserve"> &lt;= </w:t>
-      </w:r>
-      <w:proofErr w:type="spellStart"/>
-      <w:r>
-        <w:rPr>
-          <w:rFonts w:ascii="Courier New" w:eastAsia="Courier New" w:hAnsi="Courier New" w:cs="Courier New"/>
-          <w:sz w:val="20"/>
-          <w:szCs w:val="20"/>
-        </w:rPr>
-        <w:t>current_lvl</w:t>
-      </w:r>
-      <w:proofErr w:type="spellEnd"/>
-      <w:r>
-        <w:rPr>
-          <w:rFonts w:ascii="Courier New" w:eastAsia="Courier New" w:hAnsi="Courier New" w:cs="Courier New"/>
-          <w:sz w:val="20"/>
-          <w:szCs w:val="20"/>
-        </w:rPr>
-        <w:t>;</w:t>
-      </w:r>
-    </w:p>
-    <w:p>
-      <w:pPr>
-        <w:spacing w:after="120" w:line="240" w:lineRule="auto"/>
-        <w:rPr>
-          <w:rFonts w:ascii="Courier New" w:eastAsia="Courier New" w:hAnsi="Courier New" w:cs="Courier New"/>
-          <w:sz w:val="20"/>
-          <w:szCs w:val="20"/>
-        </w:rPr>
-      </w:pPr>
-      <w:r>
-        <w:rPr>
-          <w:rFonts w:ascii="Courier New" w:eastAsia="Courier New" w:hAnsi="Courier New" w:cs="Courier New"/>
-          <w:sz w:val="20"/>
-          <w:szCs w:val="20"/>
-        </w:rPr>
-        <w:t xml:space="preserve">                </w:t>
-      </w:r>
-      <w:proofErr w:type="spellStart"/>
-      <w:r>
-        <w:rPr>
-          <w:rFonts w:ascii="Courier New" w:eastAsia="Courier New" w:hAnsi="Courier New" w:cs="Courier New"/>
-          <w:sz w:val="20"/>
-          <w:szCs w:val="20"/>
-        </w:rPr>
-        <w:t>end</w:t>
-      </w:r>
-      <w:proofErr w:type="spellEnd"/>
-      <w:r>
-        <w:rPr>
-          <w:rFonts w:ascii="Courier New" w:eastAsia="Courier New" w:hAnsi="Courier New" w:cs="Courier New"/>
-          <w:sz w:val="20"/>
-          <w:szCs w:val="20"/>
-        </w:rPr>
-        <w:t xml:space="preserve"> if;</w:t>
-      </w:r>
-    </w:p>
-    <w:p>
-      <w:pPr>
-        <w:spacing w:after="120" w:line="240" w:lineRule="auto"/>
-        <w:rPr>
-          <w:rFonts w:ascii="Courier New" w:eastAsia="Courier New" w:hAnsi="Courier New" w:cs="Courier New"/>
-          <w:sz w:val="20"/>
-          <w:szCs w:val="20"/>
-        </w:rPr>
-      </w:pPr>
-      <w:r>
-        <w:rPr>
-          <w:rFonts w:ascii="Courier New" w:eastAsia="Courier New" w:hAnsi="Courier New" w:cs="Courier New"/>
-          <w:sz w:val="20"/>
-          <w:szCs w:val="20"/>
-        </w:rPr>
-        <w:t xml:space="preserve">            </w:t>
-      </w:r>
-      <w:proofErr w:type="spellStart"/>
-      <w:r>
-        <w:rPr>
-          <w:rFonts w:ascii="Courier New" w:eastAsia="Courier New" w:hAnsi="Courier New" w:cs="Courier New"/>
-          <w:sz w:val="20"/>
-          <w:szCs w:val="20"/>
-        </w:rPr>
-        <w:t>else</w:t>
-      </w:r>
-      <w:proofErr w:type="spellEnd"/>
-    </w:p>
-    <w:p>
-      <w:pPr>
-        <w:spacing w:after="120" w:line="240" w:lineRule="auto"/>
-        <w:rPr>
-          <w:rFonts w:ascii="Courier New" w:eastAsia="Courier New" w:hAnsi="Courier New" w:cs="Courier New"/>
-          <w:sz w:val="20"/>
-          <w:szCs w:val="20"/>
-        </w:rPr>
-      </w:pPr>
-      <w:r>
-        <w:rPr>
-          <w:rFonts w:ascii="Courier New" w:eastAsia="Courier New" w:hAnsi="Courier New" w:cs="Courier New"/>
-          <w:sz w:val="20"/>
-          <w:szCs w:val="20"/>
-        </w:rPr>
-        <w:t xml:space="preserve">                -- </w:t>
-      </w:r>
-      <w:proofErr w:type="spellStart"/>
-      <w:r>
-        <w:rPr>
-          <w:rFonts w:ascii="Courier New" w:eastAsia="Courier New" w:hAnsi="Courier New" w:cs="Courier New"/>
-          <w:sz w:val="20"/>
-          <w:szCs w:val="20"/>
-        </w:rPr>
-        <w:t>just</w:t>
-      </w:r>
-      <w:proofErr w:type="spellEnd"/>
-      <w:r>
-        <w:rPr>
-          <w:rFonts w:ascii="Courier New" w:eastAsia="Courier New" w:hAnsi="Courier New" w:cs="Courier New"/>
-          <w:sz w:val="20"/>
-          <w:szCs w:val="20"/>
-        </w:rPr>
-        <w:t xml:space="preserve"> </w:t>
-      </w:r>
-      <w:proofErr w:type="spellStart"/>
-      <w:r>
-        <w:rPr>
-          <w:rFonts w:ascii="Courier New" w:eastAsia="Courier New" w:hAnsi="Courier New" w:cs="Courier New"/>
-          <w:sz w:val="20"/>
-          <w:szCs w:val="20"/>
-        </w:rPr>
-        <w:t>hold</w:t>
-      </w:r>
-      <w:proofErr w:type="spellEnd"/>
-      <w:r>
-        <w:rPr>
-          <w:rFonts w:ascii="Courier New" w:eastAsia="Courier New" w:hAnsi="Courier New" w:cs="Courier New"/>
-          <w:sz w:val="20"/>
-          <w:szCs w:val="20"/>
-        </w:rPr>
-        <w:t xml:space="preserve"> </w:t>
-      </w:r>
-      <w:proofErr w:type="spellStart"/>
-      <w:r>
-        <w:rPr>
-          <w:rFonts w:ascii="Courier New" w:eastAsia="Courier New" w:hAnsi="Courier New" w:cs="Courier New"/>
-          <w:sz w:val="20"/>
-          <w:szCs w:val="20"/>
-        </w:rPr>
-        <w:t>the</w:t>
-      </w:r>
-      <w:proofErr w:type="spellEnd"/>
-      <w:r>
-        <w:rPr>
-          <w:rFonts w:ascii="Courier New" w:eastAsia="Courier New" w:hAnsi="Courier New" w:cs="Courier New"/>
-          <w:sz w:val="20"/>
-          <w:szCs w:val="20"/>
-        </w:rPr>
-        <w:t xml:space="preserve"> </w:t>
-      </w:r>
-      <w:proofErr w:type="spellStart"/>
-      <w:r>
-        <w:rPr>
-          <w:rFonts w:ascii="Courier New" w:eastAsia="Courier New" w:hAnsi="Courier New" w:cs="Courier New"/>
-          <w:sz w:val="20"/>
-          <w:szCs w:val="20"/>
-        </w:rPr>
-        <w:t>line</w:t>
-      </w:r>
-      <w:proofErr w:type="spellEnd"/>
-      <w:r>
-        <w:rPr>
-          <w:rFonts w:ascii="Courier New" w:eastAsia="Courier New" w:hAnsi="Courier New" w:cs="Courier New"/>
-          <w:sz w:val="20"/>
-          <w:szCs w:val="20"/>
-        </w:rPr>
-        <w:t xml:space="preserve"> </w:t>
-      </w:r>
-      <w:proofErr w:type="spellStart"/>
-      <w:r>
-        <w:rPr>
-          <w:rFonts w:ascii="Courier New" w:eastAsia="Courier New" w:hAnsi="Courier New" w:cs="Courier New"/>
-          <w:sz w:val="20"/>
-          <w:szCs w:val="20"/>
-        </w:rPr>
-        <w:t>steady</w:t>
-      </w:r>
-      <w:proofErr w:type="spellEnd"/>
-      <w:r>
-        <w:rPr>
-          <w:rFonts w:ascii="Courier New" w:eastAsia="Courier New" w:hAnsi="Courier New" w:cs="Courier New"/>
-          <w:sz w:val="20"/>
-          <w:szCs w:val="20"/>
-        </w:rPr>
-        <w:t xml:space="preserve"> for </w:t>
-      </w:r>
-      <w:proofErr w:type="spellStart"/>
-      <w:r>
-        <w:rPr>
-          <w:rFonts w:ascii="Courier New" w:eastAsia="Courier New" w:hAnsi="Courier New" w:cs="Courier New"/>
-          <w:sz w:val="20"/>
-          <w:szCs w:val="20"/>
-        </w:rPr>
-        <w:t>the</w:t>
-      </w:r>
-      <w:proofErr w:type="spellEnd"/>
-      <w:r>
-        <w:rPr>
-          <w:rFonts w:ascii="Courier New" w:eastAsia="Courier New" w:hAnsi="Courier New" w:cs="Courier New"/>
-          <w:sz w:val="20"/>
-          <w:szCs w:val="20"/>
-        </w:rPr>
-        <w:t xml:space="preserve"> </w:t>
-      </w:r>
-      <w:proofErr w:type="spellStart"/>
-      <w:r>
-        <w:rPr>
-          <w:rFonts w:ascii="Courier New" w:eastAsia="Courier New" w:hAnsi="Courier New" w:cs="Courier New"/>
-          <w:sz w:val="20"/>
-          <w:szCs w:val="20"/>
-        </w:rPr>
-        <w:t>rest</w:t>
-      </w:r>
-      <w:proofErr w:type="spellEnd"/>
-      <w:r>
-        <w:rPr>
-          <w:rFonts w:ascii="Courier New" w:eastAsia="Courier New" w:hAnsi="Courier New" w:cs="Courier New"/>
-          <w:sz w:val="20"/>
-          <w:szCs w:val="20"/>
-        </w:rPr>
-        <w:t xml:space="preserve"> </w:t>
-      </w:r>
-      <w:proofErr w:type="spellStart"/>
-      <w:r>
-        <w:rPr>
-          <w:rFonts w:ascii="Courier New" w:eastAsia="Courier New" w:hAnsi="Courier New" w:cs="Courier New"/>
-          <w:sz w:val="20"/>
-          <w:szCs w:val="20"/>
-        </w:rPr>
-        <w:t>of</w:t>
-      </w:r>
-      <w:proofErr w:type="spellEnd"/>
-      <w:r>
-        <w:rPr>
-          <w:rFonts w:ascii="Courier New" w:eastAsia="Courier New" w:hAnsi="Courier New" w:cs="Courier New"/>
-          <w:sz w:val="20"/>
-          <w:szCs w:val="20"/>
-        </w:rPr>
-        <w:t xml:space="preserve"> the bit </w:t>
-      </w:r>
-      <w:proofErr w:type="spellStart"/>
-      <w:r>
-        <w:rPr>
-          <w:rFonts w:ascii="Courier New" w:eastAsia="Courier New" w:hAnsi="Courier New" w:cs="Courier New"/>
-          <w:sz w:val="20"/>
-          <w:szCs w:val="20"/>
-        </w:rPr>
-        <w:t>duration</w:t>
-      </w:r>
-      <w:proofErr w:type="spellEnd"/>
-    </w:p>
-    <w:p>
-      <w:pPr>
-        <w:spacing w:after="120" w:line="240" w:lineRule="auto"/>
-        <w:rPr>
-          <w:rFonts w:ascii="Courier New" w:eastAsia="Courier New" w:hAnsi="Courier New" w:cs="Courier New"/>
-          <w:sz w:val="20"/>
-          <w:szCs w:val="20"/>
-        </w:rPr>
-      </w:pPr>
-      <w:r>
-        <w:rPr>
-          <w:rFonts w:ascii="Courier New" w:eastAsia="Courier New" w:hAnsi="Courier New" w:cs="Courier New"/>
-          <w:sz w:val="20"/>
-          <w:szCs w:val="20"/>
-        </w:rPr>
-        <w:t xml:space="preserve">                </w:t>
-      </w:r>
-      <w:proofErr w:type="spellStart"/>
-      <w:r>
-        <w:rPr>
-          <w:rFonts w:ascii="Courier New" w:eastAsia="Courier New" w:hAnsi="Courier New" w:cs="Courier New"/>
-          <w:sz w:val="20"/>
-          <w:szCs w:val="20"/>
-        </w:rPr>
-        <w:t>nrz_out</w:t>
-      </w:r>
-      <w:proofErr w:type="spellEnd"/>
-      <w:r>
-        <w:rPr>
-          <w:rFonts w:ascii="Courier New" w:eastAsia="Courier New" w:hAnsi="Courier New" w:cs="Courier New"/>
-          <w:sz w:val="20"/>
-          <w:szCs w:val="20"/>
-        </w:rPr>
-        <w:t xml:space="preserve"> &lt;= </w:t>
-      </w:r>
-      <w:proofErr w:type="spellStart"/>
-      <w:r>
-        <w:rPr>
-          <w:rFonts w:ascii="Courier New" w:eastAsia="Courier New" w:hAnsi="Courier New" w:cs="Courier New"/>
-          <w:sz w:val="20"/>
-          <w:szCs w:val="20"/>
-        </w:rPr>
-        <w:t>current_lvl</w:t>
-      </w:r>
-      <w:proofErr w:type="spellEnd"/>
-      <w:r>
-        <w:rPr>
-          <w:rFonts w:ascii="Courier New" w:eastAsia="Courier New" w:hAnsi="Courier New" w:cs="Courier New"/>
-          <w:sz w:val="20"/>
-          <w:szCs w:val="20"/>
-        </w:rPr>
-        <w:t>;</w:t>
-      </w:r>
-    </w:p>
-    <w:p>
-      <w:pPr>
-        <w:spacing w:after="120" w:line="240" w:lineRule="auto"/>
-        <w:rPr>
-          <w:rFonts w:ascii="Courier New" w:eastAsia="Courier New" w:hAnsi="Courier New" w:cs="Courier New"/>
-          <w:sz w:val="20"/>
-          <w:szCs w:val="20"/>
-        </w:rPr>
-      </w:pPr>
-      <w:r>
-        <w:rPr>
-          <w:rFonts w:ascii="Courier New" w:eastAsia="Courier New" w:hAnsi="Courier New" w:cs="Courier New"/>
-          <w:sz w:val="20"/>
-          <w:szCs w:val="20"/>
-        </w:rPr>
-        <w:t xml:space="preserve">            </w:t>
-      </w:r>
-      <w:proofErr w:type="spellStart"/>
-      <w:r>
-        <w:rPr>
-          <w:rFonts w:ascii="Courier New" w:eastAsia="Courier New" w:hAnsi="Courier New" w:cs="Courier New"/>
-          <w:sz w:val="20"/>
-          <w:szCs w:val="20"/>
-        </w:rPr>
-        <w:t>end</w:t>
-      </w:r>
-      <w:proofErr w:type="spellEnd"/>
-      <w:r>
-        <w:rPr>
-          <w:rFonts w:ascii="Courier New" w:eastAsia="Courier New" w:hAnsi="Courier New" w:cs="Courier New"/>
-          <w:sz w:val="20"/>
-          <w:szCs w:val="20"/>
-        </w:rPr>
-        <w:t xml:space="preserve"> if;</w:t>
-      </w:r>
-    </w:p>
-    <w:p>
-      <w:pPr>
-        <w:spacing w:after="120" w:line="240" w:lineRule="auto"/>
-        <w:rPr>
-          <w:rFonts w:ascii="Courier New" w:eastAsia="Courier New" w:hAnsi="Courier New" w:cs="Courier New"/>
-          <w:sz w:val="20"/>
-          <w:szCs w:val="20"/>
-        </w:rPr>
-      </w:pPr>
-    </w:p>
-    <w:p>
-      <w:pPr>
-        <w:spacing w:after="120" w:line="240" w:lineRule="auto"/>
-        <w:rPr>
-          <w:rFonts w:ascii="Courier New" w:eastAsia="Courier New" w:hAnsi="Courier New" w:cs="Courier New"/>
-          <w:sz w:val="20"/>
-          <w:szCs w:val="20"/>
-        </w:rPr>
-      </w:pPr>
-      <w:r>
-        <w:rPr>
-          <w:rFonts w:ascii="Courier New" w:eastAsia="Courier New" w:hAnsi="Courier New" w:cs="Courier New"/>
-          <w:sz w:val="20"/>
-          <w:szCs w:val="20"/>
-        </w:rPr>
-        <w:t xml:space="preserve">            -- </w:t>
-      </w:r>
-      <w:proofErr w:type="spellStart"/>
-      <w:r>
-        <w:rPr>
-          <w:rFonts w:ascii="Courier New" w:eastAsia="Courier New" w:hAnsi="Courier New" w:cs="Courier New"/>
-          <w:sz w:val="20"/>
-          <w:szCs w:val="20"/>
-        </w:rPr>
-        <w:t>handle</w:t>
-      </w:r>
-      <w:proofErr w:type="spellEnd"/>
-      <w:r>
-        <w:rPr>
-          <w:rFonts w:ascii="Courier New" w:eastAsia="Courier New" w:hAnsi="Courier New" w:cs="Courier New"/>
-          <w:sz w:val="20"/>
-          <w:szCs w:val="20"/>
-        </w:rPr>
-        <w:t xml:space="preserve"> </w:t>
-      </w:r>
-      <w:proofErr w:type="spellStart"/>
-      <w:r>
-        <w:rPr>
-          <w:rFonts w:ascii="Courier New" w:eastAsia="Courier New" w:hAnsi="Courier New" w:cs="Courier New"/>
-          <w:sz w:val="20"/>
-          <w:szCs w:val="20"/>
-        </w:rPr>
-        <w:t>the</w:t>
-      </w:r>
-      <w:proofErr w:type="spellEnd"/>
-      <w:r>
-        <w:rPr>
-          <w:rFonts w:ascii="Courier New" w:eastAsia="Courier New" w:hAnsi="Courier New" w:cs="Courier New"/>
-          <w:sz w:val="20"/>
-          <w:szCs w:val="20"/>
-        </w:rPr>
-        <w:t xml:space="preserve"> timing </w:t>
-      </w:r>
-      <w:proofErr w:type="spellStart"/>
-      <w:r>
-        <w:rPr>
-          <w:rFonts w:ascii="Courier New" w:eastAsia="Courier New" w:hAnsi="Courier New" w:cs="Courier New"/>
-          <w:sz w:val="20"/>
-          <w:szCs w:val="20"/>
-        </w:rPr>
-        <w:t>and</w:t>
-      </w:r>
-      <w:proofErr w:type="spellEnd"/>
-      <w:r>
-        <w:rPr>
-          <w:rFonts w:ascii="Courier New" w:eastAsia="Courier New" w:hAnsi="Courier New" w:cs="Courier New"/>
-          <w:sz w:val="20"/>
-          <w:szCs w:val="20"/>
-        </w:rPr>
-        <w:t xml:space="preserve"> pointer (</w:t>
-      </w:r>
-      <w:proofErr w:type="spellStart"/>
-      <w:r>
-        <w:rPr>
-          <w:rFonts w:ascii="Courier New" w:eastAsia="Courier New" w:hAnsi="Courier New" w:cs="Courier New"/>
-          <w:sz w:val="20"/>
-          <w:szCs w:val="20"/>
-        </w:rPr>
-        <w:t>same</w:t>
-      </w:r>
-      <w:proofErr w:type="spellEnd"/>
-      <w:r>
-        <w:rPr>
-          <w:rFonts w:ascii="Courier New" w:eastAsia="Courier New" w:hAnsi="Courier New" w:cs="Courier New"/>
-          <w:sz w:val="20"/>
-          <w:szCs w:val="20"/>
-        </w:rPr>
-        <w:t xml:space="preserve"> as </w:t>
-      </w:r>
-      <w:proofErr w:type="spellStart"/>
-      <w:r>
-        <w:rPr>
-          <w:rFonts w:ascii="Courier New" w:eastAsia="Courier New" w:hAnsi="Courier New" w:cs="Courier New"/>
-          <w:sz w:val="20"/>
-          <w:szCs w:val="20"/>
-        </w:rPr>
-        <w:t>nrz</w:t>
-      </w:r>
-      <w:proofErr w:type="spellEnd"/>
-      <w:r>
-        <w:rPr>
-          <w:rFonts w:ascii="Courier New" w:eastAsia="Courier New" w:hAnsi="Courier New" w:cs="Courier New"/>
-          <w:sz w:val="20"/>
-          <w:szCs w:val="20"/>
-        </w:rPr>
-        <w:t>-l)</w:t>
-      </w:r>
-    </w:p>
-    <w:p>
-      <w:pPr>
-        <w:spacing w:after="120" w:line="240" w:lineRule="auto"/>
-        <w:rPr>
-          <w:rFonts w:ascii="Courier New" w:eastAsia="Courier New" w:hAnsi="Courier New" w:cs="Courier New"/>
-          <w:sz w:val="20"/>
-          <w:szCs w:val="20"/>
-        </w:rPr>
-      </w:pPr>
-      <w:r>
-        <w:rPr>
-          <w:rFonts w:ascii="Courier New" w:eastAsia="Courier New" w:hAnsi="Courier New" w:cs="Courier New"/>
-          <w:sz w:val="20"/>
-          <w:szCs w:val="20"/>
-        </w:rPr>
-        <w:t xml:space="preserve">            </w:t>
-      </w:r>
-      <w:proofErr w:type="spellStart"/>
-      <w:r>
-        <w:rPr>
-          <w:rFonts w:ascii="Courier New" w:eastAsia="Courier New" w:hAnsi="Courier New" w:cs="Courier New"/>
-          <w:sz w:val="20"/>
-          <w:szCs w:val="20"/>
-        </w:rPr>
-        <w:t>if</w:t>
-      </w:r>
-      <w:proofErr w:type="spellEnd"/>
-      <w:r>
-        <w:rPr>
-          <w:rFonts w:ascii="Courier New" w:eastAsia="Courier New" w:hAnsi="Courier New" w:cs="Courier New"/>
-          <w:sz w:val="20"/>
-          <w:szCs w:val="20"/>
-        </w:rPr>
-        <w:t xml:space="preserve"> </w:t>
-      </w:r>
-      <w:proofErr w:type="spellStart"/>
-      <w:r>
-        <w:rPr>
-          <w:rFonts w:ascii="Courier New" w:eastAsia="Courier New" w:hAnsi="Courier New" w:cs="Courier New"/>
-          <w:sz w:val="20"/>
-          <w:szCs w:val="20"/>
-        </w:rPr>
-        <w:t>tick_counter</w:t>
-      </w:r>
-      <w:proofErr w:type="spellEnd"/>
-      <w:r>
-        <w:rPr>
-          <w:rFonts w:ascii="Courier New" w:eastAsia="Courier New" w:hAnsi="Courier New" w:cs="Courier New"/>
-          <w:sz w:val="20"/>
-          <w:szCs w:val="20"/>
-        </w:rPr>
-        <w:t xml:space="preserve"> &lt; TICKS_PER_BIT - 1 </w:t>
-      </w:r>
-      <w:proofErr w:type="spellStart"/>
-      <w:r>
-        <w:rPr>
-          <w:rFonts w:ascii="Courier New" w:eastAsia="Courier New" w:hAnsi="Courier New" w:cs="Courier New"/>
-          <w:sz w:val="20"/>
-          <w:szCs w:val="20"/>
-        </w:rPr>
-        <w:t>then</w:t>
-      </w:r>
-      <w:proofErr w:type="spellEnd"/>
-    </w:p>
-    <w:p>
-      <w:pPr>
-        <w:spacing w:after="120" w:line="240" w:lineRule="auto"/>
-        <w:rPr>
-          <w:rFonts w:ascii="Courier New" w:eastAsia="Courier New" w:hAnsi="Courier New" w:cs="Courier New"/>
-          <w:sz w:val="20"/>
-          <w:szCs w:val="20"/>
-        </w:rPr>
-      </w:pPr>
-      <w:r>
-        <w:rPr>
-          <w:rFonts w:ascii="Courier New" w:eastAsia="Courier New" w:hAnsi="Courier New" w:cs="Courier New"/>
-          <w:sz w:val="20"/>
-          <w:szCs w:val="20"/>
-        </w:rPr>
-        <w:t xml:space="preserve">                -- </w:t>
-      </w:r>
-      <w:proofErr w:type="spellStart"/>
-      <w:r>
-        <w:rPr>
-          <w:rFonts w:ascii="Courier New" w:eastAsia="Courier New" w:hAnsi="Courier New" w:cs="Courier New"/>
-          <w:sz w:val="20"/>
-          <w:szCs w:val="20"/>
-        </w:rPr>
-        <w:t>increment</w:t>
-      </w:r>
-      <w:proofErr w:type="spellEnd"/>
-      <w:r>
-        <w:rPr>
-          <w:rFonts w:ascii="Courier New" w:eastAsia="Courier New" w:hAnsi="Courier New" w:cs="Courier New"/>
-          <w:sz w:val="20"/>
-          <w:szCs w:val="20"/>
-        </w:rPr>
-        <w:t xml:space="preserve"> counter</w:t>
-      </w:r>
-    </w:p>
-    <w:p>
-      <w:pPr>
-        <w:spacing w:after="120" w:line="240" w:lineRule="auto"/>
-        <w:rPr>
-          <w:rFonts w:ascii="Courier New" w:eastAsia="Courier New" w:hAnsi="Courier New" w:cs="Courier New"/>
-          <w:sz w:val="20"/>
-          <w:szCs w:val="20"/>
-        </w:rPr>
-      </w:pPr>
-      <w:r>
-        <w:rPr>
-          <w:rFonts w:ascii="Courier New" w:eastAsia="Courier New" w:hAnsi="Courier New" w:cs="Courier New"/>
-          <w:sz w:val="20"/>
-          <w:szCs w:val="20"/>
-        </w:rPr>
-        <w:t xml:space="preserve">                </w:t>
-      </w:r>
-      <w:proofErr w:type="spellStart"/>
-      <w:r>
-        <w:rPr>
-          <w:rFonts w:ascii="Courier New" w:eastAsia="Courier New" w:hAnsi="Courier New" w:cs="Courier New"/>
-          <w:sz w:val="20"/>
-          <w:szCs w:val="20"/>
-        </w:rPr>
-        <w:t>tick_counter</w:t>
-      </w:r>
-      <w:proofErr w:type="spellEnd"/>
-      <w:r>
-        <w:rPr>
-          <w:rFonts w:ascii="Courier New" w:eastAsia="Courier New" w:hAnsi="Courier New" w:cs="Courier New"/>
-          <w:sz w:val="20"/>
-          <w:szCs w:val="20"/>
-        </w:rPr>
-        <w:t xml:space="preserve"> &lt;= </w:t>
-      </w:r>
-      <w:proofErr w:type="spellStart"/>
-      <w:r>
-        <w:rPr>
-          <w:rFonts w:ascii="Courier New" w:eastAsia="Courier New" w:hAnsi="Courier New" w:cs="Courier New"/>
-          <w:sz w:val="20"/>
-          <w:szCs w:val="20"/>
-        </w:rPr>
-        <w:t>tick_counter</w:t>
-      </w:r>
-      <w:proofErr w:type="spellEnd"/>
-      <w:r>
-        <w:rPr>
-          <w:rFonts w:ascii="Courier New" w:eastAsia="Courier New" w:hAnsi="Courier New" w:cs="Courier New"/>
-          <w:sz w:val="20"/>
-          <w:szCs w:val="20"/>
-        </w:rPr>
-        <w:t xml:space="preserve"> + 1;</w:t>
-      </w:r>
-    </w:p>
-    <w:p>
-      <w:pPr>
-        <w:spacing w:after="120" w:line="240" w:lineRule="auto"/>
-        <w:rPr>
-          <w:rFonts w:ascii="Courier New" w:eastAsia="Courier New" w:hAnsi="Courier New" w:cs="Courier New"/>
-          <w:sz w:val="20"/>
-          <w:szCs w:val="20"/>
-        </w:rPr>
-      </w:pPr>
-      <w:r>
-        <w:rPr>
-          <w:rFonts w:ascii="Courier New" w:eastAsia="Courier New" w:hAnsi="Courier New" w:cs="Courier New"/>
-          <w:sz w:val="20"/>
-          <w:szCs w:val="20"/>
-        </w:rPr>
-        <w:t xml:space="preserve">            </w:t>
-      </w:r>
-      <w:proofErr w:type="spellStart"/>
-      <w:r>
-        <w:rPr>
-          <w:rFonts w:ascii="Courier New" w:eastAsia="Courier New" w:hAnsi="Courier New" w:cs="Courier New"/>
-          <w:sz w:val="20"/>
-          <w:szCs w:val="20"/>
-        </w:rPr>
-        <w:t>else</w:t>
-      </w:r>
-      <w:proofErr w:type="spellEnd"/>
-    </w:p>
-    <w:p>
-      <w:pPr>
-        <w:spacing w:after="120" w:line="240" w:lineRule="auto"/>
-        <w:rPr>
-          <w:rFonts w:ascii="Courier New" w:eastAsia="Courier New" w:hAnsi="Courier New" w:cs="Courier New"/>
-          <w:sz w:val="20"/>
-          <w:szCs w:val="20"/>
-        </w:rPr>
-      </w:pPr>
-      <w:r>
-        <w:rPr>
-          <w:rFonts w:ascii="Courier New" w:eastAsia="Courier New" w:hAnsi="Courier New" w:cs="Courier New"/>
-          <w:sz w:val="20"/>
-          <w:szCs w:val="20"/>
-        </w:rPr>
-        <w:t xml:space="preserve">                -- reset </w:t>
-      </w:r>
-      <w:proofErr w:type="spellStart"/>
-      <w:r>
-        <w:rPr>
-          <w:rFonts w:ascii="Courier New" w:eastAsia="Courier New" w:hAnsi="Courier New" w:cs="Courier New"/>
-          <w:sz w:val="20"/>
-          <w:szCs w:val="20"/>
-        </w:rPr>
-        <w:t>the</w:t>
-      </w:r>
-      <w:proofErr w:type="spellEnd"/>
-      <w:r>
-        <w:rPr>
-          <w:rFonts w:ascii="Courier New" w:eastAsia="Courier New" w:hAnsi="Courier New" w:cs="Courier New"/>
-          <w:sz w:val="20"/>
-          <w:szCs w:val="20"/>
-        </w:rPr>
-        <w:t xml:space="preserve"> counter</w:t>
-      </w:r>
-    </w:p>
-    <w:p>
-      <w:pPr>
-        <w:spacing w:after="120" w:line="240" w:lineRule="auto"/>
-        <w:rPr>
-          <w:rFonts w:ascii="Courier New" w:eastAsia="Courier New" w:hAnsi="Courier New" w:cs="Courier New"/>
-          <w:sz w:val="20"/>
-          <w:szCs w:val="20"/>
-        </w:rPr>
-      </w:pPr>
-      <w:r>
-        <w:rPr>
-          <w:rFonts w:ascii="Courier New" w:eastAsia="Courier New" w:hAnsi="Courier New" w:cs="Courier New"/>
-          <w:sz w:val="20"/>
-          <w:szCs w:val="20"/>
-        </w:rPr>
-        <w:t xml:space="preserve">                </w:t>
-      </w:r>
-      <w:proofErr w:type="spellStart"/>
-      <w:r>
-        <w:rPr>
-          <w:rFonts w:ascii="Courier New" w:eastAsia="Courier New" w:hAnsi="Courier New" w:cs="Courier New"/>
-          <w:sz w:val="20"/>
-          <w:szCs w:val="20"/>
-        </w:rPr>
-        <w:t>tick_counter</w:t>
-      </w:r>
-      <w:proofErr w:type="spellEnd"/>
-      <w:r>
-        <w:rPr>
-          <w:rFonts w:ascii="Courier New" w:eastAsia="Courier New" w:hAnsi="Courier New" w:cs="Courier New"/>
-          <w:sz w:val="20"/>
-          <w:szCs w:val="20"/>
-        </w:rPr>
-        <w:t xml:space="preserve"> &lt;= 0;</w:t>
-      </w:r>
-    </w:p>
-    <w:p>
-      <w:pPr>
-        <w:spacing w:after="120" w:line="240" w:lineRule="auto"/>
-        <w:rPr>
-          <w:rFonts w:ascii="Courier New" w:eastAsia="Courier New" w:hAnsi="Courier New" w:cs="Courier New"/>
-          <w:sz w:val="20"/>
-          <w:szCs w:val="20"/>
-        </w:rPr>
-      </w:pPr>
-      <w:r>
-        <w:rPr>
-          <w:rFonts w:ascii="Courier New" w:eastAsia="Courier New" w:hAnsi="Courier New" w:cs="Courier New"/>
-          <w:sz w:val="20"/>
-          <w:szCs w:val="20"/>
-        </w:rPr>
-        <w:t xml:space="preserve">                </w:t>
-      </w:r>
-    </w:p>
-    <w:p>
-      <w:pPr>
-        <w:spacing w:after="120" w:line="240" w:lineRule="auto"/>
-        <w:rPr>
-          <w:rFonts w:ascii="Courier New" w:eastAsia="Courier New" w:hAnsi="Courier New" w:cs="Courier New"/>
-          <w:sz w:val="20"/>
-          <w:szCs w:val="20"/>
-        </w:rPr>
-      </w:pPr>
-      <w:r>
-        <w:rPr>
-          <w:rFonts w:ascii="Courier New" w:eastAsia="Courier New" w:hAnsi="Courier New" w:cs="Courier New"/>
-          <w:sz w:val="20"/>
-          <w:szCs w:val="20"/>
-        </w:rPr>
-        <w:t xml:space="preserve">                </w:t>
-      </w:r>
-      <w:proofErr w:type="spellStart"/>
-      <w:r>
-        <w:rPr>
-          <w:rFonts w:ascii="Courier New" w:eastAsia="Courier New" w:hAnsi="Courier New" w:cs="Courier New"/>
-          <w:sz w:val="20"/>
-          <w:szCs w:val="20"/>
-        </w:rPr>
-        <w:t>if</w:t>
-      </w:r>
-      <w:proofErr w:type="spellEnd"/>
-      <w:r>
-        <w:rPr>
-          <w:rFonts w:ascii="Courier New" w:eastAsia="Courier New" w:hAnsi="Courier New" w:cs="Courier New"/>
-          <w:sz w:val="20"/>
-          <w:szCs w:val="20"/>
-        </w:rPr>
-        <w:t xml:space="preserve"> </w:t>
-      </w:r>
-      <w:proofErr w:type="spellStart"/>
-      <w:r>
-        <w:rPr>
-          <w:rFonts w:ascii="Courier New" w:eastAsia="Courier New" w:hAnsi="Courier New" w:cs="Courier New"/>
-          <w:sz w:val="20"/>
-          <w:szCs w:val="20"/>
-        </w:rPr>
-        <w:t>bit_ptr</w:t>
-      </w:r>
-      <w:proofErr w:type="spellEnd"/>
-      <w:r>
-        <w:rPr>
-          <w:rFonts w:ascii="Courier New" w:eastAsia="Courier New" w:hAnsi="Courier New" w:cs="Courier New"/>
-          <w:sz w:val="20"/>
-          <w:szCs w:val="20"/>
-        </w:rPr>
-        <w:t xml:space="preserve"> = 0 </w:t>
-      </w:r>
-      <w:proofErr w:type="spellStart"/>
-      <w:r>
-        <w:rPr>
-          <w:rFonts w:ascii="Courier New" w:eastAsia="Courier New" w:hAnsi="Courier New" w:cs="Courier New"/>
-          <w:sz w:val="20"/>
-          <w:szCs w:val="20"/>
-        </w:rPr>
-        <w:t>then</w:t>
-      </w:r>
-      <w:proofErr w:type="spellEnd"/>
-    </w:p>
-    <w:p>
-      <w:pPr>
-        <w:spacing w:after="120" w:line="240" w:lineRule="auto"/>
-        <w:rPr>
-          <w:rFonts w:ascii="Courier New" w:eastAsia="Courier New" w:hAnsi="Courier New" w:cs="Courier New"/>
-          <w:sz w:val="20"/>
-          <w:szCs w:val="20"/>
-        </w:rPr>
-      </w:pPr>
-      <w:r>
-        <w:rPr>
-          <w:rFonts w:ascii="Courier New" w:eastAsia="Courier New" w:hAnsi="Courier New" w:cs="Courier New"/>
-          <w:sz w:val="20"/>
-          <w:szCs w:val="20"/>
-        </w:rPr>
-        <w:t xml:space="preserve">                    -- loop </w:t>
-      </w:r>
-      <w:proofErr w:type="spellStart"/>
-      <w:r>
-        <w:rPr>
-          <w:rFonts w:ascii="Courier New" w:eastAsia="Courier New" w:hAnsi="Courier New" w:cs="Courier New"/>
-          <w:sz w:val="20"/>
-          <w:szCs w:val="20"/>
-        </w:rPr>
-        <w:t>if</w:t>
-      </w:r>
-      <w:proofErr w:type="spellEnd"/>
-      <w:r>
-        <w:rPr>
-          <w:rFonts w:ascii="Courier New" w:eastAsia="Courier New" w:hAnsi="Courier New" w:cs="Courier New"/>
-          <w:sz w:val="20"/>
-          <w:szCs w:val="20"/>
-        </w:rPr>
-        <w:t xml:space="preserve"> data </w:t>
-      </w:r>
-      <w:proofErr w:type="spellStart"/>
-      <w:r>
-        <w:rPr>
-          <w:rFonts w:ascii="Courier New" w:eastAsia="Courier New" w:hAnsi="Courier New" w:cs="Courier New"/>
-          <w:sz w:val="20"/>
-          <w:szCs w:val="20"/>
-        </w:rPr>
-        <w:t>finished</w:t>
-      </w:r>
-      <w:proofErr w:type="spellEnd"/>
-      <w:r>
-        <w:rPr>
-          <w:rFonts w:ascii="Courier New" w:eastAsia="Courier New" w:hAnsi="Courier New" w:cs="Courier New"/>
-          <w:sz w:val="20"/>
-          <w:szCs w:val="20"/>
-        </w:rPr>
-        <w:t xml:space="preserve"> </w:t>
-      </w:r>
-      <w:proofErr w:type="spellStart"/>
-      <w:r>
-        <w:rPr>
-          <w:rFonts w:ascii="Courier New" w:eastAsia="Courier New" w:hAnsi="Courier New" w:cs="Courier New"/>
-          <w:sz w:val="20"/>
-          <w:szCs w:val="20"/>
-        </w:rPr>
-        <w:t>being</w:t>
-      </w:r>
-      <w:proofErr w:type="spellEnd"/>
-      <w:r>
-        <w:rPr>
-          <w:rFonts w:ascii="Courier New" w:eastAsia="Courier New" w:hAnsi="Courier New" w:cs="Courier New"/>
-          <w:sz w:val="20"/>
-          <w:szCs w:val="20"/>
-        </w:rPr>
-        <w:t xml:space="preserve"> </w:t>
-      </w:r>
-      <w:proofErr w:type="spellStart"/>
-      <w:r>
-        <w:rPr>
-          <w:rFonts w:ascii="Courier New" w:eastAsia="Courier New" w:hAnsi="Courier New" w:cs="Courier New"/>
-          <w:sz w:val="20"/>
-          <w:szCs w:val="20"/>
-        </w:rPr>
-        <w:t>read</w:t>
-      </w:r>
-      <w:proofErr w:type="spellEnd"/>
-    </w:p>
-    <w:p>
-      <w:pPr>
-        <w:spacing w:after="120" w:line="240" w:lineRule="auto"/>
-        <w:rPr>
-          <w:rFonts w:ascii="Courier New" w:eastAsia="Courier New" w:hAnsi="Courier New" w:cs="Courier New"/>
-          <w:sz w:val="20"/>
-          <w:szCs w:val="20"/>
-        </w:rPr>
-      </w:pPr>
-      <w:r>
-        <w:rPr>
-          <w:rFonts w:ascii="Courier New" w:eastAsia="Courier New" w:hAnsi="Courier New" w:cs="Courier New"/>
-          <w:sz w:val="20"/>
-          <w:szCs w:val="20"/>
-        </w:rPr>
-        <w:t xml:space="preserve">                    </w:t>
-      </w:r>
-      <w:proofErr w:type="spellStart"/>
-      <w:r>
-        <w:rPr>
-          <w:rFonts w:ascii="Courier New" w:eastAsia="Courier New" w:hAnsi="Courier New" w:cs="Courier New"/>
-          <w:sz w:val="20"/>
-          <w:szCs w:val="20"/>
-        </w:rPr>
-        <w:t>bit_ptr</w:t>
-      </w:r>
-      <w:proofErr w:type="spellEnd"/>
-      <w:r>
-        <w:rPr>
-          <w:rFonts w:ascii="Courier New" w:eastAsia="Courier New" w:hAnsi="Courier New" w:cs="Courier New"/>
-          <w:sz w:val="20"/>
-          <w:szCs w:val="20"/>
-        </w:rPr>
-        <w:t xml:space="preserve"> &lt;= DATA_WIDTH - 1;</w:t>
-      </w:r>
-    </w:p>
-    <w:p>
-      <w:pPr>
-        <w:spacing w:after="120" w:line="240" w:lineRule="auto"/>
-        <w:rPr>
-          <w:rFonts w:ascii="Courier New" w:eastAsia="Courier New" w:hAnsi="Courier New" w:cs="Courier New"/>
-          <w:sz w:val="20"/>
-          <w:szCs w:val="20"/>
-        </w:rPr>
-      </w:pPr>
-      <w:r>
-        <w:rPr>
-          <w:rFonts w:ascii="Courier New" w:eastAsia="Courier New" w:hAnsi="Courier New" w:cs="Courier New"/>
-          <w:sz w:val="20"/>
-          <w:szCs w:val="20"/>
-        </w:rPr>
-        <w:t xml:space="preserve">                </w:t>
-      </w:r>
-      <w:proofErr w:type="spellStart"/>
-      <w:r>
-        <w:rPr>
-          <w:rFonts w:ascii="Courier New" w:eastAsia="Courier New" w:hAnsi="Courier New" w:cs="Courier New"/>
-          <w:sz w:val="20"/>
-          <w:szCs w:val="20"/>
-        </w:rPr>
-        <w:t>else</w:t>
-      </w:r>
-      <w:proofErr w:type="spellEnd"/>
-    </w:p>
-    <w:p>
-      <w:pPr>
-        <w:spacing w:after="120" w:line="240" w:lineRule="auto"/>
-        <w:rPr>
-          <w:rFonts w:ascii="Courier New" w:eastAsia="Courier New" w:hAnsi="Courier New" w:cs="Courier New"/>
-          <w:sz w:val="20"/>
-          <w:szCs w:val="20"/>
-        </w:rPr>
-      </w:pPr>
-      <w:r>
-        <w:rPr>
-          <w:rFonts w:ascii="Courier New" w:eastAsia="Courier New" w:hAnsi="Courier New" w:cs="Courier New"/>
-          <w:sz w:val="20"/>
-          <w:szCs w:val="20"/>
-        </w:rPr>
-        <w:t xml:space="preserve">                    -- move </w:t>
-      </w:r>
-      <w:proofErr w:type="spellStart"/>
-      <w:r>
-        <w:rPr>
-          <w:rFonts w:ascii="Courier New" w:eastAsia="Courier New" w:hAnsi="Courier New" w:cs="Courier New"/>
-          <w:sz w:val="20"/>
-          <w:szCs w:val="20"/>
-        </w:rPr>
-        <w:t>on</w:t>
-      </w:r>
-      <w:proofErr w:type="spellEnd"/>
-      <w:r>
-        <w:rPr>
-          <w:rFonts w:ascii="Courier New" w:eastAsia="Courier New" w:hAnsi="Courier New" w:cs="Courier New"/>
-          <w:sz w:val="20"/>
-          <w:szCs w:val="20"/>
-        </w:rPr>
-        <w:t xml:space="preserve"> </w:t>
-      </w:r>
-      <w:proofErr w:type="spellStart"/>
-      <w:r>
-        <w:rPr>
-          <w:rFonts w:ascii="Courier New" w:eastAsia="Courier New" w:hAnsi="Courier New" w:cs="Courier New"/>
-          <w:sz w:val="20"/>
-          <w:szCs w:val="20"/>
-        </w:rPr>
-        <w:t>to</w:t>
-      </w:r>
-      <w:proofErr w:type="spellEnd"/>
-      <w:r>
-        <w:rPr>
-          <w:rFonts w:ascii="Courier New" w:eastAsia="Courier New" w:hAnsi="Courier New" w:cs="Courier New"/>
-          <w:sz w:val="20"/>
-          <w:szCs w:val="20"/>
-        </w:rPr>
-        <w:t xml:space="preserve"> </w:t>
-      </w:r>
-      <w:proofErr w:type="spellStart"/>
-      <w:r>
-        <w:rPr>
-          <w:rFonts w:ascii="Courier New" w:eastAsia="Courier New" w:hAnsi="Courier New" w:cs="Courier New"/>
-          <w:sz w:val="20"/>
-          <w:szCs w:val="20"/>
-        </w:rPr>
-        <w:t>the</w:t>
-      </w:r>
-      <w:proofErr w:type="spellEnd"/>
-      <w:r>
-        <w:rPr>
-          <w:rFonts w:ascii="Courier New" w:eastAsia="Courier New" w:hAnsi="Courier New" w:cs="Courier New"/>
-          <w:sz w:val="20"/>
-          <w:szCs w:val="20"/>
-        </w:rPr>
-        <w:t xml:space="preserve"> </w:t>
-      </w:r>
-      <w:proofErr w:type="spellStart"/>
-      <w:r>
-        <w:rPr>
-          <w:rFonts w:ascii="Courier New" w:eastAsia="Courier New" w:hAnsi="Courier New" w:cs="Courier New"/>
-          <w:sz w:val="20"/>
-          <w:szCs w:val="20"/>
-        </w:rPr>
-        <w:t>next</w:t>
-      </w:r>
-      <w:proofErr w:type="spellEnd"/>
-      <w:r>
-        <w:rPr>
-          <w:rFonts w:ascii="Courier New" w:eastAsia="Courier New" w:hAnsi="Courier New" w:cs="Courier New"/>
-          <w:sz w:val="20"/>
-          <w:szCs w:val="20"/>
-        </w:rPr>
-        <w:t xml:space="preserve"> bit </w:t>
-      </w:r>
-      <w:proofErr w:type="spellStart"/>
-      <w:r>
-        <w:rPr>
-          <w:rFonts w:ascii="Courier New" w:eastAsia="Courier New" w:hAnsi="Courier New" w:cs="Courier New"/>
-          <w:sz w:val="20"/>
-          <w:szCs w:val="20"/>
-        </w:rPr>
-        <w:t>down</w:t>
-      </w:r>
-      <w:proofErr w:type="spellEnd"/>
-    </w:p>
-    <w:p>
-      <w:pPr>
-        <w:spacing w:after="120" w:line="240" w:lineRule="auto"/>
-        <w:rPr>
-          <w:rFonts w:ascii="Courier New" w:eastAsia="Courier New" w:hAnsi="Courier New" w:cs="Courier New"/>
-          <w:sz w:val="20"/>
-          <w:szCs w:val="20"/>
-        </w:rPr>
-      </w:pPr>
-      <w:r>
-        <w:rPr>
-          <w:rFonts w:ascii="Courier New" w:eastAsia="Courier New" w:hAnsi="Courier New" w:cs="Courier New"/>
-          <w:sz w:val="20"/>
-          <w:szCs w:val="20"/>
-        </w:rPr>
-        <w:t xml:space="preserve">                    </w:t>
-      </w:r>
-      <w:proofErr w:type="spellStart"/>
-      <w:r>
-        <w:rPr>
-          <w:rFonts w:ascii="Courier New" w:eastAsia="Courier New" w:hAnsi="Courier New" w:cs="Courier New"/>
-          <w:sz w:val="20"/>
-          <w:szCs w:val="20"/>
-        </w:rPr>
-        <w:t>bit_ptr</w:t>
-      </w:r>
-      <w:proofErr w:type="spellEnd"/>
-      <w:r>
-        <w:rPr>
-          <w:rFonts w:ascii="Courier New" w:eastAsia="Courier New" w:hAnsi="Courier New" w:cs="Courier New"/>
-          <w:sz w:val="20"/>
-          <w:szCs w:val="20"/>
-        </w:rPr>
-        <w:t xml:space="preserve"> &lt;= </w:t>
-      </w:r>
-      <w:proofErr w:type="spellStart"/>
-      <w:r>
-        <w:rPr>
-          <w:rFonts w:ascii="Courier New" w:eastAsia="Courier New" w:hAnsi="Courier New" w:cs="Courier New"/>
-          <w:sz w:val="20"/>
-          <w:szCs w:val="20"/>
-        </w:rPr>
-        <w:t>bit_ptr</w:t>
-      </w:r>
-      <w:proofErr w:type="spellEnd"/>
-      <w:r>
-        <w:rPr>
-          <w:rFonts w:ascii="Courier New" w:eastAsia="Courier New" w:hAnsi="Courier New" w:cs="Courier New"/>
-          <w:sz w:val="20"/>
-          <w:szCs w:val="20"/>
-        </w:rPr>
-        <w:t xml:space="preserve"> - 1;</w:t>
-      </w:r>
-    </w:p>
-    <w:p>
-      <w:pPr>
-        <w:spacing w:after="120" w:line="240" w:lineRule="auto"/>
-        <w:rPr>
-          <w:rFonts w:ascii="Courier New" w:eastAsia="Courier New" w:hAnsi="Courier New" w:cs="Courier New"/>
-          <w:sz w:val="20"/>
-          <w:szCs w:val="20"/>
-        </w:rPr>
-      </w:pPr>
-      <w:r>
-        <w:rPr>
-          <w:rFonts w:ascii="Courier New" w:eastAsia="Courier New" w:hAnsi="Courier New" w:cs="Courier New"/>
-          <w:sz w:val="20"/>
-          <w:szCs w:val="20"/>
-        </w:rPr>
         <w:t xml:space="preserve">                </w:t>
       </w:r>
       <w:proofErr w:type="spellStart"/>
@@ -20461,7 +20502,6 @@
           <w:b/>
           <w:bCs/>
         </w:rPr>
-        <w:lastRenderedPageBreak/>
         <w:t>bit_ptr</w:t>
       </w:r>
       <w:proofErr w:type="spellEnd"/>
@@ -22105,6 +22145,7 @@
           <w:sz w:val="20"/>
           <w:szCs w:val="20"/>
         </w:rPr>
+        <w:lastRenderedPageBreak/>
         <w:t xml:space="preserve">        </w:t>
       </w:r>
       <w:proofErr w:type="spellStart"/>
@@ -22339,7 +22380,6 @@
           <w:sz w:val="20"/>
           <w:szCs w:val="20"/>
         </w:rPr>
-        <w:lastRenderedPageBreak/>
         <w:t xml:space="preserve">            </w:t>
       </w:r>
       <w:proofErr w:type="spellStart"/>
@@ -25909,7 +25949,6 @@
   <w:style w:type="character" w:default="1" w:styleId="Fontepargpadro">
     <w:name w:val="Default Paragraph Font"/>
     <w:uiPriority w:val="1"/>
-    <w:semiHidden/>
     <w:unhideWhenUsed/>
   </w:style>
   <w:style w:type="table" w:default="1" w:styleId="Tabelanormal">
@@ -26276,6 +26315,49 @@
       <w:u w:val="single"/>
     </w:rPr>
   </w:style>
+  <w:style w:type="paragraph" w:customStyle="1" w:styleId="Estilo5">
+    <w:name w:val="Estilo5"/>
+    <w:basedOn w:val="Normal"/>
+    <w:link w:val="Estilo5Char"/>
+    <w:qFormat/>
+    <w:rsid w:val="00A7561B"/>
+    <w:pPr>
+      <w:pBdr>
+        <w:top w:val="nil"/>
+        <w:left w:val="nil"/>
+        <w:bottom w:val="nil"/>
+        <w:right w:val="nil"/>
+        <w:between w:val="nil"/>
+      </w:pBdr>
+      <w:ind w:firstLine="576"/>
+    </w:pPr>
+    <w:rPr>
+      <w:rFonts w:ascii="Arial" w:eastAsia="Arial" w:hAnsi="Arial" w:cs="Arial"/>
+      <w:color w:val="000000"/>
+    </w:rPr>
+  </w:style>
+  <w:style w:type="character" w:customStyle="1" w:styleId="Estilo5Char">
+    <w:name w:val="Estilo5 Char"/>
+    <w:basedOn w:val="Fontepargpadro"/>
+    <w:link w:val="Estilo5"/>
+    <w:rsid w:val="00A7561B"/>
+    <w:rPr>
+      <w:rFonts w:ascii="Arial" w:eastAsia="Arial" w:hAnsi="Arial" w:cs="Arial"/>
+      <w:color w:val="000000"/>
+    </w:rPr>
+  </w:style>
+  <w:style w:type="paragraph" w:styleId="NormalWeb">
+    <w:name w:val="Normal (Web)"/>
+    <w:basedOn w:val="Normal"/>
+    <w:uiPriority w:val="99"/>
+    <w:semiHidden/>
+    <w:unhideWhenUsed/>
+    <w:rsid w:val="000439CE"/>
+    <w:pPr>
+      <w:spacing w:before="100" w:beforeAutospacing="1" w:after="100" w:afterAutospacing="1" w:line="240" w:lineRule="auto"/>
+      <w:jc w:val="left"/>
+    </w:pPr>
+  </w:style>
 </w:styles>
 </file>
 
